--- a/docs/项目总览README.docx
+++ b/docs/项目总览README.docx
@@ -29,7 +29,7 @@
           <w:color w:val="555555"/>
           <w:sz w:val="19"/>
         </w:rPr>
-        <w:t>文档版本：v1.0 ｜ 更新日期：2026-09-14 ｜ 关联设计稿：broadband-design/index.html（v1.9）</w:t>
+        <w:t>文档版本：v1.1 ｜ 更新日期：2026-09-14 ｜ 关联设计稿：broadband-design/index.html（v1.9）    **v1.1 变更**：PC 后台 `web-admin`（Vue 3）与本后端安全体系（Spring Security 6 + JWT + RBAC）落地；  后端模块 3→4（新增 `system`）、接口 13→45、表 17→25。</w:t>
       </w:r>
     </w:p>
     <w:p>
@@ -80,7 +80,7 @@
           <w:b/>
           <w:sz w:val="21"/>
         </w:rPr>
-        <w:t>PC 后台管理系统（规划中）</w:t>
+        <w:t>PC 后台管理系统（web-admin，Vue 3，已落地）</w:t>
       </w:r>
       <w:r>
         <w:rPr>
@@ -96,7 +96,7 @@
           <w:b/>
           <w:sz w:val="21"/>
         </w:rPr>
-        <w:t>后端服务（Spring Boot）</w:t>
+        <w:t>后端服务（Spring Boot 单体）</w:t>
       </w:r>
       <w:r>
         <w:rPr>
@@ -142,7 +142,7 @@
           <w:color w:val="555555"/>
           <w:sz w:val="19"/>
         </w:rPr>
-        <w:t>**架构决策（已锁定）**：采用 **单体架构** —— 后端为 **单一 Spring Boot 应用**，**不引入 Spring Cloud / 微服务 / 服务注册发现 / 分布式网关**；前端 PC 后台为 **Vue 3 单页应用**，经 Nginx 反向代理直连后端 `:8082`。后端业务模块 **上限 5 个**（当前 3 个，已封顶：community / install / product）。配置优先使用 Spring Boot 原生（`application.yml` + 环境变量），外部配置中心（含 Apollo）暂不引入。</w:t>
+        <w:t>**架构决策（已锁定）**：采用 **单体架构** —— 后端为 **单一 Spring Boot 应用**，**不引入 Spring Cloud / 微服务 / 服务注册发现 / 分布式网关**；前端 PC 后台为 **Vue 3 单页应用**，经 Nginx 反向代理直连后端 `:8082`。后端业务模块 **上限 5 个**（当前 4 个：community / install / product / system）。配置优先使用 Spring Boot 原生（`application.yml` + 环境变量），外部配置中心（含 Apollo）暂不引入。</w:t>
       </w:r>
     </w:p>
     <w:tbl>
@@ -285,7 +285,7 @@
                 <w:b w:val="0"/>
                 <w:sz w:val="19"/>
               </w:rPr>
-              <w:t>✅ 骨架落地（7 页）</w:t>
+              <w:t>🟡 客户端骨架落地（7 页）；师傅端待建</w:t>
             </w:r>
           </w:p>
         </w:tc>
@@ -335,7 +335,7 @@
                 <w:b w:val="0"/>
                 <w:sz w:val="19"/>
               </w:rPr>
-              <w:t>Vue 3 + Element Plus + Pinia + Vue Router + Vite（单页应用，直连后端）</w:t>
+              <w:t>Vue 3 + Element Plus（按需引入）+ Pinia + Vue Router + Vite</w:t>
             </w:r>
           </w:p>
         </w:tc>
@@ -359,7 +359,7 @@
                 <w:b w:val="0"/>
                 <w:sz w:val="19"/>
               </w:rPr>
-              <w:t>⬜ 规划中</w:t>
+              <w:t>✅ 已落地（22 业务页 / 22 路由）</w:t>
             </w:r>
           </w:p>
         </w:tc>
@@ -407,7 +407,7 @@
                 <w:b w:val="0"/>
                 <w:sz w:val="19"/>
               </w:rPr>
-              <w:t>Spring Boot 3.2.1 + MyBatis-Plus 3.5.5 + JDK 21 + Maven，单体应用，端口 8082</w:t>
+              <w:t>Spring Boot 3.2.1 + MyBatis-Plus（boot3 starter）+ JDK 21 + Maven，单体应用，端口 8082</w:t>
             </w:r>
           </w:p>
         </w:tc>
@@ -430,7 +430,7 @@
                 <w:b w:val="0"/>
                 <w:sz w:val="19"/>
               </w:rPr>
-              <w:t>✅ 3 模块 / 13 接口（已封顶 ≤5）</w:t>
+              <w:t>✅ 4 模块 / 45 接口</w:t>
             </w:r>
           </w:p>
         </w:tc>
@@ -480,7 +480,7 @@
                 <w:b w:val="0"/>
                 <w:sz w:val="19"/>
               </w:rPr>
-              <w:t>MySQL（建表 SQL 已规划，驱动待接入）</w:t>
+              <w:t>MySQL 8.4（25 张表 + 幂等初始化脚本，启动自动建表）</w:t>
             </w:r>
           </w:p>
         </w:tc>
@@ -504,7 +504,7 @@
                 <w:b w:val="0"/>
                 <w:sz w:val="19"/>
               </w:rPr>
-              <w:t>⬜ 规划中</w:t>
+              <w:t>✅ 已接入</w:t>
             </w:r>
           </w:p>
         </w:tc>
@@ -552,7 +552,7 @@
                 <w:b w:val="0"/>
                 <w:sz w:val="19"/>
               </w:rPr>
-              <w:t>Spring Security 6 + JWT（RBAC，单体内置）</w:t>
+              <w:t>Spring Security 6 + 自研 JWT（HS256，零三方依赖）+ RBAC</w:t>
             </w:r>
           </w:p>
         </w:tc>
@@ -575,7 +575,7 @@
                 <w:b w:val="0"/>
                 <w:sz w:val="19"/>
               </w:rPr>
-              <w:t>⬜ 规划中</w:t>
+              <w:t>✅ 已落地（5 角色 / 21 权限码）</w:t>
             </w:r>
           </w:p>
         </w:tc>
@@ -747,7 +747,88 @@
           <w:b w:val="0"/>
           <w:sz w:val="18"/>
         </w:rPr>
-        <w:t>├── backend/                      # Spring Boot 后端</w:t>
+        <w:t>├── web-admin/                    # ★ PC 运营后台（Vue 3 单页应用）</w:t>
+        <w:br/>
+      </w:r>
+      <w:r>
+        <w:rPr>
+          <w:rFonts w:ascii="Consolas" w:hAnsi="Consolas" w:eastAsia="Consolas"/>
+          <w:b w:val="0"/>
+          <w:sz w:val="18"/>
+        </w:rPr>
+        <w:t>│   ├── vite.config.js            # 按需引入 Element Plus + /api 代理到 :8082</w:t>
+        <w:br/>
+      </w:r>
+      <w:r>
+        <w:rPr>
+          <w:rFonts w:ascii="Consolas" w:hAnsi="Consolas" w:eastAsia="Consolas"/>
+          <w:b w:val="0"/>
+          <w:sz w:val="18"/>
+        </w:rPr>
+        <w:t>│   ├── .env.development / .env.production</w:t>
+        <w:br/>
+      </w:r>
+      <w:r>
+        <w:rPr>
+          <w:rFonts w:ascii="Consolas" w:hAnsi="Consolas" w:eastAsia="Consolas"/>
+          <w:b w:val="0"/>
+          <w:sz w:val="18"/>
+        </w:rPr>
+        <w:t>│   └── src/</w:t>
+        <w:br/>
+      </w:r>
+      <w:r>
+        <w:rPr>
+          <w:rFonts w:ascii="Consolas" w:hAnsi="Consolas" w:eastAsia="Consolas"/>
+          <w:b w:val="0"/>
+          <w:sz w:val="18"/>
+        </w:rPr>
+        <w:t>│       ├── api/                  # request.js（token 注入 + 401 处理）+ auth/business/system</w:t>
+        <w:br/>
+      </w:r>
+      <w:r>
+        <w:rPr>
+          <w:rFonts w:ascii="Consolas" w:hAnsi="Consolas" w:eastAsia="Consolas"/>
+          <w:b w:val="0"/>
+          <w:sz w:val="18"/>
+        </w:rPr>
+        <w:t>│       ├── layout/               # 侧边栏（后端菜单树驱动）/ 顶栏 / 面包屑</w:t>
+        <w:br/>
+      </w:r>
+      <w:r>
+        <w:rPr>
+          <w:rFonts w:ascii="Consolas" w:hAnsi="Consolas" w:eastAsia="Consolas"/>
+          <w:b w:val="0"/>
+          <w:sz w:val="18"/>
+        </w:rPr>
+        <w:t>│       ├── router/               # routes.js（22 条路由，meta.perm 与后端权限码同源）</w:t>
+        <w:br/>
+      </w:r>
+      <w:r>
+        <w:rPr>
+          <w:rFonts w:ascii="Consolas" w:hAnsi="Consolas" w:eastAsia="Consolas"/>
+          <w:b w:val="0"/>
+          <w:sz w:val="18"/>
+        </w:rPr>
+        <w:t>│       ├── store/                # user（token + profile + menus）/ app</w:t>
+        <w:br/>
+      </w:r>
+      <w:r>
+        <w:rPr>
+          <w:rFonts w:ascii="Consolas" w:hAnsi="Consolas" w:eastAsia="Consolas"/>
+          <w:b w:val="0"/>
+          <w:sz w:val="18"/>
+        </w:rPr>
+        <w:t>│       └── views/                # 25 个 .vue 页面</w:t>
+        <w:br/>
+      </w:r>
+      <w:r>
+        <w:rPr>
+          <w:rFonts w:ascii="Consolas" w:hAnsi="Consolas" w:eastAsia="Consolas"/>
+          <w:b w:val="0"/>
+          <w:sz w:val="18"/>
+        </w:rPr>
+        <w:t>├── backend/                      # Spring Boot 后端（单体）</w:t>
         <w:br/>
       </w:r>
       <w:r>
@@ -774,7 +855,7 @@
           <w:b w:val="0"/>
           <w:sz w:val="18"/>
         </w:rPr>
-        <w:t>│   │   ├── community/  install/  product/   # 3 个业务模块（install=派单+装维SLA；product=套餐+升级+流量）</w:t>
+        <w:t>│   │   ├── community/  install/  product/  system/   # 4 个业务模块 + common 公共层</w:t>
         <w:br/>
       </w:r>
       <w:r>
@@ -783,7 +864,34 @@
           <w:b w:val="0"/>
           <w:sz w:val="18"/>
         </w:rPr>
-        <w:t>│   ├── README.md / SLA.md / PKG_TRAFFIC.md               # 模块级说明</w:t>
+        <w:t>│   ├── src/main/resources/</w:t>
+        <w:br/>
+      </w:r>
+      <w:r>
+        <w:rPr>
+          <w:rFonts w:ascii="Consolas" w:hAnsi="Consolas" w:eastAsia="Consolas"/>
+          <w:b w:val="0"/>
+          <w:sz w:val="18"/>
+        </w:rPr>
+        <w:t>│   │   ├── application.yml        # 数据源/端口（环境变量注入，密码不落盘）</w:t>
+        <w:br/>
+      </w:r>
+      <w:r>
+        <w:rPr>
+          <w:rFonts w:ascii="Consolas" w:hAnsi="Consolas" w:eastAsia="Consolas"/>
+          <w:b w:val="0"/>
+          <w:sz w:val="18"/>
+        </w:rPr>
+        <w:t>│   │   └── db/schema.sql + data.sql  # 25 张表（幂等，启动自动执行）</w:t>
+        <w:br/>
+      </w:r>
+      <w:r>
+        <w:rPr>
+          <w:rFonts w:ascii="Consolas" w:hAnsi="Consolas" w:eastAsia="Consolas"/>
+          <w:b w:val="0"/>
+          <w:sz w:val="18"/>
+        </w:rPr>
+        <w:t>│   └── README.md / SLA.md / PKG_TRAFFIC.md / RBAC.md   # 模块级说明</w:t>
         <w:br/>
       </w:r>
       <w:r>
@@ -1445,7 +1553,7 @@
           <w:color w:val="1F4E79"/>
           <w:sz w:val="25"/>
         </w:rPr>
-        <w:t>4.2 PC 后台（web-admin）— 规划中</w:t>
+        <w:t>4.2 PC 后台（web-admin）— 已落地</w:t>
       </w:r>
     </w:p>
     <w:p>
@@ -1458,7 +1566,786 @@
           <w:b w:val="0"/>
           <w:sz w:val="21"/>
         </w:rPr>
-        <w:t>设计稿 v1.9 已规划约 16 个后台模块（权限管理、性能监控、套餐管理、小区覆盖管理、安装工单 / 派单调度、worker 容量配置、流量监控、套餐升级管理等）。工程尚未建立，技术栈定型为 Vue 3 + Element Plus + Pinia。</w:t>
+        <w:t>Vue 3 + Element Plus（按需引入，未全量引样式）+ Pinia + Vue Router（history 模式）+ Vite。设计稿 v1.9 规划的</w:t>
+      </w:r>
+    </w:p>
+    <w:p>
+      <w:pPr>
+        <w:spacing w:after="0"/>
+      </w:pPr>
+      <w:r>
+        <w:rPr>
+          <w:rFonts w:ascii="宋体" w:hAnsi="宋体" w:eastAsia="宋体"/>
+          <w:b w:val="0"/>
+          <w:sz w:val="21"/>
+        </w:rPr>
+        <w:t xml:space="preserve">16 个后台模块已全部落地为 </w:t>
+      </w:r>
+      <w:r>
+        <w:rPr>
+          <w:rFonts w:ascii="宋体" w:hAnsi="宋体" w:eastAsia="宋体"/>
+          <w:b/>
+          <w:sz w:val="21"/>
+        </w:rPr>
+        <w:t>22 个业务页面 / 22 条路由</w:t>
+      </w:r>
+      <w:r>
+        <w:rPr>
+          <w:rFonts w:ascii="宋体" w:hAnsi="宋体" w:eastAsia="宋体"/>
+          <w:b w:val="0"/>
+          <w:sz w:val="21"/>
+        </w:rPr>
+        <w:t>（另含登录页与 403 / 404）：</w:t>
+      </w:r>
+    </w:p>
+    <w:tbl>
+      <w:tblPr>
+        <w:tblStyle w:val="TableGrid"/>
+        <w:tblW w:type="auto" w:w="0"/>
+        <w:jc w:val="center"/>
+        <w:tblLook w:firstColumn="1" w:firstRow="1" w:lastColumn="0" w:lastRow="0" w:noHBand="0" w:noVBand="1" w:val="04A0"/>
+      </w:tblPr>
+      <w:tblGrid>
+        <w:gridCol w:w="4320"/>
+        <w:gridCol w:w="4320"/>
+      </w:tblGrid>
+      <w:tr>
+        <w:tc>
+          <w:tcPr>
+            <w:tcW w:type="dxa" w:w="4320"/>
+            <w:shd w:val="clear" w:color="auto" w:fill="1F4E79"/>
+          </w:tcPr>
+          <w:p>
+            <w:pPr>
+              <w:spacing w:after="0" w:before="0"/>
+            </w:pPr>
+            <w:r>
+              <w:rPr>
+                <w:rFonts w:ascii="微软雅黑" w:hAnsi="微软雅黑" w:eastAsia="微软雅黑"/>
+                <w:b/>
+                <w:color w:val="FFFFFF"/>
+                <w:sz w:val="19"/>
+              </w:rPr>
+              <w:t>分组</w:t>
+            </w:r>
+          </w:p>
+        </w:tc>
+        <w:tc>
+          <w:tcPr>
+            <w:tcW w:type="dxa" w:w="4320"/>
+            <w:shd w:val="clear" w:color="auto" w:fill="1F4E79"/>
+          </w:tcPr>
+          <w:p>
+            <w:pPr>
+              <w:spacing w:after="0" w:before="0"/>
+            </w:pPr>
+            <w:r>
+              <w:rPr>
+                <w:rFonts w:ascii="微软雅黑" w:hAnsi="微软雅黑" w:eastAsia="微软雅黑"/>
+                <w:b/>
+                <w:color w:val="FFFFFF"/>
+                <w:sz w:val="19"/>
+              </w:rPr>
+              <w:t>页面</w:t>
+            </w:r>
+          </w:p>
+        </w:tc>
+      </w:tr>
+      <w:tr>
+        <w:tc>
+          <w:tcPr>
+            <w:tcW w:type="dxa" w:w="4320"/>
+          </w:tcPr>
+          <w:p>
+            <w:pPr>
+              <w:spacing w:after="0" w:before="0"/>
+            </w:pPr>
+          </w:p>
+          <w:p>
+            <w:pPr>
+              <w:spacing w:after="0"/>
+            </w:pPr>
+            <w:r>
+              <w:rPr>
+                <w:rFonts w:ascii="宋体" w:hAnsi="宋体" w:eastAsia="宋体"/>
+                <w:b w:val="0"/>
+                <w:sz w:val="19"/>
+              </w:rPr>
+              <w:t>经营总览</w:t>
+            </w:r>
+          </w:p>
+        </w:tc>
+        <w:tc>
+          <w:tcPr>
+            <w:tcW w:type="dxa" w:w="4320"/>
+          </w:tcPr>
+          <w:p>
+            <w:pPr>
+              <w:spacing w:after="0" w:before="0"/>
+            </w:pPr>
+          </w:p>
+          <w:p>
+            <w:pPr>
+              <w:spacing w:after="0"/>
+            </w:pPr>
+            <w:r>
+              <w:rPr>
+                <w:rFonts w:ascii="宋体" w:hAnsi="宋体" w:eastAsia="宋体"/>
+                <w:b w:val="0"/>
+                <w:sz w:val="19"/>
+              </w:rPr>
+              <w:t xml:space="preserve">数据看板 </w:t>
+            </w:r>
+            <w:r>
+              <w:rPr>
+                <w:rFonts w:ascii="Consolas" w:hAnsi="Consolas" w:eastAsia="Consolas"/>
+                <w:b w:val="0"/>
+                <w:sz w:val="19"/>
+              </w:rPr>
+              <w:t>/dashboard</w:t>
+            </w:r>
+          </w:p>
+        </w:tc>
+      </w:tr>
+      <w:tr>
+        <w:tc>
+          <w:tcPr>
+            <w:tcW w:type="dxa" w:w="4320"/>
+            <w:shd w:val="clear" w:color="auto" w:fill="F4F7FB"/>
+          </w:tcPr>
+          <w:p>
+            <w:pPr>
+              <w:spacing w:after="0" w:before="0"/>
+            </w:pPr>
+          </w:p>
+          <w:p>
+            <w:pPr>
+              <w:spacing w:after="0"/>
+            </w:pPr>
+            <w:r>
+              <w:rPr>
+                <w:rFonts w:ascii="宋体" w:hAnsi="宋体" w:eastAsia="宋体"/>
+                <w:b w:val="0"/>
+                <w:sz w:val="19"/>
+              </w:rPr>
+              <w:t>业务办理</w:t>
+            </w:r>
+          </w:p>
+        </w:tc>
+        <w:tc>
+          <w:tcPr>
+            <w:tcW w:type="dxa" w:w="4320"/>
+            <w:shd w:val="clear" w:color="auto" w:fill="F4F7FB"/>
+          </w:tcPr>
+          <w:p>
+            <w:pPr>
+              <w:spacing w:after="0" w:before="0"/>
+            </w:pPr>
+          </w:p>
+          <w:p>
+            <w:pPr>
+              <w:spacing w:after="0"/>
+            </w:pPr>
+            <w:r>
+              <w:rPr>
+                <w:rFonts w:ascii="宋体" w:hAnsi="宋体" w:eastAsia="宋体"/>
+                <w:b w:val="0"/>
+                <w:sz w:val="19"/>
+              </w:rPr>
+              <w:t xml:space="preserve">订单 </w:t>
+            </w:r>
+            <w:r>
+              <w:rPr>
+                <w:rFonts w:ascii="Consolas" w:hAnsi="Consolas" w:eastAsia="Consolas"/>
+                <w:b w:val="0"/>
+                <w:sz w:val="19"/>
+              </w:rPr>
+              <w:t>/order</w:t>
+            </w:r>
+            <w:r>
+              <w:rPr>
+                <w:rFonts w:ascii="宋体" w:hAnsi="宋体" w:eastAsia="宋体"/>
+                <w:b w:val="0"/>
+                <w:sz w:val="19"/>
+              </w:rPr>
+              <w:t xml:space="preserve">、客户 </w:t>
+            </w:r>
+            <w:r>
+              <w:rPr>
+                <w:rFonts w:ascii="Consolas" w:hAnsi="Consolas" w:eastAsia="Consolas"/>
+                <w:b w:val="0"/>
+                <w:sz w:val="19"/>
+              </w:rPr>
+              <w:t>/customer</w:t>
+            </w:r>
+            <w:r>
+              <w:rPr>
+                <w:rFonts w:ascii="宋体" w:hAnsi="宋体" w:eastAsia="宋体"/>
+                <w:b w:val="0"/>
+                <w:sz w:val="19"/>
+              </w:rPr>
+              <w:t xml:space="preserve">（含分层与升档抽屉）、套餐 </w:t>
+            </w:r>
+            <w:r>
+              <w:rPr>
+                <w:rFonts w:ascii="Consolas" w:hAnsi="Consolas" w:eastAsia="Consolas"/>
+                <w:b w:val="0"/>
+                <w:sz w:val="19"/>
+              </w:rPr>
+              <w:t>/package</w:t>
+            </w:r>
+            <w:r>
+              <w:rPr>
+                <w:rFonts w:ascii="宋体" w:hAnsi="宋体" w:eastAsia="宋体"/>
+                <w:b w:val="0"/>
+                <w:sz w:val="19"/>
+              </w:rPr>
+              <w:t xml:space="preserve">、套餐编辑 </w:t>
+            </w:r>
+            <w:r>
+              <w:rPr>
+                <w:rFonts w:ascii="Consolas" w:hAnsi="Consolas" w:eastAsia="Consolas"/>
+                <w:b w:val="0"/>
+                <w:sz w:val="19"/>
+              </w:rPr>
+              <w:t>/package/edit</w:t>
+            </w:r>
+            <w:r>
+              <w:rPr>
+                <w:rFonts w:ascii="宋体" w:hAnsi="宋体" w:eastAsia="宋体"/>
+                <w:b w:val="0"/>
+                <w:sz w:val="19"/>
+              </w:rPr>
+              <w:t xml:space="preserve">、套餐升级 </w:t>
+            </w:r>
+            <w:r>
+              <w:rPr>
+                <w:rFonts w:ascii="Consolas" w:hAnsi="Consolas" w:eastAsia="Consolas"/>
+                <w:b w:val="0"/>
+                <w:sz w:val="19"/>
+              </w:rPr>
+              <w:t>/package/upgrade</w:t>
+            </w:r>
+            <w:r>
+              <w:rPr>
+                <w:rFonts w:ascii="宋体" w:hAnsi="宋体" w:eastAsia="宋体"/>
+                <w:b w:val="0"/>
+                <w:sz w:val="19"/>
+              </w:rPr>
+              <w:t xml:space="preserve">、小区 </w:t>
+            </w:r>
+            <w:r>
+              <w:rPr>
+                <w:rFonts w:ascii="Consolas" w:hAnsi="Consolas" w:eastAsia="Consolas"/>
+                <w:b w:val="0"/>
+                <w:sz w:val="19"/>
+              </w:rPr>
+              <w:t>/community</w:t>
+            </w:r>
+            <w:r>
+              <w:rPr>
+                <w:rFonts w:ascii="宋体" w:hAnsi="宋体" w:eastAsia="宋体"/>
+                <w:b w:val="0"/>
+                <w:sz w:val="19"/>
+              </w:rPr>
+              <w:t xml:space="preserve">、小区编辑 </w:t>
+            </w:r>
+            <w:r>
+              <w:rPr>
+                <w:rFonts w:ascii="Consolas" w:hAnsi="Consolas" w:eastAsia="Consolas"/>
+                <w:b w:val="0"/>
+                <w:sz w:val="19"/>
+              </w:rPr>
+              <w:t>/community/edit</w:t>
+            </w:r>
+          </w:p>
+        </w:tc>
+      </w:tr>
+      <w:tr>
+        <w:tc>
+          <w:tcPr>
+            <w:tcW w:type="dxa" w:w="4320"/>
+          </w:tcPr>
+          <w:p>
+            <w:pPr>
+              <w:spacing w:after="0" w:before="0"/>
+            </w:pPr>
+          </w:p>
+          <w:p>
+            <w:pPr>
+              <w:spacing w:after="0"/>
+            </w:pPr>
+            <w:r>
+              <w:rPr>
+                <w:rFonts w:ascii="宋体" w:hAnsi="宋体" w:eastAsia="宋体"/>
+                <w:b w:val="0"/>
+                <w:sz w:val="19"/>
+              </w:rPr>
+              <w:t>装维履约</w:t>
+            </w:r>
+          </w:p>
+        </w:tc>
+        <w:tc>
+          <w:tcPr>
+            <w:tcW w:type="dxa" w:w="4320"/>
+          </w:tcPr>
+          <w:p>
+            <w:pPr>
+              <w:spacing w:after="0" w:before="0"/>
+            </w:pPr>
+          </w:p>
+          <w:p>
+            <w:pPr>
+              <w:spacing w:after="0"/>
+            </w:pPr>
+            <w:r>
+              <w:rPr>
+                <w:rFonts w:ascii="宋体" w:hAnsi="宋体" w:eastAsia="宋体"/>
+                <w:b w:val="0"/>
+                <w:sz w:val="19"/>
+              </w:rPr>
+              <w:t xml:space="preserve">工单池 </w:t>
+            </w:r>
+            <w:r>
+              <w:rPr>
+                <w:rFonts w:ascii="Consolas" w:hAnsi="Consolas" w:eastAsia="Consolas"/>
+                <w:b w:val="0"/>
+                <w:sz w:val="19"/>
+              </w:rPr>
+              <w:t>/workorder/pool</w:t>
+            </w:r>
+            <w:r>
+              <w:rPr>
+                <w:rFonts w:ascii="宋体" w:hAnsi="宋体" w:eastAsia="宋体"/>
+                <w:b w:val="0"/>
+                <w:sz w:val="19"/>
+              </w:rPr>
+              <w:t xml:space="preserve">、派单调度 </w:t>
+            </w:r>
+            <w:r>
+              <w:rPr>
+                <w:rFonts w:ascii="Consolas" w:hAnsi="Consolas" w:eastAsia="Consolas"/>
+                <w:b w:val="0"/>
+                <w:sz w:val="19"/>
+              </w:rPr>
+              <w:t>/workorder/dispatch</w:t>
+            </w:r>
+            <w:r>
+              <w:rPr>
+                <w:rFonts w:ascii="宋体" w:hAnsi="宋体" w:eastAsia="宋体"/>
+                <w:b w:val="0"/>
+                <w:sz w:val="19"/>
+              </w:rPr>
+              <w:t xml:space="preserve">、容量配置 </w:t>
+            </w:r>
+            <w:r>
+              <w:rPr>
+                <w:rFonts w:ascii="Consolas" w:hAnsi="Consolas" w:eastAsia="Consolas"/>
+                <w:b w:val="0"/>
+                <w:sz w:val="19"/>
+              </w:rPr>
+              <w:t>/workorder/capacity</w:t>
+            </w:r>
+            <w:r>
+              <w:rPr>
+                <w:rFonts w:ascii="宋体" w:hAnsi="宋体" w:eastAsia="宋体"/>
+                <w:b w:val="0"/>
+                <w:sz w:val="19"/>
+              </w:rPr>
+              <w:t xml:space="preserve">、调度规则 </w:t>
+            </w:r>
+            <w:r>
+              <w:rPr>
+                <w:rFonts w:ascii="Consolas" w:hAnsi="Consolas" w:eastAsia="Consolas"/>
+                <w:b w:val="0"/>
+                <w:sz w:val="19"/>
+              </w:rPr>
+              <w:t>/workorder/rules</w:t>
+            </w:r>
+            <w:r>
+              <w:rPr>
+                <w:rFonts w:ascii="宋体" w:hAnsi="宋体" w:eastAsia="宋体"/>
+                <w:b w:val="0"/>
+                <w:sz w:val="19"/>
+              </w:rPr>
+              <w:t xml:space="preserve">、装维 SLA 与赔付 </w:t>
+            </w:r>
+            <w:r>
+              <w:rPr>
+                <w:rFonts w:ascii="Consolas" w:hAnsi="Consolas" w:eastAsia="Consolas"/>
+                <w:b w:val="0"/>
+                <w:sz w:val="19"/>
+              </w:rPr>
+              <w:t>/sla</w:t>
+            </w:r>
+          </w:p>
+        </w:tc>
+      </w:tr>
+      <w:tr>
+        <w:tc>
+          <w:tcPr>
+            <w:tcW w:type="dxa" w:w="4320"/>
+            <w:shd w:val="clear" w:color="auto" w:fill="F4F7FB"/>
+          </w:tcPr>
+          <w:p>
+            <w:pPr>
+              <w:spacing w:after="0" w:before="0"/>
+            </w:pPr>
+          </w:p>
+          <w:p>
+            <w:pPr>
+              <w:spacing w:after="0"/>
+            </w:pPr>
+            <w:r>
+              <w:rPr>
+                <w:rFonts w:ascii="宋体" w:hAnsi="宋体" w:eastAsia="宋体"/>
+                <w:b w:val="0"/>
+                <w:sz w:val="19"/>
+              </w:rPr>
+              <w:t>运营支撑</w:t>
+            </w:r>
+          </w:p>
+        </w:tc>
+        <w:tc>
+          <w:tcPr>
+            <w:tcW w:type="dxa" w:w="4320"/>
+            <w:shd w:val="clear" w:color="auto" w:fill="F4F7FB"/>
+          </w:tcPr>
+          <w:p>
+            <w:pPr>
+              <w:spacing w:after="0" w:before="0"/>
+            </w:pPr>
+          </w:p>
+          <w:p>
+            <w:pPr>
+              <w:spacing w:after="0"/>
+            </w:pPr>
+            <w:r>
+              <w:rPr>
+                <w:rFonts w:ascii="宋体" w:hAnsi="宋体" w:eastAsia="宋体"/>
+                <w:b w:val="0"/>
+                <w:sz w:val="19"/>
+              </w:rPr>
+              <w:t xml:space="preserve">流量监控 </w:t>
+            </w:r>
+            <w:r>
+              <w:rPr>
+                <w:rFonts w:ascii="Consolas" w:hAnsi="Consolas" w:eastAsia="Consolas"/>
+                <w:b w:val="0"/>
+                <w:sz w:val="19"/>
+              </w:rPr>
+              <w:t>/traffic</w:t>
+            </w:r>
+            <w:r>
+              <w:rPr>
+                <w:rFonts w:ascii="宋体" w:hAnsi="宋体" w:eastAsia="宋体"/>
+                <w:b w:val="0"/>
+                <w:sz w:val="19"/>
+              </w:rPr>
+              <w:t xml:space="preserve">、投诉与评价 </w:t>
+            </w:r>
+            <w:r>
+              <w:rPr>
+                <w:rFonts w:ascii="Consolas" w:hAnsi="Consolas" w:eastAsia="Consolas"/>
+                <w:b w:val="0"/>
+                <w:sz w:val="19"/>
+              </w:rPr>
+              <w:t>/review</w:t>
+            </w:r>
+            <w:r>
+              <w:rPr>
+                <w:rFonts w:ascii="宋体" w:hAnsi="宋体" w:eastAsia="宋体"/>
+                <w:b w:val="0"/>
+                <w:sz w:val="19"/>
+              </w:rPr>
+              <w:t xml:space="preserve">、销售管理 </w:t>
+            </w:r>
+            <w:r>
+              <w:rPr>
+                <w:rFonts w:ascii="Consolas" w:hAnsi="Consolas" w:eastAsia="Consolas"/>
+                <w:b w:val="0"/>
+                <w:sz w:val="19"/>
+              </w:rPr>
+              <w:t>/sales</w:t>
+            </w:r>
+            <w:r>
+              <w:rPr>
+                <w:rFonts w:ascii="宋体" w:hAnsi="宋体" w:eastAsia="宋体"/>
+                <w:b w:val="0"/>
+                <w:sz w:val="19"/>
+              </w:rPr>
+              <w:t xml:space="preserve">、财务管理 </w:t>
+            </w:r>
+            <w:r>
+              <w:rPr>
+                <w:rFonts w:ascii="Consolas" w:hAnsi="Consolas" w:eastAsia="Consolas"/>
+                <w:b w:val="0"/>
+                <w:sz w:val="19"/>
+              </w:rPr>
+              <w:t>/finance</w:t>
+            </w:r>
+          </w:p>
+        </w:tc>
+      </w:tr>
+      <w:tr>
+        <w:tc>
+          <w:tcPr>
+            <w:tcW w:type="dxa" w:w="4320"/>
+          </w:tcPr>
+          <w:p>
+            <w:pPr>
+              <w:spacing w:after="0" w:before="0"/>
+            </w:pPr>
+          </w:p>
+          <w:p>
+            <w:pPr>
+              <w:spacing w:after="0"/>
+            </w:pPr>
+            <w:r>
+              <w:rPr>
+                <w:rFonts w:ascii="宋体" w:hAnsi="宋体" w:eastAsia="宋体"/>
+                <w:b w:val="0"/>
+                <w:sz w:val="19"/>
+              </w:rPr>
+              <w:t>系统管理</w:t>
+            </w:r>
+          </w:p>
+        </w:tc>
+        <w:tc>
+          <w:tcPr>
+            <w:tcW w:type="dxa" w:w="4320"/>
+          </w:tcPr>
+          <w:p>
+            <w:pPr>
+              <w:spacing w:after="0" w:before="0"/>
+            </w:pPr>
+          </w:p>
+          <w:p>
+            <w:pPr>
+              <w:spacing w:after="0"/>
+            </w:pPr>
+            <w:r>
+              <w:rPr>
+                <w:rFonts w:ascii="宋体" w:hAnsi="宋体" w:eastAsia="宋体"/>
+                <w:b w:val="0"/>
+                <w:sz w:val="19"/>
+              </w:rPr>
+              <w:t xml:space="preserve">用户 </w:t>
+            </w:r>
+            <w:r>
+              <w:rPr>
+                <w:rFonts w:ascii="Consolas" w:hAnsi="Consolas" w:eastAsia="Consolas"/>
+                <w:b w:val="0"/>
+                <w:sz w:val="19"/>
+              </w:rPr>
+              <w:t>/system/user</w:t>
+            </w:r>
+            <w:r>
+              <w:rPr>
+                <w:rFonts w:ascii="宋体" w:hAnsi="宋体" w:eastAsia="宋体"/>
+                <w:b w:val="0"/>
+                <w:sz w:val="19"/>
+              </w:rPr>
+              <w:t xml:space="preserve">、角色 </w:t>
+            </w:r>
+            <w:r>
+              <w:rPr>
+                <w:rFonts w:ascii="Consolas" w:hAnsi="Consolas" w:eastAsia="Consolas"/>
+                <w:b w:val="0"/>
+                <w:sz w:val="19"/>
+              </w:rPr>
+              <w:t>/system/role</w:t>
+            </w:r>
+            <w:r>
+              <w:rPr>
+                <w:rFonts w:ascii="宋体" w:hAnsi="宋体" w:eastAsia="宋体"/>
+                <w:b w:val="0"/>
+                <w:sz w:val="19"/>
+              </w:rPr>
+              <w:t xml:space="preserve">、菜单 </w:t>
+            </w:r>
+            <w:r>
+              <w:rPr>
+                <w:rFonts w:ascii="Consolas" w:hAnsi="Consolas" w:eastAsia="Consolas"/>
+                <w:b w:val="0"/>
+                <w:sz w:val="19"/>
+              </w:rPr>
+              <w:t>/system/menu</w:t>
+            </w:r>
+            <w:r>
+              <w:rPr>
+                <w:rFonts w:ascii="宋体" w:hAnsi="宋体" w:eastAsia="宋体"/>
+                <w:b w:val="0"/>
+                <w:sz w:val="19"/>
+              </w:rPr>
+              <w:t xml:space="preserve">、操作日志 </w:t>
+            </w:r>
+            <w:r>
+              <w:rPr>
+                <w:rFonts w:ascii="Consolas" w:hAnsi="Consolas" w:eastAsia="Consolas"/>
+                <w:b w:val="0"/>
+                <w:sz w:val="19"/>
+              </w:rPr>
+              <w:t>/system/log</w:t>
+            </w:r>
+            <w:r>
+              <w:rPr>
+                <w:rFonts w:ascii="宋体" w:hAnsi="宋体" w:eastAsia="宋体"/>
+                <w:b w:val="0"/>
+                <w:sz w:val="19"/>
+              </w:rPr>
+              <w:t xml:space="preserve">、性能监控 </w:t>
+            </w:r>
+            <w:r>
+              <w:rPr>
+                <w:rFonts w:ascii="Consolas" w:hAnsi="Consolas" w:eastAsia="Consolas"/>
+                <w:b w:val="0"/>
+                <w:sz w:val="19"/>
+              </w:rPr>
+              <w:t>/monitor</w:t>
+            </w:r>
+          </w:p>
+        </w:tc>
+      </w:tr>
+    </w:tbl>
+    <w:p>
+      <w:pPr>
+        <w:spacing w:after="80"/>
+      </w:pPr>
+    </w:p>
+    <w:p>
+      <w:pPr>
+        <w:spacing w:after="0"/>
+      </w:pPr>
+      <w:r>
+        <w:rPr>
+          <w:rFonts w:ascii="宋体" w:hAnsi="宋体" w:eastAsia="宋体"/>
+          <w:b w:val="0"/>
+          <w:sz w:val="21"/>
+        </w:rPr>
+        <w:t xml:space="preserve">关键设计：① </w:t>
+      </w:r>
+      <w:r>
+        <w:rPr>
+          <w:rFonts w:ascii="宋体" w:hAnsi="宋体" w:eastAsia="宋体"/>
+          <w:b/>
+          <w:sz w:val="21"/>
+        </w:rPr>
+        <w:t>菜单树由后端驱动</w:t>
+      </w:r>
+      <w:r>
+        <w:rPr>
+          <w:rFonts w:ascii="宋体" w:hAnsi="宋体" w:eastAsia="宋体"/>
+          <w:b w:val="0"/>
+          <w:sz w:val="21"/>
+        </w:rPr>
+        <w:t xml:space="preserve">——侧边栏不写死，登录后取 </w:t>
+      </w:r>
+      <w:r>
+        <w:rPr>
+          <w:rFonts w:ascii="Consolas" w:hAnsi="Consolas" w:eastAsia="Consolas"/>
+          <w:b w:val="0"/>
+          <w:sz w:val="21"/>
+        </w:rPr>
+        <w:t>/api/auth/me</w:t>
+      </w:r>
+      <w:r>
+        <w:rPr>
+          <w:rFonts w:ascii="宋体" w:hAnsi="宋体" w:eastAsia="宋体"/>
+          <w:b w:val="0"/>
+          <w:sz w:val="21"/>
+        </w:rPr>
+        <w:t xml:space="preserve"> 的 </w:t>
+      </w:r>
+      <w:r>
+        <w:rPr>
+          <w:rFonts w:ascii="Consolas" w:hAnsi="Consolas" w:eastAsia="Consolas"/>
+          <w:b w:val="0"/>
+          <w:sz w:val="21"/>
+        </w:rPr>
+        <w:t>menus</w:t>
+      </w:r>
+      <w:r>
+        <w:rPr>
+          <w:rFonts w:ascii="宋体" w:hAnsi="宋体" w:eastAsia="宋体"/>
+          <w:b w:val="0"/>
+          <w:sz w:val="21"/>
+        </w:rPr>
+        <w:t xml:space="preserve"> 渲染，与 </w:t>
+      </w:r>
+      <w:r>
+        <w:rPr>
+          <w:rFonts w:ascii="Consolas" w:hAnsi="Consolas" w:eastAsia="Consolas"/>
+          <w:b w:val="0"/>
+          <w:sz w:val="21"/>
+        </w:rPr>
+        <w:t>@PreAuthorize</w:t>
+      </w:r>
+      <w:r>
+        <w:rPr>
+          <w:rFonts w:ascii="宋体" w:hAnsi="宋体" w:eastAsia="宋体"/>
+          <w:b w:val="0"/>
+          <w:sz w:val="21"/>
+        </w:rPr>
+        <w:t xml:space="preserve"> 权限码同源；</w:t>
+      </w:r>
+    </w:p>
+    <w:p>
+      <w:pPr>
+        <w:spacing w:after="0"/>
+      </w:pPr>
+      <w:r>
+        <w:rPr>
+          <w:rFonts w:ascii="宋体" w:hAnsi="宋体" w:eastAsia="宋体"/>
+          <w:b w:val="0"/>
+          <w:sz w:val="21"/>
+        </w:rPr>
+        <w:t xml:space="preserve">② </w:t>
+      </w:r>
+      <w:r>
+        <w:rPr>
+          <w:rFonts w:ascii="宋体" w:hAnsi="宋体" w:eastAsia="宋体"/>
+          <w:b/>
+          <w:sz w:val="21"/>
+        </w:rPr>
+        <w:t>路由守卫 + `v-perm` 指令</w:t>
+      </w:r>
+      <w:r>
+        <w:rPr>
+          <w:rFonts w:ascii="宋体" w:hAnsi="宋体" w:eastAsia="宋体"/>
+          <w:b w:val="0"/>
+          <w:sz w:val="21"/>
+        </w:rPr>
+        <w:t>——无 token 跳登录，越权菜单不渲染；</w:t>
+      </w:r>
+    </w:p>
+    <w:p>
+      <w:pPr>
+        <w:spacing w:after="0"/>
+      </w:pPr>
+      <w:r>
+        <w:rPr>
+          <w:rFonts w:ascii="宋体" w:hAnsi="宋体" w:eastAsia="宋体"/>
+          <w:b w:val="0"/>
+          <w:sz w:val="21"/>
+        </w:rPr>
+        <w:t xml:space="preserve">③ </w:t>
+      </w:r>
+      <w:r>
+        <w:rPr>
+          <w:rFonts w:ascii="宋体" w:hAnsi="宋体" w:eastAsia="宋体"/>
+          <w:b/>
+          <w:sz w:val="21"/>
+        </w:rPr>
+        <w:t>演示兜底</w:t>
+      </w:r>
+      <w:r>
+        <w:rPr>
+          <w:rFonts w:ascii="宋体" w:hAnsi="宋体" w:eastAsia="宋体"/>
+          <w:b w:val="0"/>
+          <w:sz w:val="21"/>
+        </w:rPr>
+        <w:t>——接口不可达时降级为内置演示数据并标注「演示数据」，保证演示不中断。</w:t>
       </w:r>
     </w:p>
     <w:p>
@@ -1472,7 +2359,7 @@
           <w:color w:val="1F4E79"/>
           <w:sz w:val="25"/>
         </w:rPr>
-        <w:t>4.3 后端服务 — 3 个模块 / 13 个接口</w:t>
+        <w:t>4.3 后端服务 — 4 个模块 / 45 个接口</w:t>
       </w:r>
     </w:p>
     <w:p>
@@ -1517,7 +2404,7 @@
           <w:b w:val="0"/>
           <w:sz w:val="21"/>
         </w:rPr>
-        <w:t xml:space="preserve"> 独立运行）+ Spring 适配层（Mapper / Service / Controller）」的同构分层。原 5 个模块已于 2026-09-14 合并为 3 个：</w:t>
+        <w:t xml:space="preserve"> 独立运行）+ Spring 适配层（Mapper / Service / Controller）」的同构分层。</w:t>
       </w:r>
     </w:p>
     <w:tbl>
@@ -1528,17 +2415,16 @@
         <w:tblLook w:firstColumn="1" w:firstRow="1" w:lastColumn="0" w:lastRow="0" w:noHBand="0" w:noVBand="1" w:val="04A0"/>
       </w:tblPr>
       <w:tblGrid>
-        <w:gridCol w:w="1440"/>
-        <w:gridCol w:w="1440"/>
-        <w:gridCol w:w="1440"/>
-        <w:gridCol w:w="1440"/>
-        <w:gridCol w:w="1440"/>
-        <w:gridCol w:w="1440"/>
+        <w:gridCol w:w="1728"/>
+        <w:gridCol w:w="1728"/>
+        <w:gridCol w:w="1728"/>
+        <w:gridCol w:w="1728"/>
+        <w:gridCol w:w="1728"/>
       </w:tblGrid>
       <w:tr>
         <w:tc>
           <w:tcPr>
-            <w:tcW w:type="dxa" w:w="1440"/>
+            <w:tcW w:type="dxa" w:w="1728"/>
             <w:shd w:val="clear" w:color="auto" w:fill="1F4E79"/>
           </w:tcPr>
           <w:p>
@@ -1558,7 +2444,7 @@
         </w:tc>
         <w:tc>
           <w:tcPr>
-            <w:tcW w:type="dxa" w:w="1440"/>
+            <w:tcW w:type="dxa" w:w="1728"/>
             <w:shd w:val="clear" w:color="auto" w:fill="1F4E79"/>
           </w:tcPr>
           <w:p>
@@ -1572,13 +2458,13 @@
                 <w:color w:val="FFFFFF"/>
                 <w:sz w:val="19"/>
               </w:rPr>
-              <w:t>由哪些原模块合并</w:t>
+              <w:t>职责</w:t>
             </w:r>
           </w:p>
         </w:tc>
         <w:tc>
           <w:tcPr>
-            <w:tcW w:type="dxa" w:w="1440"/>
+            <w:tcW w:type="dxa" w:w="1728"/>
             <w:shd w:val="clear" w:color="auto" w:fill="1F4E79"/>
           </w:tcPr>
           <w:p>
@@ -1598,7 +2484,7 @@
         </w:tc>
         <w:tc>
           <w:tcPr>
-            <w:tcW w:type="dxa" w:w="1440"/>
+            <w:tcW w:type="dxa" w:w="1728"/>
             <w:shd w:val="clear" w:color="auto" w:fill="1F4E79"/>
           </w:tcPr>
           <w:p>
@@ -1618,7 +2504,7 @@
         </w:tc>
         <w:tc>
           <w:tcPr>
-            <w:tcW w:type="dxa" w:w="1440"/>
+            <w:tcW w:type="dxa" w:w="1728"/>
             <w:shd w:val="clear" w:color="auto" w:fill="1F4E79"/>
           </w:tcPr>
           <w:p>
@@ -1632,27 +2518,7 @@
                 <w:color w:val="FFFFFF"/>
                 <w:sz w:val="19"/>
               </w:rPr>
-              <w:t>REST 接口</w:t>
-            </w:r>
-          </w:p>
-        </w:tc>
-        <w:tc>
-          <w:tcPr>
-            <w:tcW w:type="dxa" w:w="1440"/>
-            <w:shd w:val="clear" w:color="auto" w:fill="1F4E79"/>
-          </w:tcPr>
-          <w:p>
-            <w:pPr>
-              <w:spacing w:after="0" w:before="0"/>
-            </w:pPr>
-            <w:r>
-              <w:rPr>
-                <w:rFonts w:ascii="微软雅黑" w:hAnsi="微软雅黑" w:eastAsia="微软雅黑"/>
-                <w:b/>
-                <w:color w:val="FFFFFF"/>
-                <w:sz w:val="19"/>
-              </w:rPr>
-              <w:t>验证 Demo</w:t>
+              <w:t>接口数</w:t>
             </w:r>
           </w:p>
         </w:tc>
@@ -1660,7 +2526,7 @@
       <w:tr>
         <w:tc>
           <w:tcPr>
-            <w:tcW w:type="dxa" w:w="1440"/>
+            <w:tcW w:type="dxa" w:w="1728"/>
           </w:tcPr>
           <w:p>
             <w:pPr>
@@ -1677,13 +2543,13 @@
                 <w:b w:val="0"/>
                 <w:sz w:val="19"/>
               </w:rPr>
-              <w:t>community 可安装小区</w:t>
+              <w:t>community</w:t>
             </w:r>
           </w:p>
         </w:tc>
         <w:tc>
           <w:tcPr>
-            <w:tcW w:type="dxa" w:w="1440"/>
+            <w:tcW w:type="dxa" w:w="1728"/>
           </w:tcPr>
           <w:p>
             <w:pPr>
@@ -1700,13 +2566,13 @@
                 <w:b w:val="0"/>
                 <w:sz w:val="19"/>
               </w:rPr>
-              <w:t>community（独立保留）</w:t>
+              <w:t>可安装小区与需求登记</w:t>
             </w:r>
           </w:p>
         </w:tc>
         <w:tc>
           <w:tcPr>
-            <w:tcW w:type="dxa" w:w="1440"/>
+            <w:tcW w:type="dxa" w:w="1728"/>
           </w:tcPr>
           <w:p>
             <w:pPr>
@@ -1723,13 +2589,13 @@
                 <w:b w:val="0"/>
                 <w:sz w:val="19"/>
               </w:rPr>
-              <w:t>8</w:t>
+              <w:t>9</w:t>
             </w:r>
           </w:p>
         </w:tc>
         <w:tc>
           <w:tcPr>
-            <w:tcW w:type="dxa" w:w="1440"/>
+            <w:tcW w:type="dxa" w:w="1728"/>
           </w:tcPr>
           <w:p>
             <w:pPr>
@@ -1746,52 +2612,13 @@
                 <w:b w:val="0"/>
                 <w:sz w:val="19"/>
               </w:rPr>
-              <w:t>CommunityEngine</w:t>
+              <w:t>CommunityChecker</w:t>
             </w:r>
           </w:p>
         </w:tc>
         <w:tc>
           <w:tcPr>
-            <w:tcW w:type="dxa" w:w="1440"/>
-          </w:tcPr>
-          <w:p>
-            <w:pPr>
-              <w:spacing w:after="0" w:before="0"/>
-            </w:pPr>
-          </w:p>
-          <w:p>
-            <w:pPr>
-              <w:spacing w:after="0"/>
-            </w:pPr>
-            <w:r>
-              <w:rPr>
-                <w:rFonts w:ascii="Consolas" w:hAnsi="Consolas" w:eastAsia="Consolas"/>
-                <w:b w:val="0"/>
-                <w:sz w:val="19"/>
-              </w:rPr>
-              <w:t>GET /api/community/check</w:t>
-            </w:r>
-            <w:r>
-              <w:rPr>
-                <w:rFonts w:ascii="宋体" w:hAnsi="宋体" w:eastAsia="宋体"/>
-                <w:b w:val="0"/>
-                <w:sz w:val="19"/>
-              </w:rPr>
-              <w:t>&lt;br&gt;</w:t>
-            </w:r>
-            <w:r>
-              <w:rPr>
-                <w:rFonts w:ascii="Consolas" w:hAnsi="Consolas" w:eastAsia="Consolas"/>
-                <w:b w:val="0"/>
-                <w:sz w:val="19"/>
-              </w:rPr>
-              <w:t>POST /api/community/demand</w:t>
-            </w:r>
-          </w:p>
-        </w:tc>
-        <w:tc>
-          <w:tcPr>
-            <w:tcW w:type="dxa" w:w="1440"/>
+            <w:tcW w:type="dxa" w:w="1728"/>
           </w:tcPr>
           <w:p>
             <w:pPr>
@@ -1808,7 +2635,7 @@
                 <w:b w:val="0"/>
                 <w:sz w:val="19"/>
               </w:rPr>
-              <w:t>CommunityDemo</w:t>
+              <w:t>4</w:t>
             </w:r>
           </w:p>
         </w:tc>
@@ -1816,7 +2643,7 @@
       <w:tr>
         <w:tc>
           <w:tcPr>
-            <w:tcW w:type="dxa" w:w="1440"/>
+            <w:tcW w:type="dxa" w:w="1728"/>
             <w:shd w:val="clear" w:color="auto" w:fill="F4F7FB"/>
           </w:tcPr>
           <w:p>
@@ -1834,13 +2661,13 @@
                 <w:b w:val="0"/>
                 <w:sz w:val="19"/>
               </w:rPr>
-              <w:t>install 派单 + 装维SLA</w:t>
+              <w:t>install</w:t>
             </w:r>
           </w:p>
         </w:tc>
         <w:tc>
           <w:tcPr>
-            <w:tcW w:type="dxa" w:w="1440"/>
+            <w:tcW w:type="dxa" w:w="1728"/>
             <w:shd w:val="clear" w:color="auto" w:fill="F4F7FB"/>
           </w:tcPr>
           <w:p>
@@ -1858,13 +2685,13 @@
                 <w:b w:val="0"/>
                 <w:sz w:val="19"/>
               </w:rPr>
-              <w:t>dispatch + sla</w:t>
+              <w:t>派单调度 + 装维 SLA 与赔付</w:t>
             </w:r>
           </w:p>
         </w:tc>
         <w:tc>
           <w:tcPr>
-            <w:tcW w:type="dxa" w:w="1440"/>
+            <w:tcW w:type="dxa" w:w="1728"/>
             <w:shd w:val="clear" w:color="auto" w:fill="F4F7FB"/>
           </w:tcPr>
           <w:p>
@@ -1882,13 +2709,13 @@
                 <w:b w:val="0"/>
                 <w:sz w:val="19"/>
               </w:rPr>
-              <w:t>36</w:t>
+              <w:t>37</w:t>
             </w:r>
           </w:p>
         </w:tc>
         <w:tc>
           <w:tcPr>
-            <w:tcW w:type="dxa" w:w="1440"/>
+            <w:tcW w:type="dxa" w:w="1728"/>
             <w:shd w:val="clear" w:color="auto" w:fill="F4F7FB"/>
           </w:tcPr>
           <w:p>
@@ -1912,127 +2739,7 @@
         </w:tc>
         <w:tc>
           <w:tcPr>
-            <w:tcW w:type="dxa" w:w="1440"/>
-            <w:shd w:val="clear" w:color="auto" w:fill="F4F7FB"/>
-          </w:tcPr>
-          <w:p>
-            <w:pPr>
-              <w:spacing w:after="0" w:before="0"/>
-            </w:pPr>
-          </w:p>
-          <w:p>
-            <w:pPr>
-              <w:spacing w:after="0"/>
-            </w:pPr>
-            <w:r>
-              <w:rPr>
-                <w:rFonts w:ascii="Consolas" w:hAnsi="Consolas" w:eastAsia="Consolas"/>
-                <w:b w:val="0"/>
-                <w:sz w:val="19"/>
-              </w:rPr>
-              <w:t>POST /api/dispatch/run</w:t>
-            </w:r>
-            <w:r>
-              <w:rPr>
-                <w:rFonts w:ascii="宋体" w:hAnsi="宋体" w:eastAsia="宋体"/>
-                <w:b w:val="0"/>
-                <w:sz w:val="19"/>
-              </w:rPr>
-              <w:t>&lt;br&gt;</w:t>
-            </w:r>
-            <w:r>
-              <w:rPr>
-                <w:rFonts w:ascii="Consolas" w:hAnsi="Consolas" w:eastAsia="Consolas"/>
-                <w:b w:val="0"/>
-                <w:sz w:val="19"/>
-              </w:rPr>
-              <w:t>GET /api/dispatch/capacity</w:t>
-            </w:r>
-            <w:r>
-              <w:rPr>
-                <w:rFonts w:ascii="宋体" w:hAnsi="宋体" w:eastAsia="宋体"/>
-                <w:b w:val="0"/>
-                <w:sz w:val="19"/>
-              </w:rPr>
-              <w:t>&lt;br&gt;</w:t>
-            </w:r>
-            <w:r>
-              <w:rPr>
-                <w:rFonts w:ascii="Consolas" w:hAnsi="Consolas" w:eastAsia="Consolas"/>
-                <w:b w:val="0"/>
-                <w:sz w:val="19"/>
-              </w:rPr>
-              <w:t>POST /api/sla/evaluate</w:t>
-            </w:r>
-            <w:r>
-              <w:rPr>
-                <w:rFonts w:ascii="宋体" w:hAnsi="宋体" w:eastAsia="宋体"/>
-                <w:b w:val="0"/>
-                <w:sz w:val="19"/>
-              </w:rPr>
-              <w:t>&lt;br&gt;</w:t>
-            </w:r>
-            <w:r>
-              <w:rPr>
-                <w:rFonts w:ascii="Consolas" w:hAnsi="Consolas" w:eastAsia="Consolas"/>
-                <w:b w:val="0"/>
-                <w:sz w:val="19"/>
-              </w:rPr>
-              <w:t>POST /api/sla/evaluate-batch</w:t>
-            </w:r>
-            <w:r>
-              <w:rPr>
-                <w:rFonts w:ascii="宋体" w:hAnsi="宋体" w:eastAsia="宋体"/>
-                <w:b w:val="0"/>
-                <w:sz w:val="19"/>
-              </w:rPr>
-              <w:t>&lt;br&gt;</w:t>
-            </w:r>
-            <w:r>
-              <w:rPr>
-                <w:rFonts w:ascii="Consolas" w:hAnsi="Consolas" w:eastAsia="Consolas"/>
-                <w:b w:val="0"/>
-                <w:sz w:val="19"/>
-              </w:rPr>
-              <w:t>GET /api/sla/board</w:t>
-            </w:r>
-            <w:r>
-              <w:rPr>
-                <w:rFonts w:ascii="宋体" w:hAnsi="宋体" w:eastAsia="宋体"/>
-                <w:b w:val="0"/>
-                <w:sz w:val="19"/>
-              </w:rPr>
-              <w:t>&lt;br&gt;</w:t>
-            </w:r>
-            <w:r>
-              <w:rPr>
-                <w:rFonts w:ascii="Consolas" w:hAnsi="Consolas" w:eastAsia="Consolas"/>
-                <w:b w:val="0"/>
-                <w:sz w:val="19"/>
-              </w:rPr>
-              <w:t>GET /api/sla/rules</w:t>
-            </w:r>
-            <w:r>
-              <w:rPr>
-                <w:rFonts w:ascii="宋体" w:hAnsi="宋体" w:eastAsia="宋体"/>
-                <w:b w:val="0"/>
-                <w:sz w:val="19"/>
-              </w:rPr>
-              <w:t>&lt;br&gt;</w:t>
-            </w:r>
-            <w:r>
-              <w:rPr>
-                <w:rFonts w:ascii="Consolas" w:hAnsi="Consolas" w:eastAsia="Consolas"/>
-                <w:b w:val="0"/>
-                <w:sz w:val="19"/>
-              </w:rPr>
-              <w:t>GET /api/sla/compensations</w:t>
-            </w:r>
-          </w:p>
-        </w:tc>
-        <w:tc>
-          <w:tcPr>
-            <w:tcW w:type="dxa" w:w="1440"/>
+            <w:tcW w:type="dxa" w:w="1728"/>
             <w:shd w:val="clear" w:color="auto" w:fill="F4F7FB"/>
           </w:tcPr>
           <w:p>
@@ -2050,7 +2757,7 @@
                 <w:b w:val="0"/>
                 <w:sz w:val="19"/>
               </w:rPr>
-              <w:t>DispatchDemo / SlaDemo</w:t>
+              <w:t>11</w:t>
             </w:r>
           </w:p>
         </w:tc>
@@ -2058,7 +2765,7 @@
       <w:tr>
         <w:tc>
           <w:tcPr>
-            <w:tcW w:type="dxa" w:w="1440"/>
+            <w:tcW w:type="dxa" w:w="1728"/>
           </w:tcPr>
           <w:p>
             <w:pPr>
@@ -2075,13 +2782,13 @@
                 <w:b w:val="0"/>
                 <w:sz w:val="19"/>
               </w:rPr>
-              <w:t>product 套餐 + 升级 + 流量</w:t>
+              <w:t>product</w:t>
             </w:r>
           </w:p>
         </w:tc>
         <w:tc>
           <w:tcPr>
-            <w:tcW w:type="dxa" w:w="1440"/>
+            <w:tcW w:type="dxa" w:w="1728"/>
           </w:tcPr>
           <w:p>
             <w:pPr>
@@ -2098,13 +2805,13 @@
                 <w:b w:val="0"/>
                 <w:sz w:val="19"/>
               </w:rPr>
-              <w:t>pkg + traffic</w:t>
+              <w:t>套餐 / 升级 / 流量 / 客户</w:t>
             </w:r>
           </w:p>
         </w:tc>
         <w:tc>
           <w:tcPr>
-            <w:tcW w:type="dxa" w:w="1440"/>
+            <w:tcW w:type="dxa" w:w="1728"/>
           </w:tcPr>
           <w:p>
             <w:pPr>
@@ -2121,13 +2828,13 @@
                 <w:b w:val="0"/>
                 <w:sz w:val="19"/>
               </w:rPr>
-              <w:t>28</w:t>
+              <w:t>35</w:t>
             </w:r>
           </w:p>
         </w:tc>
         <w:tc>
           <w:tcPr>
-            <w:tcW w:type="dxa" w:w="1440"/>
+            <w:tcW w:type="dxa" w:w="1728"/>
           </w:tcPr>
           <w:p>
             <w:pPr>
@@ -2150,78 +2857,7 @@
         </w:tc>
         <w:tc>
           <w:tcPr>
-            <w:tcW w:type="dxa" w:w="1440"/>
-          </w:tcPr>
-          <w:p>
-            <w:pPr>
-              <w:spacing w:after="0" w:before="0"/>
-            </w:pPr>
-          </w:p>
-          <w:p>
-            <w:pPr>
-              <w:spacing w:after="0"/>
-            </w:pPr>
-            <w:r>
-              <w:rPr>
-                <w:rFonts w:ascii="Consolas" w:hAnsi="Consolas" w:eastAsia="Consolas"/>
-                <w:b w:val="0"/>
-                <w:sz w:val="19"/>
-              </w:rPr>
-              <w:t>GET /api/package/detail</w:t>
-            </w:r>
-            <w:r>
-              <w:rPr>
-                <w:rFonts w:ascii="宋体" w:hAnsi="宋体" w:eastAsia="宋体"/>
-                <w:b w:val="0"/>
-                <w:sz w:val="19"/>
-              </w:rPr>
-              <w:t>&lt;br&gt;</w:t>
-            </w:r>
-            <w:r>
-              <w:rPr>
-                <w:rFonts w:ascii="Consolas" w:hAnsi="Consolas" w:eastAsia="Consolas"/>
-                <w:b w:val="0"/>
-                <w:sz w:val="19"/>
-              </w:rPr>
-              <w:t>GET /api/package/upgrade-options</w:t>
-            </w:r>
-            <w:r>
-              <w:rPr>
-                <w:rFonts w:ascii="宋体" w:hAnsi="宋体" w:eastAsia="宋体"/>
-                <w:b w:val="0"/>
-                <w:sz w:val="19"/>
-              </w:rPr>
-              <w:t>&lt;br&gt;</w:t>
-            </w:r>
-            <w:r>
-              <w:rPr>
-                <w:rFonts w:ascii="Consolas" w:hAnsi="Consolas" w:eastAsia="Consolas"/>
-                <w:b w:val="0"/>
-                <w:sz w:val="19"/>
-              </w:rPr>
-              <w:t>POST /api/package/upgrade</w:t>
-            </w:r>
-            <w:r>
-              <w:rPr>
-                <w:rFonts w:ascii="宋体" w:hAnsi="宋体" w:eastAsia="宋体"/>
-                <w:b w:val="0"/>
-                <w:sz w:val="19"/>
-              </w:rPr>
-              <w:t>&lt;br&gt;</w:t>
-            </w:r>
-            <w:r>
-              <w:rPr>
-                <w:rFonts w:ascii="Consolas" w:hAnsi="Consolas" w:eastAsia="Consolas"/>
-                <w:b w:val="0"/>
-                <w:sz w:val="19"/>
-              </w:rPr>
-              <w:t>GET /api/traffic/usage</w:t>
-            </w:r>
-          </w:p>
-        </w:tc>
-        <w:tc>
-          <w:tcPr>
-            <w:tcW w:type="dxa" w:w="1440"/>
+            <w:tcW w:type="dxa" w:w="1728"/>
           </w:tcPr>
           <w:p>
             <w:pPr>
@@ -2238,7 +2874,246 @@
                 <w:b w:val="0"/>
                 <w:sz w:val="19"/>
               </w:rPr>
-              <w:t>PackageDemo / PackageUpgradeDemo / TrafficDemo</w:t>
+              <w:t>12</w:t>
+            </w:r>
+          </w:p>
+        </w:tc>
+      </w:tr>
+      <w:tr>
+        <w:tc>
+          <w:tcPr>
+            <w:tcW w:type="dxa" w:w="1728"/>
+            <w:shd w:val="clear" w:color="auto" w:fill="F4F7FB"/>
+          </w:tcPr>
+          <w:p>
+            <w:pPr>
+              <w:spacing w:after="0" w:before="0"/>
+            </w:pPr>
+          </w:p>
+          <w:p>
+            <w:pPr>
+              <w:spacing w:after="0"/>
+            </w:pPr>
+            <w:r>
+              <w:rPr>
+                <w:rFonts w:ascii="宋体" w:hAnsi="宋体" w:eastAsia="宋体"/>
+                <w:b w:val="0"/>
+                <w:sz w:val="19"/>
+              </w:rPr>
+              <w:t>system</w:t>
+            </w:r>
+          </w:p>
+        </w:tc>
+        <w:tc>
+          <w:tcPr>
+            <w:tcW w:type="dxa" w:w="1728"/>
+            <w:shd w:val="clear" w:color="auto" w:fill="F4F7FB"/>
+          </w:tcPr>
+          <w:p>
+            <w:pPr>
+              <w:spacing w:after="0" w:before="0"/>
+            </w:pPr>
+          </w:p>
+          <w:p>
+            <w:pPr>
+              <w:spacing w:after="0"/>
+            </w:pPr>
+            <w:r>
+              <w:rPr>
+                <w:rFonts w:ascii="宋体" w:hAnsi="宋体" w:eastAsia="宋体"/>
+                <w:b w:val="0"/>
+                <w:sz w:val="19"/>
+              </w:rPr>
+              <w:t>RBAC 权限 + 后台聚合与监控</w:t>
+            </w:r>
+          </w:p>
+        </w:tc>
+        <w:tc>
+          <w:tcPr>
+            <w:tcW w:type="dxa" w:w="1728"/>
+            <w:shd w:val="clear" w:color="auto" w:fill="F4F7FB"/>
+          </w:tcPr>
+          <w:p>
+            <w:pPr>
+              <w:spacing w:after="0" w:before="0"/>
+            </w:pPr>
+          </w:p>
+          <w:p>
+            <w:pPr>
+              <w:spacing w:after="0"/>
+            </w:pPr>
+            <w:r>
+              <w:rPr>
+                <w:rFonts w:ascii="宋体" w:hAnsi="宋体" w:eastAsia="宋体"/>
+                <w:b w:val="0"/>
+                <w:sz w:val="19"/>
+              </w:rPr>
+              <w:t>23</w:t>
+            </w:r>
+          </w:p>
+        </w:tc>
+        <w:tc>
+          <w:tcPr>
+            <w:tcW w:type="dxa" w:w="1728"/>
+            <w:shd w:val="clear" w:color="auto" w:fill="F4F7FB"/>
+          </w:tcPr>
+          <w:p>
+            <w:pPr>
+              <w:spacing w:after="0" w:before="0"/>
+            </w:pPr>
+          </w:p>
+          <w:p>
+            <w:pPr>
+              <w:spacing w:after="0"/>
+            </w:pPr>
+            <w:r>
+              <w:rPr>
+                <w:rFonts w:ascii="宋体" w:hAnsi="宋体" w:eastAsia="宋体"/>
+                <w:b w:val="0"/>
+                <w:sz w:val="19"/>
+              </w:rPr>
+              <w:t>—（JWT + Spring Security + JdbcTemplate 聚合）</w:t>
+            </w:r>
+          </w:p>
+        </w:tc>
+        <w:tc>
+          <w:tcPr>
+            <w:tcW w:type="dxa" w:w="1728"/>
+            <w:shd w:val="clear" w:color="auto" w:fill="F4F7FB"/>
+          </w:tcPr>
+          <w:p>
+            <w:pPr>
+              <w:spacing w:after="0" w:before="0"/>
+            </w:pPr>
+          </w:p>
+          <w:p>
+            <w:pPr>
+              <w:spacing w:after="0"/>
+            </w:pPr>
+            <w:r>
+              <w:rPr>
+                <w:rFonts w:ascii="宋体" w:hAnsi="宋体" w:eastAsia="宋体"/>
+                <w:b w:val="0"/>
+                <w:sz w:val="19"/>
+              </w:rPr>
+              <w:t>18</w:t>
+            </w:r>
+          </w:p>
+        </w:tc>
+      </w:tr>
+      <w:tr>
+        <w:tc>
+          <w:tcPr>
+            <w:tcW w:type="dxa" w:w="1728"/>
+          </w:tcPr>
+          <w:p>
+            <w:pPr>
+              <w:spacing w:after="0" w:before="0"/>
+            </w:pPr>
+          </w:p>
+          <w:p>
+            <w:pPr>
+              <w:spacing w:after="0"/>
+            </w:pPr>
+            <w:r>
+              <w:rPr>
+                <w:rFonts w:ascii="宋体" w:hAnsi="宋体" w:eastAsia="宋体"/>
+                <w:b w:val="0"/>
+                <w:sz w:val="19"/>
+              </w:rPr>
+              <w:t>common</w:t>
+            </w:r>
+          </w:p>
+        </w:tc>
+        <w:tc>
+          <w:tcPr>
+            <w:tcW w:type="dxa" w:w="1728"/>
+          </w:tcPr>
+          <w:p>
+            <w:pPr>
+              <w:spacing w:after="0" w:before="0"/>
+            </w:pPr>
+          </w:p>
+          <w:p>
+            <w:pPr>
+              <w:spacing w:after="0"/>
+            </w:pPr>
+            <w:r>
+              <w:rPr>
+                <w:rFonts w:ascii="宋体" w:hAnsi="宋体" w:eastAsia="宋体"/>
+                <w:b w:val="0"/>
+                <w:sz w:val="19"/>
+              </w:rPr>
+              <w:t>主键生成 / 全局异常处理</w:t>
+            </w:r>
+          </w:p>
+        </w:tc>
+        <w:tc>
+          <w:tcPr>
+            <w:tcW w:type="dxa" w:w="1728"/>
+          </w:tcPr>
+          <w:p>
+            <w:pPr>
+              <w:spacing w:after="0" w:before="0"/>
+            </w:pPr>
+          </w:p>
+          <w:p>
+            <w:pPr>
+              <w:spacing w:after="0"/>
+            </w:pPr>
+            <w:r>
+              <w:rPr>
+                <w:rFonts w:ascii="宋体" w:hAnsi="宋体" w:eastAsia="宋体"/>
+                <w:b w:val="0"/>
+                <w:sz w:val="19"/>
+              </w:rPr>
+              <w:t>2</w:t>
+            </w:r>
+          </w:p>
+        </w:tc>
+        <w:tc>
+          <w:tcPr>
+            <w:tcW w:type="dxa" w:w="1728"/>
+          </w:tcPr>
+          <w:p>
+            <w:pPr>
+              <w:spacing w:after="0" w:before="0"/>
+            </w:pPr>
+          </w:p>
+          <w:p>
+            <w:pPr>
+              <w:spacing w:after="0"/>
+            </w:pPr>
+            <w:r>
+              <w:rPr>
+                <w:rFonts w:ascii="宋体" w:hAnsi="宋体" w:eastAsia="宋体"/>
+                <w:b w:val="0"/>
+                <w:sz w:val="19"/>
+              </w:rPr>
+              <w:t>—</w:t>
+            </w:r>
+          </w:p>
+        </w:tc>
+        <w:tc>
+          <w:tcPr>
+            <w:tcW w:type="dxa" w:w="1728"/>
+          </w:tcPr>
+          <w:p>
+            <w:pPr>
+              <w:spacing w:after="0" w:before="0"/>
+            </w:pPr>
+          </w:p>
+          <w:p>
+            <w:pPr>
+              <w:spacing w:after="0"/>
+            </w:pPr>
+            <w:r>
+              <w:rPr>
+                <w:rFonts w:ascii="宋体" w:hAnsi="宋体" w:eastAsia="宋体"/>
+                <w:b w:val="0"/>
+                <w:sz w:val="19"/>
+              </w:rPr>
+              <w:t>—</w:t>
             </w:r>
           </w:p>
         </w:tc>
@@ -2262,7 +3137,203 @@
           <w:color w:val="555555"/>
           <w:sz w:val="19"/>
         </w:rPr>
-        <w:t>接口总数：**13 个**（GET 8 / POST 5）。所有模块均带可独立运行的 `*Demo`（共 6 个），无需 Maven / 数据库即可验证业务算法。</w:t>
+        <w:t>接口总数 **45 个**（GET 28 / POST 12 / PUT 5），全部读写真实 MySQL 数据。  核心算法模块仍保留可独立运行的 `*Demo`（共 6 个），无需 Maven / 数据库即可验证业务算法。</w:t>
+      </w:r>
+    </w:p>
+    <w:p>
+      <w:pPr>
+        <w:pStyle w:val="Heading2"/>
+      </w:pPr>
+      <w:r>
+        <w:rPr>
+          <w:rFonts w:ascii="微软雅黑" w:hAnsi="微软雅黑" w:eastAsia="微软雅黑"/>
+          <w:b/>
+          <w:color w:val="1F4E79"/>
+          <w:sz w:val="25"/>
+        </w:rPr>
+        <w:t>4.4 数据库与安全</w:t>
+      </w:r>
+    </w:p>
+    <w:p>
+      <w:pPr>
+        <w:pStyle w:val="ListBullet"/>
+        <w:spacing w:after="0"/>
+      </w:pPr>
+      <w:r>
+        <w:rPr>
+          <w:rFonts w:ascii="宋体" w:hAnsi="宋体" w:eastAsia="宋体"/>
+          <w:b/>
+          <w:sz w:val="21"/>
+        </w:rPr>
+        <w:t>25 张表</w:t>
+      </w:r>
+      <w:r>
+        <w:rPr>
+          <w:rFonts w:ascii="宋体" w:hAnsi="宋体" w:eastAsia="宋体"/>
+          <w:b w:val="0"/>
+          <w:sz w:val="21"/>
+        </w:rPr>
+        <w:t>：业务域（community / work_order / worker / worker_capacity / sla_rule / sla_record / compensation /</w:t>
+      </w:r>
+    </w:p>
+    <w:p>
+      <w:pPr>
+        <w:spacing w:after="0"/>
+      </w:pPr>
+      <w:r>
+        <w:rPr>
+          <w:rFonts w:ascii="宋体" w:hAnsi="宋体" w:eastAsia="宋体"/>
+          <w:b w:val="0"/>
+          <w:sz w:val="21"/>
+        </w:rPr>
+        <w:t xml:space="preserve">  customer / customer_contract / package_info / package_image / package_converge_item / package_param /</w:t>
+      </w:r>
+    </w:p>
+    <w:p>
+      <w:pPr>
+        <w:spacing w:after="0"/>
+      </w:pPr>
+      <w:r>
+        <w:rPr>
+          <w:rFonts w:ascii="宋体" w:hAnsi="宋体" w:eastAsia="宋体"/>
+          <w:b w:val="0"/>
+          <w:sz w:val="21"/>
+        </w:rPr>
+        <w:t xml:space="preserve">  package_param_option / traffic_usage / package_upgrade_order / biz_order / review / community_demand）+</w:t>
+      </w:r>
+    </w:p>
+    <w:p>
+      <w:pPr>
+        <w:spacing w:after="0"/>
+      </w:pPr>
+      <w:r>
+        <w:rPr>
+          <w:rFonts w:ascii="宋体" w:hAnsi="宋体" w:eastAsia="宋体"/>
+          <w:b w:val="0"/>
+          <w:sz w:val="21"/>
+        </w:rPr>
+        <w:t xml:space="preserve">  权限域（sys_user / sys_role / sys_menu / sys_user_role / sys_role_menu / sys_oper_log）。</w:t>
+      </w:r>
+    </w:p>
+    <w:p>
+      <w:pPr>
+        <w:pStyle w:val="ListBullet"/>
+        <w:spacing w:after="0"/>
+      </w:pPr>
+      <w:r>
+        <w:rPr>
+          <w:rFonts w:ascii="宋体" w:hAnsi="宋体" w:eastAsia="宋体"/>
+          <w:b/>
+          <w:sz w:val="21"/>
+        </w:rPr>
+        <w:t>初始化幂等</w:t>
+      </w:r>
+      <w:r>
+        <w:rPr>
+          <w:rFonts w:ascii="宋体" w:hAnsi="宋体" w:eastAsia="宋体"/>
+          <w:b w:val="0"/>
+          <w:sz w:val="21"/>
+        </w:rPr>
+        <w:t>：</w:t>
+      </w:r>
+      <w:r>
+        <w:rPr>
+          <w:rFonts w:ascii="Consolas" w:hAnsi="Consolas" w:eastAsia="Consolas"/>
+          <w:b w:val="0"/>
+          <w:sz w:val="21"/>
+        </w:rPr>
+        <w:t>CREATE TABLE IF NOT EXISTS</w:t>
+      </w:r>
+      <w:r>
+        <w:rPr>
+          <w:rFonts w:ascii="宋体" w:hAnsi="宋体" w:eastAsia="宋体"/>
+          <w:b w:val="0"/>
+          <w:sz w:val="21"/>
+        </w:rPr>
+        <w:t xml:space="preserve"> + </w:t>
+      </w:r>
+      <w:r>
+        <w:rPr>
+          <w:rFonts w:ascii="Consolas" w:hAnsi="Consolas" w:eastAsia="Consolas"/>
+          <w:b w:val="0"/>
+          <w:sz w:val="21"/>
+        </w:rPr>
+        <w:t>INSERT IGNORE</w:t>
+      </w:r>
+      <w:r>
+        <w:rPr>
+          <w:rFonts w:ascii="宋体" w:hAnsi="宋体" w:eastAsia="宋体"/>
+          <w:b w:val="0"/>
+          <w:sz w:val="21"/>
+        </w:rPr>
+        <w:t>，随启动执行，不覆盖运行期数据。</w:t>
+      </w:r>
+    </w:p>
+    <w:p>
+      <w:pPr>
+        <w:pStyle w:val="ListBullet"/>
+        <w:spacing w:after="0"/>
+      </w:pPr>
+      <w:r>
+        <w:rPr>
+          <w:rFonts w:ascii="宋体" w:hAnsi="宋体" w:eastAsia="宋体"/>
+          <w:b/>
+          <w:sz w:val="21"/>
+        </w:rPr>
+        <w:t>鉴权</w:t>
+      </w:r>
+      <w:r>
+        <w:rPr>
+          <w:rFonts w:ascii="宋体" w:hAnsi="宋体" w:eastAsia="宋体"/>
+          <w:b w:val="0"/>
+          <w:sz w:val="21"/>
+        </w:rPr>
+        <w:t>：Spring Security 6 无状态 JWT。</w:t>
+      </w:r>
+      <w:r>
+        <w:rPr>
+          <w:rFonts w:ascii="宋体" w:hAnsi="宋体" w:eastAsia="宋体"/>
+          <w:b/>
+          <w:sz w:val="21"/>
+        </w:rPr>
+        <w:t>角色与权限码每请求实时查库</w:t>
+      </w:r>
+      <w:r>
+        <w:rPr>
+          <w:rFonts w:ascii="宋体" w:hAnsi="宋体" w:eastAsia="宋体"/>
+          <w:b w:val="0"/>
+          <w:sz w:val="21"/>
+        </w:rPr>
+        <w:t>（不固化在 token 内），</w:t>
+      </w:r>
+    </w:p>
+    <w:p>
+      <w:pPr>
+        <w:spacing w:after="0"/>
+      </w:pPr>
+      <w:r>
+        <w:rPr>
+          <w:rFonts w:ascii="宋体" w:hAnsi="宋体" w:eastAsia="宋体"/>
+          <w:b w:val="0"/>
+          <w:sz w:val="21"/>
+        </w:rPr>
+        <w:t xml:space="preserve">  因此后台改角色/授权可即时生效。开放层（小程序 c 端接口）默认放行，可用 </w:t>
+      </w:r>
+      <w:r>
+        <w:rPr>
+          <w:rFonts w:ascii="Consolas" w:hAnsi="Consolas" w:eastAsia="Consolas"/>
+          <w:b w:val="0"/>
+          <w:sz w:val="21"/>
+        </w:rPr>
+        <w:t>app.security.protect-client-api=true</w:t>
+      </w:r>
+      <w:r>
+        <w:rPr>
+          <w:rFonts w:ascii="宋体" w:hAnsi="宋体" w:eastAsia="宋体"/>
+          <w:b w:val="0"/>
+          <w:sz w:val="21"/>
+        </w:rPr>
+        <w:t xml:space="preserve"> 收口。</w:t>
       </w:r>
     </w:p>
     <w:p>
@@ -2823,7 +3894,7 @@
           <w:b w:val="0"/>
           <w:sz w:val="21"/>
         </w:rPr>
-        <w:t>：7 个核心页面 + 服务聚合入口 + api.js 封装（mock 兜底）。</w:t>
+        <w:t>：7 个核心页面 + 服务聚合入口 + api.js 封装（后端不可达时 mock 兜底）。</w:t>
       </w:r>
     </w:p>
     <w:p>
@@ -2845,7 +3916,7 @@
           <w:b/>
           <w:sz w:val="21"/>
         </w:rPr>
-        <w:t>后端 3 模块</w:t>
+        <w:t>后端 4 模块 / 45 接口</w:t>
       </w:r>
       <w:r>
         <w:rPr>
@@ -2853,7 +3924,37 @@
           <w:b w:val="0"/>
           <w:sz w:val="21"/>
         </w:rPr>
-        <w:t xml:space="preserve">：13 个接口 + 6 个可运行 Demo（已自 5 模块合并：install=dispatch+sla，product=pkg+traffic），已通过 </w:t>
+        <w:t>：community / install / product / system，核心算法保留 6 个可独立运行的 Demo。</w:t>
+      </w:r>
+    </w:p>
+    <w:p>
+      <w:pPr>
+        <w:pStyle w:val="ListBullet"/>
+        <w:spacing w:after="0"/>
+      </w:pPr>
+      <w:r>
+        <w:rPr>
+          <w:rFonts w:ascii="宋体" w:hAnsi="宋体" w:eastAsia="宋体"/>
+          <w:b w:val="0"/>
+          <w:sz w:val="21"/>
+        </w:rPr>
+        <w:t xml:space="preserve">✅ </w:t>
+      </w:r>
+      <w:r>
+        <w:rPr>
+          <w:rFonts w:ascii="宋体" w:hAnsi="宋体" w:eastAsia="宋体"/>
+          <w:b/>
+          <w:sz w:val="21"/>
+        </w:rPr>
+        <w:t>数据库接入</w:t>
+      </w:r>
+      <w:r>
+        <w:rPr>
+          <w:rFonts w:ascii="宋体" w:hAnsi="宋体" w:eastAsia="宋体"/>
+          <w:b w:val="0"/>
+          <w:sz w:val="21"/>
+        </w:rPr>
+        <w:t xml:space="preserve">：MySQL 8.4，25 张表 + 幂等 </w:t>
       </w:r>
       <w:r>
         <w:rPr>
@@ -2861,7 +3962,7 @@
           <w:b w:val="0"/>
           <w:sz w:val="21"/>
         </w:rPr>
-        <w:t>javac</w:t>
+        <w:t>schema.sql</w:t>
       </w:r>
       <w:r>
         <w:rPr>
@@ -2869,7 +3970,7 @@
           <w:b w:val="0"/>
           <w:sz w:val="21"/>
         </w:rPr>
-        <w:t xml:space="preserve"> 编译与 </w:t>
+        <w:t xml:space="preserve"> / </w:t>
       </w:r>
       <w:r>
         <w:rPr>
@@ -2877,7 +3978,7 @@
           <w:b w:val="0"/>
           <w:sz w:val="21"/>
         </w:rPr>
-        <w:t>java</w:t>
+        <w:t>data.sql</w:t>
       </w:r>
       <w:r>
         <w:rPr>
@@ -2885,7 +3986,96 @@
           <w:b w:val="0"/>
           <w:sz w:val="21"/>
         </w:rPr>
-        <w:t xml:space="preserve"> 运行验证。</w:t>
+        <w:t>，启动自动初始化。</w:t>
+      </w:r>
+    </w:p>
+    <w:p>
+      <w:pPr>
+        <w:pStyle w:val="ListBullet"/>
+        <w:spacing w:after="0"/>
+      </w:pPr>
+      <w:r>
+        <w:rPr>
+          <w:rFonts w:ascii="宋体" w:hAnsi="宋体" w:eastAsia="宋体"/>
+          <w:b w:val="0"/>
+          <w:sz w:val="21"/>
+        </w:rPr>
+        <w:t xml:space="preserve">✅ </w:t>
+      </w:r>
+      <w:r>
+        <w:rPr>
+          <w:rFonts w:ascii="宋体" w:hAnsi="宋体" w:eastAsia="宋体"/>
+          <w:b/>
+          <w:sz w:val="21"/>
+        </w:rPr>
+        <w:t>PC 后台</w:t>
+      </w:r>
+      <w:r>
+        <w:rPr>
+          <w:rFonts w:ascii="宋体" w:hAnsi="宋体" w:eastAsia="宋体"/>
+          <w:b w:val="0"/>
+          <w:sz w:val="21"/>
+        </w:rPr>
+        <w:t>：</w:t>
+      </w:r>
+      <w:r>
+        <w:rPr>
+          <w:rFonts w:ascii="Consolas" w:hAnsi="Consolas" w:eastAsia="Consolas"/>
+          <w:b w:val="0"/>
+          <w:sz w:val="21"/>
+        </w:rPr>
+        <w:t>web-admin</w:t>
+      </w:r>
+      <w:r>
+        <w:rPr>
+          <w:rFonts w:ascii="宋体" w:hAnsi="宋体" w:eastAsia="宋体"/>
+          <w:b w:val="0"/>
+          <w:sz w:val="21"/>
+        </w:rPr>
+        <w:t>（Vue 3 + Element Plus）22 业务页 / 22 路由，全量对接真实接口，侧边栏由后端菜单树驱动。</w:t>
+      </w:r>
+    </w:p>
+    <w:p>
+      <w:pPr>
+        <w:pStyle w:val="ListBullet"/>
+        <w:spacing w:after="0"/>
+      </w:pPr>
+      <w:r>
+        <w:rPr>
+          <w:rFonts w:ascii="宋体" w:hAnsi="宋体" w:eastAsia="宋体"/>
+          <w:b w:val="0"/>
+          <w:sz w:val="21"/>
+        </w:rPr>
+        <w:t xml:space="preserve">✅ </w:t>
+      </w:r>
+      <w:r>
+        <w:rPr>
+          <w:rFonts w:ascii="宋体" w:hAnsi="宋体" w:eastAsia="宋体"/>
+          <w:b/>
+          <w:sz w:val="21"/>
+        </w:rPr>
+        <w:t>RBAC / 安全</w:t>
+      </w:r>
+      <w:r>
+        <w:rPr>
+          <w:rFonts w:ascii="宋体" w:hAnsi="宋体" w:eastAsia="宋体"/>
+          <w:b w:val="0"/>
+          <w:sz w:val="21"/>
+        </w:rPr>
+        <w:t>：Spring Security 6 + 自研 JWT（HS256），5 角色 / 26 菜单 / 21 权限码；</w:t>
+      </w:r>
+    </w:p>
+    <w:p>
+      <w:pPr>
+        <w:spacing w:after="0"/>
+      </w:pPr>
+      <w:r>
+        <w:rPr>
+          <w:rFonts w:ascii="宋体" w:hAnsi="宋体" w:eastAsia="宋体"/>
+          <w:b w:val="0"/>
+          <w:sz w:val="21"/>
+        </w:rPr>
+        <w:t xml:space="preserve">  实测鉴权矩阵 —— 无 token → 401、越权 → 403、授权内 → 200；含 7 条 JWT 回归单测。</w:t>
       </w:r>
     </w:p>
     <w:p>
@@ -2907,7 +4097,7 @@
           <w:b/>
           <w:sz w:val="21"/>
         </w:rPr>
-        <w:t>数据库接入</w:t>
+        <w:t>小程序补页</w:t>
       </w:r>
       <w:r>
         <w:rPr>
@@ -2915,67 +4105,7 @@
           <w:b w:val="0"/>
           <w:sz w:val="21"/>
         </w:rPr>
-        <w:t>：建表 SQL 已规划，待引入 MySQL 驱动并打通 Mapper。</w:t>
-      </w:r>
-    </w:p>
-    <w:p>
-      <w:pPr>
-        <w:pStyle w:val="ListBullet"/>
-        <w:spacing w:after="0"/>
-      </w:pPr>
-      <w:r>
-        <w:rPr>
-          <w:rFonts w:ascii="宋体" w:hAnsi="宋体" w:eastAsia="宋体"/>
-          <w:b w:val="0"/>
-          <w:sz w:val="21"/>
-        </w:rPr>
-        <w:t xml:space="preserve">⬜ </w:t>
-      </w:r>
-      <w:r>
-        <w:rPr>
-          <w:rFonts w:ascii="宋体" w:hAnsi="宋体" w:eastAsia="宋体"/>
-          <w:b/>
-          <w:sz w:val="21"/>
-        </w:rPr>
-        <w:t>RBAC / 安全</w:t>
-      </w:r>
-      <w:r>
-        <w:rPr>
-          <w:rFonts w:ascii="宋体" w:hAnsi="宋体" w:eastAsia="宋体"/>
-          <w:b w:val="0"/>
-          <w:sz w:val="21"/>
-        </w:rPr>
-        <w:t>：Spring Security 6 + JWT 方案已确认，待实现。</w:t>
-      </w:r>
-    </w:p>
-    <w:p>
-      <w:pPr>
-        <w:pStyle w:val="ListBullet"/>
-        <w:spacing w:after="0"/>
-      </w:pPr>
-      <w:r>
-        <w:rPr>
-          <w:rFonts w:ascii="宋体" w:hAnsi="宋体" w:eastAsia="宋体"/>
-          <w:b w:val="0"/>
-          <w:sz w:val="21"/>
-        </w:rPr>
-        <w:t xml:space="preserve">⬜ </w:t>
-      </w:r>
-      <w:r>
-        <w:rPr>
-          <w:rFonts w:ascii="宋体" w:hAnsi="宋体" w:eastAsia="宋体"/>
-          <w:b/>
-          <w:sz w:val="21"/>
-        </w:rPr>
-        <w:t>PC 后台工程</w:t>
-      </w:r>
-      <w:r>
-        <w:rPr>
-          <w:rFonts w:ascii="宋体" w:hAnsi="宋体" w:eastAsia="宋体"/>
-          <w:b w:val="0"/>
-          <w:sz w:val="21"/>
-        </w:rPr>
-        <w:t>：Vue 3 技术栈定型，待建工程并落地设计稿模块。</w:t>
+        <w:t>：客户端剩余约 13 页 + 师傅端 8 页。</w:t>
       </w:r>
     </w:p>
     <w:p>
@@ -3005,7 +4135,7 @@
           <w:b w:val="0"/>
           <w:sz w:val="21"/>
         </w:rPr>
-        <w:t>：单体 Spring Boot 原生配置（application.yml + 环境变量 + Profile），不引入 Apollo 等外部配置中心（契合「仅 Spring Boot + Vue3」）。</w:t>
+        <w:t>：单体 Spring Boot 原生配置（application.yml + 环境变量），不引入 Apollo 等外部配置中心。</w:t>
       </w:r>
     </w:p>
     <w:p>
@@ -3032,15 +4162,16 @@
     </w:p>
     <w:p>
       <w:pPr>
-        <w:spacing w:after="0"/>
+        <w:pStyle w:val="Heading2"/>
       </w:pPr>
       <w:r>
         <w:rPr>
-          <w:rFonts w:ascii="宋体" w:hAnsi="宋体" w:eastAsia="宋体"/>
-          <w:b w:val="0"/>
-          <w:sz w:val="21"/>
+          <w:rFonts w:ascii="微软雅黑" w:hAnsi="微软雅黑" w:eastAsia="微软雅黑"/>
+          <w:b/>
+          <w:color w:val="1F4E79"/>
+          <w:sz w:val="25"/>
         </w:rPr>
-        <w:t>后端各模块的纯 Java 引擎可脱离 Maven / 数据库独立验证（本机已知 JDK 21 可用，Maven 需自行安装）：</w:t>
+        <w:t>7.1 后端（Maven + MySQL，完整链路）</w:t>
       </w:r>
     </w:p>
     <w:p>
@@ -3063,7 +4194,223 @@
           <w:b w:val="0"/>
           <w:sz w:val="18"/>
         </w:rPr>
-        <w:t># 编译全部纯 Java 类（排除需 MyBatis/Spring 的 mapper/spring 与 TrafficRecord）</w:t>
+        <w:t>export JAVA_HOME=/Library/Java/JavaVirtualMachines/jdk-21.jdk/Contents/Home</w:t>
+        <w:br/>
+      </w:r>
+      <w:r>
+        <w:rPr>
+          <w:rFonts w:ascii="Consolas" w:hAnsi="Consolas" w:eastAsia="Consolas"/>
+          <w:b w:val="0"/>
+          <w:sz w:val="18"/>
+        </w:rPr>
+        <w:t># 本机 Maven 不在 PATH 时使用绝对路径</w:t>
+        <w:br/>
+      </w:r>
+      <w:r>
+        <w:rPr>
+          <w:rFonts w:ascii="Consolas" w:hAnsi="Consolas" w:eastAsia="Consolas"/>
+          <w:b w:val="0"/>
+          <w:sz w:val="18"/>
+        </w:rPr>
+        <w:t>MVN=~/Documents/localRepository/devRepository/maven/bin/mvn</w:t>
+        <w:br/>
+      </w:r>
+      <w:r>
+        <w:rPr>
+          <w:rFonts w:ascii="Consolas" w:hAnsi="Consolas" w:eastAsia="Consolas"/>
+          <w:b w:val="0"/>
+          <w:sz w:val="18"/>
+        </w:rPr>
+        <w:t>$MVN clean package            # 含 7 条 JWT 回归单测</w:t>
+        <w:br/>
+      </w:r>
+      <w:r>
+        <w:rPr>
+          <w:rFonts w:ascii="Consolas" w:hAnsi="Consolas" w:eastAsia="Consolas"/>
+          <w:b w:val="0"/>
+          <w:sz w:val="18"/>
+        </w:rPr>
+        <w:t xml:space="preserve"> </w:t>
+        <w:br/>
+      </w:r>
+      <w:r>
+        <w:rPr>
+          <w:rFonts w:ascii="Consolas" w:hAnsi="Consolas" w:eastAsia="Consolas"/>
+          <w:b w:val="0"/>
+          <w:sz w:val="18"/>
+        </w:rPr>
+        <w:t>DB_USERNAME=broadband DB_PASSWORD=****** \</w:t>
+        <w:br/>
+      </w:r>
+      <w:r>
+        <w:rPr>
+          <w:rFonts w:ascii="Consolas" w:hAnsi="Consolas" w:eastAsia="Consolas"/>
+          <w:b w:val="0"/>
+          <w:sz w:val="18"/>
+        </w:rPr>
+        <w:t xml:space="preserve">  java -jar target/broadband-backend-1.0.0.jar --server.port=8082</w:t>
+        <w:br/>
+      </w:r>
+      <w:r>
+        <w:rPr>
+          <w:rFonts w:ascii="Consolas" w:hAnsi="Consolas" w:eastAsia="Consolas"/>
+          <w:b w:val="0"/>
+          <w:sz w:val="18"/>
+        </w:rPr>
+        <w:t># 启动即自动建库建表（幂等），无需手工执行 SQL</w:t>
+        <w:br/>
+      </w:r>
+    </w:p>
+    <w:p>
+      <w:pPr>
+        <w:spacing w:after="0"/>
+      </w:pPr>
+      <w:r>
+        <w:rPr>
+          <w:rFonts w:ascii="宋体" w:hAnsi="宋体" w:eastAsia="宋体"/>
+          <w:b w:val="0"/>
+          <w:sz w:val="21"/>
+        </w:rPr>
+        <w:t>冒烟：</w:t>
+      </w:r>
+    </w:p>
+    <w:p>
+      <w:pPr>
+        <w:spacing w:after="120" w:before="120"/>
+        <w:shd w:val="clear" w:color="auto" w:fill="F5F5F5"/>
+      </w:pPr>
+      <w:r>
+        <w:rPr>
+          <w:rFonts w:ascii="Consolas" w:hAnsi="Consolas" w:eastAsia="Consolas"/>
+          <w:b w:val="0"/>
+          <w:sz w:val="18"/>
+        </w:rPr>
+        <w:t>TOK=$(curl -s -X POST http://127.0.0.1:8082/api/auth/login \</w:t>
+        <w:br/>
+      </w:r>
+      <w:r>
+        <w:rPr>
+          <w:rFonts w:ascii="Consolas" w:hAnsi="Consolas" w:eastAsia="Consolas"/>
+          <w:b w:val="0"/>
+          <w:sz w:val="18"/>
+        </w:rPr>
+        <w:t xml:space="preserve">      -H 'Content-Type: application/json' \</w:t>
+        <w:br/>
+      </w:r>
+      <w:r>
+        <w:rPr>
+          <w:rFonts w:ascii="Consolas" w:hAnsi="Consolas" w:eastAsia="Consolas"/>
+          <w:b w:val="0"/>
+          <w:sz w:val="18"/>
+        </w:rPr>
+        <w:t xml:space="preserve">      -d '{"username":"admin","password":"admin123"}' | python3 -c 'import sys,json;print(json.load(sys.stdin)["token"])')</w:t>
+        <w:br/>
+      </w:r>
+      <w:r>
+        <w:rPr>
+          <w:rFonts w:ascii="Consolas" w:hAnsi="Consolas" w:eastAsia="Consolas"/>
+          <w:b w:val="0"/>
+          <w:sz w:val="18"/>
+        </w:rPr>
+        <w:t>curl -s -H "Authorization: Bearer $TOK" http://127.0.0.1:8082/api/auth/me | head -c 300</w:t>
+        <w:br/>
+      </w:r>
+    </w:p>
+    <w:p>
+      <w:pPr>
+        <w:pStyle w:val="Heading2"/>
+      </w:pPr>
+      <w:r>
+        <w:rPr>
+          <w:rFonts w:ascii="微软雅黑" w:hAnsi="微软雅黑" w:eastAsia="微软雅黑"/>
+          <w:b/>
+          <w:color w:val="1F4E79"/>
+          <w:sz w:val="25"/>
+        </w:rPr>
+        <w:t>7.2 PC 后台（Vite）</w:t>
+      </w:r>
+    </w:p>
+    <w:p>
+      <w:pPr>
+        <w:spacing w:after="120" w:before="120"/>
+        <w:shd w:val="clear" w:color="auto" w:fill="F5F5F5"/>
+      </w:pPr>
+      <w:r>
+        <w:rPr>
+          <w:rFonts w:ascii="Consolas" w:hAnsi="Consolas" w:eastAsia="Consolas"/>
+          <w:b w:val="0"/>
+          <w:sz w:val="18"/>
+        </w:rPr>
+        <w:t>cd web-admin</w:t>
+        <w:br/>
+      </w:r>
+      <w:r>
+        <w:rPr>
+          <w:rFonts w:ascii="Consolas" w:hAnsi="Consolas" w:eastAsia="Consolas"/>
+          <w:b w:val="0"/>
+          <w:sz w:val="18"/>
+        </w:rPr>
+        <w:t>npm install</w:t>
+        <w:br/>
+      </w:r>
+      <w:r>
+        <w:rPr>
+          <w:rFonts w:ascii="Consolas" w:hAnsi="Consolas" w:eastAsia="Consolas"/>
+          <w:b w:val="0"/>
+          <w:sz w:val="18"/>
+        </w:rPr>
+        <w:t>npm run dev      # http://127.0.0.1:5173 ，/api 自动代理到 :8082</w:t>
+        <w:br/>
+      </w:r>
+      <w:r>
+        <w:rPr>
+          <w:rFonts w:ascii="Consolas" w:hAnsi="Consolas" w:eastAsia="Consolas"/>
+          <w:b w:val="0"/>
+          <w:sz w:val="18"/>
+        </w:rPr>
+        <w:t>npm run build    # 产物 dist/，生产交 Nginx 反代（见《运维操作说明书》）</w:t>
+        <w:br/>
+      </w:r>
+    </w:p>
+    <w:p>
+      <w:pPr>
+        <w:pStyle w:val="Heading2"/>
+      </w:pPr>
+      <w:r>
+        <w:rPr>
+          <w:rFonts w:ascii="微软雅黑" w:hAnsi="微软雅黑" w:eastAsia="微软雅黑"/>
+          <w:b/>
+          <w:color w:val="1F4E79"/>
+          <w:sz w:val="25"/>
+        </w:rPr>
+        <w:t>7.3 纯算法验证（无需 Maven / 数据库）</w:t>
+      </w:r>
+    </w:p>
+    <w:p>
+      <w:pPr>
+        <w:spacing w:after="0"/>
+      </w:pPr>
+      <w:r>
+        <w:rPr>
+          <w:rFonts w:ascii="宋体" w:hAnsi="宋体" w:eastAsia="宋体"/>
+          <w:b w:val="0"/>
+          <w:sz w:val="21"/>
+        </w:rPr>
+        <w:t>后端核心引擎可脱离框架独立编译运行：</w:t>
+      </w:r>
+    </w:p>
+    <w:p>
+      <w:pPr>
+        <w:spacing w:after="120" w:before="120"/>
+        <w:shd w:val="clear" w:color="auto" w:fill="F5F5F5"/>
+      </w:pPr>
+      <w:r>
+        <w:rPr>
+          <w:rFonts w:ascii="Consolas" w:hAnsi="Consolas" w:eastAsia="Consolas"/>
+          <w:b w:val="0"/>
+          <w:sz w:val="18"/>
+        </w:rPr>
+        <w:t>cd backend</w:t>
         <w:br/>
       </w:r>
       <w:r>
@@ -3099,24 +4446,6 @@
           <w:b w:val="0"/>
           <w:sz w:val="18"/>
         </w:rPr>
-        <w:t># 运行任一模块 Demo（合并后包路径：community / install / product）</w:t>
-        <w:br/>
-      </w:r>
-      <w:r>
-        <w:rPr>
-          <w:rFonts w:ascii="Consolas" w:hAnsi="Consolas" w:eastAsia="Consolas"/>
-          <w:b w:val="0"/>
-          <w:sz w:val="18"/>
-        </w:rPr>
-        <w:t>java -cp /tmp/bwall com.broadband.community.CommunityDemo</w:t>
-        <w:br/>
-      </w:r>
-      <w:r>
-        <w:rPr>
-          <w:rFonts w:ascii="Consolas" w:hAnsi="Consolas" w:eastAsia="Consolas"/>
-          <w:b w:val="0"/>
-          <w:sz w:val="18"/>
-        </w:rPr>
         <w:t>java -cp /tmp/bwall com.broadband.install.DispatchDemo</w:t>
         <w:br/>
       </w:r>
@@ -3135,25 +4464,7 @@
           <w:b w:val="0"/>
           <w:sz w:val="18"/>
         </w:rPr>
-        <w:t>java -cp /tmp/bwall com.broadband.product.PackageDemo</w:t>
-        <w:br/>
-      </w:r>
-      <w:r>
-        <w:rPr>
-          <w:rFonts w:ascii="Consolas" w:hAnsi="Consolas" w:eastAsia="Consolas"/>
-          <w:b w:val="0"/>
-          <w:sz w:val="18"/>
-        </w:rPr>
         <w:t>java -cp /tmp/bwall com.broadband.product.PackageUpgradeDemo</w:t>
-        <w:br/>
-      </w:r>
-      <w:r>
-        <w:rPr>
-          <w:rFonts w:ascii="Consolas" w:hAnsi="Consolas" w:eastAsia="Consolas"/>
-          <w:b w:val="0"/>
-          <w:sz w:val="18"/>
-        </w:rPr>
-        <w:t>java -cp /tmp/bwall com.broadband.product.TrafficDemo</w:t>
         <w:br/>
       </w:r>
     </w:p>
@@ -3167,7 +4478,7 @@
           <w:b w:val="0"/>
           <w:sz w:val="21"/>
         </w:rPr>
-        <w:t xml:space="preserve">完整构建（含数据库与 Web 启动）与建表 SQL 详见 </w:t>
+        <w:t xml:space="preserve">建表 SQL、配置模板、Nginx 与故障排查详见 </w:t>
       </w:r>
       <w:r>
         <w:rPr>
@@ -3235,7 +4546,7 @@
           <w:b/>
           <w:sz w:val="21"/>
         </w:rPr>
-        <w:t>数据落地</w:t>
+        <w:t>小程序补页</w:t>
       </w:r>
       <w:r>
         <w:rPr>
@@ -3243,39 +4554,7 @@
           <w:b w:val="0"/>
           <w:sz w:val="21"/>
         </w:rPr>
-        <w:t xml:space="preserve">：引入 MySQL 驱动，打通 </w:t>
-      </w:r>
-      <w:r>
-        <w:rPr>
-          <w:rFonts w:ascii="Consolas" w:hAnsi="Consolas" w:eastAsia="Consolas"/>
-          <w:b w:val="0"/>
-          <w:sz w:val="21"/>
-        </w:rPr>
-        <w:t>traffic_usage</w:t>
-      </w:r>
-      <w:r>
-        <w:rPr>
-          <w:rFonts w:ascii="宋体" w:hAnsi="宋体" w:eastAsia="宋体"/>
-          <w:b w:val="0"/>
-          <w:sz w:val="21"/>
-        </w:rPr>
-        <w:t xml:space="preserve"> / </w:t>
-      </w:r>
-      <w:r>
-        <w:rPr>
-          <w:rFonts w:ascii="Consolas" w:hAnsi="Consolas" w:eastAsia="Consolas"/>
-          <w:b w:val="0"/>
-          <w:sz w:val="21"/>
-        </w:rPr>
-        <w:t>package_upgrade_order</w:t>
-      </w:r>
-      <w:r>
-        <w:rPr>
-          <w:rFonts w:ascii="宋体" w:hAnsi="宋体" w:eastAsia="宋体"/>
-          <w:b w:val="0"/>
-          <w:sz w:val="21"/>
-        </w:rPr>
-        <w:t xml:space="preserve"> 等表真实聚合与落库。</w:t>
+        <w:t>：客户端剩余约 13 页（新装/移机/续费/提速/报修/智慧家庭/自助服务/评价投诉）+ 师傅端 8 页（工单/排班容量/路线/完工/测速/评价）。</w:t>
       </w:r>
     </w:p>
     <w:p>
@@ -3289,7 +4568,7 @@
           <w:b/>
           <w:sz w:val="21"/>
         </w:rPr>
-        <w:t>安全与权限</w:t>
+        <w:t>小程序登录态</w:t>
       </w:r>
       <w:r>
         <w:rPr>
@@ -3297,7 +4576,39 @@
           <w:b w:val="0"/>
           <w:sz w:val="21"/>
         </w:rPr>
-        <w:t>：落地 Spring Security 6 + JWT，对齐 RBAC 角色（客户 / 销售 / 师傅 / 管理员）。</w:t>
+        <w:t xml:space="preserve">：接入微信 session 换取 token 后，将 </w:t>
+      </w:r>
+      <w:r>
+        <w:rPr>
+          <w:rFonts w:ascii="Consolas" w:hAnsi="Consolas" w:eastAsia="Consolas"/>
+          <w:b w:val="0"/>
+          <w:sz w:val="21"/>
+        </w:rPr>
+        <w:t>app.security.protect-client-api</w:t>
+      </w:r>
+      <w:r>
+        <w:rPr>
+          <w:rFonts w:ascii="宋体" w:hAnsi="宋体" w:eastAsia="宋体"/>
+          <w:b w:val="0"/>
+          <w:sz w:val="21"/>
+        </w:rPr>
+        <w:t xml:space="preserve"> 置 </w:t>
+      </w:r>
+      <w:r>
+        <w:rPr>
+          <w:rFonts w:ascii="Consolas" w:hAnsi="Consolas" w:eastAsia="Consolas"/>
+          <w:b w:val="0"/>
+          <w:sz w:val="21"/>
+        </w:rPr>
+        <w:t>true</w:t>
+      </w:r>
+      <w:r>
+        <w:rPr>
+          <w:rFonts w:ascii="宋体" w:hAnsi="宋体" w:eastAsia="宋体"/>
+          <w:b w:val="0"/>
+          <w:sz w:val="21"/>
+        </w:rPr>
+        <w:t>，把 c 端开放接口一并纳入鉴权。</w:t>
       </w:r>
     </w:p>
     <w:p>
@@ -3311,7 +4622,7 @@
           <w:b/>
           <w:sz w:val="21"/>
         </w:rPr>
-        <w:t>PC 后台</w:t>
+        <w:t>业务增强</w:t>
       </w:r>
       <w:r>
         <w:rPr>
@@ -3319,23 +4630,7 @@
           <w:b w:val="0"/>
           <w:sz w:val="21"/>
         </w:rPr>
-        <w:t xml:space="preserve">：建立 Vue 3 工程，按设计稿 v1.9 实现首页 </w:t>
-      </w:r>
-      <w:r>
-        <w:rPr>
-          <w:rFonts w:ascii="Consolas" w:hAnsi="Consolas" w:eastAsia="Consolas"/>
-          <w:b w:val="0"/>
-          <w:sz w:val="21"/>
-        </w:rPr>
-        <w:t>/dashboard</w:t>
-      </w:r>
-      <w:r>
-        <w:rPr>
-          <w:rFonts w:ascii="宋体" w:hAnsi="宋体" w:eastAsia="宋体"/>
-          <w:b w:val="0"/>
-          <w:sz w:val="21"/>
-        </w:rPr>
-        <w:t xml:space="preserve"> 与派单 / 容量 / 流量监控等模块。</w:t>
+        <w:t>：工单状态机流转与改派、SLA 规则在线编辑、套餐上下架审批流。</w:t>
       </w:r>
     </w:p>
     <w:p>
@@ -3349,7 +4644,7 @@
           <w:b/>
           <w:sz w:val="21"/>
         </w:rPr>
-        <w:t>配置治理</w:t>
+        <w:t>交付增强</w:t>
       </w:r>
       <w:r>
         <w:rPr>
@@ -3357,23 +4652,7 @@
           <w:b w:val="0"/>
           <w:sz w:val="21"/>
         </w:rPr>
-        <w:t xml:space="preserve">：配置项收口到 </w:t>
-      </w:r>
-      <w:r>
-        <w:rPr>
-          <w:rFonts w:ascii="Consolas" w:hAnsi="Consolas" w:eastAsia="Consolas"/>
-          <w:b w:val="0"/>
-          <w:sz w:val="21"/>
-        </w:rPr>
-        <w:t>application.yml</w:t>
-      </w:r>
-      <w:r>
-        <w:rPr>
-          <w:rFonts w:ascii="宋体" w:hAnsi="宋体" w:eastAsia="宋体"/>
-          <w:b w:val="0"/>
-          <w:sz w:val="21"/>
-        </w:rPr>
-        <w:t xml:space="preserve"> + Profile（不引入 Apollo），派单容量 / SLA 规则等常量集中管理。</w:t>
+        <w:t>：性能监控指标细化（QPS/耗时分位）、操作日志归档策略、CI 流水线。</w:t>
       </w:r>
     </w:p>
     <w:p>

--- a/docs/项目总览README.docx
+++ b/docs/项目总览README.docx
@@ -29,7 +29,7 @@
           <w:color w:val="555555"/>
           <w:sz w:val="19"/>
         </w:rPr>
-        <w:t>文档版本：v1.1 ｜ 更新日期：2026-09-14 ｜ 关联设计稿：broadband-design/index.html（v1.9）    **v1.1 变更**：PC 后台 `web-admin`（Vue 3）与本后端安全体系（Spring Security 6 + JWT + RBAC）落地；  后端模块 3→4（新增 `system`）、接口 13→45、表 17→25。</w:t>
+        <w:t>文档版本：v1.2 ｜ 更新日期：2026-09-14 ｜ 关联设计稿：broadband-design/index.html（v1.9）    **v1.2 变更**：小程序补页（M7）落地 ——  ① 客户端 `broadband-miniapp` 由 7 页扩到 **20 页**（含登录页）；  ② 新建师傅端 `broadband-worker`（独立工程，橙 `#ea580c`）**8 页**（含登录页）；  ③ 两端统一请求封装注入 Bearer token + `auth.js` 登录门禁 + `profile` 页 `onShow` 校验。    **v1.1 变更**：PC 后台 `web-admin`（Vue 3）与本后端安全体系（Spring Security 6 + JWT + RBAC）落地；  后端模块 3→4（新增 `system`）、接口 13→45、表 17→25。</w:t>
       </w:r>
     </w:p>
     <w:p>
@@ -285,7 +285,7 @@
                 <w:b w:val="0"/>
                 <w:sz w:val="19"/>
               </w:rPr>
-              <w:t>🟡 客户端骨架落地（7 页）；师傅端待建</w:t>
+              <w:t>✅ 客户端 20 页（含登录态）+ 师傅端 8 页（两独立工程）</w:t>
             </w:r>
           </w:p>
         </w:tc>
@@ -711,7 +711,7 @@
           <w:b w:val="0"/>
           <w:sz w:val="18"/>
         </w:rPr>
-        <w:t>├── broadband-miniapp/            # 微信小程序客户端</w:t>
+        <w:t>├── broadband-miniapp/            # 微信小程序客户端（蓝 #2563eb，20 页 + 登录态）</w:t>
         <w:br/>
       </w:r>
       <w:r>
@@ -729,7 +729,7 @@
           <w:b w:val="0"/>
           <w:sz w:val="18"/>
         </w:rPr>
-        <w:t>│   ├── utils/api.js              # 接口封装（未实现走 mock）</w:t>
+        <w:t>│   ├── utils/api.js · auth.js    # 接口封装（Bearer 注入）+ 登录态校验</w:t>
         <w:br/>
       </w:r>
       <w:r>
@@ -738,7 +738,43 @@
           <w:b w:val="0"/>
           <w:sz w:val="18"/>
         </w:rPr>
-        <w:t>│   └── pages/                    # 7 个页面（见第四节）</w:t>
+        <w:t>│   └── pages/                    # 20 个页面（见第四节）</w:t>
+        <w:br/>
+      </w:r>
+      <w:r>
+        <w:rPr>
+          <w:rFonts w:ascii="Consolas" w:hAnsi="Consolas" w:eastAsia="Consolas"/>
+          <w:b w:val="0"/>
+          <w:sz w:val="18"/>
+        </w:rPr>
+        <w:t>├── broadband-worker/             # ★ 安装师傅端小程序（橙 #ea580c，8 页 + 登录态，独立工程）</w:t>
+        <w:br/>
+      </w:r>
+      <w:r>
+        <w:rPr>
+          <w:rFonts w:ascii="Consolas" w:hAnsi="Consolas" w:eastAsia="Consolas"/>
+          <w:b w:val="0"/>
+          <w:sz w:val="18"/>
+        </w:rPr>
+        <w:t>│   ├── app.js / app.json / app.wxss / project.config.json / sitemap.json</w:t>
+        <w:br/>
+      </w:r>
+      <w:r>
+        <w:rPr>
+          <w:rFonts w:ascii="Consolas" w:hAnsi="Consolas" w:eastAsia="Consolas"/>
+          <w:b w:val="0"/>
+          <w:sz w:val="18"/>
+        </w:rPr>
+        <w:t>│   ├── utils/api.js · auth.js    # 师傅端请求封装（Bearer 注入）</w:t>
+        <w:br/>
+      </w:r>
+      <w:r>
+        <w:rPr>
+          <w:rFonts w:ascii="Consolas" w:hAnsi="Consolas" w:eastAsia="Consolas"/>
+          <w:b w:val="0"/>
+          <w:sz w:val="18"/>
+        </w:rPr>
+        <w:t>│   └── pages/                    # 8 个页面（见第四节）</w:t>
         <w:br/>
       </w:r>
       <w:r>
@@ -937,7 +973,23 @@
           <w:color w:val="1F4E79"/>
           <w:sz w:val="25"/>
         </w:rPr>
-        <w:t>4.1 微信小程序（客户端）— 7 个页面</w:t>
+        <w:t>4.1 微信小程序（客户端）— 20 个页面</w:t>
+      </w:r>
+    </w:p>
+    <w:p>
+      <w:pPr>
+        <w:spacing w:after="120" w:before="40"/>
+        <w:ind w:left="216"/>
+        <w:shd w:val="clear" w:color="auto" w:fill="F2F4F8"/>
+      </w:pPr>
+      <w:r>
+        <w:rPr>
+          <w:rFonts w:ascii="宋体" w:hAnsi="宋体" w:eastAsia="宋体"/>
+          <w:i/>
+          <w:color w:val="555555"/>
+          <w:sz w:val="19"/>
+        </w:rPr>
+        <w:t>`broadband-miniapp/`，蓝 `#2563eb`，微信原生。设计稿规划的 20 页**已全部落页**，并接入登录态骨架。</w:t>
       </w:r>
     </w:p>
     <w:tbl>
@@ -948,14 +1000,33 @@
         <w:tblLook w:firstColumn="1" w:firstRow="1" w:lastColumn="0" w:lastRow="0" w:noHBand="0" w:noVBand="1" w:val="04A0"/>
       </w:tblPr>
       <w:tblGrid>
-        <w:gridCol w:w="2880"/>
-        <w:gridCol w:w="2880"/>
-        <w:gridCol w:w="2880"/>
+        <w:gridCol w:w="4320"/>
+        <w:gridCol w:w="4320"/>
       </w:tblGrid>
       <w:tr>
         <w:tc>
           <w:tcPr>
-            <w:tcW w:type="dxa" w:w="2880"/>
+            <w:tcW w:type="dxa" w:w="4320"/>
+            <w:shd w:val="clear" w:color="auto" w:fill="1F4E79"/>
+          </w:tcPr>
+          <w:p>
+            <w:pPr>
+              <w:spacing w:after="0" w:before="0"/>
+            </w:pPr>
+            <w:r>
+              <w:rPr>
+                <w:rFonts w:ascii="微软雅黑" w:hAnsi="微软雅黑" w:eastAsia="微软雅黑"/>
+                <w:b/>
+                <w:color w:val="FFFFFF"/>
+                <w:sz w:val="19"/>
+              </w:rPr>
+              <w:t>分组</w:t>
+            </w:r>
+          </w:p>
+        </w:tc>
+        <w:tc>
+          <w:tcPr>
+            <w:tcW w:type="dxa" w:w="4320"/>
             <w:shd w:val="clear" w:color="auto" w:fill="1F4E79"/>
           </w:tcPr>
           <w:p>
@@ -973,51 +1044,11 @@
             </w:r>
           </w:p>
         </w:tc>
-        <w:tc>
-          <w:tcPr>
-            <w:tcW w:type="dxa" w:w="2880"/>
-            <w:shd w:val="clear" w:color="auto" w:fill="1F4E79"/>
-          </w:tcPr>
-          <w:p>
-            <w:pPr>
-              <w:spacing w:after="0" w:before="0"/>
-            </w:pPr>
-            <w:r>
-              <w:rPr>
-                <w:rFonts w:ascii="微软雅黑" w:hAnsi="微软雅黑" w:eastAsia="微软雅黑"/>
-                <w:b/>
-                <w:color w:val="FFFFFF"/>
-                <w:sz w:val="19"/>
-              </w:rPr>
-              <w:t>路径</w:t>
-            </w:r>
-          </w:p>
-        </w:tc>
-        <w:tc>
-          <w:tcPr>
-            <w:tcW w:type="dxa" w:w="2880"/>
-            <w:shd w:val="clear" w:color="auto" w:fill="1F4E79"/>
-          </w:tcPr>
-          <w:p>
-            <w:pPr>
-              <w:spacing w:after="0" w:before="0"/>
-            </w:pPr>
-            <w:r>
-              <w:rPr>
-                <w:rFonts w:ascii="微软雅黑" w:hAnsi="微软雅黑" w:eastAsia="微软雅黑"/>
-                <w:b/>
-                <w:color w:val="FFFFFF"/>
-                <w:sz w:val="19"/>
-              </w:rPr>
-              <w:t>说明</w:t>
-            </w:r>
-          </w:p>
-        </w:tc>
       </w:tr>
       <w:tr>
         <w:tc>
           <w:tcPr>
-            <w:tcW w:type="dxa" w:w="2880"/>
+            <w:tcW w:type="dxa" w:w="4320"/>
           </w:tcPr>
           <w:p>
             <w:pPr>
@@ -1034,13 +1065,13 @@
                 <w:b w:val="0"/>
                 <w:sz w:val="19"/>
               </w:rPr>
-              <w:t>首页</w:t>
+              <w:t>核心</w:t>
             </w:r>
           </w:p>
         </w:tc>
         <w:tc>
           <w:tcPr>
-            <w:tcW w:type="dxa" w:w="2880"/>
+            <w:tcW w:type="dxa" w:w="4320"/>
           </w:tcPr>
           <w:p>
             <w:pPr>
@@ -1057,30 +1088,79 @@
                 <w:b w:val="0"/>
                 <w:sz w:val="19"/>
               </w:rPr>
-              <w:t>pages/index/index</w:t>
+              <w:t xml:space="preserve">首页 </w:t>
             </w:r>
-          </w:p>
-        </w:tc>
-        <w:tc>
-          <w:tcPr>
-            <w:tcW w:type="dxa" w:w="2880"/>
-          </w:tcPr>
-          <w:p>
-            <w:pPr>
-              <w:spacing w:after="0" w:before="0"/>
-            </w:pPr>
-          </w:p>
-          <w:p>
-            <w:pPr>
-              <w:spacing w:after="0"/>
-            </w:pPr>
+            <w:r>
+              <w:rPr>
+                <w:rFonts w:ascii="Consolas" w:hAnsi="Consolas" w:eastAsia="Consolas"/>
+                <w:b w:val="0"/>
+                <w:sz w:val="19"/>
+              </w:rPr>
+              <w:t>pages/index</w:t>
+            </w:r>
             <w:r>
               <w:rPr>
                 <w:rFonts w:ascii="宋体" w:hAnsi="宋体" w:eastAsia="宋体"/>
                 <w:b w:val="0"/>
                 <w:sz w:val="19"/>
               </w:rPr>
-              <w:t>入口页</w:t>
+              <w:t xml:space="preserve">、服务聚合 </w:t>
+            </w:r>
+            <w:r>
+              <w:rPr>
+                <w:rFonts w:ascii="Consolas" w:hAnsi="Consolas" w:eastAsia="Consolas"/>
+                <w:b w:val="0"/>
+                <w:sz w:val="19"/>
+              </w:rPr>
+              <w:t>pages/service</w:t>
+            </w:r>
+            <w:r>
+              <w:rPr>
+                <w:rFonts w:ascii="宋体" w:hAnsi="宋体" w:eastAsia="宋体"/>
+                <w:b w:val="0"/>
+                <w:sz w:val="19"/>
+              </w:rPr>
+              <w:t xml:space="preserve">、个人中心 </w:t>
+            </w:r>
+            <w:r>
+              <w:rPr>
+                <w:rFonts w:ascii="Consolas" w:hAnsi="Consolas" w:eastAsia="Consolas"/>
+                <w:b w:val="0"/>
+                <w:sz w:val="19"/>
+              </w:rPr>
+              <w:t>pages/profile</w:t>
+            </w:r>
+            <w:r>
+              <w:rPr>
+                <w:rFonts w:ascii="宋体" w:hAnsi="宋体" w:eastAsia="宋体"/>
+                <w:b w:val="0"/>
+                <w:sz w:val="19"/>
+              </w:rPr>
+              <w:t xml:space="preserve">（含登录门禁）、设置 </w:t>
+            </w:r>
+            <w:r>
+              <w:rPr>
+                <w:rFonts w:ascii="Consolas" w:hAnsi="Consolas" w:eastAsia="Consolas"/>
+                <w:b w:val="0"/>
+                <w:sz w:val="19"/>
+              </w:rPr>
+              <w:t>pages/settings</w:t>
+            </w:r>
+            <w:r>
+              <w:rPr>
+                <w:rFonts w:ascii="宋体" w:hAnsi="宋体" w:eastAsia="宋体"/>
+                <w:b w:val="0"/>
+                <w:sz w:val="19"/>
+              </w:rPr>
+              <w:t xml:space="preserve">、登录 </w:t>
+            </w:r>
+            <w:r>
+              <w:rPr>
+                <w:rFonts w:ascii="Consolas" w:hAnsi="Consolas" w:eastAsia="Consolas"/>
+                <w:b w:val="0"/>
+                <w:sz w:val="19"/>
+              </w:rPr>
+              <w:t>pages/login</w:t>
             </w:r>
           </w:p>
         </w:tc>
@@ -1088,7 +1168,7 @@
       <w:tr>
         <w:tc>
           <w:tcPr>
-            <w:tcW w:type="dxa" w:w="2880"/>
+            <w:tcW w:type="dxa" w:w="4320"/>
             <w:shd w:val="clear" w:color="auto" w:fill="F4F7FB"/>
           </w:tcPr>
           <w:p>
@@ -1106,13 +1186,13 @@
                 <w:b w:val="0"/>
                 <w:sz w:val="19"/>
               </w:rPr>
-              <w:t>服务聚合</w:t>
+              <w:t>套餐与流量</w:t>
             </w:r>
           </w:p>
         </w:tc>
         <w:tc>
           <w:tcPr>
-            <w:tcW w:type="dxa" w:w="2880"/>
+            <w:tcW w:type="dxa" w:w="4320"/>
             <w:shd w:val="clear" w:color="auto" w:fill="F4F7FB"/>
           </w:tcPr>
           <w:p>
@@ -1130,13 +1210,239 @@
                 <w:b w:val="0"/>
                 <w:sz w:val="19"/>
               </w:rPr>
-              <w:t>pages/service/service</w:t>
+              <w:t xml:space="preserve">套餐详情 </w:t>
+            </w:r>
+            <w:r>
+              <w:rPr>
+                <w:rFonts w:ascii="Consolas" w:hAnsi="Consolas" w:eastAsia="Consolas"/>
+                <w:b w:val="0"/>
+                <w:sz w:val="19"/>
+              </w:rPr>
+              <w:t>pages/package/detail</w:t>
+            </w:r>
+            <w:r>
+              <w:rPr>
+                <w:rFonts w:ascii="宋体" w:hAnsi="宋体" w:eastAsia="宋体"/>
+                <w:b w:val="0"/>
+                <w:sz w:val="19"/>
+              </w:rPr>
+              <w:t xml:space="preserve">、套餐列表 </w:t>
+            </w:r>
+            <w:r>
+              <w:rPr>
+                <w:rFonts w:ascii="Consolas" w:hAnsi="Consolas" w:eastAsia="Consolas"/>
+                <w:b w:val="0"/>
+                <w:sz w:val="19"/>
+              </w:rPr>
+              <w:t>pages/package/list</w:t>
+            </w:r>
+            <w:r>
+              <w:rPr>
+                <w:rFonts w:ascii="宋体" w:hAnsi="宋体" w:eastAsia="宋体"/>
+                <w:b w:val="0"/>
+                <w:sz w:val="19"/>
+              </w:rPr>
+              <w:t xml:space="preserve">、套餐升级 </w:t>
+            </w:r>
+            <w:r>
+              <w:rPr>
+                <w:rFonts w:ascii="Consolas" w:hAnsi="Consolas" w:eastAsia="Consolas"/>
+                <w:b w:val="0"/>
+                <w:sz w:val="19"/>
+              </w:rPr>
+              <w:t>pages/package/upgrade</w:t>
+            </w:r>
+            <w:r>
+              <w:rPr>
+                <w:rFonts w:ascii="宋体" w:hAnsi="宋体" w:eastAsia="宋体"/>
+                <w:b w:val="0"/>
+                <w:sz w:val="19"/>
+              </w:rPr>
+              <w:t xml:space="preserve"> + </w:t>
+            </w:r>
+            <w:r>
+              <w:rPr>
+                <w:rFonts w:ascii="Consolas" w:hAnsi="Consolas" w:eastAsia="Consolas"/>
+                <w:b w:val="0"/>
+                <w:sz w:val="19"/>
+              </w:rPr>
+              <w:t>pages/upgrade</w:t>
+            </w:r>
+            <w:r>
+              <w:rPr>
+                <w:rFonts w:ascii="宋体" w:hAnsi="宋体" w:eastAsia="宋体"/>
+                <w:b w:val="0"/>
+                <w:sz w:val="19"/>
+              </w:rPr>
+              <w:t xml:space="preserve">、流量监控 </w:t>
+            </w:r>
+            <w:r>
+              <w:rPr>
+                <w:rFonts w:ascii="Consolas" w:hAnsi="Consolas" w:eastAsia="Consolas"/>
+                <w:b w:val="0"/>
+                <w:sz w:val="19"/>
+              </w:rPr>
+              <w:t>pages/traffic</w:t>
+            </w:r>
+          </w:p>
+        </w:tc>
+      </w:tr>
+      <w:tr>
+        <w:tc>
+          <w:tcPr>
+            <w:tcW w:type="dxa" w:w="4320"/>
+          </w:tcPr>
+          <w:p>
+            <w:pPr>
+              <w:spacing w:after="0" w:before="0"/>
+            </w:pPr>
+          </w:p>
+          <w:p>
+            <w:pPr>
+              <w:spacing w:after="0"/>
+            </w:pPr>
+            <w:r>
+              <w:rPr>
+                <w:rFonts w:ascii="宋体" w:hAnsi="宋体" w:eastAsia="宋体"/>
+                <w:b w:val="0"/>
+                <w:sz w:val="19"/>
+              </w:rPr>
+              <w:t>下单与安装</w:t>
             </w:r>
           </w:p>
         </w:tc>
         <w:tc>
           <w:tcPr>
-            <w:tcW w:type="dxa" w:w="2880"/>
+            <w:tcW w:type="dxa" w:w="4320"/>
+          </w:tcPr>
+          <w:p>
+            <w:pPr>
+              <w:spacing w:after="0" w:before="0"/>
+            </w:pPr>
+          </w:p>
+          <w:p>
+            <w:pPr>
+              <w:spacing w:after="0"/>
+            </w:pPr>
+            <w:r>
+              <w:rPr>
+                <w:rFonts w:ascii="宋体" w:hAnsi="宋体" w:eastAsia="宋体"/>
+                <w:b w:val="0"/>
+                <w:sz w:val="19"/>
+              </w:rPr>
+              <w:t xml:space="preserve">可装小区查询 </w:t>
+            </w:r>
+            <w:r>
+              <w:rPr>
+                <w:rFonts w:ascii="Consolas" w:hAnsi="Consolas" w:eastAsia="Consolas"/>
+                <w:b w:val="0"/>
+                <w:sz w:val="19"/>
+              </w:rPr>
+              <w:t>pages/community/query</w:t>
+            </w:r>
+            <w:r>
+              <w:rPr>
+                <w:rFonts w:ascii="宋体" w:hAnsi="宋体" w:eastAsia="宋体"/>
+                <w:b w:val="0"/>
+                <w:sz w:val="19"/>
+              </w:rPr>
+              <w:t xml:space="preserve">、安装地址 </w:t>
+            </w:r>
+            <w:r>
+              <w:rPr>
+                <w:rFonts w:ascii="Consolas" w:hAnsi="Consolas" w:eastAsia="Consolas"/>
+                <w:b w:val="0"/>
+                <w:sz w:val="19"/>
+              </w:rPr>
+              <w:t>pages/order/address</w:t>
+            </w:r>
+            <w:r>
+              <w:rPr>
+                <w:rFonts w:ascii="宋体" w:hAnsi="宋体" w:eastAsia="宋体"/>
+                <w:b w:val="0"/>
+                <w:sz w:val="19"/>
+              </w:rPr>
+              <w:t xml:space="preserve">、订单确认 </w:t>
+            </w:r>
+            <w:r>
+              <w:rPr>
+                <w:rFonts w:ascii="Consolas" w:hAnsi="Consolas" w:eastAsia="Consolas"/>
+                <w:b w:val="0"/>
+                <w:sz w:val="19"/>
+              </w:rPr>
+              <w:t>pages/order/confirm</w:t>
+            </w:r>
+            <w:r>
+              <w:rPr>
+                <w:rFonts w:ascii="宋体" w:hAnsi="宋体" w:eastAsia="宋体"/>
+                <w:b w:val="0"/>
+                <w:sz w:val="19"/>
+              </w:rPr>
+              <w:t xml:space="preserve">、订单列表 </w:t>
+            </w:r>
+            <w:r>
+              <w:rPr>
+                <w:rFonts w:ascii="Consolas" w:hAnsi="Consolas" w:eastAsia="Consolas"/>
+                <w:b w:val="0"/>
+                <w:sz w:val="19"/>
+              </w:rPr>
+              <w:t>pages/order/list</w:t>
+            </w:r>
+            <w:r>
+              <w:rPr>
+                <w:rFonts w:ascii="宋体" w:hAnsi="宋体" w:eastAsia="宋体"/>
+                <w:b w:val="0"/>
+                <w:sz w:val="19"/>
+              </w:rPr>
+              <w:t xml:space="preserve">、订单详情 </w:t>
+            </w:r>
+            <w:r>
+              <w:rPr>
+                <w:rFonts w:ascii="Consolas" w:hAnsi="Consolas" w:eastAsia="Consolas"/>
+                <w:b w:val="0"/>
+                <w:sz w:val="19"/>
+              </w:rPr>
+              <w:t>pages/order/detail</w:t>
+            </w:r>
+            <w:r>
+              <w:rPr>
+                <w:rFonts w:ascii="宋体" w:hAnsi="宋体" w:eastAsia="宋体"/>
+                <w:b w:val="0"/>
+                <w:sz w:val="19"/>
+              </w:rPr>
+              <w:t xml:space="preserve">、地址管理 </w:t>
+            </w:r>
+            <w:r>
+              <w:rPr>
+                <w:rFonts w:ascii="Consolas" w:hAnsi="Consolas" w:eastAsia="Consolas"/>
+                <w:b w:val="0"/>
+                <w:sz w:val="19"/>
+              </w:rPr>
+              <w:t>pages/address</w:t>
+            </w:r>
+            <w:r>
+              <w:rPr>
+                <w:rFonts w:ascii="宋体" w:hAnsi="宋体" w:eastAsia="宋体"/>
+                <w:b w:val="0"/>
+                <w:sz w:val="19"/>
+              </w:rPr>
+              <w:t xml:space="preserve">、移机 </w:t>
+            </w:r>
+            <w:r>
+              <w:rPr>
+                <w:rFonts w:ascii="Consolas" w:hAnsi="Consolas" w:eastAsia="Consolas"/>
+                <w:b w:val="0"/>
+                <w:sz w:val="19"/>
+              </w:rPr>
+              <w:t>pages/move</w:t>
+            </w:r>
+          </w:p>
+        </w:tc>
+      </w:tr>
+      <w:tr>
+        <w:tc>
+          <w:tcPr>
+            <w:tcW w:type="dxa" w:w="4320"/>
             <w:shd w:val="clear" w:color="auto" w:fill="F4F7FB"/>
           </w:tcPr>
           <w:p>
@@ -1154,86 +1460,13 @@
                 <w:b w:val="0"/>
                 <w:sz w:val="19"/>
               </w:rPr>
-              <w:t>九宫格服务入口（含「套餐升级」「流量监控」）</w:t>
-            </w:r>
-          </w:p>
-        </w:tc>
-      </w:tr>
-      <w:tr>
-        <w:tc>
-          <w:tcPr>
-            <w:tcW w:type="dxa" w:w="2880"/>
-          </w:tcPr>
-          <w:p>
-            <w:pPr>
-              <w:spacing w:after="0" w:before="0"/>
-            </w:pPr>
-          </w:p>
-          <w:p>
-            <w:pPr>
-              <w:spacing w:after="0"/>
-            </w:pPr>
-            <w:r>
-              <w:rPr>
-                <w:rFonts w:ascii="宋体" w:hAnsi="宋体" w:eastAsia="宋体"/>
-                <w:b w:val="0"/>
-                <w:sz w:val="19"/>
-              </w:rPr>
-              <w:t>融合套餐详情</w:t>
+              <w:t>服务与报修</w:t>
             </w:r>
           </w:p>
         </w:tc>
         <w:tc>
           <w:tcPr>
-            <w:tcW w:type="dxa" w:w="2880"/>
-          </w:tcPr>
-          <w:p>
-            <w:pPr>
-              <w:spacing w:after="0" w:before="0"/>
-            </w:pPr>
-          </w:p>
-          <w:p>
-            <w:pPr>
-              <w:spacing w:after="0"/>
-            </w:pPr>
-            <w:r>
-              <w:rPr>
-                <w:rFonts w:ascii="宋体" w:hAnsi="宋体" w:eastAsia="宋体"/>
-                <w:b w:val="0"/>
-                <w:sz w:val="19"/>
-              </w:rPr>
-              <w:t>pages/package/detail/detail</w:t>
-            </w:r>
-          </w:p>
-        </w:tc>
-        <w:tc>
-          <w:tcPr>
-            <w:tcW w:type="dxa" w:w="2880"/>
-          </w:tcPr>
-          <w:p>
-            <w:pPr>
-              <w:spacing w:after="0" w:before="0"/>
-            </w:pPr>
-          </w:p>
-          <w:p>
-            <w:pPr>
-              <w:spacing w:after="0"/>
-            </w:pPr>
-            <w:r>
-              <w:rPr>
-                <w:rFonts w:ascii="宋体" w:hAnsi="宋体" w:eastAsia="宋体"/>
-                <w:b w:val="0"/>
-                <w:sz w:val="19"/>
-              </w:rPr>
-              <w:t>主图轮播 + 套餐组成 + 动态参数（单选/多选）+ 实时算价 + 立即办理</w:t>
-            </w:r>
-          </w:p>
-        </w:tc>
-      </w:tr>
-      <w:tr>
-        <w:tc>
-          <w:tcPr>
-            <w:tcW w:type="dxa" w:w="2880"/>
+            <w:tcW w:type="dxa" w:w="4320"/>
             <w:shd w:val="clear" w:color="auto" w:fill="F4F7FB"/>
           </w:tcPr>
           <w:p>
@@ -1251,13 +1484,479 @@
                 <w:b w:val="0"/>
                 <w:sz w:val="19"/>
               </w:rPr>
-              <w:t>套餐升级</w:t>
+              <w:t xml:space="preserve">自助服务 </w:t>
+            </w:r>
+            <w:r>
+              <w:rPr>
+                <w:rFonts w:ascii="Consolas" w:hAnsi="Consolas" w:eastAsia="Consolas"/>
+                <w:b w:val="0"/>
+                <w:sz w:val="19"/>
+              </w:rPr>
+              <w:t>pages/self</w:t>
+            </w:r>
+            <w:r>
+              <w:rPr>
+                <w:rFonts w:ascii="宋体" w:hAnsi="宋体" w:eastAsia="宋体"/>
+                <w:b w:val="0"/>
+                <w:sz w:val="19"/>
+              </w:rPr>
+              <w:t xml:space="preserve">（续费/提速/报修/发票）、报修评价 </w:t>
+            </w:r>
+            <w:r>
+              <w:rPr>
+                <w:rFonts w:ascii="Consolas" w:hAnsi="Consolas" w:eastAsia="Consolas"/>
+                <w:b w:val="0"/>
+                <w:sz w:val="19"/>
+              </w:rPr>
+              <w:t>pages/review</w:t>
+            </w:r>
+            <w:r>
+              <w:rPr>
+                <w:rFonts w:ascii="宋体" w:hAnsi="宋体" w:eastAsia="宋体"/>
+                <w:b w:val="0"/>
+                <w:sz w:val="19"/>
+              </w:rPr>
+              <w:t xml:space="preserve">、智慧家庭 </w:t>
+            </w:r>
+            <w:r>
+              <w:rPr>
+                <w:rFonts w:ascii="Consolas" w:hAnsi="Consolas" w:eastAsia="Consolas"/>
+                <w:b w:val="0"/>
+                <w:sz w:val="19"/>
+              </w:rPr>
+              <w:t>pages/smart</w:t>
+            </w:r>
+          </w:p>
+        </w:tc>
+      </w:tr>
+    </w:tbl>
+    <w:p>
+      <w:pPr>
+        <w:spacing w:after="80"/>
+      </w:pPr>
+    </w:p>
+    <w:p>
+      <w:pPr>
+        <w:spacing w:after="0"/>
+      </w:pPr>
+      <w:r>
+        <w:rPr>
+          <w:rFonts w:ascii="宋体" w:hAnsi="宋体" w:eastAsia="宋体"/>
+          <w:b w:val="0"/>
+          <w:sz w:val="21"/>
+        </w:rPr>
+        <w:t xml:space="preserve">关键设计：① </w:t>
+      </w:r>
+      <w:r>
+        <w:rPr>
+          <w:rFonts w:ascii="宋体" w:hAnsi="宋体" w:eastAsia="宋体"/>
+          <w:b/>
+          <w:sz w:val="21"/>
+        </w:rPr>
+        <w:t>登录态骨架</w:t>
+      </w:r>
+      <w:r>
+        <w:rPr>
+          <w:rFonts w:ascii="宋体" w:hAnsi="宋体" w:eastAsia="宋体"/>
+          <w:b w:val="0"/>
+          <w:sz w:val="21"/>
+        </w:rPr>
+        <w:t>——</w:t>
+      </w:r>
+      <w:r>
+        <w:rPr>
+          <w:rFonts w:ascii="Consolas" w:hAnsi="Consolas" w:eastAsia="Consolas"/>
+          <w:b w:val="0"/>
+          <w:sz w:val="21"/>
+        </w:rPr>
+        <w:t>utils/api.js</w:t>
+      </w:r>
+      <w:r>
+        <w:rPr>
+          <w:rFonts w:ascii="宋体" w:hAnsi="宋体" w:eastAsia="宋体"/>
+          <w:b w:val="0"/>
+          <w:sz w:val="21"/>
+        </w:rPr>
+        <w:t xml:space="preserve"> 的 </w:t>
+      </w:r>
+      <w:r>
+        <w:rPr>
+          <w:rFonts w:ascii="Consolas" w:hAnsi="Consolas" w:eastAsia="Consolas"/>
+          <w:b w:val="0"/>
+          <w:sz w:val="21"/>
+        </w:rPr>
+        <w:t>request()</w:t>
+      </w:r>
+      <w:r>
+        <w:rPr>
+          <w:rFonts w:ascii="宋体" w:hAnsi="宋体" w:eastAsia="宋体"/>
+          <w:b w:val="0"/>
+          <w:sz w:val="21"/>
+        </w:rPr>
+        <w:t xml:space="preserve"> 统一注入本地 </w:t>
+      </w:r>
+      <w:r>
+        <w:rPr>
+          <w:rFonts w:ascii="Consolas" w:hAnsi="Consolas" w:eastAsia="Consolas"/>
+          <w:b w:val="0"/>
+          <w:sz w:val="21"/>
+        </w:rPr>
+        <w:t>Bearer</w:t>
+      </w:r>
+      <w:r>
+        <w:rPr>
+          <w:rFonts w:ascii="宋体" w:hAnsi="宋体" w:eastAsia="宋体"/>
+          <w:b w:val="0"/>
+          <w:sz w:val="21"/>
+        </w:rPr>
+        <w:t xml:space="preserve"> token；</w:t>
+      </w:r>
+      <w:r>
+        <w:rPr>
+          <w:rFonts w:ascii="Consolas" w:hAnsi="Consolas" w:eastAsia="Consolas"/>
+          <w:b w:val="0"/>
+          <w:sz w:val="21"/>
+        </w:rPr>
+        <w:t>utils/auth.js</w:t>
+      </w:r>
+      <w:r>
+        <w:rPr>
+          <w:rFonts w:ascii="宋体" w:hAnsi="宋体" w:eastAsia="宋体"/>
+          <w:b w:val="0"/>
+          <w:sz w:val="21"/>
+        </w:rPr>
+        <w:t xml:space="preserve"> 提供 </w:t>
+      </w:r>
+      <w:r>
+        <w:rPr>
+          <w:rFonts w:ascii="Consolas" w:hAnsi="Consolas" w:eastAsia="Consolas"/>
+          <w:b w:val="0"/>
+          <w:sz w:val="21"/>
+        </w:rPr>
+        <w:t>isLogin/requireLogin</w:t>
+      </w:r>
+      <w:r>
+        <w:rPr>
+          <w:rFonts w:ascii="宋体" w:hAnsi="宋体" w:eastAsia="宋体"/>
+          <w:b w:val="0"/>
+          <w:sz w:val="21"/>
+        </w:rPr>
+        <w:t>；</w:t>
+      </w:r>
+      <w:r>
+        <w:rPr>
+          <w:rFonts w:ascii="Consolas" w:hAnsi="Consolas" w:eastAsia="Consolas"/>
+          <w:b w:val="0"/>
+          <w:sz w:val="21"/>
+        </w:rPr>
+        <w:t>pages/profile</w:t>
+      </w:r>
+      <w:r>
+        <w:rPr>
+          <w:rFonts w:ascii="宋体" w:hAnsi="宋体" w:eastAsia="宋体"/>
+          <w:b w:val="0"/>
+          <w:sz w:val="21"/>
+        </w:rPr>
+        <w:t xml:space="preserve"> </w:t>
+      </w:r>
+      <w:r>
+        <w:rPr>
+          <w:rFonts w:ascii="Consolas" w:hAnsi="Consolas" w:eastAsia="Consolas"/>
+          <w:b w:val="0"/>
+          <w:sz w:val="21"/>
+        </w:rPr>
+        <w:t>onShow</w:t>
+      </w:r>
+      <w:r>
+        <w:rPr>
+          <w:rFonts w:ascii="宋体" w:hAnsi="宋体" w:eastAsia="宋体"/>
+          <w:b w:val="0"/>
+          <w:sz w:val="21"/>
+        </w:rPr>
+        <w:t xml:space="preserve"> 校验未登录跳登录页；</w:t>
+      </w:r>
+    </w:p>
+    <w:p>
+      <w:pPr>
+        <w:spacing w:after="0"/>
+      </w:pPr>
+      <w:r>
+        <w:rPr>
+          <w:rFonts w:ascii="宋体" w:hAnsi="宋体" w:eastAsia="宋体"/>
+          <w:b w:val="0"/>
+          <w:sz w:val="21"/>
+        </w:rPr>
+        <w:t xml:space="preserve">② </w:t>
+      </w:r>
+      <w:r>
+        <w:rPr>
+          <w:rFonts w:ascii="宋体" w:hAnsi="宋体" w:eastAsia="宋体"/>
+          <w:b/>
+          <w:sz w:val="21"/>
+        </w:rPr>
+        <w:t>c 端开放层</w:t>
+      </w:r>
+      <w:r>
+        <w:rPr>
+          <w:rFonts w:ascii="宋体" w:hAnsi="宋体" w:eastAsia="宋体"/>
+          <w:b w:val="0"/>
+          <w:sz w:val="21"/>
+        </w:rPr>
+        <w:t xml:space="preserve">——客户端接口当前未强制鉴权（后端 </w:t>
+      </w:r>
+      <w:r>
+        <w:rPr>
+          <w:rFonts w:ascii="Consolas" w:hAnsi="Consolas" w:eastAsia="Consolas"/>
+          <w:b w:val="0"/>
+          <w:sz w:val="21"/>
+        </w:rPr>
+        <w:t>protect-client-api=false</w:t>
+      </w:r>
+      <w:r>
+        <w:rPr>
+          <w:rFonts w:ascii="宋体" w:hAnsi="宋体" w:eastAsia="宋体"/>
+          <w:b w:val="0"/>
+          <w:sz w:val="21"/>
+        </w:rPr>
+        <w:t>），登录态正式接入后由一处开关收口；</w:t>
+      </w:r>
+    </w:p>
+    <w:p>
+      <w:pPr>
+        <w:spacing w:after="0"/>
+      </w:pPr>
+      <w:r>
+        <w:rPr>
+          <w:rFonts w:ascii="宋体" w:hAnsi="宋体" w:eastAsia="宋体"/>
+          <w:b w:val="0"/>
+          <w:sz w:val="21"/>
+        </w:rPr>
+        <w:t xml:space="preserve">③ </w:t>
+      </w:r>
+      <w:r>
+        <w:rPr>
+          <w:rFonts w:ascii="宋体" w:hAnsi="宋体" w:eastAsia="宋体"/>
+          <w:b/>
+          <w:sz w:val="21"/>
+        </w:rPr>
+        <w:t>mock 兜底</w:t>
+      </w:r>
+      <w:r>
+        <w:rPr>
+          <w:rFonts w:ascii="宋体" w:hAnsi="宋体" w:eastAsia="宋体"/>
+          <w:b w:val="0"/>
+          <w:sz w:val="21"/>
+        </w:rPr>
+        <w:t>——</w:t>
+      </w:r>
+      <w:r>
+        <w:rPr>
+          <w:rFonts w:ascii="Consolas" w:hAnsi="Consolas" w:eastAsia="Consolas"/>
+          <w:b w:val="0"/>
+          <w:sz w:val="21"/>
+        </w:rPr>
+        <w:t>api.login</w:t>
+      </w:r>
+      <w:r>
+        <w:rPr>
+          <w:rFonts w:ascii="宋体" w:hAnsi="宋体" w:eastAsia="宋体"/>
+          <w:b w:val="0"/>
+          <w:sz w:val="21"/>
+        </w:rPr>
+        <w:t xml:space="preserve"> 演示码 </w:t>
+      </w:r>
+      <w:r>
+        <w:rPr>
+          <w:rFonts w:ascii="Consolas" w:hAnsi="Consolas" w:eastAsia="Consolas"/>
+          <w:b w:val="0"/>
+          <w:sz w:val="21"/>
+        </w:rPr>
+        <w:t>1234</w:t>
+      </w:r>
+      <w:r>
+        <w:rPr>
+          <w:rFonts w:ascii="宋体" w:hAnsi="宋体" w:eastAsia="宋体"/>
+          <w:b w:val="0"/>
+          <w:sz w:val="21"/>
+        </w:rPr>
+        <w:t>，后端不可达时降级本地数据。</w:t>
+      </w:r>
+    </w:p>
+    <w:p>
+      <w:pPr>
+        <w:pStyle w:val="Heading2"/>
+      </w:pPr>
+      <w:r>
+        <w:rPr>
+          <w:rFonts w:ascii="微软雅黑" w:hAnsi="微软雅黑" w:eastAsia="微软雅黑"/>
+          <w:b/>
+          <w:color w:val="1F4E79"/>
+          <w:sz w:val="25"/>
+        </w:rPr>
+        <w:t>4.2 安装师傅端小程序 — 8 个页面（独立工程）</w:t>
+      </w:r>
+    </w:p>
+    <w:p>
+      <w:pPr>
+        <w:spacing w:after="120" w:before="40"/>
+        <w:ind w:left="216"/>
+        <w:shd w:val="clear" w:color="auto" w:fill="F2F4F8"/>
+      </w:pPr>
+      <w:r>
+        <w:rPr>
+          <w:rFonts w:ascii="宋体" w:hAnsi="宋体" w:eastAsia="宋体"/>
+          <w:i/>
+          <w:color w:val="555555"/>
+          <w:sz w:val="19"/>
+        </w:rPr>
+        <w:t>`broadband-worker/`，橙 `#ea580c`，微信原生，**v1.2 新建独立工程**。与客户端为两个小程序，经同一后端 `:8082` 取数。</w:t>
+      </w:r>
+    </w:p>
+    <w:tbl>
+      <w:tblPr>
+        <w:tblStyle w:val="TableGrid"/>
+        <w:tblW w:type="auto" w:w="0"/>
+        <w:jc w:val="center"/>
+        <w:tblLook w:firstColumn="1" w:firstRow="1" w:lastColumn="0" w:lastRow="0" w:noHBand="0" w:noVBand="1" w:val="04A0"/>
+      </w:tblPr>
+      <w:tblGrid>
+        <w:gridCol w:w="4320"/>
+        <w:gridCol w:w="4320"/>
+      </w:tblGrid>
+      <w:tr>
+        <w:tc>
+          <w:tcPr>
+            <w:tcW w:type="dxa" w:w="4320"/>
+            <w:shd w:val="clear" w:color="auto" w:fill="1F4E79"/>
+          </w:tcPr>
+          <w:p>
+            <w:pPr>
+              <w:spacing w:after="0" w:before="0"/>
+            </w:pPr>
+            <w:r>
+              <w:rPr>
+                <w:rFonts w:ascii="微软雅黑" w:hAnsi="微软雅黑" w:eastAsia="微软雅黑"/>
+                <w:b/>
+                <w:color w:val="FFFFFF"/>
+                <w:sz w:val="19"/>
+              </w:rPr>
+              <w:t>分组</w:t>
             </w:r>
           </w:p>
         </w:tc>
         <w:tc>
           <w:tcPr>
-            <w:tcW w:type="dxa" w:w="2880"/>
+            <w:tcW w:type="dxa" w:w="4320"/>
+            <w:shd w:val="clear" w:color="auto" w:fill="1F4E79"/>
+          </w:tcPr>
+          <w:p>
+            <w:pPr>
+              <w:spacing w:after="0" w:before="0"/>
+            </w:pPr>
+            <w:r>
+              <w:rPr>
+                <w:rFonts w:ascii="微软雅黑" w:hAnsi="微软雅黑" w:eastAsia="微软雅黑"/>
+                <w:b/>
+                <w:color w:val="FFFFFF"/>
+                <w:sz w:val="19"/>
+              </w:rPr>
+              <w:t>页面</w:t>
+            </w:r>
+          </w:p>
+        </w:tc>
+      </w:tr>
+      <w:tr>
+        <w:tc>
+          <w:tcPr>
+            <w:tcW w:type="dxa" w:w="4320"/>
+          </w:tcPr>
+          <w:p>
+            <w:pPr>
+              <w:spacing w:after="0" w:before="0"/>
+            </w:pPr>
+          </w:p>
+          <w:p>
+            <w:pPr>
+              <w:spacing w:after="0"/>
+            </w:pPr>
+            <w:r>
+              <w:rPr>
+                <w:rFonts w:ascii="宋体" w:hAnsi="宋体" w:eastAsia="宋体"/>
+                <w:b w:val="0"/>
+                <w:sz w:val="19"/>
+              </w:rPr>
+              <w:t>工作台</w:t>
+            </w:r>
+          </w:p>
+        </w:tc>
+        <w:tc>
+          <w:tcPr>
+            <w:tcW w:type="dxa" w:w="4320"/>
+          </w:tcPr>
+          <w:p>
+            <w:pPr>
+              <w:spacing w:after="0" w:before="0"/>
+            </w:pPr>
+          </w:p>
+          <w:p>
+            <w:pPr>
+              <w:spacing w:after="0"/>
+            </w:pPr>
+            <w:r>
+              <w:rPr>
+                <w:rFonts w:ascii="宋体" w:hAnsi="宋体" w:eastAsia="宋体"/>
+                <w:b w:val="0"/>
+                <w:sz w:val="19"/>
+              </w:rPr>
+              <w:t xml:space="preserve">首页 </w:t>
+            </w:r>
+            <w:r>
+              <w:rPr>
+                <w:rFonts w:ascii="Consolas" w:hAnsi="Consolas" w:eastAsia="Consolas"/>
+                <w:b w:val="0"/>
+                <w:sz w:val="19"/>
+              </w:rPr>
+              <w:t>pages/index</w:t>
+            </w:r>
+            <w:r>
+              <w:rPr>
+                <w:rFonts w:ascii="宋体" w:hAnsi="宋体" w:eastAsia="宋体"/>
+                <w:b w:val="0"/>
+                <w:sz w:val="19"/>
+              </w:rPr>
+              <w:t xml:space="preserve">（今日工单概览）、个人中心 </w:t>
+            </w:r>
+            <w:r>
+              <w:rPr>
+                <w:rFonts w:ascii="Consolas" w:hAnsi="Consolas" w:eastAsia="Consolas"/>
+                <w:b w:val="0"/>
+                <w:sz w:val="19"/>
+              </w:rPr>
+              <w:t>pages/profile</w:t>
+            </w:r>
+            <w:r>
+              <w:rPr>
+                <w:rFonts w:ascii="宋体" w:hAnsi="宋体" w:eastAsia="宋体"/>
+                <w:b w:val="0"/>
+                <w:sz w:val="19"/>
+              </w:rPr>
+              <w:t xml:space="preserve">（含登录门禁）、登录 </w:t>
+            </w:r>
+            <w:r>
+              <w:rPr>
+                <w:rFonts w:ascii="Consolas" w:hAnsi="Consolas" w:eastAsia="Consolas"/>
+                <w:b w:val="0"/>
+                <w:sz w:val="19"/>
+              </w:rPr>
+              <w:t>pages/login</w:t>
+            </w:r>
+          </w:p>
+        </w:tc>
+      </w:tr>
+      <w:tr>
+        <w:tc>
+          <w:tcPr>
+            <w:tcW w:type="dxa" w:w="4320"/>
             <w:shd w:val="clear" w:color="auto" w:fill="F4F7FB"/>
           </w:tcPr>
           <w:p>
@@ -1275,13 +1974,13 @@
                 <w:b w:val="0"/>
                 <w:sz w:val="19"/>
               </w:rPr>
-              <w:t>pages/package/upgrade/upgrade</w:t>
+              <w:t>工单履约</w:t>
             </w:r>
           </w:p>
         </w:tc>
         <w:tc>
           <w:tcPr>
-            <w:tcW w:type="dxa" w:w="2880"/>
+            <w:tcW w:type="dxa" w:w="4320"/>
             <w:shd w:val="clear" w:color="auto" w:fill="F4F7FB"/>
           </w:tcPr>
           <w:p>
@@ -1299,7 +1998,47 @@
                 <w:b w:val="0"/>
                 <w:sz w:val="19"/>
               </w:rPr>
-              <w:t>带宽升档 / 加购多选 / 一次性补差预览 / 提交</w:t>
+              <w:t xml:space="preserve">我的工单 </w:t>
+            </w:r>
+            <w:r>
+              <w:rPr>
+                <w:rFonts w:ascii="Consolas" w:hAnsi="Consolas" w:eastAsia="Consolas"/>
+                <w:b w:val="0"/>
+                <w:sz w:val="19"/>
+              </w:rPr>
+              <w:t>pages/order</w:t>
+            </w:r>
+            <w:r>
+              <w:rPr>
+                <w:rFonts w:ascii="宋体" w:hAnsi="宋体" w:eastAsia="宋体"/>
+                <w:b w:val="0"/>
+                <w:sz w:val="19"/>
+              </w:rPr>
+              <w:t xml:space="preserve"> + 详情 </w:t>
+            </w:r>
+            <w:r>
+              <w:rPr>
+                <w:rFonts w:ascii="Consolas" w:hAnsi="Consolas" w:eastAsia="Consolas"/>
+                <w:b w:val="0"/>
+                <w:sz w:val="19"/>
+              </w:rPr>
+              <w:t>pages/order-detail</w:t>
+            </w:r>
+            <w:r>
+              <w:rPr>
+                <w:rFonts w:ascii="宋体" w:hAnsi="宋体" w:eastAsia="宋体"/>
+                <w:b w:val="0"/>
+                <w:sz w:val="19"/>
+              </w:rPr>
+              <w:t xml:space="preserve">、完工确认/测速 </w:t>
+            </w:r>
+            <w:r>
+              <w:rPr>
+                <w:rFonts w:ascii="Consolas" w:hAnsi="Consolas" w:eastAsia="Consolas"/>
+                <w:b w:val="0"/>
+                <w:sz w:val="19"/>
+              </w:rPr>
+              <w:t>pages/confirm</w:t>
             </w:r>
           </w:p>
         </w:tc>
@@ -1307,7 +2046,7 @@
       <w:tr>
         <w:tc>
           <w:tcPr>
-            <w:tcW w:type="dxa" w:w="2880"/>
+            <w:tcW w:type="dxa" w:w="4320"/>
           </w:tcPr>
           <w:p>
             <w:pPr>
@@ -1324,13 +2063,13 @@
                 <w:b w:val="0"/>
                 <w:sz w:val="19"/>
               </w:rPr>
-              <w:t>可安装小区查询</w:t>
+              <w:t>调度支撑</w:t>
             </w:r>
           </w:p>
         </w:tc>
         <w:tc>
           <w:tcPr>
-            <w:tcW w:type="dxa" w:w="2880"/>
+            <w:tcW w:type="dxa" w:w="4320"/>
           </w:tcPr>
           <w:p>
             <w:pPr>
@@ -1347,175 +2086,31 @@
                 <w:b w:val="0"/>
                 <w:sz w:val="19"/>
               </w:rPr>
-              <w:t>pages/community/query/query</w:t>
+              <w:t xml:space="preserve">排班与容量 </w:t>
             </w:r>
-          </w:p>
-        </w:tc>
-        <w:tc>
-          <w:tcPr>
-            <w:tcW w:type="dxa" w:w="2880"/>
-          </w:tcPr>
-          <w:p>
-            <w:pPr>
-              <w:spacing w:after="0" w:before="0"/>
-            </w:pPr>
-          </w:p>
-          <w:p>
-            <w:pPr>
-              <w:spacing w:after="0"/>
-            </w:pPr>
+            <w:r>
+              <w:rPr>
+                <w:rFonts w:ascii="Consolas" w:hAnsi="Consolas" w:eastAsia="Consolas"/>
+                <w:b w:val="0"/>
+                <w:sz w:val="19"/>
+              </w:rPr>
+              <w:t>pages/capacity</w:t>
+            </w:r>
             <w:r>
               <w:rPr>
                 <w:rFonts w:ascii="宋体" w:hAnsi="宋体" w:eastAsia="宋体"/>
                 <w:b w:val="0"/>
                 <w:sz w:val="19"/>
               </w:rPr>
-              <w:t>输入小区名查询是否可上门安装</w:t>
+              <w:t xml:space="preserve">（时段热力 + 个人容量）、工单路线 </w:t>
             </w:r>
-          </w:p>
-        </w:tc>
-      </w:tr>
-      <w:tr>
-        <w:tc>
-          <w:tcPr>
-            <w:tcW w:type="dxa" w:w="2880"/>
-            <w:shd w:val="clear" w:color="auto" w:fill="F4F7FB"/>
-          </w:tcPr>
-          <w:p>
-            <w:pPr>
-              <w:spacing w:after="0" w:before="0"/>
-            </w:pPr>
-          </w:p>
-          <w:p>
-            <w:pPr>
-              <w:spacing w:after="0"/>
-            </w:pPr>
             <w:r>
               <w:rPr>
-                <w:rFonts w:ascii="宋体" w:hAnsi="宋体" w:eastAsia="宋体"/>
+                <w:rFonts w:ascii="Consolas" w:hAnsi="Consolas" w:eastAsia="Consolas"/>
                 <w:b w:val="0"/>
                 <w:sz w:val="19"/>
               </w:rPr>
-              <w:t>安装地址</w:t>
-            </w:r>
-          </w:p>
-        </w:tc>
-        <w:tc>
-          <w:tcPr>
-            <w:tcW w:type="dxa" w:w="2880"/>
-            <w:shd w:val="clear" w:color="auto" w:fill="F4F7FB"/>
-          </w:tcPr>
-          <w:p>
-            <w:pPr>
-              <w:spacing w:after="0" w:before="0"/>
-            </w:pPr>
-          </w:p>
-          <w:p>
-            <w:pPr>
-              <w:spacing w:after="0"/>
-            </w:pPr>
-            <w:r>
-              <w:rPr>
-                <w:rFonts w:ascii="宋体" w:hAnsi="宋体" w:eastAsia="宋体"/>
-                <w:b w:val="0"/>
-                <w:sz w:val="19"/>
-              </w:rPr>
-              <w:t>pages/order/address/address</w:t>
-            </w:r>
-          </w:p>
-        </w:tc>
-        <w:tc>
-          <w:tcPr>
-            <w:tcW w:type="dxa" w:w="2880"/>
-            <w:shd w:val="clear" w:color="auto" w:fill="F4F7FB"/>
-          </w:tcPr>
-          <w:p>
-            <w:pPr>
-              <w:spacing w:after="0" w:before="0"/>
-            </w:pPr>
-          </w:p>
-          <w:p>
-            <w:pPr>
-              <w:spacing w:after="0"/>
-            </w:pPr>
-            <w:r>
-              <w:rPr>
-                <w:rFonts w:ascii="宋体" w:hAnsi="宋体" w:eastAsia="宋体"/>
-                <w:b w:val="0"/>
-                <w:sz w:val="19"/>
-              </w:rPr>
-              <w:t>填写安装地址（与小区查询 / 详情页联动）</w:t>
-            </w:r>
-          </w:p>
-        </w:tc>
-      </w:tr>
-      <w:tr>
-        <w:tc>
-          <w:tcPr>
-            <w:tcW w:type="dxa" w:w="2880"/>
-          </w:tcPr>
-          <w:p>
-            <w:pPr>
-              <w:spacing w:after="0" w:before="0"/>
-            </w:pPr>
-          </w:p>
-          <w:p>
-            <w:pPr>
-              <w:spacing w:after="0"/>
-            </w:pPr>
-            <w:r>
-              <w:rPr>
-                <w:rFonts w:ascii="宋体" w:hAnsi="宋体" w:eastAsia="宋体"/>
-                <w:b w:val="0"/>
-                <w:sz w:val="19"/>
-              </w:rPr>
-              <w:t>流量监控</w:t>
-            </w:r>
-          </w:p>
-        </w:tc>
-        <w:tc>
-          <w:tcPr>
-            <w:tcW w:type="dxa" w:w="2880"/>
-          </w:tcPr>
-          <w:p>
-            <w:pPr>
-              <w:spacing w:after="0" w:before="0"/>
-            </w:pPr>
-          </w:p>
-          <w:p>
-            <w:pPr>
-              <w:spacing w:after="0"/>
-            </w:pPr>
-            <w:r>
-              <w:rPr>
-                <w:rFonts w:ascii="宋体" w:hAnsi="宋体" w:eastAsia="宋体"/>
-                <w:b w:val="0"/>
-                <w:sz w:val="19"/>
-              </w:rPr>
-              <w:t>pages/traffic/traffic</w:t>
-            </w:r>
-          </w:p>
-        </w:tc>
-        <w:tc>
-          <w:tcPr>
-            <w:tcW w:type="dxa" w:w="2880"/>
-          </w:tcPr>
-          <w:p>
-            <w:pPr>
-              <w:spacing w:after="0" w:before="0"/>
-            </w:pPr>
-          </w:p>
-          <w:p>
-            <w:pPr>
-              <w:spacing w:after="0"/>
-            </w:pPr>
-            <w:r>
-              <w:rPr>
-                <w:rFonts w:ascii="宋体" w:hAnsi="宋体" w:eastAsia="宋体"/>
-                <w:b w:val="0"/>
-                <w:sz w:val="19"/>
-              </w:rPr>
-              <w:t>手机流量条 / 宽带时长 / 7 日趋势柱 / 加购流量包</w:t>
+              <w:t>pages/schedule</w:t>
             </w:r>
           </w:p>
         </w:tc>
@@ -1528,18 +2123,95 @@
     </w:p>
     <w:p>
       <w:pPr>
-        <w:spacing w:after="120" w:before="40"/>
-        <w:ind w:left="216"/>
-        <w:shd w:val="clear" w:color="auto" w:fill="F2F4F8"/>
+        <w:spacing w:after="0"/>
       </w:pPr>
       <w:r>
         <w:rPr>
           <w:rFonts w:ascii="宋体" w:hAnsi="宋体" w:eastAsia="宋体"/>
-          <w:i/>
-          <w:color w:val="555555"/>
-          <w:sz w:val="19"/>
+          <w:b w:val="0"/>
+          <w:sz w:val="21"/>
         </w:rPr>
-        <w:t>设计稿规划客户端共 20 页；当前已落地 7 个核心骨架页，其余页面按设计稿迭代补充。</w:t>
+        <w:t>登录态与客户端同构：</w:t>
+      </w:r>
+      <w:r>
+        <w:rPr>
+          <w:rFonts w:ascii="Consolas" w:hAnsi="Consolas" w:eastAsia="Consolas"/>
+          <w:b w:val="0"/>
+          <w:sz w:val="21"/>
+        </w:rPr>
+        <w:t>setWorkerLogin</w:t>
+      </w:r>
+      <w:r>
+        <w:rPr>
+          <w:rFonts w:ascii="宋体" w:hAnsi="宋体" w:eastAsia="宋体"/>
+          <w:b w:val="0"/>
+          <w:sz w:val="21"/>
+        </w:rPr>
+        <w:t xml:space="preserve"> 写 token + 本地存储，</w:t>
+      </w:r>
+      <w:r>
+        <w:rPr>
+          <w:rFonts w:ascii="Consolas" w:hAnsi="Consolas" w:eastAsia="Consolas"/>
+          <w:b w:val="0"/>
+          <w:sz w:val="21"/>
+        </w:rPr>
+        <w:t>request()</w:t>
+      </w:r>
+      <w:r>
+        <w:rPr>
+          <w:rFonts w:ascii="宋体" w:hAnsi="宋体" w:eastAsia="宋体"/>
+          <w:b w:val="0"/>
+          <w:sz w:val="21"/>
+        </w:rPr>
+        <w:t xml:space="preserve"> 注入 Bearer，关联后端 </w:t>
+      </w:r>
+      <w:r>
+        <w:rPr>
+          <w:rFonts w:ascii="Consolas" w:hAnsi="Consolas" w:eastAsia="Consolas"/>
+          <w:b w:val="0"/>
+          <w:sz w:val="21"/>
+        </w:rPr>
+        <w:t>GET /admin/work-orders</w:t>
+      </w:r>
+      <w:r>
+        <w:rPr>
+          <w:rFonts w:ascii="宋体" w:hAnsi="宋体" w:eastAsia="宋体"/>
+          <w:b w:val="0"/>
+          <w:sz w:val="21"/>
+        </w:rPr>
+        <w:t>、</w:t>
+      </w:r>
+      <w:r>
+        <w:rPr>
+          <w:rFonts w:ascii="Consolas" w:hAnsi="Consolas" w:eastAsia="Consolas"/>
+          <w:b w:val="0"/>
+          <w:sz w:val="21"/>
+        </w:rPr>
+        <w:t>GET /api/dispatch/capacity</w:t>
+      </w:r>
+      <w:r>
+        <w:rPr>
+          <w:rFonts w:ascii="宋体" w:hAnsi="宋体" w:eastAsia="宋体"/>
+          <w:b w:val="0"/>
+          <w:sz w:val="21"/>
+        </w:rPr>
+        <w:t>、</w:t>
+      </w:r>
+      <w:r>
+        <w:rPr>
+          <w:rFonts w:ascii="Consolas" w:hAnsi="Consolas" w:eastAsia="Consolas"/>
+          <w:b w:val="0"/>
+          <w:sz w:val="21"/>
+        </w:rPr>
+        <w:t>POST /api/sla/evaluate</w:t>
+      </w:r>
+      <w:r>
+        <w:rPr>
+          <w:rFonts w:ascii="宋体" w:hAnsi="宋体" w:eastAsia="宋体"/>
+          <w:b w:val="0"/>
+          <w:sz w:val="21"/>
+        </w:rPr>
+        <w:t xml:space="preserve"> 等。</w:t>
       </w:r>
     </w:p>
     <w:p>
@@ -1553,7 +2225,7 @@
           <w:color w:val="1F4E79"/>
           <w:sz w:val="25"/>
         </w:rPr>
-        <w:t>4.2 PC 后台（web-admin）— 已落地</w:t>
+        <w:t>4.3 PC 后台（web-admin）— 已落地</w:t>
       </w:r>
     </w:p>
     <w:p>
@@ -2359,7 +3031,7 @@
           <w:color w:val="1F4E79"/>
           <w:sz w:val="25"/>
         </w:rPr>
-        <w:t>4.3 后端服务 — 4 个模块 / 45 个接口</w:t>
+        <w:t>4.4 后端服务 — 4 个模块 / 45 个接口</w:t>
       </w:r>
     </w:p>
     <w:p>
@@ -3151,7 +3823,7 @@
           <w:color w:val="1F4E79"/>
           <w:sz w:val="25"/>
         </w:rPr>
-        <w:t>4.4 数据库与安全</w:t>
+        <w:t>4.5 数据库与安全</w:t>
       </w:r>
     </w:p>
     <w:p>
@@ -3886,7 +4558,7 @@
           <w:b/>
           <w:sz w:val="21"/>
         </w:rPr>
-        <w:t>小程序骨架</w:t>
+        <w:t>小程序骨架 → 全量页面</w:t>
       </w:r>
       <w:r>
         <w:rPr>
@@ -3894,7 +4566,55 @@
           <w:b w:val="0"/>
           <w:sz w:val="21"/>
         </w:rPr>
-        <w:t>：7 个核心页面 + 服务聚合入口 + api.js 封装（后端不可达时 mock 兜底）。</w:t>
+        <w:t xml:space="preserve">：客户端 </w:t>
+      </w:r>
+      <w:r>
+        <w:rPr>
+          <w:rFonts w:ascii="宋体" w:hAnsi="宋体" w:eastAsia="宋体"/>
+          <w:b/>
+          <w:sz w:val="21"/>
+        </w:rPr>
+        <w:t>20 页</w:t>
+      </w:r>
+      <w:r>
+        <w:rPr>
+          <w:rFonts w:ascii="宋体" w:hAnsi="宋体" w:eastAsia="宋体"/>
+          <w:b w:val="0"/>
+          <w:sz w:val="21"/>
+        </w:rPr>
+        <w:t xml:space="preserve">（含登录态）+ 师傅端 </w:t>
+      </w:r>
+      <w:r>
+        <w:rPr>
+          <w:rFonts w:ascii="宋体" w:hAnsi="宋体" w:eastAsia="宋体"/>
+          <w:b/>
+          <w:sz w:val="21"/>
+        </w:rPr>
+        <w:t>8 页</w:t>
+      </w:r>
+      <w:r>
+        <w:rPr>
+          <w:rFonts w:ascii="宋体" w:hAnsi="宋体" w:eastAsia="宋体"/>
+          <w:b w:val="0"/>
+          <w:sz w:val="21"/>
+        </w:rPr>
+        <w:t xml:space="preserve">（独立工程 </w:t>
+      </w:r>
+      <w:r>
+        <w:rPr>
+          <w:rFonts w:ascii="Consolas" w:hAnsi="Consolas" w:eastAsia="Consolas"/>
+          <w:b w:val="0"/>
+          <w:sz w:val="21"/>
+        </w:rPr>
+        <w:t>broadband-worker</w:t>
+      </w:r>
+      <w:r>
+        <w:rPr>
+          <w:rFonts w:ascii="宋体" w:hAnsi="宋体" w:eastAsia="宋体"/>
+          <w:b w:val="0"/>
+          <w:sz w:val="21"/>
+        </w:rPr>
+        <w:t>），接口封装注入 Bearer token。</w:t>
       </w:r>
     </w:p>
     <w:p>
@@ -4097,7 +4817,7 @@
           <w:b/>
           <w:sz w:val="21"/>
         </w:rPr>
-        <w:t>小程序补页</w:t>
+        <w:t>小程序登录态正式接入后端鉴权</w:t>
       </w:r>
       <w:r>
         <w:rPr>
@@ -4105,7 +4825,23 @@
           <w:b w:val="0"/>
           <w:sz w:val="21"/>
         </w:rPr>
-        <w:t>：客户端剩余约 13 页 + 师傅端 8 页。</w:t>
+        <w:t xml:space="preserve">：当前为 mock + token 注入骨架，待微信 session 换 token 后由 </w:t>
+      </w:r>
+      <w:r>
+        <w:rPr>
+          <w:rFonts w:ascii="Consolas" w:hAnsi="Consolas" w:eastAsia="Consolas"/>
+          <w:b w:val="0"/>
+          <w:sz w:val="21"/>
+        </w:rPr>
+        <w:t>protect-client-api</w:t>
+      </w:r>
+      <w:r>
+        <w:rPr>
+          <w:rFonts w:ascii="宋体" w:hAnsi="宋体" w:eastAsia="宋体"/>
+          <w:b w:val="0"/>
+          <w:sz w:val="21"/>
+        </w:rPr>
+        <w:t xml:space="preserve"> 一处收口。</w:t>
       </w:r>
     </w:p>
     <w:p>
@@ -4546,7 +5282,7 @@
           <w:b/>
           <w:sz w:val="21"/>
         </w:rPr>
-        <w:t>小程序补页</w:t>
+        <w:t>小程序登录态正式接入后端鉴权</w:t>
       </w:r>
       <w:r>
         <w:rPr>
@@ -4554,21 +5290,15 @@
           <w:b w:val="0"/>
           <w:sz w:val="21"/>
         </w:rPr>
-        <w:t>：客户端剩余约 13 页（新装/移机/续费/提速/报修/智慧家庭/自助服务/评价投诉）+ 师傅端 8 页（工单/排班容量/路线/完工/测速/评价）。</w:t>
+        <w:t xml:space="preserve">：微信 session 换 token（后端新增 </w:t>
       </w:r>
-    </w:p>
-    <w:p>
-      <w:pPr>
-        <w:pStyle w:val="ListNumber"/>
-        <w:spacing w:after="0"/>
-      </w:pPr>
       <w:r>
         <w:rPr>
-          <w:rFonts w:ascii="宋体" w:hAnsi="宋体" w:eastAsia="宋体"/>
-          <w:b/>
+          <w:rFonts w:ascii="Consolas" w:hAnsi="Consolas" w:eastAsia="Consolas"/>
+          <w:b w:val="0"/>
           <w:sz w:val="21"/>
         </w:rPr>
-        <w:t>小程序登录态</w:t>
+        <w:t>/api/auth/miniapp-login</w:t>
       </w:r>
       <w:r>
         <w:rPr>
@@ -4576,7 +5306,7 @@
           <w:b w:val="0"/>
           <w:sz w:val="21"/>
         </w:rPr>
-        <w:t xml:space="preserve">：接入微信 session 换取 token 后，将 </w:t>
+        <w:t xml:space="preserve">），将 </w:t>
       </w:r>
       <w:r>
         <w:rPr>

--- a/docs/项目总览README.docx
+++ b/docs/项目总览README.docx
@@ -29,7 +29,7 @@
           <w:color w:val="555555"/>
           <w:sz w:val="19"/>
         </w:rPr>
-        <w:t>文档版本：v1.2 ｜ 更新日期：2026-09-14 ｜ 关联设计稿：broadband-design/index.html（v1.9）    **v1.2 变更**：小程序补页（M7）落地 ——  ① 客户端 `broadband-miniapp` 由 7 页扩到 **20 页**（含登录页）；  ② 新建师傅端 `broadband-worker`（独立工程，橙 `#ea580c`）**8 页**（含登录页）；  ③ 两端统一请求封装注入 Bearer token + `auth.js` 登录门禁 + `profile` 页 `onShow` 校验。    **v1.1 变更**：PC 后台 `web-admin`（Vue 3）与本后端安全体系（Spring Security 6 + JWT + RBAC）落地；  后端模块 3→4（新增 `system`）、接口 13→45、表 17→25。</w:t>
+        <w:t>文档版本：v1.3 ｜ 更新日期：2026-09-14 ｜ 关联设计稿：broadband-design/index.html（v1.9）    **v1.3 变更**：修复小程序真实缺陷（M7 收尾）——  ① 小程序登录态由「本地 mock」改为**真实后端鉴权**：新增 `POST /api/auth/miniapp-login`（演示码 1234 签发真实 JWT），两端 `login` 已接入；  ② 修复 4 个契约/逻辑缺陷：客户端套餐列表 404、我的订单越权端点、两端 `request()` 静默吞错、师傅端工单详情 404；  ③ 后端配套新增/修正 4 接口，接口总数 **45 → 49**（GET 31 / POST 13 / PUT 5）。    **v1.2 变更**：小程序补页（M7）落地 ——  ① 客户端 `broadband-miniapp` 由 7 页扩到 **20 页**（含登录页）；  ② 新建师傅端 `broadband-worker`（独立工程，橙 `#ea580c`）**8 页**（含登录页）；  ③ 两端统一请求封装注入 Bearer token + `auth.js` 登录门禁 + `profile` 页 `onShow` 校验。    **v1.1 变更**：PC 后台 `web-admin`（Vue 3）与本后端安全体系（Spring Security 6 + JWT + RBAC）落地；  后端模块 3→4（新增 `system`）、接口 13→45、表 17→25。</w:t>
       </w:r>
     </w:p>
     <w:p>
@@ -430,7 +430,7 @@
                 <w:b w:val="0"/>
                 <w:sz w:val="19"/>
               </w:rPr>
-              <w:t>✅ 4 模块 / 45 接口</w:t>
+              <w:t>✅ 4 模块 / 49 接口</w:t>
             </w:r>
           </w:p>
         </w:tc>
@@ -1739,7 +1739,7 @@
           <w:b/>
           <w:sz w:val="21"/>
         </w:rPr>
-        <w:t>mock 兜底</w:t>
+        <w:t>真实登录</w:t>
       </w:r>
       <w:r>
         <w:rPr>
@@ -1763,7 +1763,23 @@
           <w:b w:val="0"/>
           <w:sz w:val="21"/>
         </w:rPr>
-        <w:t xml:space="preserve"> 演示码 </w:t>
+        <w:t xml:space="preserve"> 调 </w:t>
+      </w:r>
+      <w:r>
+        <w:rPr>
+          <w:rFonts w:ascii="Consolas" w:hAnsi="Consolas" w:eastAsia="Consolas"/>
+          <w:b w:val="0"/>
+          <w:sz w:val="21"/>
+        </w:rPr>
+        <w:t>POST /api/auth/miniapp-login</w:t>
+      </w:r>
+      <w:r>
+        <w:rPr>
+          <w:rFonts w:ascii="宋体" w:hAnsi="宋体" w:eastAsia="宋体"/>
+          <w:b w:val="0"/>
+          <w:sz w:val="21"/>
+        </w:rPr>
+        <w:t xml:space="preserve">（演示码 </w:t>
       </w:r>
       <w:r>
         <w:rPr>
@@ -1779,7 +1795,23 @@
           <w:b w:val="0"/>
           <w:sz w:val="21"/>
         </w:rPr>
-        <w:t>，后端不可达时降级本地数据。</w:t>
+        <w:t>）向后端换取</w:t>
+      </w:r>
+      <w:r>
+        <w:rPr>
+          <w:rFonts w:ascii="宋体" w:hAnsi="宋体" w:eastAsia="宋体"/>
+          <w:b/>
+          <w:sz w:val="21"/>
+        </w:rPr>
+        <w:t>真实 JWT</w:t>
+      </w:r>
+      <w:r>
+        <w:rPr>
+          <w:rFonts w:ascii="宋体" w:hAnsi="宋体" w:eastAsia="宋体"/>
+          <w:b w:val="0"/>
+          <w:sz w:val="21"/>
+        </w:rPr>
+        <w:t>，失败不再静默。</w:t>
       </w:r>
     </w:p>
     <w:p>
@@ -3031,7 +3063,7 @@
           <w:color w:val="1F4E79"/>
           <w:sz w:val="25"/>
         </w:rPr>
-        <w:t>4.4 后端服务 — 4 个模块 / 45 个接口</w:t>
+        <w:t>4.4 后端服务 — 4 个模块 / 49 个接口</w:t>
       </w:r>
     </w:p>
     <w:p>
@@ -3809,7 +3841,7 @@
           <w:color w:val="555555"/>
           <w:sz w:val="19"/>
         </w:rPr>
-        <w:t>接口总数 **45 个**（GET 28 / POST 12 / PUT 5），全部读写真实 MySQL 数据。  核心算法模块仍保留可独立运行的 `*Demo`（共 6 个），无需 Maven / 数据库即可验证业务算法。</w:t>
+        <w:t>接口总数 **49 个**（GET 31 / POST 13 / PUT 5），全部读写真实 MySQL 数据。  核心算法模块仍保留可独立运行的 `*Demo`（共 6 个），无需 Maven / 数据库即可验证业务算法。</w:t>
       </w:r>
     </w:p>
     <w:p>
@@ -4636,7 +4668,7 @@
           <w:b/>
           <w:sz w:val="21"/>
         </w:rPr>
-        <w:t>后端 4 模块 / 45 接口</w:t>
+        <w:t>后端 4 模块 / 49 接口</w:t>
       </w:r>
       <w:r>
         <w:rPr>
@@ -4809,7 +4841,7 @@
           <w:b w:val="0"/>
           <w:sz w:val="21"/>
         </w:rPr>
-        <w:t xml:space="preserve">⬜ </w:t>
+        <w:t xml:space="preserve">✅ </w:t>
       </w:r>
       <w:r>
         <w:rPr>
@@ -4817,7 +4849,7 @@
           <w:b/>
           <w:sz w:val="21"/>
         </w:rPr>
-        <w:t>小程序登录态正式接入后端鉴权</w:t>
+        <w:t>小程序登录态已接入真实后端鉴权</w:t>
       </w:r>
       <w:r>
         <w:rPr>
@@ -4825,7 +4857,7 @@
           <w:b w:val="0"/>
           <w:sz w:val="21"/>
         </w:rPr>
-        <w:t xml:space="preserve">：当前为 mock + token 注入骨架，待微信 session 换 token 后由 </w:t>
+        <w:t>：</w:t>
       </w:r>
       <w:r>
         <w:rPr>
@@ -4833,7 +4865,7 @@
           <w:b w:val="0"/>
           <w:sz w:val="21"/>
         </w:rPr>
-        <w:t>protect-client-api</w:t>
+        <w:t>POST /api/auth/miniapp-login</w:t>
       </w:r>
       <w:r>
         <w:rPr>
@@ -4841,7 +4873,55 @@
           <w:b w:val="0"/>
           <w:sz w:val="21"/>
         </w:rPr>
-        <w:t xml:space="preserve"> 一处收口。</w:t>
+        <w:t xml:space="preserve">（演示码 1234）签发真实 JWT，两端 </w:t>
+      </w:r>
+      <w:r>
+        <w:rPr>
+          <w:rFonts w:ascii="Consolas" w:hAnsi="Consolas" w:eastAsia="Consolas"/>
+          <w:b w:val="0"/>
+          <w:sz w:val="21"/>
+        </w:rPr>
+        <w:t>login</w:t>
+      </w:r>
+      <w:r>
+        <w:rPr>
+          <w:rFonts w:ascii="宋体" w:hAnsi="宋体" w:eastAsia="宋体"/>
+          <w:b w:val="0"/>
+          <w:sz w:val="21"/>
+        </w:rPr>
+        <w:t xml:space="preserve"> 已接入；c 端接口仍属开放层（</w:t>
+      </w:r>
+      <w:r>
+        <w:rPr>
+          <w:rFonts w:ascii="Consolas" w:hAnsi="Consolas" w:eastAsia="Consolas"/>
+          <w:b w:val="0"/>
+          <w:sz w:val="21"/>
+        </w:rPr>
+        <w:t>protect-client-api=false</w:t>
+      </w:r>
+      <w:r>
+        <w:rPr>
+          <w:rFonts w:ascii="宋体" w:hAnsi="宋体" w:eastAsia="宋体"/>
+          <w:b w:val="0"/>
+          <w:sz w:val="21"/>
+        </w:rPr>
+        <w:t xml:space="preserve">，设计有意保留），如需强制全体鉴权将开关置 </w:t>
+      </w:r>
+      <w:r>
+        <w:rPr>
+          <w:rFonts w:ascii="Consolas" w:hAnsi="Consolas" w:eastAsia="Consolas"/>
+          <w:b w:val="0"/>
+          <w:sz w:val="21"/>
+        </w:rPr>
+        <w:t>true</w:t>
+      </w:r>
+      <w:r>
+        <w:rPr>
+          <w:rFonts w:ascii="宋体" w:hAnsi="宋体" w:eastAsia="宋体"/>
+          <w:b w:val="0"/>
+          <w:sz w:val="21"/>
+        </w:rPr>
+        <w:t xml:space="preserve"> 即可。</w:t>
       </w:r>
     </w:p>
     <w:p>

--- a/docs/项目总览README.docx
+++ b/docs/项目总览README.docx
@@ -18,18 +18,357 @@
     </w:p>
     <w:p>
       <w:pPr>
-        <w:spacing w:after="120" w:before="40"/>
-        <w:ind w:left="216"/>
-        <w:shd w:val="clear" w:color="auto" w:fill="F2F4F8"/>
+        <w:ind w:left="227"/>
       </w:pPr>
       <w:r>
         <w:rPr>
           <w:rFonts w:ascii="宋体" w:hAnsi="宋体" w:eastAsia="宋体"/>
-          <w:i/>
+          <w:b w:val="0"/>
           <w:color w:val="555555"/>
           <w:sz w:val="19"/>
         </w:rPr>
-        <w:t>文档版本：v1.3 ｜ 更新日期：2026-09-14 ｜ 关联设计稿：broadband-design/index.html（v1.9）    **v1.3 变更**：修复小程序真实缺陷（M7 收尾）——  ① 小程序登录态由「本地 mock」改为**真实后端鉴权**：新增 `POST /api/auth/miniapp-login`（演示码 1234 签发真实 JWT），两端 `login` 已接入；  ② 修复 4 个契约/逻辑缺陷：客户端套餐列表 404、我的订单越权端点、两端 `request()` 静默吞错、师傅端工单详情 404；  ③ 后端配套新增/修正 4 接口，接口总数 **45 → 49**（GET 31 / POST 13 / PUT 5）。    **v1.2 变更**：小程序补页（M7）落地 ——  ① 客户端 `broadband-miniapp` 由 7 页扩到 **20 页**（含登录页）；  ② 新建师傅端 `broadband-worker`（独立工程，橙 `#ea580c`）**8 页**（含登录页）；  ③ 两端统一请求封装注入 Bearer token + `auth.js` 登录门禁 + `profile` 页 `onShow` 校验。    **v1.1 变更**：PC 后台 `web-admin`（Vue 3）与本后端安全体系（Spring Security 6 + JWT + RBAC）落地；  后端模块 3→4（新增 `system`）、接口 13→45、表 17→25。</w:t>
+        <w:t>文档版本：v1.3 ｜ 更新日期：2026-09-14 ｜ 关联设计稿：broadband-design/index.html（v1.9）</w:t>
+        <w:br/>
+      </w:r>
+      <w:r>
+        <w:rPr>
+          <w:rFonts w:ascii="宋体" w:hAnsi="宋体" w:eastAsia="宋体"/>
+          <w:b/>
+          <w:color w:val="555555"/>
+          <w:sz w:val="19"/>
+        </w:rPr>
+        <w:t>v1.3 变更</w:t>
+      </w:r>
+      <w:r>
+        <w:rPr>
+          <w:rFonts w:ascii="宋体" w:hAnsi="宋体" w:eastAsia="宋体"/>
+          <w:b w:val="0"/>
+          <w:color w:val="555555"/>
+          <w:sz w:val="19"/>
+        </w:rPr>
+        <w:t>：修复小程序真实缺陷（M7 收尾）——</w:t>
+        <w:br/>
+        <w:t>① 小程序登录态由「本地 mock」改为</w:t>
+      </w:r>
+      <w:r>
+        <w:rPr>
+          <w:rFonts w:ascii="宋体" w:hAnsi="宋体" w:eastAsia="宋体"/>
+          <w:b/>
+          <w:color w:val="555555"/>
+          <w:sz w:val="19"/>
+        </w:rPr>
+        <w:t>真实后端鉴权</w:t>
+      </w:r>
+      <w:r>
+        <w:rPr>
+          <w:rFonts w:ascii="宋体" w:hAnsi="宋体" w:eastAsia="宋体"/>
+          <w:b w:val="0"/>
+          <w:color w:val="555555"/>
+          <w:sz w:val="19"/>
+        </w:rPr>
+        <w:t xml:space="preserve">：新增 </w:t>
+      </w:r>
+      <w:r>
+        <w:rPr>
+          <w:rFonts w:ascii="Consolas" w:hAnsi="Consolas" w:eastAsia="Consolas"/>
+          <w:b w:val="0"/>
+          <w:color w:val="C0392B"/>
+          <w:sz w:val="18"/>
+        </w:rPr>
+        <w:t>POST /api/auth/miniapp-login</w:t>
+      </w:r>
+      <w:r>
+        <w:rPr>
+          <w:rFonts w:ascii="宋体" w:hAnsi="宋体" w:eastAsia="宋体"/>
+          <w:b w:val="0"/>
+          <w:color w:val="555555"/>
+          <w:sz w:val="19"/>
+        </w:rPr>
+        <w:t xml:space="preserve">（演示码 1234 签发真实 JWT），两端 </w:t>
+      </w:r>
+      <w:r>
+        <w:rPr>
+          <w:rFonts w:ascii="Consolas" w:hAnsi="Consolas" w:eastAsia="Consolas"/>
+          <w:b w:val="0"/>
+          <w:color w:val="C0392B"/>
+          <w:sz w:val="18"/>
+        </w:rPr>
+        <w:t>login</w:t>
+      </w:r>
+      <w:r>
+        <w:rPr>
+          <w:rFonts w:ascii="宋体" w:hAnsi="宋体" w:eastAsia="宋体"/>
+          <w:b w:val="0"/>
+          <w:color w:val="555555"/>
+          <w:sz w:val="19"/>
+        </w:rPr>
+        <w:t xml:space="preserve"> 已接入；</w:t>
+        <w:br/>
+        <w:t xml:space="preserve">② 修复 4 个契约/逻辑缺陷：客户端套餐列表 404、我的订单越权端点、两端 </w:t>
+      </w:r>
+      <w:r>
+        <w:rPr>
+          <w:rFonts w:ascii="Consolas" w:hAnsi="Consolas" w:eastAsia="Consolas"/>
+          <w:b w:val="0"/>
+          <w:color w:val="C0392B"/>
+          <w:sz w:val="18"/>
+        </w:rPr>
+        <w:t>request()</w:t>
+      </w:r>
+      <w:r>
+        <w:rPr>
+          <w:rFonts w:ascii="宋体" w:hAnsi="宋体" w:eastAsia="宋体"/>
+          <w:b w:val="0"/>
+          <w:color w:val="555555"/>
+          <w:sz w:val="19"/>
+        </w:rPr>
+        <w:t xml:space="preserve"> 静默吞错、师傅端工单详情 404；</w:t>
+        <w:br/>
+        <w:t xml:space="preserve">③ 后端配套新增/修正 4 接口，接口总数 </w:t>
+      </w:r>
+      <w:r>
+        <w:rPr>
+          <w:rFonts w:ascii="宋体" w:hAnsi="宋体" w:eastAsia="宋体"/>
+          <w:b/>
+          <w:color w:val="555555"/>
+          <w:sz w:val="19"/>
+        </w:rPr>
+        <w:t>45 → 56</w:t>
+      </w:r>
+      <w:r>
+        <w:rPr>
+          <w:rFonts w:ascii="宋体" w:hAnsi="宋体" w:eastAsia="宋体"/>
+          <w:b w:val="0"/>
+          <w:color w:val="555555"/>
+          <w:sz w:val="19"/>
+        </w:rPr>
+        <w:t>（GET 36 / POST 15 / PUT 5）。</w:t>
+        <w:br/>
+      </w:r>
+      <w:r>
+        <w:rPr>
+          <w:rFonts w:ascii="宋体" w:hAnsi="宋体" w:eastAsia="宋体"/>
+          <w:b/>
+          <w:color w:val="555555"/>
+          <w:sz w:val="19"/>
+        </w:rPr>
+        <w:t>v1.2 变更</w:t>
+      </w:r>
+      <w:r>
+        <w:rPr>
+          <w:rFonts w:ascii="宋体" w:hAnsi="宋体" w:eastAsia="宋体"/>
+          <w:b w:val="0"/>
+          <w:color w:val="555555"/>
+          <w:sz w:val="19"/>
+        </w:rPr>
+        <w:t>：小程序补页（M7）落地 ——</w:t>
+        <w:br/>
+        <w:t xml:space="preserve">① 客户端 </w:t>
+      </w:r>
+      <w:r>
+        <w:rPr>
+          <w:rFonts w:ascii="Consolas" w:hAnsi="Consolas" w:eastAsia="Consolas"/>
+          <w:b w:val="0"/>
+          <w:color w:val="C0392B"/>
+          <w:sz w:val="18"/>
+        </w:rPr>
+        <w:t>broadband-miniapp</w:t>
+      </w:r>
+      <w:r>
+        <w:rPr>
+          <w:rFonts w:ascii="宋体" w:hAnsi="宋体" w:eastAsia="宋体"/>
+          <w:b w:val="0"/>
+          <w:color w:val="555555"/>
+          <w:sz w:val="19"/>
+        </w:rPr>
+        <w:t xml:space="preserve"> 由 7 页扩到 </w:t>
+      </w:r>
+      <w:r>
+        <w:rPr>
+          <w:rFonts w:ascii="宋体" w:hAnsi="宋体" w:eastAsia="宋体"/>
+          <w:b/>
+          <w:color w:val="555555"/>
+          <w:sz w:val="19"/>
+        </w:rPr>
+        <w:t>20 页</w:t>
+      </w:r>
+      <w:r>
+        <w:rPr>
+          <w:rFonts w:ascii="宋体" w:hAnsi="宋体" w:eastAsia="宋体"/>
+          <w:b w:val="0"/>
+          <w:color w:val="555555"/>
+          <w:sz w:val="19"/>
+        </w:rPr>
+        <w:t>（含登录页）；</w:t>
+        <w:br/>
+        <w:t xml:space="preserve">② 新建师傅端 </w:t>
+      </w:r>
+      <w:r>
+        <w:rPr>
+          <w:rFonts w:ascii="Consolas" w:hAnsi="Consolas" w:eastAsia="Consolas"/>
+          <w:b w:val="0"/>
+          <w:color w:val="C0392B"/>
+          <w:sz w:val="18"/>
+        </w:rPr>
+        <w:t>broadband-worker</w:t>
+      </w:r>
+      <w:r>
+        <w:rPr>
+          <w:rFonts w:ascii="宋体" w:hAnsi="宋体" w:eastAsia="宋体"/>
+          <w:b w:val="0"/>
+          <w:color w:val="555555"/>
+          <w:sz w:val="19"/>
+        </w:rPr>
+        <w:t xml:space="preserve">（独立工程，橙 </w:t>
+      </w:r>
+      <w:r>
+        <w:rPr>
+          <w:rFonts w:ascii="Consolas" w:hAnsi="Consolas" w:eastAsia="Consolas"/>
+          <w:b w:val="0"/>
+          <w:color w:val="C0392B"/>
+          <w:sz w:val="18"/>
+        </w:rPr>
+        <w:t>#ea580c</w:t>
+      </w:r>
+      <w:r>
+        <w:rPr>
+          <w:rFonts w:ascii="宋体" w:hAnsi="宋体" w:eastAsia="宋体"/>
+          <w:b w:val="0"/>
+          <w:color w:val="555555"/>
+          <w:sz w:val="19"/>
+        </w:rPr>
+        <w:t>）</w:t>
+      </w:r>
+      <w:r>
+        <w:rPr>
+          <w:rFonts w:ascii="宋体" w:hAnsi="宋体" w:eastAsia="宋体"/>
+          <w:b/>
+          <w:color w:val="555555"/>
+          <w:sz w:val="19"/>
+        </w:rPr>
+        <w:t>8 页</w:t>
+      </w:r>
+      <w:r>
+        <w:rPr>
+          <w:rFonts w:ascii="宋体" w:hAnsi="宋体" w:eastAsia="宋体"/>
+          <w:b w:val="0"/>
+          <w:color w:val="555555"/>
+          <w:sz w:val="19"/>
+        </w:rPr>
+        <w:t>（含登录页）；</w:t>
+        <w:br/>
+        <w:t xml:space="preserve">③ 两端统一请求封装注入 Bearer token + </w:t>
+      </w:r>
+      <w:r>
+        <w:rPr>
+          <w:rFonts w:ascii="Consolas" w:hAnsi="Consolas" w:eastAsia="Consolas"/>
+          <w:b w:val="0"/>
+          <w:color w:val="C0392B"/>
+          <w:sz w:val="18"/>
+        </w:rPr>
+        <w:t>auth.js</w:t>
+      </w:r>
+      <w:r>
+        <w:rPr>
+          <w:rFonts w:ascii="宋体" w:hAnsi="宋体" w:eastAsia="宋体"/>
+          <w:b w:val="0"/>
+          <w:color w:val="555555"/>
+          <w:sz w:val="19"/>
+        </w:rPr>
+        <w:t xml:space="preserve"> 登录门禁 + </w:t>
+      </w:r>
+      <w:r>
+        <w:rPr>
+          <w:rFonts w:ascii="Consolas" w:hAnsi="Consolas" w:eastAsia="Consolas"/>
+          <w:b w:val="0"/>
+          <w:color w:val="C0392B"/>
+          <w:sz w:val="18"/>
+        </w:rPr>
+        <w:t>profile</w:t>
+      </w:r>
+      <w:r>
+        <w:rPr>
+          <w:rFonts w:ascii="宋体" w:hAnsi="宋体" w:eastAsia="宋体"/>
+          <w:b w:val="0"/>
+          <w:color w:val="555555"/>
+          <w:sz w:val="19"/>
+        </w:rPr>
+        <w:t xml:space="preserve"> 页 </w:t>
+      </w:r>
+      <w:r>
+        <w:rPr>
+          <w:rFonts w:ascii="Consolas" w:hAnsi="Consolas" w:eastAsia="Consolas"/>
+          <w:b w:val="0"/>
+          <w:color w:val="C0392B"/>
+          <w:sz w:val="18"/>
+        </w:rPr>
+        <w:t>onShow</w:t>
+      </w:r>
+      <w:r>
+        <w:rPr>
+          <w:rFonts w:ascii="宋体" w:hAnsi="宋体" w:eastAsia="宋体"/>
+          <w:b w:val="0"/>
+          <w:color w:val="555555"/>
+          <w:sz w:val="19"/>
+        </w:rPr>
+        <w:t xml:space="preserve"> 校验。</w:t>
+        <w:br/>
+      </w:r>
+      <w:r>
+        <w:rPr>
+          <w:rFonts w:ascii="宋体" w:hAnsi="宋体" w:eastAsia="宋体"/>
+          <w:b/>
+          <w:color w:val="555555"/>
+          <w:sz w:val="19"/>
+        </w:rPr>
+        <w:t>v1.1 变更</w:t>
+      </w:r>
+      <w:r>
+        <w:rPr>
+          <w:rFonts w:ascii="宋体" w:hAnsi="宋体" w:eastAsia="宋体"/>
+          <w:b w:val="0"/>
+          <w:color w:val="555555"/>
+          <w:sz w:val="19"/>
+        </w:rPr>
+        <w:t xml:space="preserve">：PC 后台 </w:t>
+      </w:r>
+      <w:r>
+        <w:rPr>
+          <w:rFonts w:ascii="Consolas" w:hAnsi="Consolas" w:eastAsia="Consolas"/>
+          <w:b w:val="0"/>
+          <w:color w:val="C0392B"/>
+          <w:sz w:val="18"/>
+        </w:rPr>
+        <w:t>web-admin</w:t>
+      </w:r>
+      <w:r>
+        <w:rPr>
+          <w:rFonts w:ascii="宋体" w:hAnsi="宋体" w:eastAsia="宋体"/>
+          <w:b w:val="0"/>
+          <w:color w:val="555555"/>
+          <w:sz w:val="19"/>
+        </w:rPr>
+        <w:t>（Vue 3）与本后端安全体系（Spring Security 6 + JWT + RBAC）落地；</w:t>
+        <w:br/>
+        <w:t xml:space="preserve">后端模块 3→4（新增 </w:t>
+      </w:r>
+      <w:r>
+        <w:rPr>
+          <w:rFonts w:ascii="Consolas" w:hAnsi="Consolas" w:eastAsia="Consolas"/>
+          <w:b w:val="0"/>
+          <w:color w:val="C0392B"/>
+          <w:sz w:val="18"/>
+        </w:rPr>
+        <w:t>system</w:t>
+      </w:r>
+      <w:r>
+        <w:rPr>
+          <w:rFonts w:ascii="宋体" w:hAnsi="宋体" w:eastAsia="宋体"/>
+          <w:b w:val="0"/>
+          <w:color w:val="555555"/>
+          <w:sz w:val="19"/>
+        </w:rPr>
+        <w:t>）、接口 13→45、表 17→25。</w:t>
       </w:r>
     </w:p>
     <w:p>
@@ -47,9 +386,6 @@
       </w:r>
     </w:p>
     <w:p>
-      <w:pPr>
-        <w:spacing w:after="0"/>
-      </w:pPr>
       <w:r>
         <w:rPr>
           <w:rFonts w:ascii="宋体" w:hAnsi="宋体" w:eastAsia="宋体"/>
@@ -106,14 +442,6 @@
         </w:rPr>
         <w:t xml:space="preserve"> 三端。系统以「下单 → 小区可装性校验 → 智能派单 → 装维 SLA/赔付 → 套餐升级与流量监控」为主线，参考中国电信「美好家 / FTTR / 慢必赔」与中国移动「和家庭 / 承诺消费送宽带 / 流量提醒」等真实业务实践细化功能。</w:t>
       </w:r>
-    </w:p>
-    <w:p>
-      <w:pPr>
-        <w:spacing w:after="40" w:before="40"/>
-        <w:pBdr>
-          <w:bottom w:val="single" w:sz="6" w:space="1" w:color="BFBFBF"/>
-        </w:pBdr>
-      </w:pPr>
     </w:p>
     <w:p>
       <w:pPr>
@@ -131,18 +459,151 @@
     </w:p>
     <w:p>
       <w:pPr>
-        <w:spacing w:after="120" w:before="40"/>
-        <w:ind w:left="216"/>
-        <w:shd w:val="clear" w:color="auto" w:fill="F2F4F8"/>
+        <w:ind w:left="227"/>
       </w:pPr>
       <w:r>
         <w:rPr>
           <w:rFonts w:ascii="宋体" w:hAnsi="宋体" w:eastAsia="宋体"/>
-          <w:i/>
+          <w:b/>
           <w:color w:val="555555"/>
           <w:sz w:val="19"/>
         </w:rPr>
-        <w:t>**架构决策（已锁定）**：采用 **单体架构** —— 后端为 **单一 Spring Boot 应用**，**不引入 Spring Cloud / 微服务 / 服务注册发现 / 分布式网关**；前端 PC 后台为 **Vue 3 单页应用**，经 Nginx 反向代理直连后端 `:8082`。后端业务模块 **上限 5 个**（当前 4 个：community / install / product / system）。配置优先使用 Spring Boot 原生（`application.yml` + 环境变量），外部配置中心（含 Apollo）暂不引入。</w:t>
+        <w:t>架构决策（已锁定）</w:t>
+      </w:r>
+      <w:r>
+        <w:rPr>
+          <w:rFonts w:ascii="宋体" w:hAnsi="宋体" w:eastAsia="宋体"/>
+          <w:b w:val="0"/>
+          <w:color w:val="555555"/>
+          <w:sz w:val="19"/>
+        </w:rPr>
+        <w:t xml:space="preserve">：采用 </w:t>
+      </w:r>
+      <w:r>
+        <w:rPr>
+          <w:rFonts w:ascii="宋体" w:hAnsi="宋体" w:eastAsia="宋体"/>
+          <w:b/>
+          <w:color w:val="555555"/>
+          <w:sz w:val="19"/>
+        </w:rPr>
+        <w:t>单体架构</w:t>
+      </w:r>
+      <w:r>
+        <w:rPr>
+          <w:rFonts w:ascii="宋体" w:hAnsi="宋体" w:eastAsia="宋体"/>
+          <w:b w:val="0"/>
+          <w:color w:val="555555"/>
+          <w:sz w:val="19"/>
+        </w:rPr>
+        <w:t xml:space="preserve"> —— 后端为 </w:t>
+      </w:r>
+      <w:r>
+        <w:rPr>
+          <w:rFonts w:ascii="宋体" w:hAnsi="宋体" w:eastAsia="宋体"/>
+          <w:b/>
+          <w:color w:val="555555"/>
+          <w:sz w:val="19"/>
+        </w:rPr>
+        <w:t>单一 Spring Boot 应用</w:t>
+      </w:r>
+      <w:r>
+        <w:rPr>
+          <w:rFonts w:ascii="宋体" w:hAnsi="宋体" w:eastAsia="宋体"/>
+          <w:b w:val="0"/>
+          <w:color w:val="555555"/>
+          <w:sz w:val="19"/>
+        </w:rPr>
+        <w:t>，</w:t>
+      </w:r>
+      <w:r>
+        <w:rPr>
+          <w:rFonts w:ascii="宋体" w:hAnsi="宋体" w:eastAsia="宋体"/>
+          <w:b/>
+          <w:color w:val="555555"/>
+          <w:sz w:val="19"/>
+        </w:rPr>
+        <w:t>不引入 Spring Cloud / 微服务 / 服务注册发现 / 分布式网关</w:t>
+      </w:r>
+      <w:r>
+        <w:rPr>
+          <w:rFonts w:ascii="宋体" w:hAnsi="宋体" w:eastAsia="宋体"/>
+          <w:b w:val="0"/>
+          <w:color w:val="555555"/>
+          <w:sz w:val="19"/>
+        </w:rPr>
+        <w:t xml:space="preserve">；前端 PC 后台为 </w:t>
+      </w:r>
+      <w:r>
+        <w:rPr>
+          <w:rFonts w:ascii="宋体" w:hAnsi="宋体" w:eastAsia="宋体"/>
+          <w:b/>
+          <w:color w:val="555555"/>
+          <w:sz w:val="19"/>
+        </w:rPr>
+        <w:t>Vue 3 单页应用</w:t>
+      </w:r>
+      <w:r>
+        <w:rPr>
+          <w:rFonts w:ascii="宋体" w:hAnsi="宋体" w:eastAsia="宋体"/>
+          <w:b w:val="0"/>
+          <w:color w:val="555555"/>
+          <w:sz w:val="19"/>
+        </w:rPr>
+        <w:t xml:space="preserve">，经 Nginx 反向代理直连后端 </w:t>
+      </w:r>
+      <w:r>
+        <w:rPr>
+          <w:rFonts w:ascii="Consolas" w:hAnsi="Consolas" w:eastAsia="Consolas"/>
+          <w:b w:val="0"/>
+          <w:color w:val="C0392B"/>
+          <w:sz w:val="18"/>
+        </w:rPr>
+        <w:t>:8082</w:t>
+      </w:r>
+      <w:r>
+        <w:rPr>
+          <w:rFonts w:ascii="宋体" w:hAnsi="宋体" w:eastAsia="宋体"/>
+          <w:b w:val="0"/>
+          <w:color w:val="555555"/>
+          <w:sz w:val="19"/>
+        </w:rPr>
+        <w:t xml:space="preserve">。后端业务模块 </w:t>
+      </w:r>
+      <w:r>
+        <w:rPr>
+          <w:rFonts w:ascii="宋体" w:hAnsi="宋体" w:eastAsia="宋体"/>
+          <w:b/>
+          <w:color w:val="555555"/>
+          <w:sz w:val="19"/>
+        </w:rPr>
+        <w:t>上限 5 个</w:t>
+      </w:r>
+      <w:r>
+        <w:rPr>
+          <w:rFonts w:ascii="宋体" w:hAnsi="宋体" w:eastAsia="宋体"/>
+          <w:b w:val="0"/>
+          <w:color w:val="555555"/>
+          <w:sz w:val="19"/>
+        </w:rPr>
+        <w:t>（当前 4 个：community / install / product / system）。配置优先使用 Spring Boot 原生（</w:t>
+      </w:r>
+      <w:r>
+        <w:rPr>
+          <w:rFonts w:ascii="Consolas" w:hAnsi="Consolas" w:eastAsia="Consolas"/>
+          <w:b w:val="0"/>
+          <w:color w:val="C0392B"/>
+          <w:sz w:val="18"/>
+        </w:rPr>
+        <w:t>application.yml</w:t>
+      </w:r>
+      <w:r>
+        <w:rPr>
+          <w:rFonts w:ascii="宋体" w:hAnsi="宋体" w:eastAsia="宋体"/>
+          <w:b w:val="0"/>
+          <w:color w:val="555555"/>
+          <w:sz w:val="19"/>
+        </w:rPr>
+        <w:t xml:space="preserve"> + 环境变量），外部配置中心（含 Apollo）暂不引入。</w:t>
       </w:r>
     </w:p>
     <w:tbl>
@@ -153,20 +614,18 @@
         <w:tblLook w:firstColumn="1" w:firstRow="1" w:lastColumn="0" w:lastRow="0" w:noHBand="0" w:noVBand="1" w:val="04A0"/>
       </w:tblPr>
       <w:tblGrid>
-        <w:gridCol w:w="2880"/>
-        <w:gridCol w:w="2880"/>
-        <w:gridCol w:w="2880"/>
+        <w:gridCol w:w="3249"/>
+        <w:gridCol w:w="3249"/>
+        <w:gridCol w:w="3249"/>
       </w:tblGrid>
       <w:tr>
         <w:tc>
           <w:tcPr>
-            <w:tcW w:type="dxa" w:w="2880"/>
+            <w:tcW w:type="dxa" w:w="3249"/>
             <w:shd w:val="clear" w:color="auto" w:fill="1F4E79"/>
           </w:tcPr>
           <w:p>
-            <w:pPr>
-              <w:spacing w:after="0" w:before="0"/>
-            </w:pPr>
+            <w:r/>
             <w:r>
               <w:rPr>
                 <w:rFonts w:ascii="微软雅黑" w:hAnsi="微软雅黑" w:eastAsia="微软雅黑"/>
@@ -180,13 +639,11 @@
         </w:tc>
         <w:tc>
           <w:tcPr>
-            <w:tcW w:type="dxa" w:w="2880"/>
+            <w:tcW w:type="dxa" w:w="3249"/>
             <w:shd w:val="clear" w:color="auto" w:fill="1F4E79"/>
           </w:tcPr>
           <w:p>
-            <w:pPr>
-              <w:spacing w:after="0" w:before="0"/>
-            </w:pPr>
+            <w:r/>
             <w:r>
               <w:rPr>
                 <w:rFonts w:ascii="微软雅黑" w:hAnsi="微软雅黑" w:eastAsia="微软雅黑"/>
@@ -200,13 +657,11 @@
         </w:tc>
         <w:tc>
           <w:tcPr>
-            <w:tcW w:type="dxa" w:w="2880"/>
+            <w:tcW w:type="dxa" w:w="3249"/>
             <w:shd w:val="clear" w:color="auto" w:fill="1F4E79"/>
           </w:tcPr>
           <w:p>
-            <w:pPr>
-              <w:spacing w:after="0" w:before="0"/>
-            </w:pPr>
+            <w:r/>
             <w:r>
               <w:rPr>
                 <w:rFonts w:ascii="微软雅黑" w:hAnsi="微软雅黑" w:eastAsia="微软雅黑"/>
@@ -222,17 +677,10 @@
       <w:tr>
         <w:tc>
           <w:tcPr>
-            <w:tcW w:type="dxa" w:w="2880"/>
+            <w:tcW w:type="dxa" w:w="3249"/>
           </w:tcPr>
           <w:p>
-            <w:pPr>
-              <w:spacing w:after="0" w:before="0"/>
-            </w:pPr>
-          </w:p>
-          <w:p>
-            <w:pPr>
-              <w:spacing w:after="0"/>
-            </w:pPr>
+            <w:r/>
             <w:r>
               <w:rPr>
                 <w:rFonts w:ascii="宋体" w:hAnsi="宋体" w:eastAsia="宋体"/>
@@ -245,17 +693,10 @@
         </w:tc>
         <w:tc>
           <w:tcPr>
-            <w:tcW w:type="dxa" w:w="2880"/>
+            <w:tcW w:type="dxa" w:w="3249"/>
           </w:tcPr>
           <w:p>
-            <w:pPr>
-              <w:spacing w:after="0" w:before="0"/>
-            </w:pPr>
-          </w:p>
-          <w:p>
-            <w:pPr>
-              <w:spacing w:after="0"/>
-            </w:pPr>
+            <w:r/>
             <w:r>
               <w:rPr>
                 <w:rFonts w:ascii="宋体" w:hAnsi="宋体" w:eastAsia="宋体"/>
@@ -268,17 +709,10 @@
         </w:tc>
         <w:tc>
           <w:tcPr>
-            <w:tcW w:type="dxa" w:w="2880"/>
+            <w:tcW w:type="dxa" w:w="3249"/>
           </w:tcPr>
           <w:p>
-            <w:pPr>
-              <w:spacing w:after="0" w:before="0"/>
-            </w:pPr>
-          </w:p>
-          <w:p>
-            <w:pPr>
-              <w:spacing w:after="0"/>
-            </w:pPr>
+            <w:r/>
             <w:r>
               <w:rPr>
                 <w:rFonts w:ascii="宋体" w:hAnsi="宋体" w:eastAsia="宋体"/>
@@ -293,18 +727,11 @@
       <w:tr>
         <w:tc>
           <w:tcPr>
-            <w:tcW w:type="dxa" w:w="2880"/>
-            <w:shd w:val="clear" w:color="auto" w:fill="F4F7FB"/>
+            <w:tcW w:type="dxa" w:w="3249"/>
+            <w:shd w:val="clear" w:color="auto" w:fill="F2F6FA"/>
           </w:tcPr>
           <w:p>
-            <w:pPr>
-              <w:spacing w:after="0" w:before="0"/>
-            </w:pPr>
-          </w:p>
-          <w:p>
-            <w:pPr>
-              <w:spacing w:after="0"/>
-            </w:pPr>
+            <w:r/>
             <w:r>
               <w:rPr>
                 <w:rFonts w:ascii="宋体" w:hAnsi="宋体" w:eastAsia="宋体"/>
@@ -317,18 +744,11 @@
         </w:tc>
         <w:tc>
           <w:tcPr>
-            <w:tcW w:type="dxa" w:w="2880"/>
-            <w:shd w:val="clear" w:color="auto" w:fill="F4F7FB"/>
+            <w:tcW w:type="dxa" w:w="3249"/>
+            <w:shd w:val="clear" w:color="auto" w:fill="F2F6FA"/>
           </w:tcPr>
           <w:p>
-            <w:pPr>
-              <w:spacing w:after="0" w:before="0"/>
-            </w:pPr>
-          </w:p>
-          <w:p>
-            <w:pPr>
-              <w:spacing w:after="0"/>
-            </w:pPr>
+            <w:r/>
             <w:r>
               <w:rPr>
                 <w:rFonts w:ascii="宋体" w:hAnsi="宋体" w:eastAsia="宋体"/>
@@ -341,18 +761,11 @@
         </w:tc>
         <w:tc>
           <w:tcPr>
-            <w:tcW w:type="dxa" w:w="2880"/>
-            <w:shd w:val="clear" w:color="auto" w:fill="F4F7FB"/>
+            <w:tcW w:type="dxa" w:w="3249"/>
+            <w:shd w:val="clear" w:color="auto" w:fill="F2F6FA"/>
           </w:tcPr>
           <w:p>
-            <w:pPr>
-              <w:spacing w:after="0" w:before="0"/>
-            </w:pPr>
-          </w:p>
-          <w:p>
-            <w:pPr>
-              <w:spacing w:after="0"/>
-            </w:pPr>
+            <w:r/>
             <w:r>
               <w:rPr>
                 <w:rFonts w:ascii="宋体" w:hAnsi="宋体" w:eastAsia="宋体"/>
@@ -367,17 +780,10 @@
       <w:tr>
         <w:tc>
           <w:tcPr>
-            <w:tcW w:type="dxa" w:w="2880"/>
+            <w:tcW w:type="dxa" w:w="3249"/>
           </w:tcPr>
           <w:p>
-            <w:pPr>
-              <w:spacing w:after="0" w:before="0"/>
-            </w:pPr>
-          </w:p>
-          <w:p>
-            <w:pPr>
-              <w:spacing w:after="0"/>
-            </w:pPr>
+            <w:r/>
             <w:r>
               <w:rPr>
                 <w:rFonts w:ascii="宋体" w:hAnsi="宋体" w:eastAsia="宋体"/>
@@ -390,17 +796,10 @@
         </w:tc>
         <w:tc>
           <w:tcPr>
-            <w:tcW w:type="dxa" w:w="2880"/>
+            <w:tcW w:type="dxa" w:w="3249"/>
           </w:tcPr>
           <w:p>
-            <w:pPr>
-              <w:spacing w:after="0" w:before="0"/>
-            </w:pPr>
-          </w:p>
-          <w:p>
-            <w:pPr>
-              <w:spacing w:after="0"/>
-            </w:pPr>
+            <w:r/>
             <w:r>
               <w:rPr>
                 <w:rFonts w:ascii="宋体" w:hAnsi="宋体" w:eastAsia="宋体"/>
@@ -413,24 +812,17 @@
         </w:tc>
         <w:tc>
           <w:tcPr>
-            <w:tcW w:type="dxa" w:w="2880"/>
+            <w:tcW w:type="dxa" w:w="3249"/>
           </w:tcPr>
           <w:p>
-            <w:pPr>
-              <w:spacing w:after="0" w:before="0"/>
-            </w:pPr>
-          </w:p>
-          <w:p>
-            <w:pPr>
-              <w:spacing w:after="0"/>
-            </w:pPr>
+            <w:r/>
             <w:r>
               <w:rPr>
                 <w:rFonts w:ascii="宋体" w:hAnsi="宋体" w:eastAsia="宋体"/>
                 <w:b w:val="0"/>
                 <w:sz w:val="19"/>
               </w:rPr>
-              <w:t>✅ 4 模块 / 49 接口</w:t>
+              <w:t>✅ 4 模块 / 56 接口</w:t>
             </w:r>
           </w:p>
         </w:tc>
@@ -438,18 +830,11 @@
       <w:tr>
         <w:tc>
           <w:tcPr>
-            <w:tcW w:type="dxa" w:w="2880"/>
-            <w:shd w:val="clear" w:color="auto" w:fill="F4F7FB"/>
+            <w:tcW w:type="dxa" w:w="3249"/>
+            <w:shd w:val="clear" w:color="auto" w:fill="F2F6FA"/>
           </w:tcPr>
           <w:p>
-            <w:pPr>
-              <w:spacing w:after="0" w:before="0"/>
-            </w:pPr>
-          </w:p>
-          <w:p>
-            <w:pPr>
-              <w:spacing w:after="0"/>
-            </w:pPr>
+            <w:r/>
             <w:r>
               <w:rPr>
                 <w:rFonts w:ascii="宋体" w:hAnsi="宋体" w:eastAsia="宋体"/>
@@ -462,18 +847,11 @@
         </w:tc>
         <w:tc>
           <w:tcPr>
-            <w:tcW w:type="dxa" w:w="2880"/>
-            <w:shd w:val="clear" w:color="auto" w:fill="F4F7FB"/>
+            <w:tcW w:type="dxa" w:w="3249"/>
+            <w:shd w:val="clear" w:color="auto" w:fill="F2F6FA"/>
           </w:tcPr>
           <w:p>
-            <w:pPr>
-              <w:spacing w:after="0" w:before="0"/>
-            </w:pPr>
-          </w:p>
-          <w:p>
-            <w:pPr>
-              <w:spacing w:after="0"/>
-            </w:pPr>
+            <w:r/>
             <w:r>
               <w:rPr>
                 <w:rFonts w:ascii="宋体" w:hAnsi="宋体" w:eastAsia="宋体"/>
@@ -486,18 +864,11 @@
         </w:tc>
         <w:tc>
           <w:tcPr>
-            <w:tcW w:type="dxa" w:w="2880"/>
-            <w:shd w:val="clear" w:color="auto" w:fill="F4F7FB"/>
+            <w:tcW w:type="dxa" w:w="3249"/>
+            <w:shd w:val="clear" w:color="auto" w:fill="F2F6FA"/>
           </w:tcPr>
           <w:p>
-            <w:pPr>
-              <w:spacing w:after="0" w:before="0"/>
-            </w:pPr>
-          </w:p>
-          <w:p>
-            <w:pPr>
-              <w:spacing w:after="0"/>
-            </w:pPr>
+            <w:r/>
             <w:r>
               <w:rPr>
                 <w:rFonts w:ascii="宋体" w:hAnsi="宋体" w:eastAsia="宋体"/>
@@ -512,17 +883,10 @@
       <w:tr>
         <w:tc>
           <w:tcPr>
-            <w:tcW w:type="dxa" w:w="2880"/>
+            <w:tcW w:type="dxa" w:w="3249"/>
           </w:tcPr>
           <w:p>
-            <w:pPr>
-              <w:spacing w:after="0" w:before="0"/>
-            </w:pPr>
-          </w:p>
-          <w:p>
-            <w:pPr>
-              <w:spacing w:after="0"/>
-            </w:pPr>
+            <w:r/>
             <w:r>
               <w:rPr>
                 <w:rFonts w:ascii="宋体" w:hAnsi="宋体" w:eastAsia="宋体"/>
@@ -535,17 +899,10 @@
         </w:tc>
         <w:tc>
           <w:tcPr>
-            <w:tcW w:type="dxa" w:w="2880"/>
+            <w:tcW w:type="dxa" w:w="3249"/>
           </w:tcPr>
           <w:p>
-            <w:pPr>
-              <w:spacing w:after="0" w:before="0"/>
-            </w:pPr>
-          </w:p>
-          <w:p>
-            <w:pPr>
-              <w:spacing w:after="0"/>
-            </w:pPr>
+            <w:r/>
             <w:r>
               <w:rPr>
                 <w:rFonts w:ascii="宋体" w:hAnsi="宋体" w:eastAsia="宋体"/>
@@ -558,17 +915,10 @@
         </w:tc>
         <w:tc>
           <w:tcPr>
-            <w:tcW w:type="dxa" w:w="2880"/>
+            <w:tcW w:type="dxa" w:w="3249"/>
           </w:tcPr>
           <w:p>
-            <w:pPr>
-              <w:spacing w:after="0" w:before="0"/>
-            </w:pPr>
-          </w:p>
-          <w:p>
-            <w:pPr>
-              <w:spacing w:after="0"/>
-            </w:pPr>
+            <w:r/>
             <w:r>
               <w:rPr>
                 <w:rFonts w:ascii="宋体" w:hAnsi="宋体" w:eastAsia="宋体"/>
@@ -583,18 +933,11 @@
       <w:tr>
         <w:tc>
           <w:tcPr>
-            <w:tcW w:type="dxa" w:w="2880"/>
-            <w:shd w:val="clear" w:color="auto" w:fill="F4F7FB"/>
+            <w:tcW w:type="dxa" w:w="3249"/>
+            <w:shd w:val="clear" w:color="auto" w:fill="F2F6FA"/>
           </w:tcPr>
           <w:p>
-            <w:pPr>
-              <w:spacing w:after="0" w:before="0"/>
-            </w:pPr>
-          </w:p>
-          <w:p>
-            <w:pPr>
-              <w:spacing w:after="0"/>
-            </w:pPr>
+            <w:r/>
             <w:r>
               <w:rPr>
                 <w:rFonts w:ascii="宋体" w:hAnsi="宋体" w:eastAsia="宋体"/>
@@ -607,18 +950,11 @@
         </w:tc>
         <w:tc>
           <w:tcPr>
-            <w:tcW w:type="dxa" w:w="2880"/>
-            <w:shd w:val="clear" w:color="auto" w:fill="F4F7FB"/>
+            <w:tcW w:type="dxa" w:w="3249"/>
+            <w:shd w:val="clear" w:color="auto" w:fill="F2F6FA"/>
           </w:tcPr>
           <w:p>
-            <w:pPr>
-              <w:spacing w:after="0" w:before="0"/>
-            </w:pPr>
-          </w:p>
-          <w:p>
-            <w:pPr>
-              <w:spacing w:after="0"/>
-            </w:pPr>
+            <w:r/>
             <w:r>
               <w:rPr>
                 <w:rFonts w:ascii="宋体" w:hAnsi="宋体" w:eastAsia="宋体"/>
@@ -631,18 +967,11 @@
         </w:tc>
         <w:tc>
           <w:tcPr>
-            <w:tcW w:type="dxa" w:w="2880"/>
-            <w:shd w:val="clear" w:color="auto" w:fill="F4F7FB"/>
+            <w:tcW w:type="dxa" w:w="3249"/>
+            <w:shd w:val="clear" w:color="auto" w:fill="F2F6FA"/>
           </w:tcPr>
           <w:p>
-            <w:pPr>
-              <w:spacing w:after="0" w:before="0"/>
-            </w:pPr>
-          </w:p>
-          <w:p>
-            <w:pPr>
-              <w:spacing w:after="0"/>
-            </w:pPr>
+            <w:r/>
             <w:r>
               <w:rPr>
                 <w:rFonts w:ascii="宋体" w:hAnsi="宋体" w:eastAsia="宋体"/>
@@ -655,18 +984,322 @@
         </w:tc>
       </w:tr>
     </w:tbl>
+    <w:p/>
     <w:p>
       <w:pPr>
-        <w:spacing w:after="80"/>
+        <w:pStyle w:val="Heading1"/>
       </w:pPr>
+      <w:r>
+        <w:rPr>
+          <w:rFonts w:ascii="微软雅黑" w:hAnsi="微软雅黑" w:eastAsia="微软雅黑"/>
+          <w:b/>
+          <w:color w:val="1F4E79"/>
+          <w:sz w:val="30"/>
+        </w:rPr>
+        <w:t>三、目录结构</w:t>
+      </w:r>
     </w:p>
     <w:p>
-      <w:pPr>
-        <w:spacing w:after="40" w:before="40"/>
-        <w:pBdr>
-          <w:bottom w:val="single" w:sz="6" w:space="1" w:color="BFBFBF"/>
-        </w:pBdr>
-      </w:pPr>
+      <w:r>
+        <w:rPr>
+          <w:rFonts w:ascii="Consolas" w:hAnsi="Consolas" w:eastAsia="Consolas"/>
+          <w:b w:val="0"/>
+          <w:color w:val="C0392B"/>
+          <w:sz w:val="20"/>
+        </w:rPr>
+        <w:t>`</w:t>
+      </w:r>
+    </w:p>
+    <w:p>
+      <w:r>
+        <w:rPr>
+          <w:rFonts w:ascii="宋体" w:hAnsi="宋体" w:eastAsia="宋体"/>
+          <w:b w:val="0"/>
+          <w:sz w:val="21"/>
+        </w:rPr>
+        <w:t>宽带业务管理系统/</w:t>
+      </w:r>
+    </w:p>
+    <w:p>
+      <w:r>
+        <w:rPr>
+          <w:rFonts w:ascii="宋体" w:hAnsi="宋体" w:eastAsia="宋体"/>
+          <w:b w:val="0"/>
+          <w:sz w:val="21"/>
+        </w:rPr>
+        <w:t>├── broadband-design/index.html   # 功能页面设计稿（HTML 线框，v1.9）</w:t>
+      </w:r>
+    </w:p>
+    <w:p>
+      <w:r>
+        <w:rPr>
+          <w:rFonts w:ascii="宋体" w:hAnsi="宋体" w:eastAsia="宋体"/>
+          <w:b w:val="0"/>
+          <w:sz w:val="21"/>
+        </w:rPr>
+        <w:t>├── broadband-miniapp/            # 微信小程序客户端（蓝 #2563eb，20 页 + 登录态）</w:t>
+      </w:r>
+    </w:p>
+    <w:p>
+      <w:r>
+        <w:rPr>
+          <w:rFonts w:ascii="宋体" w:hAnsi="宋体" w:eastAsia="宋体"/>
+          <w:b w:val="0"/>
+          <w:sz w:val="21"/>
+        </w:rPr>
+        <w:t>│   ├── app.js / app.json / app.wxss</w:t>
+      </w:r>
+    </w:p>
+    <w:p>
+      <w:r>
+        <w:rPr>
+          <w:rFonts w:ascii="宋体" w:hAnsi="宋体" w:eastAsia="宋体"/>
+          <w:b w:val="0"/>
+          <w:sz w:val="21"/>
+        </w:rPr>
+        <w:t>│   ├── utils/api.js · auth.js    # 接口封装（Bearer 注入）+ 登录态校验</w:t>
+      </w:r>
+    </w:p>
+    <w:p>
+      <w:r>
+        <w:rPr>
+          <w:rFonts w:ascii="宋体" w:hAnsi="宋体" w:eastAsia="宋体"/>
+          <w:b w:val="0"/>
+          <w:sz w:val="21"/>
+        </w:rPr>
+        <w:t>│   └── pages/                    # 20 个页面（见第四节）</w:t>
+      </w:r>
+    </w:p>
+    <w:p>
+      <w:r>
+        <w:rPr>
+          <w:rFonts w:ascii="宋体" w:hAnsi="宋体" w:eastAsia="宋体"/>
+          <w:b w:val="0"/>
+          <w:sz w:val="21"/>
+        </w:rPr>
+        <w:t>├── broadband-worker/             # ★ 安装师傅端小程序（橙 #ea580c，8 页 + 登录态，独立工程）</w:t>
+      </w:r>
+    </w:p>
+    <w:p>
+      <w:r>
+        <w:rPr>
+          <w:rFonts w:ascii="宋体" w:hAnsi="宋体" w:eastAsia="宋体"/>
+          <w:b w:val="0"/>
+          <w:sz w:val="21"/>
+        </w:rPr>
+        <w:t>│   ├── app.js / app.json / app.wxss / project.config.json / sitemap.json</w:t>
+      </w:r>
+    </w:p>
+    <w:p>
+      <w:r>
+        <w:rPr>
+          <w:rFonts w:ascii="宋体" w:hAnsi="宋体" w:eastAsia="宋体"/>
+          <w:b w:val="0"/>
+          <w:sz w:val="21"/>
+        </w:rPr>
+        <w:t>│   ├── utils/api.js · auth.js    # 师傅端请求封装（Bearer 注入）</w:t>
+      </w:r>
+    </w:p>
+    <w:p>
+      <w:r>
+        <w:rPr>
+          <w:rFonts w:ascii="宋体" w:hAnsi="宋体" w:eastAsia="宋体"/>
+          <w:b w:val="0"/>
+          <w:sz w:val="21"/>
+        </w:rPr>
+        <w:t>│   └── pages/                    # 8 个页面（见第四节）</w:t>
+      </w:r>
+    </w:p>
+    <w:p>
+      <w:r>
+        <w:rPr>
+          <w:rFonts w:ascii="宋体" w:hAnsi="宋体" w:eastAsia="宋体"/>
+          <w:b w:val="0"/>
+          <w:sz w:val="21"/>
+        </w:rPr>
+        <w:t>├── web-admin/                    # ★ PC 运营后台（Vue 3 单页应用）</w:t>
+      </w:r>
+    </w:p>
+    <w:p>
+      <w:r>
+        <w:rPr>
+          <w:rFonts w:ascii="宋体" w:hAnsi="宋体" w:eastAsia="宋体"/>
+          <w:b w:val="0"/>
+          <w:sz w:val="21"/>
+        </w:rPr>
+        <w:t>│   ├── vite.config.js            # 按需引入 Element Plus + /api 代理到 :8082</w:t>
+      </w:r>
+    </w:p>
+    <w:p>
+      <w:r>
+        <w:rPr>
+          <w:rFonts w:ascii="宋体" w:hAnsi="宋体" w:eastAsia="宋体"/>
+          <w:b w:val="0"/>
+          <w:sz w:val="21"/>
+        </w:rPr>
+        <w:t>│   ├── .env.development / .env.production</w:t>
+      </w:r>
+    </w:p>
+    <w:p>
+      <w:r>
+        <w:rPr>
+          <w:rFonts w:ascii="宋体" w:hAnsi="宋体" w:eastAsia="宋体"/>
+          <w:b w:val="0"/>
+          <w:sz w:val="21"/>
+        </w:rPr>
+        <w:t>│   └── src/</w:t>
+      </w:r>
+    </w:p>
+    <w:p>
+      <w:r>
+        <w:rPr>
+          <w:rFonts w:ascii="宋体" w:hAnsi="宋体" w:eastAsia="宋体"/>
+          <w:b w:val="0"/>
+          <w:sz w:val="21"/>
+        </w:rPr>
+        <w:t>│       ├── api/                  # request.js（token 注入 + 401 处理）+ auth/business/system</w:t>
+      </w:r>
+    </w:p>
+    <w:p>
+      <w:r>
+        <w:rPr>
+          <w:rFonts w:ascii="宋体" w:hAnsi="宋体" w:eastAsia="宋体"/>
+          <w:b w:val="0"/>
+          <w:sz w:val="21"/>
+        </w:rPr>
+        <w:t>│       ├── layout/               # 侧边栏（后端菜单树驱动）/ 顶栏 / 面包屑</w:t>
+      </w:r>
+    </w:p>
+    <w:p>
+      <w:r>
+        <w:rPr>
+          <w:rFonts w:ascii="宋体" w:hAnsi="宋体" w:eastAsia="宋体"/>
+          <w:b w:val="0"/>
+          <w:sz w:val="21"/>
+        </w:rPr>
+        <w:t>│       ├── router/               # routes.js（22 条路由，meta.perm 与后端权限码同源）</w:t>
+      </w:r>
+    </w:p>
+    <w:p>
+      <w:r>
+        <w:rPr>
+          <w:rFonts w:ascii="宋体" w:hAnsi="宋体" w:eastAsia="宋体"/>
+          <w:b w:val="0"/>
+          <w:sz w:val="21"/>
+        </w:rPr>
+        <w:t>│       ├── store/                # user（token + profile + menus）/ app</w:t>
+      </w:r>
+    </w:p>
+    <w:p>
+      <w:r>
+        <w:rPr>
+          <w:rFonts w:ascii="宋体" w:hAnsi="宋体" w:eastAsia="宋体"/>
+          <w:b w:val="0"/>
+          <w:sz w:val="21"/>
+        </w:rPr>
+        <w:t>│       └── views/                # 25 个 .vue 页面</w:t>
+      </w:r>
+    </w:p>
+    <w:p>
+      <w:r>
+        <w:rPr>
+          <w:rFonts w:ascii="宋体" w:hAnsi="宋体" w:eastAsia="宋体"/>
+          <w:b w:val="0"/>
+          <w:sz w:val="21"/>
+        </w:rPr>
+        <w:t>├── backend/                      # Spring Boot 后端（单体）</w:t>
+      </w:r>
+    </w:p>
+    <w:p>
+      <w:r>
+        <w:rPr>
+          <w:rFonts w:ascii="宋体" w:hAnsi="宋体" w:eastAsia="宋体"/>
+          <w:b w:val="0"/>
+          <w:sz w:val="21"/>
+        </w:rPr>
+        <w:t>│   ├── pom.xml</w:t>
+      </w:r>
+    </w:p>
+    <w:p>
+      <w:r>
+        <w:rPr>
+          <w:rFonts w:ascii="宋体" w:hAnsi="宋体" w:eastAsia="宋体"/>
+          <w:b w:val="0"/>
+          <w:sz w:val="21"/>
+        </w:rPr>
+        <w:t>│   ├── src/main/java/com/broadband/</w:t>
+      </w:r>
+    </w:p>
+    <w:p>
+      <w:r>
+        <w:rPr>
+          <w:rFonts w:ascii="宋体" w:hAnsi="宋体" w:eastAsia="宋体"/>
+          <w:b w:val="0"/>
+          <w:sz w:val="21"/>
+        </w:rPr>
+        <w:t>│   │   ├── community/  install/  product/  system/   # 4 个业务模块 + common 公共层</w:t>
+      </w:r>
+    </w:p>
+    <w:p>
+      <w:r>
+        <w:rPr>
+          <w:rFonts w:ascii="宋体" w:hAnsi="宋体" w:eastAsia="宋体"/>
+          <w:b w:val="0"/>
+          <w:sz w:val="21"/>
+        </w:rPr>
+        <w:t>│   ├── src/main/resources/</w:t>
+      </w:r>
+    </w:p>
+    <w:p>
+      <w:r>
+        <w:rPr>
+          <w:rFonts w:ascii="宋体" w:hAnsi="宋体" w:eastAsia="宋体"/>
+          <w:b w:val="0"/>
+          <w:sz w:val="21"/>
+        </w:rPr>
+        <w:t>│   │   ├── application.yml        # 数据源/端口（环境变量注入，密码不落盘）</w:t>
+      </w:r>
+    </w:p>
+    <w:p>
+      <w:r>
+        <w:rPr>
+          <w:rFonts w:ascii="宋体" w:hAnsi="宋体" w:eastAsia="宋体"/>
+          <w:b w:val="0"/>
+          <w:sz w:val="21"/>
+        </w:rPr>
+        <w:t>│   │   └── db/schema.sql + data.sql  # 25 张表（幂等，启动自动执行）</w:t>
+      </w:r>
+    </w:p>
+    <w:p>
+      <w:r>
+        <w:rPr>
+          <w:rFonts w:ascii="宋体" w:hAnsi="宋体" w:eastAsia="宋体"/>
+          <w:b w:val="0"/>
+          <w:sz w:val="21"/>
+        </w:rPr>
+        <w:t>│   └── README.md / SLA.md / PKG_TRAFFIC.md / RBAC.md   # 模块级说明</w:t>
+      </w:r>
+    </w:p>
+    <w:p>
+      <w:r>
+        <w:rPr>
+          <w:rFonts w:ascii="宋体" w:hAnsi="宋体" w:eastAsia="宋体"/>
+          <w:b w:val="0"/>
+          <w:sz w:val="21"/>
+        </w:rPr>
+        <w:t>└── docs/                         # 本目录：4 份说明书 + 本总览</w:t>
+      </w:r>
+    </w:p>
+    <w:p>
+      <w:r>
+        <w:rPr>
+          <w:rFonts w:ascii="Consolas" w:hAnsi="Consolas" w:eastAsia="Consolas"/>
+          <w:b w:val="0"/>
+          <w:color w:val="C0392B"/>
+          <w:sz w:val="20"/>
+        </w:rPr>
+        <w:t>`</w:t>
+      </w:r>
     </w:p>
     <w:p>
       <w:pPr>
@@ -679,286 +1312,6 @@
           <w:color w:val="1F4E79"/>
           <w:sz w:val="30"/>
         </w:rPr>
-        <w:t>三、目录结构</w:t>
-      </w:r>
-    </w:p>
-    <w:p>
-      <w:pPr>
-        <w:spacing w:after="120" w:before="120"/>
-        <w:shd w:val="clear" w:color="auto" w:fill="F5F5F5"/>
-      </w:pPr>
-      <w:r>
-        <w:rPr>
-          <w:rFonts w:ascii="Consolas" w:hAnsi="Consolas" w:eastAsia="Consolas"/>
-          <w:b w:val="0"/>
-          <w:sz w:val="18"/>
-        </w:rPr>
-        <w:t>宽带业务管理系统/</w:t>
-        <w:br/>
-      </w:r>
-      <w:r>
-        <w:rPr>
-          <w:rFonts w:ascii="Consolas" w:hAnsi="Consolas" w:eastAsia="Consolas"/>
-          <w:b w:val="0"/>
-          <w:sz w:val="18"/>
-        </w:rPr>
-        <w:t>├── broadband-design/index.html   # 功能页面设计稿（HTML 线框，v1.9）</w:t>
-        <w:br/>
-      </w:r>
-      <w:r>
-        <w:rPr>
-          <w:rFonts w:ascii="Consolas" w:hAnsi="Consolas" w:eastAsia="Consolas"/>
-          <w:b w:val="0"/>
-          <w:sz w:val="18"/>
-        </w:rPr>
-        <w:t>├── broadband-miniapp/            # 微信小程序客户端（蓝 #2563eb，20 页 + 登录态）</w:t>
-        <w:br/>
-      </w:r>
-      <w:r>
-        <w:rPr>
-          <w:rFonts w:ascii="Consolas" w:hAnsi="Consolas" w:eastAsia="Consolas"/>
-          <w:b w:val="0"/>
-          <w:sz w:val="18"/>
-        </w:rPr>
-        <w:t>│   ├── app.js / app.json / app.wxss</w:t>
-        <w:br/>
-      </w:r>
-      <w:r>
-        <w:rPr>
-          <w:rFonts w:ascii="Consolas" w:hAnsi="Consolas" w:eastAsia="Consolas"/>
-          <w:b w:val="0"/>
-          <w:sz w:val="18"/>
-        </w:rPr>
-        <w:t>│   ├── utils/api.js · auth.js    # 接口封装（Bearer 注入）+ 登录态校验</w:t>
-        <w:br/>
-      </w:r>
-      <w:r>
-        <w:rPr>
-          <w:rFonts w:ascii="Consolas" w:hAnsi="Consolas" w:eastAsia="Consolas"/>
-          <w:b w:val="0"/>
-          <w:sz w:val="18"/>
-        </w:rPr>
-        <w:t>│   └── pages/                    # 20 个页面（见第四节）</w:t>
-        <w:br/>
-      </w:r>
-      <w:r>
-        <w:rPr>
-          <w:rFonts w:ascii="Consolas" w:hAnsi="Consolas" w:eastAsia="Consolas"/>
-          <w:b w:val="0"/>
-          <w:sz w:val="18"/>
-        </w:rPr>
-        <w:t>├── broadband-worker/             # ★ 安装师傅端小程序（橙 #ea580c，8 页 + 登录态，独立工程）</w:t>
-        <w:br/>
-      </w:r>
-      <w:r>
-        <w:rPr>
-          <w:rFonts w:ascii="Consolas" w:hAnsi="Consolas" w:eastAsia="Consolas"/>
-          <w:b w:val="0"/>
-          <w:sz w:val="18"/>
-        </w:rPr>
-        <w:t>│   ├── app.js / app.json / app.wxss / project.config.json / sitemap.json</w:t>
-        <w:br/>
-      </w:r>
-      <w:r>
-        <w:rPr>
-          <w:rFonts w:ascii="Consolas" w:hAnsi="Consolas" w:eastAsia="Consolas"/>
-          <w:b w:val="0"/>
-          <w:sz w:val="18"/>
-        </w:rPr>
-        <w:t>│   ├── utils/api.js · auth.js    # 师傅端请求封装（Bearer 注入）</w:t>
-        <w:br/>
-      </w:r>
-      <w:r>
-        <w:rPr>
-          <w:rFonts w:ascii="Consolas" w:hAnsi="Consolas" w:eastAsia="Consolas"/>
-          <w:b w:val="0"/>
-          <w:sz w:val="18"/>
-        </w:rPr>
-        <w:t>│   └── pages/                    # 8 个页面（见第四节）</w:t>
-        <w:br/>
-      </w:r>
-      <w:r>
-        <w:rPr>
-          <w:rFonts w:ascii="Consolas" w:hAnsi="Consolas" w:eastAsia="Consolas"/>
-          <w:b w:val="0"/>
-          <w:sz w:val="18"/>
-        </w:rPr>
-        <w:t>├── web-admin/                    # ★ PC 运营后台（Vue 3 单页应用）</w:t>
-        <w:br/>
-      </w:r>
-      <w:r>
-        <w:rPr>
-          <w:rFonts w:ascii="Consolas" w:hAnsi="Consolas" w:eastAsia="Consolas"/>
-          <w:b w:val="0"/>
-          <w:sz w:val="18"/>
-        </w:rPr>
-        <w:t>│   ├── vite.config.js            # 按需引入 Element Plus + /api 代理到 :8082</w:t>
-        <w:br/>
-      </w:r>
-      <w:r>
-        <w:rPr>
-          <w:rFonts w:ascii="Consolas" w:hAnsi="Consolas" w:eastAsia="Consolas"/>
-          <w:b w:val="0"/>
-          <w:sz w:val="18"/>
-        </w:rPr>
-        <w:t>│   ├── .env.development / .env.production</w:t>
-        <w:br/>
-      </w:r>
-      <w:r>
-        <w:rPr>
-          <w:rFonts w:ascii="Consolas" w:hAnsi="Consolas" w:eastAsia="Consolas"/>
-          <w:b w:val="0"/>
-          <w:sz w:val="18"/>
-        </w:rPr>
-        <w:t>│   └── src/</w:t>
-        <w:br/>
-      </w:r>
-      <w:r>
-        <w:rPr>
-          <w:rFonts w:ascii="Consolas" w:hAnsi="Consolas" w:eastAsia="Consolas"/>
-          <w:b w:val="0"/>
-          <w:sz w:val="18"/>
-        </w:rPr>
-        <w:t>│       ├── api/                  # request.js（token 注入 + 401 处理）+ auth/business/system</w:t>
-        <w:br/>
-      </w:r>
-      <w:r>
-        <w:rPr>
-          <w:rFonts w:ascii="Consolas" w:hAnsi="Consolas" w:eastAsia="Consolas"/>
-          <w:b w:val="0"/>
-          <w:sz w:val="18"/>
-        </w:rPr>
-        <w:t>│       ├── layout/               # 侧边栏（后端菜单树驱动）/ 顶栏 / 面包屑</w:t>
-        <w:br/>
-      </w:r>
-      <w:r>
-        <w:rPr>
-          <w:rFonts w:ascii="Consolas" w:hAnsi="Consolas" w:eastAsia="Consolas"/>
-          <w:b w:val="0"/>
-          <w:sz w:val="18"/>
-        </w:rPr>
-        <w:t>│       ├── router/               # routes.js（22 条路由，meta.perm 与后端权限码同源）</w:t>
-        <w:br/>
-      </w:r>
-      <w:r>
-        <w:rPr>
-          <w:rFonts w:ascii="Consolas" w:hAnsi="Consolas" w:eastAsia="Consolas"/>
-          <w:b w:val="0"/>
-          <w:sz w:val="18"/>
-        </w:rPr>
-        <w:t>│       ├── store/                # user（token + profile + menus）/ app</w:t>
-        <w:br/>
-      </w:r>
-      <w:r>
-        <w:rPr>
-          <w:rFonts w:ascii="Consolas" w:hAnsi="Consolas" w:eastAsia="Consolas"/>
-          <w:b w:val="0"/>
-          <w:sz w:val="18"/>
-        </w:rPr>
-        <w:t>│       └── views/                # 25 个 .vue 页面</w:t>
-        <w:br/>
-      </w:r>
-      <w:r>
-        <w:rPr>
-          <w:rFonts w:ascii="Consolas" w:hAnsi="Consolas" w:eastAsia="Consolas"/>
-          <w:b w:val="0"/>
-          <w:sz w:val="18"/>
-        </w:rPr>
-        <w:t>├── backend/                      # Spring Boot 后端（单体）</w:t>
-        <w:br/>
-      </w:r>
-      <w:r>
-        <w:rPr>
-          <w:rFonts w:ascii="Consolas" w:hAnsi="Consolas" w:eastAsia="Consolas"/>
-          <w:b w:val="0"/>
-          <w:sz w:val="18"/>
-        </w:rPr>
-        <w:t>│   ├── pom.xml</w:t>
-        <w:br/>
-      </w:r>
-      <w:r>
-        <w:rPr>
-          <w:rFonts w:ascii="Consolas" w:hAnsi="Consolas" w:eastAsia="Consolas"/>
-          <w:b w:val="0"/>
-          <w:sz w:val="18"/>
-        </w:rPr>
-        <w:t>│   ├── src/main/java/com/broadband/</w:t>
-        <w:br/>
-      </w:r>
-      <w:r>
-        <w:rPr>
-          <w:rFonts w:ascii="Consolas" w:hAnsi="Consolas" w:eastAsia="Consolas"/>
-          <w:b w:val="0"/>
-          <w:sz w:val="18"/>
-        </w:rPr>
-        <w:t>│   │   ├── community/  install/  product/  system/   # 4 个业务模块 + common 公共层</w:t>
-        <w:br/>
-      </w:r>
-      <w:r>
-        <w:rPr>
-          <w:rFonts w:ascii="Consolas" w:hAnsi="Consolas" w:eastAsia="Consolas"/>
-          <w:b w:val="0"/>
-          <w:sz w:val="18"/>
-        </w:rPr>
-        <w:t>│   ├── src/main/resources/</w:t>
-        <w:br/>
-      </w:r>
-      <w:r>
-        <w:rPr>
-          <w:rFonts w:ascii="Consolas" w:hAnsi="Consolas" w:eastAsia="Consolas"/>
-          <w:b w:val="0"/>
-          <w:sz w:val="18"/>
-        </w:rPr>
-        <w:t>│   │   ├── application.yml        # 数据源/端口（环境变量注入，密码不落盘）</w:t>
-        <w:br/>
-      </w:r>
-      <w:r>
-        <w:rPr>
-          <w:rFonts w:ascii="Consolas" w:hAnsi="Consolas" w:eastAsia="Consolas"/>
-          <w:b w:val="0"/>
-          <w:sz w:val="18"/>
-        </w:rPr>
-        <w:t>│   │   └── db/schema.sql + data.sql  # 25 张表（幂等，启动自动执行）</w:t>
-        <w:br/>
-      </w:r>
-      <w:r>
-        <w:rPr>
-          <w:rFonts w:ascii="Consolas" w:hAnsi="Consolas" w:eastAsia="Consolas"/>
-          <w:b w:val="0"/>
-          <w:sz w:val="18"/>
-        </w:rPr>
-        <w:t>│   └── README.md / SLA.md / PKG_TRAFFIC.md / RBAC.md   # 模块级说明</w:t>
-        <w:br/>
-      </w:r>
-      <w:r>
-        <w:rPr>
-          <w:rFonts w:ascii="Consolas" w:hAnsi="Consolas" w:eastAsia="Consolas"/>
-          <w:b w:val="0"/>
-          <w:sz w:val="18"/>
-        </w:rPr>
-        <w:t>└── docs/                         # 本目录：4 份说明书 + 本总览</w:t>
-        <w:br/>
-      </w:r>
-    </w:p>
-    <w:p>
-      <w:pPr>
-        <w:spacing w:after="40" w:before="40"/>
-        <w:pBdr>
-          <w:bottom w:val="single" w:sz="6" w:space="1" w:color="BFBFBF"/>
-        </w:pBdr>
-      </w:pPr>
-    </w:p>
-    <w:p>
-      <w:pPr>
-        <w:pStyle w:val="Heading1"/>
-      </w:pPr>
-      <w:r>
-        <w:rPr>
-          <w:rFonts w:ascii="微软雅黑" w:hAnsi="微软雅黑" w:eastAsia="微软雅黑"/>
-          <w:b/>
-          <w:color w:val="1F4E79"/>
-          <w:sz w:val="30"/>
-        </w:rPr>
         <w:t>四、三端说明</w:t>
       </w:r>
     </w:p>
@@ -978,18 +1331,61 @@
     </w:p>
     <w:p>
       <w:pPr>
-        <w:spacing w:after="120" w:before="40"/>
-        <w:ind w:left="216"/>
-        <w:shd w:val="clear" w:color="auto" w:fill="F2F4F8"/>
+        <w:ind w:left="227"/>
       </w:pPr>
       <w:r>
         <w:rPr>
+          <w:rFonts w:ascii="Consolas" w:hAnsi="Consolas" w:eastAsia="Consolas"/>
+          <w:b w:val="0"/>
+          <w:color w:val="C0392B"/>
+          <w:sz w:val="18"/>
+        </w:rPr>
+        <w:t>broadband-miniapp/</w:t>
+      </w:r>
+      <w:r>
+        <w:rPr>
           <w:rFonts w:ascii="宋体" w:hAnsi="宋体" w:eastAsia="宋体"/>
-          <w:i/>
+          <w:b w:val="0"/>
           <w:color w:val="555555"/>
           <w:sz w:val="19"/>
         </w:rPr>
-        <w:t>`broadband-miniapp/`，蓝 `#2563eb`，微信原生。设计稿规划的 20 页**已全部落页**，并接入登录态骨架。</w:t>
+        <w:t xml:space="preserve">，蓝 </w:t>
+      </w:r>
+      <w:r>
+        <w:rPr>
+          <w:rFonts w:ascii="Consolas" w:hAnsi="Consolas" w:eastAsia="Consolas"/>
+          <w:b w:val="0"/>
+          <w:color w:val="C0392B"/>
+          <w:sz w:val="18"/>
+        </w:rPr>
+        <w:t>#2563eb</w:t>
+      </w:r>
+      <w:r>
+        <w:rPr>
+          <w:rFonts w:ascii="宋体" w:hAnsi="宋体" w:eastAsia="宋体"/>
+          <w:b w:val="0"/>
+          <w:color w:val="555555"/>
+          <w:sz w:val="19"/>
+        </w:rPr>
+        <w:t>，微信原生。设计稿规划的 20 页</w:t>
+      </w:r>
+      <w:r>
+        <w:rPr>
+          <w:rFonts w:ascii="宋体" w:hAnsi="宋体" w:eastAsia="宋体"/>
+          <w:b/>
+          <w:color w:val="555555"/>
+          <w:sz w:val="19"/>
+        </w:rPr>
+        <w:t>已全部落页</w:t>
+      </w:r>
+      <w:r>
+        <w:rPr>
+          <w:rFonts w:ascii="宋体" w:hAnsi="宋体" w:eastAsia="宋体"/>
+          <w:b w:val="0"/>
+          <w:color w:val="555555"/>
+          <w:sz w:val="19"/>
+        </w:rPr>
+        <w:t>，并接入登录态骨架。</w:t>
       </w:r>
     </w:p>
     <w:tbl>
@@ -1000,19 +1396,17 @@
         <w:tblLook w:firstColumn="1" w:firstRow="1" w:lastColumn="0" w:lastRow="0" w:noHBand="0" w:noVBand="1" w:val="04A0"/>
       </w:tblPr>
       <w:tblGrid>
-        <w:gridCol w:w="4320"/>
-        <w:gridCol w:w="4320"/>
+        <w:gridCol w:w="4873"/>
+        <w:gridCol w:w="4873"/>
       </w:tblGrid>
       <w:tr>
         <w:tc>
           <w:tcPr>
-            <w:tcW w:type="dxa" w:w="4320"/>
+            <w:tcW w:type="dxa" w:w="4873"/>
             <w:shd w:val="clear" w:color="auto" w:fill="1F4E79"/>
           </w:tcPr>
           <w:p>
-            <w:pPr>
-              <w:spacing w:after="0" w:before="0"/>
-            </w:pPr>
+            <w:r/>
             <w:r>
               <w:rPr>
                 <w:rFonts w:ascii="微软雅黑" w:hAnsi="微软雅黑" w:eastAsia="微软雅黑"/>
@@ -1026,13 +1420,11 @@
         </w:tc>
         <w:tc>
           <w:tcPr>
-            <w:tcW w:type="dxa" w:w="4320"/>
+            <w:tcW w:type="dxa" w:w="4873"/>
             <w:shd w:val="clear" w:color="auto" w:fill="1F4E79"/>
           </w:tcPr>
           <w:p>
-            <w:pPr>
-              <w:spacing w:after="0" w:before="0"/>
-            </w:pPr>
+            <w:r/>
             <w:r>
               <w:rPr>
                 <w:rFonts w:ascii="微软雅黑" w:hAnsi="微软雅黑" w:eastAsia="微软雅黑"/>
@@ -1048,17 +1440,10 @@
       <w:tr>
         <w:tc>
           <w:tcPr>
-            <w:tcW w:type="dxa" w:w="4320"/>
+            <w:tcW w:type="dxa" w:w="4873"/>
           </w:tcPr>
           <w:p>
-            <w:pPr>
-              <w:spacing w:after="0" w:before="0"/>
-            </w:pPr>
-          </w:p>
-          <w:p>
-            <w:pPr>
-              <w:spacing w:after="0"/>
-            </w:pPr>
+            <w:r/>
             <w:r>
               <w:rPr>
                 <w:rFonts w:ascii="宋体" w:hAnsi="宋体" w:eastAsia="宋体"/>
@@ -1071,17 +1456,10 @@
         </w:tc>
         <w:tc>
           <w:tcPr>
-            <w:tcW w:type="dxa" w:w="4320"/>
+            <w:tcW w:type="dxa" w:w="4873"/>
           </w:tcPr>
           <w:p>
-            <w:pPr>
-              <w:spacing w:after="0" w:before="0"/>
-            </w:pPr>
-          </w:p>
-          <w:p>
-            <w:pPr>
-              <w:spacing w:after="0"/>
-            </w:pPr>
+            <w:r/>
             <w:r>
               <w:rPr>
                 <w:rFonts w:ascii="宋体" w:hAnsi="宋体" w:eastAsia="宋体"/>
@@ -1094,7 +1472,8 @@
               <w:rPr>
                 <w:rFonts w:ascii="Consolas" w:hAnsi="Consolas" w:eastAsia="Consolas"/>
                 <w:b w:val="0"/>
-                <w:sz w:val="19"/>
+                <w:color w:val="C0392B"/>
+                <w:sz w:val="18"/>
               </w:rPr>
               <w:t>pages/index</w:t>
             </w:r>
@@ -1110,7 +1489,8 @@
               <w:rPr>
                 <w:rFonts w:ascii="Consolas" w:hAnsi="Consolas" w:eastAsia="Consolas"/>
                 <w:b w:val="0"/>
-                <w:sz w:val="19"/>
+                <w:color w:val="C0392B"/>
+                <w:sz w:val="18"/>
               </w:rPr>
               <w:t>pages/service</w:t>
             </w:r>
@@ -1126,7 +1506,8 @@
               <w:rPr>
                 <w:rFonts w:ascii="Consolas" w:hAnsi="Consolas" w:eastAsia="Consolas"/>
                 <w:b w:val="0"/>
-                <w:sz w:val="19"/>
+                <w:color w:val="C0392B"/>
+                <w:sz w:val="18"/>
               </w:rPr>
               <w:t>pages/profile</w:t>
             </w:r>
@@ -1142,7 +1523,8 @@
               <w:rPr>
                 <w:rFonts w:ascii="Consolas" w:hAnsi="Consolas" w:eastAsia="Consolas"/>
                 <w:b w:val="0"/>
-                <w:sz w:val="19"/>
+                <w:color w:val="C0392B"/>
+                <w:sz w:val="18"/>
               </w:rPr>
               <w:t>pages/settings</w:t>
             </w:r>
@@ -1158,7 +1540,8 @@
               <w:rPr>
                 <w:rFonts w:ascii="Consolas" w:hAnsi="Consolas" w:eastAsia="Consolas"/>
                 <w:b w:val="0"/>
-                <w:sz w:val="19"/>
+                <w:color w:val="C0392B"/>
+                <w:sz w:val="18"/>
               </w:rPr>
               <w:t>pages/login</w:t>
             </w:r>
@@ -1168,18 +1551,11 @@
       <w:tr>
         <w:tc>
           <w:tcPr>
-            <w:tcW w:type="dxa" w:w="4320"/>
-            <w:shd w:val="clear" w:color="auto" w:fill="F4F7FB"/>
+            <w:tcW w:type="dxa" w:w="4873"/>
+            <w:shd w:val="clear" w:color="auto" w:fill="F2F6FA"/>
           </w:tcPr>
           <w:p>
-            <w:pPr>
-              <w:spacing w:after="0" w:before="0"/>
-            </w:pPr>
-          </w:p>
-          <w:p>
-            <w:pPr>
-              <w:spacing w:after="0"/>
-            </w:pPr>
+            <w:r/>
             <w:r>
               <w:rPr>
                 <w:rFonts w:ascii="宋体" w:hAnsi="宋体" w:eastAsia="宋体"/>
@@ -1192,18 +1568,11 @@
         </w:tc>
         <w:tc>
           <w:tcPr>
-            <w:tcW w:type="dxa" w:w="4320"/>
-            <w:shd w:val="clear" w:color="auto" w:fill="F4F7FB"/>
+            <w:tcW w:type="dxa" w:w="4873"/>
+            <w:shd w:val="clear" w:color="auto" w:fill="F2F6FA"/>
           </w:tcPr>
           <w:p>
-            <w:pPr>
-              <w:spacing w:after="0" w:before="0"/>
-            </w:pPr>
-          </w:p>
-          <w:p>
-            <w:pPr>
-              <w:spacing w:after="0"/>
-            </w:pPr>
+            <w:r/>
             <w:r>
               <w:rPr>
                 <w:rFonts w:ascii="宋体" w:hAnsi="宋体" w:eastAsia="宋体"/>
@@ -1216,7 +1585,8 @@
               <w:rPr>
                 <w:rFonts w:ascii="Consolas" w:hAnsi="Consolas" w:eastAsia="Consolas"/>
                 <w:b w:val="0"/>
-                <w:sz w:val="19"/>
+                <w:color w:val="C0392B"/>
+                <w:sz w:val="18"/>
               </w:rPr>
               <w:t>pages/package/detail</w:t>
             </w:r>
@@ -1232,7 +1602,8 @@
               <w:rPr>
                 <w:rFonts w:ascii="Consolas" w:hAnsi="Consolas" w:eastAsia="Consolas"/>
                 <w:b w:val="0"/>
-                <w:sz w:val="19"/>
+                <w:color w:val="C0392B"/>
+                <w:sz w:val="18"/>
               </w:rPr>
               <w:t>pages/package/list</w:t>
             </w:r>
@@ -1248,7 +1619,8 @@
               <w:rPr>
                 <w:rFonts w:ascii="Consolas" w:hAnsi="Consolas" w:eastAsia="Consolas"/>
                 <w:b w:val="0"/>
-                <w:sz w:val="19"/>
+                <w:color w:val="C0392B"/>
+                <w:sz w:val="18"/>
               </w:rPr>
               <w:t>pages/package/upgrade</w:t>
             </w:r>
@@ -1264,7 +1636,8 @@
               <w:rPr>
                 <w:rFonts w:ascii="Consolas" w:hAnsi="Consolas" w:eastAsia="Consolas"/>
                 <w:b w:val="0"/>
-                <w:sz w:val="19"/>
+                <w:color w:val="C0392B"/>
+                <w:sz w:val="18"/>
               </w:rPr>
               <w:t>pages/upgrade</w:t>
             </w:r>
@@ -1280,7 +1653,8 @@
               <w:rPr>
                 <w:rFonts w:ascii="Consolas" w:hAnsi="Consolas" w:eastAsia="Consolas"/>
                 <w:b w:val="0"/>
-                <w:sz w:val="19"/>
+                <w:color w:val="C0392B"/>
+                <w:sz w:val="18"/>
               </w:rPr>
               <w:t>pages/traffic</w:t>
             </w:r>
@@ -1290,17 +1664,10 @@
       <w:tr>
         <w:tc>
           <w:tcPr>
-            <w:tcW w:type="dxa" w:w="4320"/>
+            <w:tcW w:type="dxa" w:w="4873"/>
           </w:tcPr>
           <w:p>
-            <w:pPr>
-              <w:spacing w:after="0" w:before="0"/>
-            </w:pPr>
-          </w:p>
-          <w:p>
-            <w:pPr>
-              <w:spacing w:after="0"/>
-            </w:pPr>
+            <w:r/>
             <w:r>
               <w:rPr>
                 <w:rFonts w:ascii="宋体" w:hAnsi="宋体" w:eastAsia="宋体"/>
@@ -1313,17 +1680,10 @@
         </w:tc>
         <w:tc>
           <w:tcPr>
-            <w:tcW w:type="dxa" w:w="4320"/>
+            <w:tcW w:type="dxa" w:w="4873"/>
           </w:tcPr>
           <w:p>
-            <w:pPr>
-              <w:spacing w:after="0" w:before="0"/>
-            </w:pPr>
-          </w:p>
-          <w:p>
-            <w:pPr>
-              <w:spacing w:after="0"/>
-            </w:pPr>
+            <w:r/>
             <w:r>
               <w:rPr>
                 <w:rFonts w:ascii="宋体" w:hAnsi="宋体" w:eastAsia="宋体"/>
@@ -1336,7 +1696,8 @@
               <w:rPr>
                 <w:rFonts w:ascii="Consolas" w:hAnsi="Consolas" w:eastAsia="Consolas"/>
                 <w:b w:val="0"/>
-                <w:sz w:val="19"/>
+                <w:color w:val="C0392B"/>
+                <w:sz w:val="18"/>
               </w:rPr>
               <w:t>pages/community/query</w:t>
             </w:r>
@@ -1352,7 +1713,8 @@
               <w:rPr>
                 <w:rFonts w:ascii="Consolas" w:hAnsi="Consolas" w:eastAsia="Consolas"/>
                 <w:b w:val="0"/>
-                <w:sz w:val="19"/>
+                <w:color w:val="C0392B"/>
+                <w:sz w:val="18"/>
               </w:rPr>
               <w:t>pages/order/address</w:t>
             </w:r>
@@ -1368,7 +1730,8 @@
               <w:rPr>
                 <w:rFonts w:ascii="Consolas" w:hAnsi="Consolas" w:eastAsia="Consolas"/>
                 <w:b w:val="0"/>
-                <w:sz w:val="19"/>
+                <w:color w:val="C0392B"/>
+                <w:sz w:val="18"/>
               </w:rPr>
               <w:t>pages/order/confirm</w:t>
             </w:r>
@@ -1384,7 +1747,8 @@
               <w:rPr>
                 <w:rFonts w:ascii="Consolas" w:hAnsi="Consolas" w:eastAsia="Consolas"/>
                 <w:b w:val="0"/>
-                <w:sz w:val="19"/>
+                <w:color w:val="C0392B"/>
+                <w:sz w:val="18"/>
               </w:rPr>
               <w:t>pages/order/list</w:t>
             </w:r>
@@ -1400,7 +1764,8 @@
               <w:rPr>
                 <w:rFonts w:ascii="Consolas" w:hAnsi="Consolas" w:eastAsia="Consolas"/>
                 <w:b w:val="0"/>
-                <w:sz w:val="19"/>
+                <w:color w:val="C0392B"/>
+                <w:sz w:val="18"/>
               </w:rPr>
               <w:t>pages/order/detail</w:t>
             </w:r>
@@ -1416,7 +1781,8 @@
               <w:rPr>
                 <w:rFonts w:ascii="Consolas" w:hAnsi="Consolas" w:eastAsia="Consolas"/>
                 <w:b w:val="0"/>
-                <w:sz w:val="19"/>
+                <w:color w:val="C0392B"/>
+                <w:sz w:val="18"/>
               </w:rPr>
               <w:t>pages/address</w:t>
             </w:r>
@@ -1432,7 +1798,8 @@
               <w:rPr>
                 <w:rFonts w:ascii="Consolas" w:hAnsi="Consolas" w:eastAsia="Consolas"/>
                 <w:b w:val="0"/>
-                <w:sz w:val="19"/>
+                <w:color w:val="C0392B"/>
+                <w:sz w:val="18"/>
               </w:rPr>
               <w:t>pages/move</w:t>
             </w:r>
@@ -1442,18 +1809,11 @@
       <w:tr>
         <w:tc>
           <w:tcPr>
-            <w:tcW w:type="dxa" w:w="4320"/>
-            <w:shd w:val="clear" w:color="auto" w:fill="F4F7FB"/>
+            <w:tcW w:type="dxa" w:w="4873"/>
+            <w:shd w:val="clear" w:color="auto" w:fill="F2F6FA"/>
           </w:tcPr>
           <w:p>
-            <w:pPr>
-              <w:spacing w:after="0" w:before="0"/>
-            </w:pPr>
-          </w:p>
-          <w:p>
-            <w:pPr>
-              <w:spacing w:after="0"/>
-            </w:pPr>
+            <w:r/>
             <w:r>
               <w:rPr>
                 <w:rFonts w:ascii="宋体" w:hAnsi="宋体" w:eastAsia="宋体"/>
@@ -1466,18 +1826,11 @@
         </w:tc>
         <w:tc>
           <w:tcPr>
-            <w:tcW w:type="dxa" w:w="4320"/>
-            <w:shd w:val="clear" w:color="auto" w:fill="F4F7FB"/>
+            <w:tcW w:type="dxa" w:w="4873"/>
+            <w:shd w:val="clear" w:color="auto" w:fill="F2F6FA"/>
           </w:tcPr>
           <w:p>
-            <w:pPr>
-              <w:spacing w:after="0" w:before="0"/>
-            </w:pPr>
-          </w:p>
-          <w:p>
-            <w:pPr>
-              <w:spacing w:after="0"/>
-            </w:pPr>
+            <w:r/>
             <w:r>
               <w:rPr>
                 <w:rFonts w:ascii="宋体" w:hAnsi="宋体" w:eastAsia="宋体"/>
@@ -1490,7 +1843,8 @@
               <w:rPr>
                 <w:rFonts w:ascii="Consolas" w:hAnsi="Consolas" w:eastAsia="Consolas"/>
                 <w:b w:val="0"/>
-                <w:sz w:val="19"/>
+                <w:color w:val="C0392B"/>
+                <w:sz w:val="18"/>
               </w:rPr>
               <w:t>pages/self</w:t>
             </w:r>
@@ -1506,7 +1860,8 @@
               <w:rPr>
                 <w:rFonts w:ascii="Consolas" w:hAnsi="Consolas" w:eastAsia="Consolas"/>
                 <w:b w:val="0"/>
-                <w:sz w:val="19"/>
+                <w:color w:val="C0392B"/>
+                <w:sz w:val="18"/>
               </w:rPr>
               <w:t>pages/review</w:t>
             </w:r>
@@ -1522,7 +1877,8 @@
               <w:rPr>
                 <w:rFonts w:ascii="Consolas" w:hAnsi="Consolas" w:eastAsia="Consolas"/>
                 <w:b w:val="0"/>
-                <w:sz w:val="19"/>
+                <w:color w:val="C0392B"/>
+                <w:sz w:val="18"/>
               </w:rPr>
               <w:t>pages/smart</w:t>
             </w:r>
@@ -1530,15 +1886,8 @@
         </w:tc>
       </w:tr>
     </w:tbl>
+    <w:p/>
     <w:p>
-      <w:pPr>
-        <w:spacing w:after="80"/>
-      </w:pPr>
-    </w:p>
-    <w:p>
-      <w:pPr>
-        <w:spacing w:after="0"/>
-      </w:pPr>
       <w:r>
         <w:rPr>
           <w:rFonts w:ascii="宋体" w:hAnsi="宋体" w:eastAsia="宋体"/>
@@ -1567,7 +1916,8 @@
         <w:rPr>
           <w:rFonts w:ascii="Consolas" w:hAnsi="Consolas" w:eastAsia="Consolas"/>
           <w:b w:val="0"/>
-          <w:sz w:val="21"/>
+          <w:color w:val="C0392B"/>
+          <w:sz w:val="20"/>
         </w:rPr>
         <w:t>utils/api.js</w:t>
       </w:r>
@@ -1583,7 +1933,8 @@
         <w:rPr>
           <w:rFonts w:ascii="Consolas" w:hAnsi="Consolas" w:eastAsia="Consolas"/>
           <w:b w:val="0"/>
-          <w:sz w:val="21"/>
+          <w:color w:val="C0392B"/>
+          <w:sz w:val="20"/>
         </w:rPr>
         <w:t>request()</w:t>
       </w:r>
@@ -1599,7 +1950,8 @@
         <w:rPr>
           <w:rFonts w:ascii="Consolas" w:hAnsi="Consolas" w:eastAsia="Consolas"/>
           <w:b w:val="0"/>
-          <w:sz w:val="21"/>
+          <w:color w:val="C0392B"/>
+          <w:sz w:val="20"/>
         </w:rPr>
         <w:t>Bearer</w:t>
       </w:r>
@@ -1615,7 +1967,8 @@
         <w:rPr>
           <w:rFonts w:ascii="Consolas" w:hAnsi="Consolas" w:eastAsia="Consolas"/>
           <w:b w:val="0"/>
-          <w:sz w:val="21"/>
+          <w:color w:val="C0392B"/>
+          <w:sz w:val="20"/>
         </w:rPr>
         <w:t>utils/auth.js</w:t>
       </w:r>
@@ -1631,7 +1984,8 @@
         <w:rPr>
           <w:rFonts w:ascii="Consolas" w:hAnsi="Consolas" w:eastAsia="Consolas"/>
           <w:b w:val="0"/>
-          <w:sz w:val="21"/>
+          <w:color w:val="C0392B"/>
+          <w:sz w:val="20"/>
         </w:rPr>
         <w:t>isLogin/requireLogin</w:t>
       </w:r>
@@ -1647,7 +2001,8 @@
         <w:rPr>
           <w:rFonts w:ascii="Consolas" w:hAnsi="Consolas" w:eastAsia="Consolas"/>
           <w:b w:val="0"/>
-          <w:sz w:val="21"/>
+          <w:color w:val="C0392B"/>
+          <w:sz w:val="20"/>
         </w:rPr>
         <w:t>pages/profile</w:t>
       </w:r>
@@ -1663,7 +2018,8 @@
         <w:rPr>
           <w:rFonts w:ascii="Consolas" w:hAnsi="Consolas" w:eastAsia="Consolas"/>
           <w:b w:val="0"/>
-          <w:sz w:val="21"/>
+          <w:color w:val="C0392B"/>
+          <w:sz w:val="20"/>
         </w:rPr>
         <w:t>onShow</w:t>
       </w:r>
@@ -1677,9 +2033,6 @@
       </w:r>
     </w:p>
     <w:p>
-      <w:pPr>
-        <w:spacing w:after="0"/>
-      </w:pPr>
       <w:r>
         <w:rPr>
           <w:rFonts w:ascii="宋体" w:hAnsi="宋体" w:eastAsia="宋体"/>
@@ -1708,7 +2061,8 @@
         <w:rPr>
           <w:rFonts w:ascii="Consolas" w:hAnsi="Consolas" w:eastAsia="Consolas"/>
           <w:b w:val="0"/>
-          <w:sz w:val="21"/>
+          <w:color w:val="C0392B"/>
+          <w:sz w:val="20"/>
         </w:rPr>
         <w:t>protect-client-api=false</w:t>
       </w:r>
@@ -1722,9 +2076,6 @@
       </w:r>
     </w:p>
     <w:p>
-      <w:pPr>
-        <w:spacing w:after="0"/>
-      </w:pPr>
       <w:r>
         <w:rPr>
           <w:rFonts w:ascii="宋体" w:hAnsi="宋体" w:eastAsia="宋体"/>
@@ -1753,7 +2104,8 @@
         <w:rPr>
           <w:rFonts w:ascii="Consolas" w:hAnsi="Consolas" w:eastAsia="Consolas"/>
           <w:b w:val="0"/>
-          <w:sz w:val="21"/>
+          <w:color w:val="C0392B"/>
+          <w:sz w:val="20"/>
         </w:rPr>
         <w:t>api.login</w:t>
       </w:r>
@@ -1769,7 +2121,8 @@
         <w:rPr>
           <w:rFonts w:ascii="Consolas" w:hAnsi="Consolas" w:eastAsia="Consolas"/>
           <w:b w:val="0"/>
-          <w:sz w:val="21"/>
+          <w:color w:val="C0392B"/>
+          <w:sz w:val="20"/>
         </w:rPr>
         <w:t>POST /api/auth/miniapp-login</w:t>
       </w:r>
@@ -1785,7 +2138,8 @@
         <w:rPr>
           <w:rFonts w:ascii="Consolas" w:hAnsi="Consolas" w:eastAsia="Consolas"/>
           <w:b w:val="0"/>
-          <w:sz w:val="21"/>
+          <w:color w:val="C0392B"/>
+          <w:sz w:val="20"/>
         </w:rPr>
         <w:t>1234</w:t>
       </w:r>
@@ -1830,18 +2184,79 @@
     </w:p>
     <w:p>
       <w:pPr>
-        <w:spacing w:after="120" w:before="40"/>
-        <w:ind w:left="216"/>
-        <w:shd w:val="clear" w:color="auto" w:fill="F2F4F8"/>
+        <w:ind w:left="227"/>
       </w:pPr>
       <w:r>
         <w:rPr>
+          <w:rFonts w:ascii="Consolas" w:hAnsi="Consolas" w:eastAsia="Consolas"/>
+          <w:b w:val="0"/>
+          <w:color w:val="C0392B"/>
+          <w:sz w:val="18"/>
+        </w:rPr>
+        <w:t>broadband-worker/</w:t>
+      </w:r>
+      <w:r>
+        <w:rPr>
           <w:rFonts w:ascii="宋体" w:hAnsi="宋体" w:eastAsia="宋体"/>
-          <w:i/>
+          <w:b w:val="0"/>
           <w:color w:val="555555"/>
           <w:sz w:val="19"/>
         </w:rPr>
-        <w:t>`broadband-worker/`，橙 `#ea580c`，微信原生，**v1.2 新建独立工程**。与客户端为两个小程序，经同一后端 `:8082` 取数。</w:t>
+        <w:t xml:space="preserve">，橙 </w:t>
+      </w:r>
+      <w:r>
+        <w:rPr>
+          <w:rFonts w:ascii="Consolas" w:hAnsi="Consolas" w:eastAsia="Consolas"/>
+          <w:b w:val="0"/>
+          <w:color w:val="C0392B"/>
+          <w:sz w:val="18"/>
+        </w:rPr>
+        <w:t>#ea580c</w:t>
+      </w:r>
+      <w:r>
+        <w:rPr>
+          <w:rFonts w:ascii="宋体" w:hAnsi="宋体" w:eastAsia="宋体"/>
+          <w:b w:val="0"/>
+          <w:color w:val="555555"/>
+          <w:sz w:val="19"/>
+        </w:rPr>
+        <w:t>，微信原生，</w:t>
+      </w:r>
+      <w:r>
+        <w:rPr>
+          <w:rFonts w:ascii="宋体" w:hAnsi="宋体" w:eastAsia="宋体"/>
+          <w:b/>
+          <w:color w:val="555555"/>
+          <w:sz w:val="19"/>
+        </w:rPr>
+        <w:t>v1.2 新建独立工程</w:t>
+      </w:r>
+      <w:r>
+        <w:rPr>
+          <w:rFonts w:ascii="宋体" w:hAnsi="宋体" w:eastAsia="宋体"/>
+          <w:b w:val="0"/>
+          <w:color w:val="555555"/>
+          <w:sz w:val="19"/>
+        </w:rPr>
+        <w:t xml:space="preserve">。与客户端为两个小程序，经同一后端 </w:t>
+      </w:r>
+      <w:r>
+        <w:rPr>
+          <w:rFonts w:ascii="Consolas" w:hAnsi="Consolas" w:eastAsia="Consolas"/>
+          <w:b w:val="0"/>
+          <w:color w:val="C0392B"/>
+          <w:sz w:val="18"/>
+        </w:rPr>
+        <w:t>:8082</w:t>
+      </w:r>
+      <w:r>
+        <w:rPr>
+          <w:rFonts w:ascii="宋体" w:hAnsi="宋体" w:eastAsia="宋体"/>
+          <w:b w:val="0"/>
+          <w:color w:val="555555"/>
+          <w:sz w:val="19"/>
+        </w:rPr>
+        <w:t xml:space="preserve"> 取数。</w:t>
       </w:r>
     </w:p>
     <w:tbl>
@@ -1852,19 +2267,17 @@
         <w:tblLook w:firstColumn="1" w:firstRow="1" w:lastColumn="0" w:lastRow="0" w:noHBand="0" w:noVBand="1" w:val="04A0"/>
       </w:tblPr>
       <w:tblGrid>
-        <w:gridCol w:w="4320"/>
-        <w:gridCol w:w="4320"/>
+        <w:gridCol w:w="4873"/>
+        <w:gridCol w:w="4873"/>
       </w:tblGrid>
       <w:tr>
         <w:tc>
           <w:tcPr>
-            <w:tcW w:type="dxa" w:w="4320"/>
+            <w:tcW w:type="dxa" w:w="4873"/>
             <w:shd w:val="clear" w:color="auto" w:fill="1F4E79"/>
           </w:tcPr>
           <w:p>
-            <w:pPr>
-              <w:spacing w:after="0" w:before="0"/>
-            </w:pPr>
+            <w:r/>
             <w:r>
               <w:rPr>
                 <w:rFonts w:ascii="微软雅黑" w:hAnsi="微软雅黑" w:eastAsia="微软雅黑"/>
@@ -1878,13 +2291,11 @@
         </w:tc>
         <w:tc>
           <w:tcPr>
-            <w:tcW w:type="dxa" w:w="4320"/>
+            <w:tcW w:type="dxa" w:w="4873"/>
             <w:shd w:val="clear" w:color="auto" w:fill="1F4E79"/>
           </w:tcPr>
           <w:p>
-            <w:pPr>
-              <w:spacing w:after="0" w:before="0"/>
-            </w:pPr>
+            <w:r/>
             <w:r>
               <w:rPr>
                 <w:rFonts w:ascii="微软雅黑" w:hAnsi="微软雅黑" w:eastAsia="微软雅黑"/>
@@ -1900,17 +2311,10 @@
       <w:tr>
         <w:tc>
           <w:tcPr>
-            <w:tcW w:type="dxa" w:w="4320"/>
+            <w:tcW w:type="dxa" w:w="4873"/>
           </w:tcPr>
           <w:p>
-            <w:pPr>
-              <w:spacing w:after="0" w:before="0"/>
-            </w:pPr>
-          </w:p>
-          <w:p>
-            <w:pPr>
-              <w:spacing w:after="0"/>
-            </w:pPr>
+            <w:r/>
             <w:r>
               <w:rPr>
                 <w:rFonts w:ascii="宋体" w:hAnsi="宋体" w:eastAsia="宋体"/>
@@ -1923,17 +2327,10 @@
         </w:tc>
         <w:tc>
           <w:tcPr>
-            <w:tcW w:type="dxa" w:w="4320"/>
+            <w:tcW w:type="dxa" w:w="4873"/>
           </w:tcPr>
           <w:p>
-            <w:pPr>
-              <w:spacing w:after="0" w:before="0"/>
-            </w:pPr>
-          </w:p>
-          <w:p>
-            <w:pPr>
-              <w:spacing w:after="0"/>
-            </w:pPr>
+            <w:r/>
             <w:r>
               <w:rPr>
                 <w:rFonts w:ascii="宋体" w:hAnsi="宋体" w:eastAsia="宋体"/>
@@ -1946,7 +2343,8 @@
               <w:rPr>
                 <w:rFonts w:ascii="Consolas" w:hAnsi="Consolas" w:eastAsia="Consolas"/>
                 <w:b w:val="0"/>
-                <w:sz w:val="19"/>
+                <w:color w:val="C0392B"/>
+                <w:sz w:val="18"/>
               </w:rPr>
               <w:t>pages/index</w:t>
             </w:r>
@@ -1962,7 +2360,8 @@
               <w:rPr>
                 <w:rFonts w:ascii="Consolas" w:hAnsi="Consolas" w:eastAsia="Consolas"/>
                 <w:b w:val="0"/>
-                <w:sz w:val="19"/>
+                <w:color w:val="C0392B"/>
+                <w:sz w:val="18"/>
               </w:rPr>
               <w:t>pages/profile</w:t>
             </w:r>
@@ -1978,7 +2377,8 @@
               <w:rPr>
                 <w:rFonts w:ascii="Consolas" w:hAnsi="Consolas" w:eastAsia="Consolas"/>
                 <w:b w:val="0"/>
-                <w:sz w:val="19"/>
+                <w:color w:val="C0392B"/>
+                <w:sz w:val="18"/>
               </w:rPr>
               <w:t>pages/login</w:t>
             </w:r>
@@ -1988,18 +2388,11 @@
       <w:tr>
         <w:tc>
           <w:tcPr>
-            <w:tcW w:type="dxa" w:w="4320"/>
-            <w:shd w:val="clear" w:color="auto" w:fill="F4F7FB"/>
+            <w:tcW w:type="dxa" w:w="4873"/>
+            <w:shd w:val="clear" w:color="auto" w:fill="F2F6FA"/>
           </w:tcPr>
           <w:p>
-            <w:pPr>
-              <w:spacing w:after="0" w:before="0"/>
-            </w:pPr>
-          </w:p>
-          <w:p>
-            <w:pPr>
-              <w:spacing w:after="0"/>
-            </w:pPr>
+            <w:r/>
             <w:r>
               <w:rPr>
                 <w:rFonts w:ascii="宋体" w:hAnsi="宋体" w:eastAsia="宋体"/>
@@ -2012,18 +2405,11 @@
         </w:tc>
         <w:tc>
           <w:tcPr>
-            <w:tcW w:type="dxa" w:w="4320"/>
-            <w:shd w:val="clear" w:color="auto" w:fill="F4F7FB"/>
+            <w:tcW w:type="dxa" w:w="4873"/>
+            <w:shd w:val="clear" w:color="auto" w:fill="F2F6FA"/>
           </w:tcPr>
           <w:p>
-            <w:pPr>
-              <w:spacing w:after="0" w:before="0"/>
-            </w:pPr>
-          </w:p>
-          <w:p>
-            <w:pPr>
-              <w:spacing w:after="0"/>
-            </w:pPr>
+            <w:r/>
             <w:r>
               <w:rPr>
                 <w:rFonts w:ascii="宋体" w:hAnsi="宋体" w:eastAsia="宋体"/>
@@ -2036,7 +2422,8 @@
               <w:rPr>
                 <w:rFonts w:ascii="Consolas" w:hAnsi="Consolas" w:eastAsia="Consolas"/>
                 <w:b w:val="0"/>
-                <w:sz w:val="19"/>
+                <w:color w:val="C0392B"/>
+                <w:sz w:val="18"/>
               </w:rPr>
               <w:t>pages/order</w:t>
             </w:r>
@@ -2052,7 +2439,8 @@
               <w:rPr>
                 <w:rFonts w:ascii="Consolas" w:hAnsi="Consolas" w:eastAsia="Consolas"/>
                 <w:b w:val="0"/>
-                <w:sz w:val="19"/>
+                <w:color w:val="C0392B"/>
+                <w:sz w:val="18"/>
               </w:rPr>
               <w:t>pages/order-detail</w:t>
             </w:r>
@@ -2068,7 +2456,8 @@
               <w:rPr>
                 <w:rFonts w:ascii="Consolas" w:hAnsi="Consolas" w:eastAsia="Consolas"/>
                 <w:b w:val="0"/>
-                <w:sz w:val="19"/>
+                <w:color w:val="C0392B"/>
+                <w:sz w:val="18"/>
               </w:rPr>
               <w:t>pages/confirm</w:t>
             </w:r>
@@ -2078,17 +2467,10 @@
       <w:tr>
         <w:tc>
           <w:tcPr>
-            <w:tcW w:type="dxa" w:w="4320"/>
+            <w:tcW w:type="dxa" w:w="4873"/>
           </w:tcPr>
           <w:p>
-            <w:pPr>
-              <w:spacing w:after="0" w:before="0"/>
-            </w:pPr>
-          </w:p>
-          <w:p>
-            <w:pPr>
-              <w:spacing w:after="0"/>
-            </w:pPr>
+            <w:r/>
             <w:r>
               <w:rPr>
                 <w:rFonts w:ascii="宋体" w:hAnsi="宋体" w:eastAsia="宋体"/>
@@ -2101,17 +2483,10 @@
         </w:tc>
         <w:tc>
           <w:tcPr>
-            <w:tcW w:type="dxa" w:w="4320"/>
+            <w:tcW w:type="dxa" w:w="4873"/>
           </w:tcPr>
           <w:p>
-            <w:pPr>
-              <w:spacing w:after="0" w:before="0"/>
-            </w:pPr>
-          </w:p>
-          <w:p>
-            <w:pPr>
-              <w:spacing w:after="0"/>
-            </w:pPr>
+            <w:r/>
             <w:r>
               <w:rPr>
                 <w:rFonts w:ascii="宋体" w:hAnsi="宋体" w:eastAsia="宋体"/>
@@ -2124,7 +2499,8 @@
               <w:rPr>
                 <w:rFonts w:ascii="Consolas" w:hAnsi="Consolas" w:eastAsia="Consolas"/>
                 <w:b w:val="0"/>
-                <w:sz w:val="19"/>
+                <w:color w:val="C0392B"/>
+                <w:sz w:val="18"/>
               </w:rPr>
               <w:t>pages/capacity</w:t>
             </w:r>
@@ -2140,7 +2516,8 @@
               <w:rPr>
                 <w:rFonts w:ascii="Consolas" w:hAnsi="Consolas" w:eastAsia="Consolas"/>
                 <w:b w:val="0"/>
-                <w:sz w:val="19"/>
+                <w:color w:val="C0392B"/>
+                <w:sz w:val="18"/>
               </w:rPr>
               <w:t>pages/schedule</w:t>
             </w:r>
@@ -2148,15 +2525,8 @@
         </w:tc>
       </w:tr>
     </w:tbl>
+    <w:p/>
     <w:p>
-      <w:pPr>
-        <w:spacing w:after="80"/>
-      </w:pPr>
-    </w:p>
-    <w:p>
-      <w:pPr>
-        <w:spacing w:after="0"/>
-      </w:pPr>
       <w:r>
         <w:rPr>
           <w:rFonts w:ascii="宋体" w:hAnsi="宋体" w:eastAsia="宋体"/>
@@ -2169,7 +2539,8 @@
         <w:rPr>
           <w:rFonts w:ascii="Consolas" w:hAnsi="Consolas" w:eastAsia="Consolas"/>
           <w:b w:val="0"/>
-          <w:sz w:val="21"/>
+          <w:color w:val="C0392B"/>
+          <w:sz w:val="20"/>
         </w:rPr>
         <w:t>setWorkerLogin</w:t>
       </w:r>
@@ -2185,7 +2556,8 @@
         <w:rPr>
           <w:rFonts w:ascii="Consolas" w:hAnsi="Consolas" w:eastAsia="Consolas"/>
           <w:b w:val="0"/>
-          <w:sz w:val="21"/>
+          <w:color w:val="C0392B"/>
+          <w:sz w:val="20"/>
         </w:rPr>
         <w:t>request()</w:t>
       </w:r>
@@ -2201,7 +2573,8 @@
         <w:rPr>
           <w:rFonts w:ascii="Consolas" w:hAnsi="Consolas" w:eastAsia="Consolas"/>
           <w:b w:val="0"/>
-          <w:sz w:val="21"/>
+          <w:color w:val="C0392B"/>
+          <w:sz w:val="20"/>
         </w:rPr>
         <w:t>GET /admin/work-orders</w:t>
       </w:r>
@@ -2217,7 +2590,8 @@
         <w:rPr>
           <w:rFonts w:ascii="Consolas" w:hAnsi="Consolas" w:eastAsia="Consolas"/>
           <w:b w:val="0"/>
-          <w:sz w:val="21"/>
+          <w:color w:val="C0392B"/>
+          <w:sz w:val="20"/>
         </w:rPr>
         <w:t>GET /api/dispatch/capacity</w:t>
       </w:r>
@@ -2233,7 +2607,8 @@
         <w:rPr>
           <w:rFonts w:ascii="Consolas" w:hAnsi="Consolas" w:eastAsia="Consolas"/>
           <w:b w:val="0"/>
-          <w:sz w:val="21"/>
+          <w:color w:val="C0392B"/>
+          <w:sz w:val="20"/>
         </w:rPr>
         <w:t>POST /api/sla/evaluate</w:t>
       </w:r>
@@ -2261,9 +2636,6 @@
       </w:r>
     </w:p>
     <w:p>
-      <w:pPr>
-        <w:spacing w:after="0"/>
-      </w:pPr>
       <w:r>
         <w:rPr>
           <w:rFonts w:ascii="宋体" w:hAnsi="宋体" w:eastAsia="宋体"/>
@@ -2274,9 +2646,6 @@
       </w:r>
     </w:p>
     <w:p>
-      <w:pPr>
-        <w:spacing w:after="0"/>
-      </w:pPr>
       <w:r>
         <w:rPr>
           <w:rFonts w:ascii="宋体" w:hAnsi="宋体" w:eastAsia="宋体"/>
@@ -2310,19 +2679,17 @@
         <w:tblLook w:firstColumn="1" w:firstRow="1" w:lastColumn="0" w:lastRow="0" w:noHBand="0" w:noVBand="1" w:val="04A0"/>
       </w:tblPr>
       <w:tblGrid>
-        <w:gridCol w:w="4320"/>
-        <w:gridCol w:w="4320"/>
+        <w:gridCol w:w="4873"/>
+        <w:gridCol w:w="4873"/>
       </w:tblGrid>
       <w:tr>
         <w:tc>
           <w:tcPr>
-            <w:tcW w:type="dxa" w:w="4320"/>
+            <w:tcW w:type="dxa" w:w="4873"/>
             <w:shd w:val="clear" w:color="auto" w:fill="1F4E79"/>
           </w:tcPr>
           <w:p>
-            <w:pPr>
-              <w:spacing w:after="0" w:before="0"/>
-            </w:pPr>
+            <w:r/>
             <w:r>
               <w:rPr>
                 <w:rFonts w:ascii="微软雅黑" w:hAnsi="微软雅黑" w:eastAsia="微软雅黑"/>
@@ -2336,13 +2703,11 @@
         </w:tc>
         <w:tc>
           <w:tcPr>
-            <w:tcW w:type="dxa" w:w="4320"/>
+            <w:tcW w:type="dxa" w:w="4873"/>
             <w:shd w:val="clear" w:color="auto" w:fill="1F4E79"/>
           </w:tcPr>
           <w:p>
-            <w:pPr>
-              <w:spacing w:after="0" w:before="0"/>
-            </w:pPr>
+            <w:r/>
             <w:r>
               <w:rPr>
                 <w:rFonts w:ascii="微软雅黑" w:hAnsi="微软雅黑" w:eastAsia="微软雅黑"/>
@@ -2358,17 +2723,10 @@
       <w:tr>
         <w:tc>
           <w:tcPr>
-            <w:tcW w:type="dxa" w:w="4320"/>
+            <w:tcW w:type="dxa" w:w="4873"/>
           </w:tcPr>
           <w:p>
-            <w:pPr>
-              <w:spacing w:after="0" w:before="0"/>
-            </w:pPr>
-          </w:p>
-          <w:p>
-            <w:pPr>
-              <w:spacing w:after="0"/>
-            </w:pPr>
+            <w:r/>
             <w:r>
               <w:rPr>
                 <w:rFonts w:ascii="宋体" w:hAnsi="宋体" w:eastAsia="宋体"/>
@@ -2381,17 +2739,10 @@
         </w:tc>
         <w:tc>
           <w:tcPr>
-            <w:tcW w:type="dxa" w:w="4320"/>
+            <w:tcW w:type="dxa" w:w="4873"/>
           </w:tcPr>
           <w:p>
-            <w:pPr>
-              <w:spacing w:after="0" w:before="0"/>
-            </w:pPr>
-          </w:p>
-          <w:p>
-            <w:pPr>
-              <w:spacing w:after="0"/>
-            </w:pPr>
+            <w:r/>
             <w:r>
               <w:rPr>
                 <w:rFonts w:ascii="宋体" w:hAnsi="宋体" w:eastAsia="宋体"/>
@@ -2404,7 +2755,8 @@
               <w:rPr>
                 <w:rFonts w:ascii="Consolas" w:hAnsi="Consolas" w:eastAsia="Consolas"/>
                 <w:b w:val="0"/>
-                <w:sz w:val="19"/>
+                <w:color w:val="C0392B"/>
+                <w:sz w:val="18"/>
               </w:rPr>
               <w:t>/dashboard</w:t>
             </w:r>
@@ -2414,18 +2766,11 @@
       <w:tr>
         <w:tc>
           <w:tcPr>
-            <w:tcW w:type="dxa" w:w="4320"/>
-            <w:shd w:val="clear" w:color="auto" w:fill="F4F7FB"/>
+            <w:tcW w:type="dxa" w:w="4873"/>
+            <w:shd w:val="clear" w:color="auto" w:fill="F2F6FA"/>
           </w:tcPr>
           <w:p>
-            <w:pPr>
-              <w:spacing w:after="0" w:before="0"/>
-            </w:pPr>
-          </w:p>
-          <w:p>
-            <w:pPr>
-              <w:spacing w:after="0"/>
-            </w:pPr>
+            <w:r/>
             <w:r>
               <w:rPr>
                 <w:rFonts w:ascii="宋体" w:hAnsi="宋体" w:eastAsia="宋体"/>
@@ -2438,18 +2783,11 @@
         </w:tc>
         <w:tc>
           <w:tcPr>
-            <w:tcW w:type="dxa" w:w="4320"/>
-            <w:shd w:val="clear" w:color="auto" w:fill="F4F7FB"/>
+            <w:tcW w:type="dxa" w:w="4873"/>
+            <w:shd w:val="clear" w:color="auto" w:fill="F2F6FA"/>
           </w:tcPr>
           <w:p>
-            <w:pPr>
-              <w:spacing w:after="0" w:before="0"/>
-            </w:pPr>
-          </w:p>
-          <w:p>
-            <w:pPr>
-              <w:spacing w:after="0"/>
-            </w:pPr>
+            <w:r/>
             <w:r>
               <w:rPr>
                 <w:rFonts w:ascii="宋体" w:hAnsi="宋体" w:eastAsia="宋体"/>
@@ -2462,7 +2800,8 @@
               <w:rPr>
                 <w:rFonts w:ascii="Consolas" w:hAnsi="Consolas" w:eastAsia="Consolas"/>
                 <w:b w:val="0"/>
-                <w:sz w:val="19"/>
+                <w:color w:val="C0392B"/>
+                <w:sz w:val="18"/>
               </w:rPr>
               <w:t>/order</w:t>
             </w:r>
@@ -2478,7 +2817,8 @@
               <w:rPr>
                 <w:rFonts w:ascii="Consolas" w:hAnsi="Consolas" w:eastAsia="Consolas"/>
                 <w:b w:val="0"/>
-                <w:sz w:val="19"/>
+                <w:color w:val="C0392B"/>
+                <w:sz w:val="18"/>
               </w:rPr>
               <w:t>/customer</w:t>
             </w:r>
@@ -2494,7 +2834,8 @@
               <w:rPr>
                 <w:rFonts w:ascii="Consolas" w:hAnsi="Consolas" w:eastAsia="Consolas"/>
                 <w:b w:val="0"/>
-                <w:sz w:val="19"/>
+                <w:color w:val="C0392B"/>
+                <w:sz w:val="18"/>
               </w:rPr>
               <w:t>/package</w:t>
             </w:r>
@@ -2510,7 +2851,8 @@
               <w:rPr>
                 <w:rFonts w:ascii="Consolas" w:hAnsi="Consolas" w:eastAsia="Consolas"/>
                 <w:b w:val="0"/>
-                <w:sz w:val="19"/>
+                <w:color w:val="C0392B"/>
+                <w:sz w:val="18"/>
               </w:rPr>
               <w:t>/package/edit</w:t>
             </w:r>
@@ -2526,7 +2868,8 @@
               <w:rPr>
                 <w:rFonts w:ascii="Consolas" w:hAnsi="Consolas" w:eastAsia="Consolas"/>
                 <w:b w:val="0"/>
-                <w:sz w:val="19"/>
+                <w:color w:val="C0392B"/>
+                <w:sz w:val="18"/>
               </w:rPr>
               <w:t>/package/upgrade</w:t>
             </w:r>
@@ -2542,7 +2885,8 @@
               <w:rPr>
                 <w:rFonts w:ascii="Consolas" w:hAnsi="Consolas" w:eastAsia="Consolas"/>
                 <w:b w:val="0"/>
-                <w:sz w:val="19"/>
+                <w:color w:val="C0392B"/>
+                <w:sz w:val="18"/>
               </w:rPr>
               <w:t>/community</w:t>
             </w:r>
@@ -2558,7 +2902,8 @@
               <w:rPr>
                 <w:rFonts w:ascii="Consolas" w:hAnsi="Consolas" w:eastAsia="Consolas"/>
                 <w:b w:val="0"/>
-                <w:sz w:val="19"/>
+                <w:color w:val="C0392B"/>
+                <w:sz w:val="18"/>
               </w:rPr>
               <w:t>/community/edit</w:t>
             </w:r>
@@ -2568,17 +2913,10 @@
       <w:tr>
         <w:tc>
           <w:tcPr>
-            <w:tcW w:type="dxa" w:w="4320"/>
+            <w:tcW w:type="dxa" w:w="4873"/>
           </w:tcPr>
           <w:p>
-            <w:pPr>
-              <w:spacing w:after="0" w:before="0"/>
-            </w:pPr>
-          </w:p>
-          <w:p>
-            <w:pPr>
-              <w:spacing w:after="0"/>
-            </w:pPr>
+            <w:r/>
             <w:r>
               <w:rPr>
                 <w:rFonts w:ascii="宋体" w:hAnsi="宋体" w:eastAsia="宋体"/>
@@ -2591,17 +2929,10 @@
         </w:tc>
         <w:tc>
           <w:tcPr>
-            <w:tcW w:type="dxa" w:w="4320"/>
+            <w:tcW w:type="dxa" w:w="4873"/>
           </w:tcPr>
           <w:p>
-            <w:pPr>
-              <w:spacing w:after="0" w:before="0"/>
-            </w:pPr>
-          </w:p>
-          <w:p>
-            <w:pPr>
-              <w:spacing w:after="0"/>
-            </w:pPr>
+            <w:r/>
             <w:r>
               <w:rPr>
                 <w:rFonts w:ascii="宋体" w:hAnsi="宋体" w:eastAsia="宋体"/>
@@ -2614,7 +2945,8 @@
               <w:rPr>
                 <w:rFonts w:ascii="Consolas" w:hAnsi="Consolas" w:eastAsia="Consolas"/>
                 <w:b w:val="0"/>
-                <w:sz w:val="19"/>
+                <w:color w:val="C0392B"/>
+                <w:sz w:val="18"/>
               </w:rPr>
               <w:t>/workorder/pool</w:t>
             </w:r>
@@ -2630,7 +2962,8 @@
               <w:rPr>
                 <w:rFonts w:ascii="Consolas" w:hAnsi="Consolas" w:eastAsia="Consolas"/>
                 <w:b w:val="0"/>
-                <w:sz w:val="19"/>
+                <w:color w:val="C0392B"/>
+                <w:sz w:val="18"/>
               </w:rPr>
               <w:t>/workorder/dispatch</w:t>
             </w:r>
@@ -2646,7 +2979,8 @@
               <w:rPr>
                 <w:rFonts w:ascii="Consolas" w:hAnsi="Consolas" w:eastAsia="Consolas"/>
                 <w:b w:val="0"/>
-                <w:sz w:val="19"/>
+                <w:color w:val="C0392B"/>
+                <w:sz w:val="18"/>
               </w:rPr>
               <w:t>/workorder/capacity</w:t>
             </w:r>
@@ -2662,7 +2996,8 @@
               <w:rPr>
                 <w:rFonts w:ascii="Consolas" w:hAnsi="Consolas" w:eastAsia="Consolas"/>
                 <w:b w:val="0"/>
-                <w:sz w:val="19"/>
+                <w:color w:val="C0392B"/>
+                <w:sz w:val="18"/>
               </w:rPr>
               <w:t>/workorder/rules</w:t>
             </w:r>
@@ -2678,7 +3013,8 @@
               <w:rPr>
                 <w:rFonts w:ascii="Consolas" w:hAnsi="Consolas" w:eastAsia="Consolas"/>
                 <w:b w:val="0"/>
-                <w:sz w:val="19"/>
+                <w:color w:val="C0392B"/>
+                <w:sz w:val="18"/>
               </w:rPr>
               <w:t>/sla</w:t>
             </w:r>
@@ -2688,18 +3024,11 @@
       <w:tr>
         <w:tc>
           <w:tcPr>
-            <w:tcW w:type="dxa" w:w="4320"/>
-            <w:shd w:val="clear" w:color="auto" w:fill="F4F7FB"/>
+            <w:tcW w:type="dxa" w:w="4873"/>
+            <w:shd w:val="clear" w:color="auto" w:fill="F2F6FA"/>
           </w:tcPr>
           <w:p>
-            <w:pPr>
-              <w:spacing w:after="0" w:before="0"/>
-            </w:pPr>
-          </w:p>
-          <w:p>
-            <w:pPr>
-              <w:spacing w:after="0"/>
-            </w:pPr>
+            <w:r/>
             <w:r>
               <w:rPr>
                 <w:rFonts w:ascii="宋体" w:hAnsi="宋体" w:eastAsia="宋体"/>
@@ -2712,18 +3041,11 @@
         </w:tc>
         <w:tc>
           <w:tcPr>
-            <w:tcW w:type="dxa" w:w="4320"/>
-            <w:shd w:val="clear" w:color="auto" w:fill="F4F7FB"/>
+            <w:tcW w:type="dxa" w:w="4873"/>
+            <w:shd w:val="clear" w:color="auto" w:fill="F2F6FA"/>
           </w:tcPr>
           <w:p>
-            <w:pPr>
-              <w:spacing w:after="0" w:before="0"/>
-            </w:pPr>
-          </w:p>
-          <w:p>
-            <w:pPr>
-              <w:spacing w:after="0"/>
-            </w:pPr>
+            <w:r/>
             <w:r>
               <w:rPr>
                 <w:rFonts w:ascii="宋体" w:hAnsi="宋体" w:eastAsia="宋体"/>
@@ -2736,7 +3058,8 @@
               <w:rPr>
                 <w:rFonts w:ascii="Consolas" w:hAnsi="Consolas" w:eastAsia="Consolas"/>
                 <w:b w:val="0"/>
-                <w:sz w:val="19"/>
+                <w:color w:val="C0392B"/>
+                <w:sz w:val="18"/>
               </w:rPr>
               <w:t>/traffic</w:t>
             </w:r>
@@ -2752,7 +3075,8 @@
               <w:rPr>
                 <w:rFonts w:ascii="Consolas" w:hAnsi="Consolas" w:eastAsia="Consolas"/>
                 <w:b w:val="0"/>
-                <w:sz w:val="19"/>
+                <w:color w:val="C0392B"/>
+                <w:sz w:val="18"/>
               </w:rPr>
               <w:t>/review</w:t>
             </w:r>
@@ -2768,7 +3092,8 @@
               <w:rPr>
                 <w:rFonts w:ascii="Consolas" w:hAnsi="Consolas" w:eastAsia="Consolas"/>
                 <w:b w:val="0"/>
-                <w:sz w:val="19"/>
+                <w:color w:val="C0392B"/>
+                <w:sz w:val="18"/>
               </w:rPr>
               <w:t>/sales</w:t>
             </w:r>
@@ -2784,7 +3109,8 @@
               <w:rPr>
                 <w:rFonts w:ascii="Consolas" w:hAnsi="Consolas" w:eastAsia="Consolas"/>
                 <w:b w:val="0"/>
-                <w:sz w:val="19"/>
+                <w:color w:val="C0392B"/>
+                <w:sz w:val="18"/>
               </w:rPr>
               <w:t>/finance</w:t>
             </w:r>
@@ -2794,17 +3120,10 @@
       <w:tr>
         <w:tc>
           <w:tcPr>
-            <w:tcW w:type="dxa" w:w="4320"/>
+            <w:tcW w:type="dxa" w:w="4873"/>
           </w:tcPr>
           <w:p>
-            <w:pPr>
-              <w:spacing w:after="0" w:before="0"/>
-            </w:pPr>
-          </w:p>
-          <w:p>
-            <w:pPr>
-              <w:spacing w:after="0"/>
-            </w:pPr>
+            <w:r/>
             <w:r>
               <w:rPr>
                 <w:rFonts w:ascii="宋体" w:hAnsi="宋体" w:eastAsia="宋体"/>
@@ -2817,17 +3136,10 @@
         </w:tc>
         <w:tc>
           <w:tcPr>
-            <w:tcW w:type="dxa" w:w="4320"/>
+            <w:tcW w:type="dxa" w:w="4873"/>
           </w:tcPr>
           <w:p>
-            <w:pPr>
-              <w:spacing w:after="0" w:before="0"/>
-            </w:pPr>
-          </w:p>
-          <w:p>
-            <w:pPr>
-              <w:spacing w:after="0"/>
-            </w:pPr>
+            <w:r/>
             <w:r>
               <w:rPr>
                 <w:rFonts w:ascii="宋体" w:hAnsi="宋体" w:eastAsia="宋体"/>
@@ -2840,7 +3152,8 @@
               <w:rPr>
                 <w:rFonts w:ascii="Consolas" w:hAnsi="Consolas" w:eastAsia="Consolas"/>
                 <w:b w:val="0"/>
-                <w:sz w:val="19"/>
+                <w:color w:val="C0392B"/>
+                <w:sz w:val="18"/>
               </w:rPr>
               <w:t>/system/user</w:t>
             </w:r>
@@ -2856,7 +3169,8 @@
               <w:rPr>
                 <w:rFonts w:ascii="Consolas" w:hAnsi="Consolas" w:eastAsia="Consolas"/>
                 <w:b w:val="0"/>
-                <w:sz w:val="19"/>
+                <w:color w:val="C0392B"/>
+                <w:sz w:val="18"/>
               </w:rPr>
               <w:t>/system/role</w:t>
             </w:r>
@@ -2872,7 +3186,8 @@
               <w:rPr>
                 <w:rFonts w:ascii="Consolas" w:hAnsi="Consolas" w:eastAsia="Consolas"/>
                 <w:b w:val="0"/>
-                <w:sz w:val="19"/>
+                <w:color w:val="C0392B"/>
+                <w:sz w:val="18"/>
               </w:rPr>
               <w:t>/system/menu</w:t>
             </w:r>
@@ -2888,7 +3203,8 @@
               <w:rPr>
                 <w:rFonts w:ascii="Consolas" w:hAnsi="Consolas" w:eastAsia="Consolas"/>
                 <w:b w:val="0"/>
-                <w:sz w:val="19"/>
+                <w:color w:val="C0392B"/>
+                <w:sz w:val="18"/>
               </w:rPr>
               <w:t>/system/log</w:t>
             </w:r>
@@ -2904,7 +3220,8 @@
               <w:rPr>
                 <w:rFonts w:ascii="Consolas" w:hAnsi="Consolas" w:eastAsia="Consolas"/>
                 <w:b w:val="0"/>
-                <w:sz w:val="19"/>
+                <w:color w:val="C0392B"/>
+                <w:sz w:val="18"/>
               </w:rPr>
               <w:t>/monitor</w:t>
             </w:r>
@@ -2912,15 +3229,8 @@
         </w:tc>
       </w:tr>
     </w:tbl>
+    <w:p/>
     <w:p>
-      <w:pPr>
-        <w:spacing w:after="80"/>
-      </w:pPr>
-    </w:p>
-    <w:p>
-      <w:pPr>
-        <w:spacing w:after="0"/>
-      </w:pPr>
       <w:r>
         <w:rPr>
           <w:rFonts w:ascii="宋体" w:hAnsi="宋体" w:eastAsia="宋体"/>
@@ -2949,7 +3259,8 @@
         <w:rPr>
           <w:rFonts w:ascii="Consolas" w:hAnsi="Consolas" w:eastAsia="Consolas"/>
           <w:b w:val="0"/>
-          <w:sz w:val="21"/>
+          <w:color w:val="C0392B"/>
+          <w:sz w:val="20"/>
         </w:rPr>
         <w:t>/api/auth/me</w:t>
       </w:r>
@@ -2965,7 +3276,8 @@
         <w:rPr>
           <w:rFonts w:ascii="Consolas" w:hAnsi="Consolas" w:eastAsia="Consolas"/>
           <w:b w:val="0"/>
-          <w:sz w:val="21"/>
+          <w:color w:val="C0392B"/>
+          <w:sz w:val="20"/>
         </w:rPr>
         <w:t>menus</w:t>
       </w:r>
@@ -2981,7 +3293,8 @@
         <w:rPr>
           <w:rFonts w:ascii="Consolas" w:hAnsi="Consolas" w:eastAsia="Consolas"/>
           <w:b w:val="0"/>
-          <w:sz w:val="21"/>
+          <w:color w:val="C0392B"/>
+          <w:sz w:val="20"/>
         </w:rPr>
         <w:t>@PreAuthorize</w:t>
       </w:r>
@@ -2995,9 +3308,6 @@
       </w:r>
     </w:p>
     <w:p>
-      <w:pPr>
-        <w:spacing w:after="0"/>
-      </w:pPr>
       <w:r>
         <w:rPr>
           <w:rFonts w:ascii="宋体" w:hAnsi="宋体" w:eastAsia="宋体"/>
@@ -3024,9 +3334,6 @@
       </w:r>
     </w:p>
     <w:p>
-      <w:pPr>
-        <w:spacing w:after="0"/>
-      </w:pPr>
       <w:r>
         <w:rPr>
           <w:rFonts w:ascii="宋体" w:hAnsi="宋体" w:eastAsia="宋体"/>
@@ -3063,13 +3370,10 @@
           <w:color w:val="1F4E79"/>
           <w:sz w:val="25"/>
         </w:rPr>
-        <w:t>4.4 后端服务 — 4 个模块 / 49 个接口</w:t>
+        <w:t>4.4 后端服务 — 4 个模块 / 56 个接口</w:t>
       </w:r>
     </w:p>
     <w:p>
-      <w:pPr>
-        <w:spacing w:after="0"/>
-      </w:pPr>
       <w:r>
         <w:rPr>
           <w:rFonts w:ascii="宋体" w:hAnsi="宋体" w:eastAsia="宋体"/>
@@ -3082,7 +3386,8 @@
         <w:rPr>
           <w:rFonts w:ascii="Consolas" w:hAnsi="Consolas" w:eastAsia="Consolas"/>
           <w:b w:val="0"/>
-          <w:sz w:val="21"/>
+          <w:color w:val="C0392B"/>
+          <w:sz w:val="20"/>
         </w:rPr>
         <w:t>javac</w:t>
       </w:r>
@@ -3098,7 +3403,8 @@
         <w:rPr>
           <w:rFonts w:ascii="Consolas" w:hAnsi="Consolas" w:eastAsia="Consolas"/>
           <w:b w:val="0"/>
-          <w:sz w:val="21"/>
+          <w:color w:val="C0392B"/>
+          <w:sz w:val="20"/>
         </w:rPr>
         <w:t>java</w:t>
       </w:r>
@@ -3119,22 +3425,20 @@
         <w:tblLook w:firstColumn="1" w:firstRow="1" w:lastColumn="0" w:lastRow="0" w:noHBand="0" w:noVBand="1" w:val="04A0"/>
       </w:tblPr>
       <w:tblGrid>
-        <w:gridCol w:w="1728"/>
-        <w:gridCol w:w="1728"/>
-        <w:gridCol w:w="1728"/>
-        <w:gridCol w:w="1728"/>
-        <w:gridCol w:w="1728"/>
+        <w:gridCol w:w="1949"/>
+        <w:gridCol w:w="1949"/>
+        <w:gridCol w:w="1949"/>
+        <w:gridCol w:w="1949"/>
+        <w:gridCol w:w="1949"/>
       </w:tblGrid>
       <w:tr>
         <w:tc>
           <w:tcPr>
-            <w:tcW w:type="dxa" w:w="1728"/>
+            <w:tcW w:type="dxa" w:w="1949"/>
             <w:shd w:val="clear" w:color="auto" w:fill="1F4E79"/>
           </w:tcPr>
           <w:p>
-            <w:pPr>
-              <w:spacing w:after="0" w:before="0"/>
-            </w:pPr>
+            <w:r/>
             <w:r>
               <w:rPr>
                 <w:rFonts w:ascii="微软雅黑" w:hAnsi="微软雅黑" w:eastAsia="微软雅黑"/>
@@ -3148,13 +3452,11 @@
         </w:tc>
         <w:tc>
           <w:tcPr>
-            <w:tcW w:type="dxa" w:w="1728"/>
+            <w:tcW w:type="dxa" w:w="1949"/>
             <w:shd w:val="clear" w:color="auto" w:fill="1F4E79"/>
           </w:tcPr>
           <w:p>
-            <w:pPr>
-              <w:spacing w:after="0" w:before="0"/>
-            </w:pPr>
+            <w:r/>
             <w:r>
               <w:rPr>
                 <w:rFonts w:ascii="微软雅黑" w:hAnsi="微软雅黑" w:eastAsia="微软雅黑"/>
@@ -3168,13 +3470,11 @@
         </w:tc>
         <w:tc>
           <w:tcPr>
-            <w:tcW w:type="dxa" w:w="1728"/>
+            <w:tcW w:type="dxa" w:w="1949"/>
             <w:shd w:val="clear" w:color="auto" w:fill="1F4E79"/>
           </w:tcPr>
           <w:p>
-            <w:pPr>
-              <w:spacing w:after="0" w:before="0"/>
-            </w:pPr>
+            <w:r/>
             <w:r>
               <w:rPr>
                 <w:rFonts w:ascii="微软雅黑" w:hAnsi="微软雅黑" w:eastAsia="微软雅黑"/>
@@ -3188,13 +3488,11 @@
         </w:tc>
         <w:tc>
           <w:tcPr>
-            <w:tcW w:type="dxa" w:w="1728"/>
+            <w:tcW w:type="dxa" w:w="1949"/>
             <w:shd w:val="clear" w:color="auto" w:fill="1F4E79"/>
           </w:tcPr>
           <w:p>
-            <w:pPr>
-              <w:spacing w:after="0" w:before="0"/>
-            </w:pPr>
+            <w:r/>
             <w:r>
               <w:rPr>
                 <w:rFonts w:ascii="微软雅黑" w:hAnsi="微软雅黑" w:eastAsia="微软雅黑"/>
@@ -3208,13 +3506,11 @@
         </w:tc>
         <w:tc>
           <w:tcPr>
-            <w:tcW w:type="dxa" w:w="1728"/>
+            <w:tcW w:type="dxa" w:w="1949"/>
             <w:shd w:val="clear" w:color="auto" w:fill="1F4E79"/>
           </w:tcPr>
           <w:p>
-            <w:pPr>
-              <w:spacing w:after="0" w:before="0"/>
-            </w:pPr>
+            <w:r/>
             <w:r>
               <w:rPr>
                 <w:rFonts w:ascii="微软雅黑" w:hAnsi="微软雅黑" w:eastAsia="微软雅黑"/>
@@ -3230,17 +3526,10 @@
       <w:tr>
         <w:tc>
           <w:tcPr>
-            <w:tcW w:type="dxa" w:w="1728"/>
+            <w:tcW w:type="dxa" w:w="1949"/>
           </w:tcPr>
           <w:p>
-            <w:pPr>
-              <w:spacing w:after="0" w:before="0"/>
-            </w:pPr>
-          </w:p>
-          <w:p>
-            <w:pPr>
-              <w:spacing w:after="0"/>
-            </w:pPr>
+            <w:r/>
             <w:r>
               <w:rPr>
                 <w:rFonts w:ascii="宋体" w:hAnsi="宋体" w:eastAsia="宋体"/>
@@ -3253,17 +3542,10 @@
         </w:tc>
         <w:tc>
           <w:tcPr>
-            <w:tcW w:type="dxa" w:w="1728"/>
+            <w:tcW w:type="dxa" w:w="1949"/>
           </w:tcPr>
           <w:p>
-            <w:pPr>
-              <w:spacing w:after="0" w:before="0"/>
-            </w:pPr>
-          </w:p>
-          <w:p>
-            <w:pPr>
-              <w:spacing w:after="0"/>
-            </w:pPr>
+            <w:r/>
             <w:r>
               <w:rPr>
                 <w:rFonts w:ascii="宋体" w:hAnsi="宋体" w:eastAsia="宋体"/>
@@ -3276,17 +3558,10 @@
         </w:tc>
         <w:tc>
           <w:tcPr>
-            <w:tcW w:type="dxa" w:w="1728"/>
+            <w:tcW w:type="dxa" w:w="1949"/>
           </w:tcPr>
           <w:p>
-            <w:pPr>
-              <w:spacing w:after="0" w:before="0"/>
-            </w:pPr>
-          </w:p>
-          <w:p>
-            <w:pPr>
-              <w:spacing w:after="0"/>
-            </w:pPr>
+            <w:r/>
             <w:r>
               <w:rPr>
                 <w:rFonts w:ascii="宋体" w:hAnsi="宋体" w:eastAsia="宋体"/>
@@ -3299,17 +3574,10 @@
         </w:tc>
         <w:tc>
           <w:tcPr>
-            <w:tcW w:type="dxa" w:w="1728"/>
+            <w:tcW w:type="dxa" w:w="1949"/>
           </w:tcPr>
           <w:p>
-            <w:pPr>
-              <w:spacing w:after="0" w:before="0"/>
-            </w:pPr>
-          </w:p>
-          <w:p>
-            <w:pPr>
-              <w:spacing w:after="0"/>
-            </w:pPr>
+            <w:r/>
             <w:r>
               <w:rPr>
                 <w:rFonts w:ascii="宋体" w:hAnsi="宋体" w:eastAsia="宋体"/>
@@ -3322,17 +3590,10 @@
         </w:tc>
         <w:tc>
           <w:tcPr>
-            <w:tcW w:type="dxa" w:w="1728"/>
+            <w:tcW w:type="dxa" w:w="1949"/>
           </w:tcPr>
           <w:p>
-            <w:pPr>
-              <w:spacing w:after="0" w:before="0"/>
-            </w:pPr>
-          </w:p>
-          <w:p>
-            <w:pPr>
-              <w:spacing w:after="0"/>
-            </w:pPr>
+            <w:r/>
             <w:r>
               <w:rPr>
                 <w:rFonts w:ascii="宋体" w:hAnsi="宋体" w:eastAsia="宋体"/>
@@ -3347,18 +3608,11 @@
       <w:tr>
         <w:tc>
           <w:tcPr>
-            <w:tcW w:type="dxa" w:w="1728"/>
-            <w:shd w:val="clear" w:color="auto" w:fill="F4F7FB"/>
+            <w:tcW w:type="dxa" w:w="1949"/>
+            <w:shd w:val="clear" w:color="auto" w:fill="F2F6FA"/>
           </w:tcPr>
           <w:p>
-            <w:pPr>
-              <w:spacing w:after="0" w:before="0"/>
-            </w:pPr>
-          </w:p>
-          <w:p>
-            <w:pPr>
-              <w:spacing w:after="0"/>
-            </w:pPr>
+            <w:r/>
             <w:r>
               <w:rPr>
                 <w:rFonts w:ascii="宋体" w:hAnsi="宋体" w:eastAsia="宋体"/>
@@ -3371,18 +3625,11 @@
         </w:tc>
         <w:tc>
           <w:tcPr>
-            <w:tcW w:type="dxa" w:w="1728"/>
-            <w:shd w:val="clear" w:color="auto" w:fill="F4F7FB"/>
+            <w:tcW w:type="dxa" w:w="1949"/>
+            <w:shd w:val="clear" w:color="auto" w:fill="F2F6FA"/>
           </w:tcPr>
           <w:p>
-            <w:pPr>
-              <w:spacing w:after="0" w:before="0"/>
-            </w:pPr>
-          </w:p>
-          <w:p>
-            <w:pPr>
-              <w:spacing w:after="0"/>
-            </w:pPr>
+            <w:r/>
             <w:r>
               <w:rPr>
                 <w:rFonts w:ascii="宋体" w:hAnsi="宋体" w:eastAsia="宋体"/>
@@ -3395,18 +3642,11 @@
         </w:tc>
         <w:tc>
           <w:tcPr>
-            <w:tcW w:type="dxa" w:w="1728"/>
-            <w:shd w:val="clear" w:color="auto" w:fill="F4F7FB"/>
+            <w:tcW w:type="dxa" w:w="1949"/>
+            <w:shd w:val="clear" w:color="auto" w:fill="F2F6FA"/>
           </w:tcPr>
           <w:p>
-            <w:pPr>
-              <w:spacing w:after="0" w:before="0"/>
-            </w:pPr>
-          </w:p>
-          <w:p>
-            <w:pPr>
-              <w:spacing w:after="0"/>
-            </w:pPr>
+            <w:r/>
             <w:r>
               <w:rPr>
                 <w:rFonts w:ascii="宋体" w:hAnsi="宋体" w:eastAsia="宋体"/>
@@ -3419,18 +3659,11 @@
         </w:tc>
         <w:tc>
           <w:tcPr>
-            <w:tcW w:type="dxa" w:w="1728"/>
-            <w:shd w:val="clear" w:color="auto" w:fill="F4F7FB"/>
+            <w:tcW w:type="dxa" w:w="1949"/>
+            <w:shd w:val="clear" w:color="auto" w:fill="F2F6FA"/>
           </w:tcPr>
           <w:p>
-            <w:pPr>
-              <w:spacing w:after="0" w:before="0"/>
-            </w:pPr>
-          </w:p>
-          <w:p>
-            <w:pPr>
-              <w:spacing w:after="0"/>
-            </w:pPr>
+            <w:r/>
             <w:r>
               <w:rPr>
                 <w:rFonts w:ascii="宋体" w:hAnsi="宋体" w:eastAsia="宋体"/>
@@ -3443,18 +3676,11 @@
         </w:tc>
         <w:tc>
           <w:tcPr>
-            <w:tcW w:type="dxa" w:w="1728"/>
-            <w:shd w:val="clear" w:color="auto" w:fill="F4F7FB"/>
+            <w:tcW w:type="dxa" w:w="1949"/>
+            <w:shd w:val="clear" w:color="auto" w:fill="F2F6FA"/>
           </w:tcPr>
           <w:p>
-            <w:pPr>
-              <w:spacing w:after="0" w:before="0"/>
-            </w:pPr>
-          </w:p>
-          <w:p>
-            <w:pPr>
-              <w:spacing w:after="0"/>
-            </w:pPr>
+            <w:r/>
             <w:r>
               <w:rPr>
                 <w:rFonts w:ascii="宋体" w:hAnsi="宋体" w:eastAsia="宋体"/>
@@ -3469,17 +3695,10 @@
       <w:tr>
         <w:tc>
           <w:tcPr>
-            <w:tcW w:type="dxa" w:w="1728"/>
+            <w:tcW w:type="dxa" w:w="1949"/>
           </w:tcPr>
           <w:p>
-            <w:pPr>
-              <w:spacing w:after="0" w:before="0"/>
-            </w:pPr>
-          </w:p>
-          <w:p>
-            <w:pPr>
-              <w:spacing w:after="0"/>
-            </w:pPr>
+            <w:r/>
             <w:r>
               <w:rPr>
                 <w:rFonts w:ascii="宋体" w:hAnsi="宋体" w:eastAsia="宋体"/>
@@ -3492,17 +3711,10 @@
         </w:tc>
         <w:tc>
           <w:tcPr>
-            <w:tcW w:type="dxa" w:w="1728"/>
+            <w:tcW w:type="dxa" w:w="1949"/>
           </w:tcPr>
           <w:p>
-            <w:pPr>
-              <w:spacing w:after="0" w:before="0"/>
-            </w:pPr>
-          </w:p>
-          <w:p>
-            <w:pPr>
-              <w:spacing w:after="0"/>
-            </w:pPr>
+            <w:r/>
             <w:r>
               <w:rPr>
                 <w:rFonts w:ascii="宋体" w:hAnsi="宋体" w:eastAsia="宋体"/>
@@ -3515,17 +3727,10 @@
         </w:tc>
         <w:tc>
           <w:tcPr>
-            <w:tcW w:type="dxa" w:w="1728"/>
+            <w:tcW w:type="dxa" w:w="1949"/>
           </w:tcPr>
           <w:p>
-            <w:pPr>
-              <w:spacing w:after="0" w:before="0"/>
-            </w:pPr>
-          </w:p>
-          <w:p>
-            <w:pPr>
-              <w:spacing w:after="0"/>
-            </w:pPr>
+            <w:r/>
             <w:r>
               <w:rPr>
                 <w:rFonts w:ascii="宋体" w:hAnsi="宋体" w:eastAsia="宋体"/>
@@ -3538,17 +3743,10 @@
         </w:tc>
         <w:tc>
           <w:tcPr>
-            <w:tcW w:type="dxa" w:w="1728"/>
+            <w:tcW w:type="dxa" w:w="1949"/>
           </w:tcPr>
           <w:p>
-            <w:pPr>
-              <w:spacing w:after="0" w:before="0"/>
-            </w:pPr>
-          </w:p>
-          <w:p>
-            <w:pPr>
-              <w:spacing w:after="0"/>
-            </w:pPr>
+            <w:r/>
             <w:r>
               <w:rPr>
                 <w:rFonts w:ascii="宋体" w:hAnsi="宋体" w:eastAsia="宋体"/>
@@ -3561,17 +3759,10 @@
         </w:tc>
         <w:tc>
           <w:tcPr>
-            <w:tcW w:type="dxa" w:w="1728"/>
+            <w:tcW w:type="dxa" w:w="1949"/>
           </w:tcPr>
           <w:p>
-            <w:pPr>
-              <w:spacing w:after="0" w:before="0"/>
-            </w:pPr>
-          </w:p>
-          <w:p>
-            <w:pPr>
-              <w:spacing w:after="0"/>
-            </w:pPr>
+            <w:r/>
             <w:r>
               <w:rPr>
                 <w:rFonts w:ascii="宋体" w:hAnsi="宋体" w:eastAsia="宋体"/>
@@ -3586,18 +3777,11 @@
       <w:tr>
         <w:tc>
           <w:tcPr>
-            <w:tcW w:type="dxa" w:w="1728"/>
-            <w:shd w:val="clear" w:color="auto" w:fill="F4F7FB"/>
+            <w:tcW w:type="dxa" w:w="1949"/>
+            <w:shd w:val="clear" w:color="auto" w:fill="F2F6FA"/>
           </w:tcPr>
           <w:p>
-            <w:pPr>
-              <w:spacing w:after="0" w:before="0"/>
-            </w:pPr>
-          </w:p>
-          <w:p>
-            <w:pPr>
-              <w:spacing w:after="0"/>
-            </w:pPr>
+            <w:r/>
             <w:r>
               <w:rPr>
                 <w:rFonts w:ascii="宋体" w:hAnsi="宋体" w:eastAsia="宋体"/>
@@ -3610,18 +3794,11 @@
         </w:tc>
         <w:tc>
           <w:tcPr>
-            <w:tcW w:type="dxa" w:w="1728"/>
-            <w:shd w:val="clear" w:color="auto" w:fill="F4F7FB"/>
+            <w:tcW w:type="dxa" w:w="1949"/>
+            <w:shd w:val="clear" w:color="auto" w:fill="F2F6FA"/>
           </w:tcPr>
           <w:p>
-            <w:pPr>
-              <w:spacing w:after="0" w:before="0"/>
-            </w:pPr>
-          </w:p>
-          <w:p>
-            <w:pPr>
-              <w:spacing w:after="0"/>
-            </w:pPr>
+            <w:r/>
             <w:r>
               <w:rPr>
                 <w:rFonts w:ascii="宋体" w:hAnsi="宋体" w:eastAsia="宋体"/>
@@ -3634,18 +3811,11 @@
         </w:tc>
         <w:tc>
           <w:tcPr>
-            <w:tcW w:type="dxa" w:w="1728"/>
-            <w:shd w:val="clear" w:color="auto" w:fill="F4F7FB"/>
+            <w:tcW w:type="dxa" w:w="1949"/>
+            <w:shd w:val="clear" w:color="auto" w:fill="F2F6FA"/>
           </w:tcPr>
           <w:p>
-            <w:pPr>
-              <w:spacing w:after="0" w:before="0"/>
-            </w:pPr>
-          </w:p>
-          <w:p>
-            <w:pPr>
-              <w:spacing w:after="0"/>
-            </w:pPr>
+            <w:r/>
             <w:r>
               <w:rPr>
                 <w:rFonts w:ascii="宋体" w:hAnsi="宋体" w:eastAsia="宋体"/>
@@ -3658,18 +3828,11 @@
         </w:tc>
         <w:tc>
           <w:tcPr>
-            <w:tcW w:type="dxa" w:w="1728"/>
-            <w:shd w:val="clear" w:color="auto" w:fill="F4F7FB"/>
+            <w:tcW w:type="dxa" w:w="1949"/>
+            <w:shd w:val="clear" w:color="auto" w:fill="F2F6FA"/>
           </w:tcPr>
           <w:p>
-            <w:pPr>
-              <w:spacing w:after="0" w:before="0"/>
-            </w:pPr>
-          </w:p>
-          <w:p>
-            <w:pPr>
-              <w:spacing w:after="0"/>
-            </w:pPr>
+            <w:r/>
             <w:r>
               <w:rPr>
                 <w:rFonts w:ascii="宋体" w:hAnsi="宋体" w:eastAsia="宋体"/>
@@ -3682,18 +3845,11 @@
         </w:tc>
         <w:tc>
           <w:tcPr>
-            <w:tcW w:type="dxa" w:w="1728"/>
-            <w:shd w:val="clear" w:color="auto" w:fill="F4F7FB"/>
+            <w:tcW w:type="dxa" w:w="1949"/>
+            <w:shd w:val="clear" w:color="auto" w:fill="F2F6FA"/>
           </w:tcPr>
           <w:p>
-            <w:pPr>
-              <w:spacing w:after="0" w:before="0"/>
-            </w:pPr>
-          </w:p>
-          <w:p>
-            <w:pPr>
-              <w:spacing w:after="0"/>
-            </w:pPr>
+            <w:r/>
             <w:r>
               <w:rPr>
                 <w:rFonts w:ascii="宋体" w:hAnsi="宋体" w:eastAsia="宋体"/>
@@ -3708,17 +3864,10 @@
       <w:tr>
         <w:tc>
           <w:tcPr>
-            <w:tcW w:type="dxa" w:w="1728"/>
+            <w:tcW w:type="dxa" w:w="1949"/>
           </w:tcPr>
           <w:p>
-            <w:pPr>
-              <w:spacing w:after="0" w:before="0"/>
-            </w:pPr>
-          </w:p>
-          <w:p>
-            <w:pPr>
-              <w:spacing w:after="0"/>
-            </w:pPr>
+            <w:r/>
             <w:r>
               <w:rPr>
                 <w:rFonts w:ascii="宋体" w:hAnsi="宋体" w:eastAsia="宋体"/>
@@ -3731,17 +3880,10 @@
         </w:tc>
         <w:tc>
           <w:tcPr>
-            <w:tcW w:type="dxa" w:w="1728"/>
+            <w:tcW w:type="dxa" w:w="1949"/>
           </w:tcPr>
           <w:p>
-            <w:pPr>
-              <w:spacing w:after="0" w:before="0"/>
-            </w:pPr>
-          </w:p>
-          <w:p>
-            <w:pPr>
-              <w:spacing w:after="0"/>
-            </w:pPr>
+            <w:r/>
             <w:r>
               <w:rPr>
                 <w:rFonts w:ascii="宋体" w:hAnsi="宋体" w:eastAsia="宋体"/>
@@ -3754,17 +3896,10 @@
         </w:tc>
         <w:tc>
           <w:tcPr>
-            <w:tcW w:type="dxa" w:w="1728"/>
+            <w:tcW w:type="dxa" w:w="1949"/>
           </w:tcPr>
           <w:p>
-            <w:pPr>
-              <w:spacing w:after="0" w:before="0"/>
-            </w:pPr>
-          </w:p>
-          <w:p>
-            <w:pPr>
-              <w:spacing w:after="0"/>
-            </w:pPr>
+            <w:r/>
             <w:r>
               <w:rPr>
                 <w:rFonts w:ascii="宋体" w:hAnsi="宋体" w:eastAsia="宋体"/>
@@ -3777,17 +3912,10 @@
         </w:tc>
         <w:tc>
           <w:tcPr>
-            <w:tcW w:type="dxa" w:w="1728"/>
+            <w:tcW w:type="dxa" w:w="1949"/>
           </w:tcPr>
           <w:p>
-            <w:pPr>
-              <w:spacing w:after="0" w:before="0"/>
-            </w:pPr>
-          </w:p>
-          <w:p>
-            <w:pPr>
-              <w:spacing w:after="0"/>
-            </w:pPr>
+            <w:r/>
             <w:r>
               <w:rPr>
                 <w:rFonts w:ascii="宋体" w:hAnsi="宋体" w:eastAsia="宋体"/>
@@ -3800,17 +3928,10 @@
         </w:tc>
         <w:tc>
           <w:tcPr>
-            <w:tcW w:type="dxa" w:w="1728"/>
+            <w:tcW w:type="dxa" w:w="1949"/>
           </w:tcPr>
           <w:p>
-            <w:pPr>
-              <w:spacing w:after="0" w:before="0"/>
-            </w:pPr>
-          </w:p>
-          <w:p>
-            <w:pPr>
-              <w:spacing w:after="0"/>
-            </w:pPr>
+            <w:r/>
             <w:r>
               <w:rPr>
                 <w:rFonts w:ascii="宋体" w:hAnsi="宋体" w:eastAsia="宋体"/>
@@ -3823,25 +3944,57 @@
         </w:tc>
       </w:tr>
     </w:tbl>
+    <w:p/>
     <w:p>
       <w:pPr>
-        <w:spacing w:after="80"/>
+        <w:ind w:left="227"/>
       </w:pPr>
-    </w:p>
-    <w:p>
-      <w:pPr>
-        <w:spacing w:after="120" w:before="40"/>
-        <w:ind w:left="216"/>
-        <w:shd w:val="clear" w:color="auto" w:fill="F2F4F8"/>
-      </w:pPr>
       <w:r>
         <w:rPr>
           <w:rFonts w:ascii="宋体" w:hAnsi="宋体" w:eastAsia="宋体"/>
-          <w:i/>
+          <w:b w:val="0"/>
           <w:color w:val="555555"/>
           <w:sz w:val="19"/>
         </w:rPr>
-        <w:t>接口总数 **49 个**（GET 31 / POST 13 / PUT 5），全部读写真实 MySQL 数据。  核心算法模块仍保留可独立运行的 `*Demo`（共 6 个），无需 Maven / 数据库即可验证业务算法。</w:t>
+        <w:t xml:space="preserve">接口总数 </w:t>
+      </w:r>
+      <w:r>
+        <w:rPr>
+          <w:rFonts w:ascii="宋体" w:hAnsi="宋体" w:eastAsia="宋体"/>
+          <w:b/>
+          <w:color w:val="555555"/>
+          <w:sz w:val="19"/>
+        </w:rPr>
+        <w:t>56 个</w:t>
+      </w:r>
+      <w:r>
+        <w:rPr>
+          <w:rFonts w:ascii="宋体" w:hAnsi="宋体" w:eastAsia="宋体"/>
+          <w:b w:val="0"/>
+          <w:color w:val="555555"/>
+          <w:sz w:val="19"/>
+        </w:rPr>
+        <w:t>（GET 36 / POST 15 / PUT 5），全部读写真实 MySQL 数据。</w:t>
+        <w:br/>
+        <w:t xml:space="preserve">核心算法模块仍保留可独立运行的 </w:t>
+      </w:r>
+      <w:r>
+        <w:rPr>
+          <w:rFonts w:ascii="Consolas" w:hAnsi="Consolas" w:eastAsia="Consolas"/>
+          <w:b w:val="0"/>
+          <w:color w:val="C0392B"/>
+          <w:sz w:val="18"/>
+        </w:rPr>
+        <w:t>*Demo</w:t>
+      </w:r>
+      <w:r>
+        <w:rPr>
+          <w:rFonts w:ascii="宋体" w:hAnsi="宋体" w:eastAsia="宋体"/>
+          <w:b w:val="0"/>
+          <w:color w:val="555555"/>
+          <w:sz w:val="19"/>
+        </w:rPr>
+        <w:t>（共 6 个），无需 Maven / 数据库即可验证业务算法。</w:t>
       </w:r>
     </w:p>
     <w:p>
@@ -3861,7 +4014,6 @@
     <w:p>
       <w:pPr>
         <w:pStyle w:val="ListBullet"/>
-        <w:spacing w:after="0"/>
       </w:pPr>
       <w:r>
         <w:rPr>
@@ -3881,9 +4033,6 @@
       </w:r>
     </w:p>
     <w:p>
-      <w:pPr>
-        <w:spacing w:after="0"/>
-      </w:pPr>
       <w:r>
         <w:rPr>
           <w:rFonts w:ascii="宋体" w:hAnsi="宋体" w:eastAsia="宋体"/>
@@ -3894,9 +4043,6 @@
       </w:r>
     </w:p>
     <w:p>
-      <w:pPr>
-        <w:spacing w:after="0"/>
-      </w:pPr>
       <w:r>
         <w:rPr>
           <w:rFonts w:ascii="宋体" w:hAnsi="宋体" w:eastAsia="宋体"/>
@@ -3907,9 +4053,6 @@
       </w:r>
     </w:p>
     <w:p>
-      <w:pPr>
-        <w:spacing w:after="0"/>
-      </w:pPr>
       <w:r>
         <w:rPr>
           <w:rFonts w:ascii="宋体" w:hAnsi="宋体" w:eastAsia="宋体"/>
@@ -3922,7 +4065,6 @@
     <w:p>
       <w:pPr>
         <w:pStyle w:val="ListBullet"/>
-        <w:spacing w:after="0"/>
       </w:pPr>
       <w:r>
         <w:rPr>
@@ -3944,7 +4086,8 @@
         <w:rPr>
           <w:rFonts w:ascii="Consolas" w:hAnsi="Consolas" w:eastAsia="Consolas"/>
           <w:b w:val="0"/>
-          <w:sz w:val="21"/>
+          <w:color w:val="C0392B"/>
+          <w:sz w:val="20"/>
         </w:rPr>
         <w:t>CREATE TABLE IF NOT EXISTS</w:t>
       </w:r>
@@ -3960,7 +4103,8 @@
         <w:rPr>
           <w:rFonts w:ascii="Consolas" w:hAnsi="Consolas" w:eastAsia="Consolas"/>
           <w:b w:val="0"/>
-          <w:sz w:val="21"/>
+          <w:color w:val="C0392B"/>
+          <w:sz w:val="20"/>
         </w:rPr>
         <w:t>INSERT IGNORE</w:t>
       </w:r>
@@ -3976,7 +4120,6 @@
     <w:p>
       <w:pPr>
         <w:pStyle w:val="ListBullet"/>
-        <w:spacing w:after="0"/>
       </w:pPr>
       <w:r>
         <w:rPr>
@@ -4012,9 +4155,6 @@
       </w:r>
     </w:p>
     <w:p>
-      <w:pPr>
-        <w:spacing w:after="0"/>
-      </w:pPr>
       <w:r>
         <w:rPr>
           <w:rFonts w:ascii="宋体" w:hAnsi="宋体" w:eastAsia="宋体"/>
@@ -4027,7 +4167,8 @@
         <w:rPr>
           <w:rFonts w:ascii="Consolas" w:hAnsi="Consolas" w:eastAsia="Consolas"/>
           <w:b w:val="0"/>
-          <w:sz w:val="21"/>
+          <w:color w:val="C0392B"/>
+          <w:sz w:val="20"/>
         </w:rPr>
         <w:t>app.security.protect-client-api=true</w:t>
       </w:r>
@@ -4039,14 +4180,6 @@
         </w:rPr>
         <w:t xml:space="preserve"> 收口。</w:t>
       </w:r>
-    </w:p>
-    <w:p>
-      <w:pPr>
-        <w:spacing w:after="40" w:before="40"/>
-        <w:pBdr>
-          <w:bottom w:val="single" w:sz="6" w:space="1" w:color="BFBFBF"/>
-        </w:pBdr>
-      </w:pPr>
     </w:p>
     <w:p>
       <w:pPr>
@@ -4070,20 +4203,18 @@
         <w:tblLook w:firstColumn="1" w:firstRow="1" w:lastColumn="0" w:lastRow="0" w:noHBand="0" w:noVBand="1" w:val="04A0"/>
       </w:tblPr>
       <w:tblGrid>
-        <w:gridCol w:w="2880"/>
-        <w:gridCol w:w="2880"/>
-        <w:gridCol w:w="2880"/>
+        <w:gridCol w:w="3249"/>
+        <w:gridCol w:w="3249"/>
+        <w:gridCol w:w="3249"/>
       </w:tblGrid>
       <w:tr>
         <w:tc>
           <w:tcPr>
-            <w:tcW w:type="dxa" w:w="2880"/>
+            <w:tcW w:type="dxa" w:w="3249"/>
             <w:shd w:val="clear" w:color="auto" w:fill="1F4E79"/>
           </w:tcPr>
           <w:p>
-            <w:pPr>
-              <w:spacing w:after="0" w:before="0"/>
-            </w:pPr>
+            <w:r/>
             <w:r>
               <w:rPr>
                 <w:rFonts w:ascii="微软雅黑" w:hAnsi="微软雅黑" w:eastAsia="微软雅黑"/>
@@ -4097,13 +4228,11 @@
         </w:tc>
         <w:tc>
           <w:tcPr>
-            <w:tcW w:type="dxa" w:w="2880"/>
+            <w:tcW w:type="dxa" w:w="3249"/>
             <w:shd w:val="clear" w:color="auto" w:fill="1F4E79"/>
           </w:tcPr>
           <w:p>
-            <w:pPr>
-              <w:spacing w:after="0" w:before="0"/>
-            </w:pPr>
+            <w:r/>
             <w:r>
               <w:rPr>
                 <w:rFonts w:ascii="微软雅黑" w:hAnsi="微软雅黑" w:eastAsia="微软雅黑"/>
@@ -4117,13 +4246,11 @@
         </w:tc>
         <w:tc>
           <w:tcPr>
-            <w:tcW w:type="dxa" w:w="2880"/>
+            <w:tcW w:type="dxa" w:w="3249"/>
             <w:shd w:val="clear" w:color="auto" w:fill="1F4E79"/>
           </w:tcPr>
           <w:p>
-            <w:pPr>
-              <w:spacing w:after="0" w:before="0"/>
-            </w:pPr>
+            <w:r/>
             <w:r>
               <w:rPr>
                 <w:rFonts w:ascii="微软雅黑" w:hAnsi="微软雅黑" w:eastAsia="微软雅黑"/>
@@ -4139,17 +4266,10 @@
       <w:tr>
         <w:tc>
           <w:tcPr>
-            <w:tcW w:type="dxa" w:w="2880"/>
+            <w:tcW w:type="dxa" w:w="3249"/>
           </w:tcPr>
           <w:p>
-            <w:pPr>
-              <w:spacing w:after="0" w:before="0"/>
-            </w:pPr>
-          </w:p>
-          <w:p>
-            <w:pPr>
-              <w:spacing w:after="0"/>
-            </w:pPr>
+            <w:r/>
             <w:r>
               <w:rPr>
                 <w:rFonts w:ascii="宋体" w:hAnsi="宋体" w:eastAsia="宋体"/>
@@ -4162,17 +4282,10 @@
         </w:tc>
         <w:tc>
           <w:tcPr>
-            <w:tcW w:type="dxa" w:w="2880"/>
+            <w:tcW w:type="dxa" w:w="3249"/>
           </w:tcPr>
           <w:p>
-            <w:pPr>
-              <w:spacing w:after="0" w:before="0"/>
-            </w:pPr>
-          </w:p>
-          <w:p>
-            <w:pPr>
-              <w:spacing w:after="0"/>
-            </w:pPr>
+            <w:r/>
             <w:r>
               <w:rPr>
                 <w:rFonts w:ascii="宋体" w:hAnsi="宋体" w:eastAsia="宋体"/>
@@ -4185,17 +4298,10 @@
         </w:tc>
         <w:tc>
           <w:tcPr>
-            <w:tcW w:type="dxa" w:w="2880"/>
+            <w:tcW w:type="dxa" w:w="3249"/>
           </w:tcPr>
           <w:p>
-            <w:pPr>
-              <w:spacing w:after="0" w:before="0"/>
-            </w:pPr>
-          </w:p>
-          <w:p>
-            <w:pPr>
-              <w:spacing w:after="0"/>
-            </w:pPr>
+            <w:r/>
             <w:r>
               <w:rPr>
                 <w:rFonts w:ascii="宋体" w:hAnsi="宋体" w:eastAsia="宋体"/>
@@ -4210,18 +4316,11 @@
       <w:tr>
         <w:tc>
           <w:tcPr>
-            <w:tcW w:type="dxa" w:w="2880"/>
-            <w:shd w:val="clear" w:color="auto" w:fill="F4F7FB"/>
+            <w:tcW w:type="dxa" w:w="3249"/>
+            <w:shd w:val="clear" w:color="auto" w:fill="F2F6FA"/>
           </w:tcPr>
           <w:p>
-            <w:pPr>
-              <w:spacing w:after="0" w:before="0"/>
-            </w:pPr>
-          </w:p>
-          <w:p>
-            <w:pPr>
-              <w:spacing w:after="0"/>
-            </w:pPr>
+            <w:r/>
             <w:r>
               <w:rPr>
                 <w:rFonts w:ascii="宋体" w:hAnsi="宋体" w:eastAsia="宋体"/>
@@ -4234,18 +4333,11 @@
         </w:tc>
         <w:tc>
           <w:tcPr>
-            <w:tcW w:type="dxa" w:w="2880"/>
-            <w:shd w:val="clear" w:color="auto" w:fill="F4F7FB"/>
+            <w:tcW w:type="dxa" w:w="3249"/>
+            <w:shd w:val="clear" w:color="auto" w:fill="F2F6FA"/>
           </w:tcPr>
           <w:p>
-            <w:pPr>
-              <w:spacing w:after="0" w:before="0"/>
-            </w:pPr>
-          </w:p>
-          <w:p>
-            <w:pPr>
-              <w:spacing w:after="0"/>
-            </w:pPr>
+            <w:r/>
             <w:r>
               <w:rPr>
                 <w:rFonts w:ascii="宋体" w:hAnsi="宋体" w:eastAsia="宋体"/>
@@ -4258,18 +4350,11 @@
         </w:tc>
         <w:tc>
           <w:tcPr>
-            <w:tcW w:type="dxa" w:w="2880"/>
-            <w:shd w:val="clear" w:color="auto" w:fill="F4F7FB"/>
+            <w:tcW w:type="dxa" w:w="3249"/>
+            <w:shd w:val="clear" w:color="auto" w:fill="F2F6FA"/>
           </w:tcPr>
           <w:p>
-            <w:pPr>
-              <w:spacing w:after="0" w:before="0"/>
-            </w:pPr>
-          </w:p>
-          <w:p>
-            <w:pPr>
-              <w:spacing w:after="0"/>
-            </w:pPr>
+            <w:r/>
             <w:r>
               <w:rPr>
                 <w:rFonts w:ascii="宋体" w:hAnsi="宋体" w:eastAsia="宋体"/>
@@ -4284,17 +4369,10 @@
       <w:tr>
         <w:tc>
           <w:tcPr>
-            <w:tcW w:type="dxa" w:w="2880"/>
+            <w:tcW w:type="dxa" w:w="3249"/>
           </w:tcPr>
           <w:p>
-            <w:pPr>
-              <w:spacing w:after="0" w:before="0"/>
-            </w:pPr>
-          </w:p>
-          <w:p>
-            <w:pPr>
-              <w:spacing w:after="0"/>
-            </w:pPr>
+            <w:r/>
             <w:r>
               <w:rPr>
                 <w:rFonts w:ascii="宋体" w:hAnsi="宋体" w:eastAsia="宋体"/>
@@ -4307,17 +4385,10 @@
         </w:tc>
         <w:tc>
           <w:tcPr>
-            <w:tcW w:type="dxa" w:w="2880"/>
+            <w:tcW w:type="dxa" w:w="3249"/>
           </w:tcPr>
           <w:p>
-            <w:pPr>
-              <w:spacing w:after="0" w:before="0"/>
-            </w:pPr>
-          </w:p>
-          <w:p>
-            <w:pPr>
-              <w:spacing w:after="0"/>
-            </w:pPr>
+            <w:r/>
             <w:r>
               <w:rPr>
                 <w:rFonts w:ascii="宋体" w:hAnsi="宋体" w:eastAsia="宋体"/>
@@ -4330,17 +4401,10 @@
         </w:tc>
         <w:tc>
           <w:tcPr>
-            <w:tcW w:type="dxa" w:w="2880"/>
+            <w:tcW w:type="dxa" w:w="3249"/>
           </w:tcPr>
           <w:p>
-            <w:pPr>
-              <w:spacing w:after="0" w:before="0"/>
-            </w:pPr>
-          </w:p>
-          <w:p>
-            <w:pPr>
-              <w:spacing w:after="0"/>
-            </w:pPr>
+            <w:r/>
             <w:r>
               <w:rPr>
                 <w:rFonts w:ascii="宋体" w:hAnsi="宋体" w:eastAsia="宋体"/>
@@ -4355,18 +4419,11 @@
       <w:tr>
         <w:tc>
           <w:tcPr>
-            <w:tcW w:type="dxa" w:w="2880"/>
-            <w:shd w:val="clear" w:color="auto" w:fill="F4F7FB"/>
+            <w:tcW w:type="dxa" w:w="3249"/>
+            <w:shd w:val="clear" w:color="auto" w:fill="F2F6FA"/>
           </w:tcPr>
           <w:p>
-            <w:pPr>
-              <w:spacing w:after="0" w:before="0"/>
-            </w:pPr>
-          </w:p>
-          <w:p>
-            <w:pPr>
-              <w:spacing w:after="0"/>
-            </w:pPr>
+            <w:r/>
             <w:r>
               <w:rPr>
                 <w:rFonts w:ascii="宋体" w:hAnsi="宋体" w:eastAsia="宋体"/>
@@ -4379,18 +4436,11 @@
         </w:tc>
         <w:tc>
           <w:tcPr>
-            <w:tcW w:type="dxa" w:w="2880"/>
-            <w:shd w:val="clear" w:color="auto" w:fill="F4F7FB"/>
+            <w:tcW w:type="dxa" w:w="3249"/>
+            <w:shd w:val="clear" w:color="auto" w:fill="F2F6FA"/>
           </w:tcPr>
           <w:p>
-            <w:pPr>
-              <w:spacing w:after="0" w:before="0"/>
-            </w:pPr>
-          </w:p>
-          <w:p>
-            <w:pPr>
-              <w:spacing w:after="0"/>
-            </w:pPr>
+            <w:r/>
             <w:r>
               <w:rPr>
                 <w:rFonts w:ascii="宋体" w:hAnsi="宋体" w:eastAsia="宋体"/>
@@ -4403,18 +4453,11 @@
         </w:tc>
         <w:tc>
           <w:tcPr>
-            <w:tcW w:type="dxa" w:w="2880"/>
-            <w:shd w:val="clear" w:color="auto" w:fill="F4F7FB"/>
+            <w:tcW w:type="dxa" w:w="3249"/>
+            <w:shd w:val="clear" w:color="auto" w:fill="F2F6FA"/>
           </w:tcPr>
           <w:p>
-            <w:pPr>
-              <w:spacing w:after="0" w:before="0"/>
-            </w:pPr>
-          </w:p>
-          <w:p>
-            <w:pPr>
-              <w:spacing w:after="0"/>
-            </w:pPr>
+            <w:r/>
             <w:r>
               <w:rPr>
                 <w:rFonts w:ascii="宋体" w:hAnsi="宋体" w:eastAsia="宋体"/>
@@ -4429,17 +4472,10 @@
       <w:tr>
         <w:tc>
           <w:tcPr>
-            <w:tcW w:type="dxa" w:w="2880"/>
+            <w:tcW w:type="dxa" w:w="3249"/>
           </w:tcPr>
           <w:p>
-            <w:pPr>
-              <w:spacing w:after="0" w:before="0"/>
-            </w:pPr>
-          </w:p>
-          <w:p>
-            <w:pPr>
-              <w:spacing w:after="0"/>
-            </w:pPr>
+            <w:r/>
             <w:r>
               <w:rPr>
                 <w:rFonts w:ascii="宋体" w:hAnsi="宋体" w:eastAsia="宋体"/>
@@ -4452,17 +4488,10 @@
         </w:tc>
         <w:tc>
           <w:tcPr>
-            <w:tcW w:type="dxa" w:w="2880"/>
+            <w:tcW w:type="dxa" w:w="3249"/>
           </w:tcPr>
           <w:p>
-            <w:pPr>
-              <w:spacing w:after="0" w:before="0"/>
-            </w:pPr>
-          </w:p>
-          <w:p>
-            <w:pPr>
-              <w:spacing w:after="0"/>
-            </w:pPr>
+            <w:r/>
             <w:r>
               <w:rPr>
                 <w:rFonts w:ascii="宋体" w:hAnsi="宋体" w:eastAsia="宋体"/>
@@ -4475,17 +4504,10 @@
         </w:tc>
         <w:tc>
           <w:tcPr>
-            <w:tcW w:type="dxa" w:w="2880"/>
+            <w:tcW w:type="dxa" w:w="3249"/>
           </w:tcPr>
           <w:p>
-            <w:pPr>
-              <w:spacing w:after="0" w:before="0"/>
-            </w:pPr>
-          </w:p>
-          <w:p>
-            <w:pPr>
-              <w:spacing w:after="0"/>
-            </w:pPr>
+            <w:r/>
             <w:r>
               <w:rPr>
                 <w:rFonts w:ascii="宋体" w:hAnsi="宋体" w:eastAsia="宋体"/>
@@ -4498,34 +4520,38 @@
         </w:tc>
       </w:tr>
     </w:tbl>
+    <w:p/>
     <w:p>
       <w:pPr>
-        <w:spacing w:after="80"/>
+        <w:ind w:left="227"/>
       </w:pPr>
-    </w:p>
-    <w:p>
-      <w:pPr>
-        <w:spacing w:after="120" w:before="40"/>
-        <w:ind w:left="216"/>
-        <w:shd w:val="clear" w:color="auto" w:fill="F2F4F8"/>
-      </w:pPr>
       <w:r>
         <w:rPr>
           <w:rFonts w:ascii="宋体" w:hAnsi="宋体" w:eastAsia="宋体"/>
-          <w:i/>
+          <w:b w:val="0"/>
           <w:color w:val="555555"/>
           <w:sz w:val="19"/>
         </w:rPr>
-        <w:t>上述 4 份说明书 + 本总览均已生成 `.docx` 正式版，并归档至项目空间「宽带业务管理系统 / 文档」。</w:t>
-      </w:r>
-    </w:p>
-    <w:p>
-      <w:pPr>
-        <w:spacing w:after="40" w:before="40"/>
-        <w:pBdr>
-          <w:bottom w:val="single" w:sz="6" w:space="1" w:color="BFBFBF"/>
-        </w:pBdr>
-      </w:pPr>
+        <w:t xml:space="preserve">上述 4 份说明书 + 本总览均已生成 </w:t>
+      </w:r>
+      <w:r>
+        <w:rPr>
+          <w:rFonts w:ascii="Consolas" w:hAnsi="Consolas" w:eastAsia="Consolas"/>
+          <w:b w:val="0"/>
+          <w:color w:val="C0392B"/>
+          <w:sz w:val="18"/>
+        </w:rPr>
+        <w:t>.docx</w:t>
+      </w:r>
+      <w:r>
+        <w:rPr>
+          <w:rFonts w:ascii="宋体" w:hAnsi="宋体" w:eastAsia="宋体"/>
+          <w:b w:val="0"/>
+          <w:color w:val="555555"/>
+          <w:sz w:val="19"/>
+        </w:rPr>
+        <w:t xml:space="preserve"> 正式版，并归档至项目空间「宽带业务管理系统 / 文档」。</w:t>
+      </w:r>
     </w:p>
     <w:p>
       <w:pPr>
@@ -4544,7 +4570,6 @@
     <w:p>
       <w:pPr>
         <w:pStyle w:val="ListBullet"/>
-        <w:spacing w:after="0"/>
       </w:pPr>
       <w:r>
         <w:rPr>
@@ -4574,7 +4599,6 @@
     <w:p>
       <w:pPr>
         <w:pStyle w:val="ListBullet"/>
-        <w:spacing w:after="0"/>
       </w:pPr>
       <w:r>
         <w:rPr>
@@ -4636,7 +4660,8 @@
         <w:rPr>
           <w:rFonts w:ascii="Consolas" w:hAnsi="Consolas" w:eastAsia="Consolas"/>
           <w:b w:val="0"/>
-          <w:sz w:val="21"/>
+          <w:color w:val="C0392B"/>
+          <w:sz w:val="20"/>
         </w:rPr>
         <w:t>broadband-worker</w:t>
       </w:r>
@@ -4652,7 +4677,6 @@
     <w:p>
       <w:pPr>
         <w:pStyle w:val="ListBullet"/>
-        <w:spacing w:after="0"/>
       </w:pPr>
       <w:r>
         <w:rPr>
@@ -4668,7 +4692,7 @@
           <w:b/>
           <w:sz w:val="21"/>
         </w:rPr>
-        <w:t>后端 4 模块 / 49 接口</w:t>
+        <w:t>后端 4 模块 / 56 接口</w:t>
       </w:r>
       <w:r>
         <w:rPr>
@@ -4682,7 +4706,6 @@
     <w:p>
       <w:pPr>
         <w:pStyle w:val="ListBullet"/>
-        <w:spacing w:after="0"/>
       </w:pPr>
       <w:r>
         <w:rPr>
@@ -4712,7 +4735,8 @@
         <w:rPr>
           <w:rFonts w:ascii="Consolas" w:hAnsi="Consolas" w:eastAsia="Consolas"/>
           <w:b w:val="0"/>
-          <w:sz w:val="21"/>
+          <w:color w:val="C0392B"/>
+          <w:sz w:val="20"/>
         </w:rPr>
         <w:t>schema.sql</w:t>
       </w:r>
@@ -4728,7 +4752,8 @@
         <w:rPr>
           <w:rFonts w:ascii="Consolas" w:hAnsi="Consolas" w:eastAsia="Consolas"/>
           <w:b w:val="0"/>
-          <w:sz w:val="21"/>
+          <w:color w:val="C0392B"/>
+          <w:sz w:val="20"/>
         </w:rPr>
         <w:t>data.sql</w:t>
       </w:r>
@@ -4744,7 +4769,6 @@
     <w:p>
       <w:pPr>
         <w:pStyle w:val="ListBullet"/>
-        <w:spacing w:after="0"/>
       </w:pPr>
       <w:r>
         <w:rPr>
@@ -4774,7 +4798,8 @@
         <w:rPr>
           <w:rFonts w:ascii="Consolas" w:hAnsi="Consolas" w:eastAsia="Consolas"/>
           <w:b w:val="0"/>
-          <w:sz w:val="21"/>
+          <w:color w:val="C0392B"/>
+          <w:sz w:val="20"/>
         </w:rPr>
         <w:t>web-admin</w:t>
       </w:r>
@@ -4790,7 +4815,6 @@
     <w:p>
       <w:pPr>
         <w:pStyle w:val="ListBullet"/>
-        <w:spacing w:after="0"/>
       </w:pPr>
       <w:r>
         <w:rPr>
@@ -4818,9 +4842,6 @@
       </w:r>
     </w:p>
     <w:p>
-      <w:pPr>
-        <w:spacing w:after="0"/>
-      </w:pPr>
       <w:r>
         <w:rPr>
           <w:rFonts w:ascii="宋体" w:hAnsi="宋体" w:eastAsia="宋体"/>
@@ -4833,7 +4854,6 @@
     <w:p>
       <w:pPr>
         <w:pStyle w:val="ListBullet"/>
-        <w:spacing w:after="0"/>
       </w:pPr>
       <w:r>
         <w:rPr>
@@ -4863,7 +4883,8 @@
         <w:rPr>
           <w:rFonts w:ascii="Consolas" w:hAnsi="Consolas" w:eastAsia="Consolas"/>
           <w:b w:val="0"/>
-          <w:sz w:val="21"/>
+          <w:color w:val="C0392B"/>
+          <w:sz w:val="20"/>
         </w:rPr>
         <w:t>POST /api/auth/miniapp-login</w:t>
       </w:r>
@@ -4879,7 +4900,8 @@
         <w:rPr>
           <w:rFonts w:ascii="Consolas" w:hAnsi="Consolas" w:eastAsia="Consolas"/>
           <w:b w:val="0"/>
-          <w:sz w:val="21"/>
+          <w:color w:val="C0392B"/>
+          <w:sz w:val="20"/>
         </w:rPr>
         <w:t>login</w:t>
       </w:r>
@@ -4895,7 +4917,8 @@
         <w:rPr>
           <w:rFonts w:ascii="Consolas" w:hAnsi="Consolas" w:eastAsia="Consolas"/>
           <w:b w:val="0"/>
-          <w:sz w:val="21"/>
+          <w:color w:val="C0392B"/>
+          <w:sz w:val="20"/>
         </w:rPr>
         <w:t>protect-client-api=false</w:t>
       </w:r>
@@ -4911,7 +4934,8 @@
         <w:rPr>
           <w:rFonts w:ascii="Consolas" w:hAnsi="Consolas" w:eastAsia="Consolas"/>
           <w:b w:val="0"/>
-          <w:sz w:val="21"/>
+          <w:color w:val="C0392B"/>
+          <w:sz w:val="20"/>
         </w:rPr>
         <w:t>true</w:t>
       </w:r>
@@ -4927,7 +4951,6 @@
     <w:p>
       <w:pPr>
         <w:pStyle w:val="ListBullet"/>
-        <w:spacing w:after="0"/>
       </w:pPr>
       <w:r>
         <w:rPr>
@@ -4953,14 +4976,6 @@
         </w:rPr>
         <w:t>：单体 Spring Boot 原生配置（application.yml + 环境变量），不引入 Apollo 等外部配置中心。</w:t>
       </w:r>
-    </w:p>
-    <w:p>
-      <w:pPr>
-        <w:spacing w:after="40" w:before="40"/>
-        <w:pBdr>
-          <w:bottom w:val="single" w:sz="6" w:space="1" w:color="BFBFBF"/>
-        </w:pBdr>
-      </w:pPr>
     </w:p>
     <w:p>
       <w:pPr>
@@ -4991,145 +5006,199 @@
       </w:r>
     </w:p>
     <w:p>
-      <w:pPr>
-        <w:spacing w:after="120" w:before="120"/>
-        <w:shd w:val="clear" w:color="auto" w:fill="F5F5F5"/>
-      </w:pPr>
-      <w:r>
-        <w:rPr>
-          <w:rFonts w:ascii="Consolas" w:hAnsi="Consolas" w:eastAsia="Consolas"/>
+      <w:r>
+        <w:rPr>
+          <w:rFonts w:ascii="宋体" w:hAnsi="宋体" w:eastAsia="宋体"/>
           <w:b w:val="0"/>
-          <w:sz w:val="18"/>
+          <w:sz w:val="21"/>
+        </w:rPr>
+        <w:t>```bash</w:t>
+      </w:r>
+    </w:p>
+    <w:p>
+      <w:r>
+        <w:rPr>
+          <w:rFonts w:ascii="宋体" w:hAnsi="宋体" w:eastAsia="宋体"/>
+          <w:b w:val="0"/>
+          <w:sz w:val="21"/>
         </w:rPr>
         <w:t>cd backend</w:t>
-        <w:br/>
-      </w:r>
-      <w:r>
-        <w:rPr>
-          <w:rFonts w:ascii="Consolas" w:hAnsi="Consolas" w:eastAsia="Consolas"/>
+      </w:r>
+    </w:p>
+    <w:p>
+      <w:r>
+        <w:rPr>
+          <w:rFonts w:ascii="宋体" w:hAnsi="宋体" w:eastAsia="宋体"/>
           <w:b w:val="0"/>
-          <w:sz w:val="18"/>
+          <w:sz w:val="21"/>
         </w:rPr>
         <w:t>export JAVA_HOME=/Library/Java/JavaVirtualMachines/jdk-21.jdk/Contents/Home</w:t>
-        <w:br/>
-      </w:r>
-      <w:r>
-        <w:rPr>
-          <w:rFonts w:ascii="Consolas" w:hAnsi="Consolas" w:eastAsia="Consolas"/>
-          <w:b w:val="0"/>
-          <w:sz w:val="18"/>
-        </w:rPr>
-        <w:t># 本机 Maven 不在 PATH 时使用绝对路径</w:t>
-        <w:br/>
-      </w:r>
-      <w:r>
-        <w:rPr>
-          <w:rFonts w:ascii="Consolas" w:hAnsi="Consolas" w:eastAsia="Consolas"/>
-          <w:b w:val="0"/>
-          <w:sz w:val="18"/>
-        </w:rPr>
-        <w:t>MVN=~/Documents/localRepository/devRepository/maven/bin/mvn</w:t>
-        <w:br/>
-      </w:r>
-      <w:r>
-        <w:rPr>
-          <w:rFonts w:ascii="Consolas" w:hAnsi="Consolas" w:eastAsia="Consolas"/>
-          <w:b w:val="0"/>
-          <w:sz w:val="18"/>
-        </w:rPr>
-        <w:t>$MVN clean package            # 含 7 条 JWT 回归单测</w:t>
-        <w:br/>
-      </w:r>
-      <w:r>
-        <w:rPr>
-          <w:rFonts w:ascii="Consolas" w:hAnsi="Consolas" w:eastAsia="Consolas"/>
-          <w:b w:val="0"/>
-          <w:sz w:val="18"/>
-        </w:rPr>
-        <w:t xml:space="preserve"> </w:t>
-        <w:br/>
-      </w:r>
-      <w:r>
-        <w:rPr>
-          <w:rFonts w:ascii="Consolas" w:hAnsi="Consolas" w:eastAsia="Consolas"/>
-          <w:b w:val="0"/>
-          <w:sz w:val="18"/>
-        </w:rPr>
-        <w:t>DB_USERNAME=broadband DB_PASSWORD=****** \</w:t>
-        <w:br/>
-      </w:r>
-      <w:r>
-        <w:rPr>
-          <w:rFonts w:ascii="Consolas" w:hAnsi="Consolas" w:eastAsia="Consolas"/>
-          <w:b w:val="0"/>
-          <w:sz w:val="18"/>
-        </w:rPr>
-        <w:t xml:space="preserve">  java -jar target/broadband-backend-1.0.0.jar --server.port=8082</w:t>
-        <w:br/>
-      </w:r>
-      <w:r>
-        <w:rPr>
-          <w:rFonts w:ascii="Consolas" w:hAnsi="Consolas" w:eastAsia="Consolas"/>
-          <w:b w:val="0"/>
-          <w:sz w:val="18"/>
-        </w:rPr>
-        <w:t># 启动即自动建库建表（幂等），无需手工执行 SQL</w:t>
-        <w:br/>
       </w:r>
     </w:p>
     <w:p>
       <w:pPr>
-        <w:spacing w:after="0"/>
+        <w:pStyle w:val="Title"/>
       </w:pPr>
+      <w:r>
+        <w:rPr>
+          <w:rFonts w:ascii="微软雅黑" w:hAnsi="微软雅黑" w:eastAsia="微软雅黑"/>
+          <w:b/>
+          <w:color w:val="1F4E79"/>
+          <w:sz w:val="40"/>
+        </w:rPr>
+        <w:t>本机 Maven 不在 PATH 时使用绝对路径</w:t>
+      </w:r>
+    </w:p>
+    <w:p>
       <w:r>
         <w:rPr>
           <w:rFonts w:ascii="宋体" w:hAnsi="宋体" w:eastAsia="宋体"/>
           <w:b w:val="0"/>
           <w:sz w:val="21"/>
         </w:rPr>
-        <w:t>冒烟：</w:t>
+        <w:t>MVN=~/Documents/localRepository/devRepository/maven/bin/mvn</w:t>
+      </w:r>
+    </w:p>
+    <w:p>
+      <w:r>
+        <w:rPr>
+          <w:rFonts w:ascii="宋体" w:hAnsi="宋体" w:eastAsia="宋体"/>
+          <w:b w:val="0"/>
+          <w:sz w:val="21"/>
+        </w:rPr>
+        <w:t>$MVN clean package            # 含 7 条 JWT 回归单测</w:t>
+      </w:r>
+    </w:p>
+    <w:p>
+      <w:r>
+        <w:rPr>
+          <w:rFonts w:ascii="宋体" w:hAnsi="宋体" w:eastAsia="宋体"/>
+          <w:b w:val="0"/>
+          <w:sz w:val="21"/>
+        </w:rPr>
+        <w:t>DB_USERNAME=broadband DB_PASSWORD=</w:t>
+      </w:r>
+      <w:r>
+        <w:rPr>
+          <w:rFonts w:ascii="宋体" w:hAnsi="宋体" w:eastAsia="宋体"/>
+          <w:b/>
+          <w:sz w:val="21"/>
+        </w:rPr>
+        <w:t>*</w:t>
+      </w:r>
+      <w:r>
+        <w:rPr>
+          <w:rFonts w:ascii="宋体" w:hAnsi="宋体" w:eastAsia="宋体"/>
+          <w:b w:val="0"/>
+          <w:sz w:val="21"/>
+        </w:rPr>
+        <w:t>* \</w:t>
+      </w:r>
+    </w:p>
+    <w:p>
+      <w:r>
+        <w:rPr>
+          <w:rFonts w:ascii="宋体" w:hAnsi="宋体" w:eastAsia="宋体"/>
+          <w:b w:val="0"/>
+          <w:sz w:val="21"/>
+        </w:rPr>
+        <w:t xml:space="preserve">  java -jar target/broadband-backend-1.0.0.jar --server.port=8082</w:t>
       </w:r>
     </w:p>
     <w:p>
       <w:pPr>
-        <w:spacing w:after="120" w:before="120"/>
-        <w:shd w:val="clear" w:color="auto" w:fill="F5F5F5"/>
+        <w:pStyle w:val="Title"/>
       </w:pPr>
+      <w:r>
+        <w:rPr>
+          <w:rFonts w:ascii="微软雅黑" w:hAnsi="微软雅黑" w:eastAsia="微软雅黑"/>
+          <w:b/>
+          <w:color w:val="1F4E79"/>
+          <w:sz w:val="40"/>
+        </w:rPr>
+        <w:t>启动即自动建库建表（幂等），无需手工执行 SQL</w:t>
+      </w:r>
+    </w:p>
+    <w:p>
       <w:r>
         <w:rPr>
           <w:rFonts w:ascii="Consolas" w:hAnsi="Consolas" w:eastAsia="Consolas"/>
           <w:b w:val="0"/>
-          <w:sz w:val="18"/>
+          <w:color w:val="C0392B"/>
+          <w:sz w:val="20"/>
+        </w:rPr>
+        <w:t>`</w:t>
+      </w:r>
+    </w:p>
+    <w:p>
+      <w:r>
+        <w:rPr>
+          <w:rFonts w:ascii="宋体" w:hAnsi="宋体" w:eastAsia="宋体"/>
+          <w:b w:val="0"/>
+          <w:sz w:val="21"/>
+        </w:rPr>
+        <w:t>冒烟：</w:t>
+      </w:r>
+    </w:p>
+    <w:p>
+      <w:r>
+        <w:rPr>
+          <w:rFonts w:ascii="宋体" w:hAnsi="宋体" w:eastAsia="宋体"/>
+          <w:b w:val="0"/>
+          <w:sz w:val="21"/>
+        </w:rPr>
+        <w:t>```bash</w:t>
+      </w:r>
+    </w:p>
+    <w:p>
+      <w:r>
+        <w:rPr>
+          <w:rFonts w:ascii="宋体" w:hAnsi="宋体" w:eastAsia="宋体"/>
+          <w:b w:val="0"/>
+          <w:sz w:val="21"/>
         </w:rPr>
         <w:t>TOK=$(curl -s -X POST http://127.0.0.1:8082/api/auth/login \</w:t>
-        <w:br/>
-      </w:r>
+      </w:r>
+    </w:p>
+    <w:p>
+      <w:r>
+        <w:rPr>
+          <w:rFonts w:ascii="宋体" w:hAnsi="宋体" w:eastAsia="宋体"/>
+          <w:b w:val="0"/>
+          <w:sz w:val="21"/>
+        </w:rPr>
+        <w:t xml:space="preserve">      -H 'Content-Type: application/json' \</w:t>
+      </w:r>
+    </w:p>
+    <w:p>
+      <w:r>
+        <w:rPr>
+          <w:rFonts w:ascii="宋体" w:hAnsi="宋体" w:eastAsia="宋体"/>
+          <w:b w:val="0"/>
+          <w:sz w:val="21"/>
+        </w:rPr>
+        <w:t xml:space="preserve">      -d '{"username":"admin","password":"admin123"}' | python3 -c 'import sys,json;print(json.load(sys.stdin)["token"])')</w:t>
+      </w:r>
+    </w:p>
+    <w:p>
+      <w:r>
+        <w:rPr>
+          <w:rFonts w:ascii="宋体" w:hAnsi="宋体" w:eastAsia="宋体"/>
+          <w:b w:val="0"/>
+          <w:sz w:val="21"/>
+        </w:rPr>
+        <w:t>curl -s -H "Authorization: Bearer $TOK" http://127.0.0.1:8082/api/auth/me | head -c 300</w:t>
+      </w:r>
+    </w:p>
+    <w:p>
       <w:r>
         <w:rPr>
           <w:rFonts w:ascii="Consolas" w:hAnsi="Consolas" w:eastAsia="Consolas"/>
           <w:b w:val="0"/>
-          <w:sz w:val="18"/>
-        </w:rPr>
-        <w:t xml:space="preserve">      -H 'Content-Type: application/json' \</w:t>
-        <w:br/>
-      </w:r>
-      <w:r>
-        <w:rPr>
-          <w:rFonts w:ascii="Consolas" w:hAnsi="Consolas" w:eastAsia="Consolas"/>
-          <w:b w:val="0"/>
-          <w:sz w:val="18"/>
-        </w:rPr>
-        <w:t xml:space="preserve">      -d '{"username":"admin","password":"admin123"}' | python3 -c 'import sys,json;print(json.load(sys.stdin)["token"])')</w:t>
-        <w:br/>
-      </w:r>
-      <w:r>
-        <w:rPr>
-          <w:rFonts w:ascii="Consolas" w:hAnsi="Consolas" w:eastAsia="Consolas"/>
-          <w:b w:val="0"/>
-          <w:sz w:val="18"/>
-        </w:rPr>
-        <w:t>curl -s -H "Authorization: Bearer $TOK" http://127.0.0.1:8082/api/auth/me | head -c 300</w:t>
-        <w:br/>
+          <w:color w:val="C0392B"/>
+          <w:sz w:val="20"/>
+        </w:rPr>
+        <w:t>`</w:t>
       </w:r>
     </w:p>
     <w:p>
@@ -5147,45 +5216,64 @@
       </w:r>
     </w:p>
     <w:p>
-      <w:pPr>
-        <w:spacing w:after="120" w:before="120"/>
-        <w:shd w:val="clear" w:color="auto" w:fill="F5F5F5"/>
-      </w:pPr>
+      <w:r>
+        <w:rPr>
+          <w:rFonts w:ascii="宋体" w:hAnsi="宋体" w:eastAsia="宋体"/>
+          <w:b w:val="0"/>
+          <w:sz w:val="21"/>
+        </w:rPr>
+        <w:t>```bash</w:t>
+      </w:r>
+    </w:p>
+    <w:p>
+      <w:r>
+        <w:rPr>
+          <w:rFonts w:ascii="宋体" w:hAnsi="宋体" w:eastAsia="宋体"/>
+          <w:b w:val="0"/>
+          <w:sz w:val="21"/>
+        </w:rPr>
+        <w:t>cd web-admin</w:t>
+      </w:r>
+    </w:p>
+    <w:p>
+      <w:r>
+        <w:rPr>
+          <w:rFonts w:ascii="宋体" w:hAnsi="宋体" w:eastAsia="宋体"/>
+          <w:b w:val="0"/>
+          <w:sz w:val="21"/>
+        </w:rPr>
+        <w:t>npm install</w:t>
+      </w:r>
+    </w:p>
+    <w:p>
+      <w:r>
+        <w:rPr>
+          <w:rFonts w:ascii="宋体" w:hAnsi="宋体" w:eastAsia="宋体"/>
+          <w:b w:val="0"/>
+          <w:sz w:val="21"/>
+        </w:rPr>
+        <w:t>npm run dev      # http://127.0.0.1:5173 ，/api 自动代理到 :8082</w:t>
+      </w:r>
+    </w:p>
+    <w:p>
+      <w:r>
+        <w:rPr>
+          <w:rFonts w:ascii="宋体" w:hAnsi="宋体" w:eastAsia="宋体"/>
+          <w:b w:val="0"/>
+          <w:sz w:val="21"/>
+        </w:rPr>
+        <w:t>npm run build    # 产物 dist/，生产交 Nginx 反代（见《运维操作说明书》）</w:t>
+      </w:r>
+    </w:p>
+    <w:p>
       <w:r>
         <w:rPr>
           <w:rFonts w:ascii="Consolas" w:hAnsi="Consolas" w:eastAsia="Consolas"/>
           <w:b w:val="0"/>
-          <w:sz w:val="18"/>
-        </w:rPr>
-        <w:t>cd web-admin</w:t>
-        <w:br/>
-      </w:r>
-      <w:r>
-        <w:rPr>
-          <w:rFonts w:ascii="Consolas" w:hAnsi="Consolas" w:eastAsia="Consolas"/>
-          <w:b w:val="0"/>
-          <w:sz w:val="18"/>
-        </w:rPr>
-        <w:t>npm install</w:t>
-        <w:br/>
-      </w:r>
-      <w:r>
-        <w:rPr>
-          <w:rFonts w:ascii="Consolas" w:hAnsi="Consolas" w:eastAsia="Consolas"/>
-          <w:b w:val="0"/>
-          <w:sz w:val="18"/>
-        </w:rPr>
-        <w:t>npm run dev      # http://127.0.0.1:5173 ，/api 自动代理到 :8082</w:t>
-        <w:br/>
-      </w:r>
-      <w:r>
-        <w:rPr>
-          <w:rFonts w:ascii="Consolas" w:hAnsi="Consolas" w:eastAsia="Consolas"/>
-          <w:b w:val="0"/>
-          <w:sz w:val="18"/>
-        </w:rPr>
-        <w:t>npm run build    # 产物 dist/，生产交 Nginx 反代（见《运维操作说明书》）</w:t>
-        <w:br/>
+          <w:color w:val="C0392B"/>
+          <w:sz w:val="20"/>
+        </w:rPr>
+        <w:t>`</w:t>
       </w:r>
     </w:p>
     <w:p>
@@ -5203,9 +5291,6 @@
       </w:r>
     </w:p>
     <w:p>
-      <w:pPr>
-        <w:spacing w:after="0"/>
-      </w:pPr>
       <w:r>
         <w:rPr>
           <w:rFonts w:ascii="宋体" w:hAnsi="宋体" w:eastAsia="宋体"/>
@@ -5216,84 +5301,103 @@
       </w:r>
     </w:p>
     <w:p>
-      <w:pPr>
-        <w:spacing w:after="120" w:before="120"/>
-        <w:shd w:val="clear" w:color="auto" w:fill="F5F5F5"/>
-      </w:pPr>
-      <w:r>
-        <w:rPr>
-          <w:rFonts w:ascii="Consolas" w:hAnsi="Consolas" w:eastAsia="Consolas"/>
-          <w:b w:val="0"/>
-          <w:sz w:val="18"/>
-        </w:rPr>
-        <w:t>cd backend</w:t>
-        <w:br/>
-      </w:r>
-      <w:r>
-        <w:rPr>
-          <w:rFonts w:ascii="Consolas" w:hAnsi="Consolas" w:eastAsia="Consolas"/>
-          <w:b w:val="0"/>
-          <w:sz w:val="18"/>
-        </w:rPr>
-        <w:t>find src/main/java/com/broadband -name "*.java" \</w:t>
-        <w:br/>
-      </w:r>
-      <w:r>
-        <w:rPr>
-          <w:rFonts w:ascii="Consolas" w:hAnsi="Consolas" w:eastAsia="Consolas"/>
-          <w:b w:val="0"/>
-          <w:sz w:val="18"/>
-        </w:rPr>
-        <w:t xml:space="preserve">  | grep -v '/mapper/' | grep -v '/spring/' | grep -v 'TrafficRecord.java' \</w:t>
-        <w:br/>
-      </w:r>
-      <w:r>
-        <w:rPr>
-          <w:rFonts w:ascii="Consolas" w:hAnsi="Consolas" w:eastAsia="Consolas"/>
-          <w:b w:val="0"/>
-          <w:sz w:val="18"/>
-        </w:rPr>
-        <w:t xml:space="preserve">  | tr '\n' '\0' | xargs -0 javac -d /tmp/bwall</w:t>
-        <w:br/>
-      </w:r>
-      <w:r>
-        <w:rPr>
-          <w:rFonts w:ascii="Consolas" w:hAnsi="Consolas" w:eastAsia="Consolas"/>
-          <w:b w:val="0"/>
-          <w:sz w:val="18"/>
-        </w:rPr>
-        <w:t>java -cp /tmp/bwall com.broadband.install.DispatchDemo</w:t>
-        <w:br/>
-      </w:r>
-      <w:r>
-        <w:rPr>
-          <w:rFonts w:ascii="Consolas" w:hAnsi="Consolas" w:eastAsia="Consolas"/>
-          <w:b w:val="0"/>
-          <w:sz w:val="18"/>
-        </w:rPr>
-        <w:t>java -cp /tmp/bwall com.broadband.install.SlaDemo</w:t>
-        <w:br/>
-      </w:r>
-      <w:r>
-        <w:rPr>
-          <w:rFonts w:ascii="Consolas" w:hAnsi="Consolas" w:eastAsia="Consolas"/>
-          <w:b w:val="0"/>
-          <w:sz w:val="18"/>
-        </w:rPr>
-        <w:t>java -cp /tmp/bwall com.broadband.product.PackageUpgradeDemo</w:t>
-        <w:br/>
-      </w:r>
-    </w:p>
-    <w:p>
-      <w:pPr>
-        <w:spacing w:after="0"/>
-      </w:pPr>
       <w:r>
         <w:rPr>
           <w:rFonts w:ascii="宋体" w:hAnsi="宋体" w:eastAsia="宋体"/>
           <w:b w:val="0"/>
           <w:sz w:val="21"/>
         </w:rPr>
+        <w:t>```bash</w:t>
+      </w:r>
+    </w:p>
+    <w:p>
+      <w:r>
+        <w:rPr>
+          <w:rFonts w:ascii="宋体" w:hAnsi="宋体" w:eastAsia="宋体"/>
+          <w:b w:val="0"/>
+          <w:sz w:val="21"/>
+        </w:rPr>
+        <w:t>cd backend</w:t>
+      </w:r>
+    </w:p>
+    <w:p>
+      <w:r>
+        <w:rPr>
+          <w:rFonts w:ascii="宋体" w:hAnsi="宋体" w:eastAsia="宋体"/>
+          <w:b w:val="0"/>
+          <w:sz w:val="21"/>
+        </w:rPr>
+        <w:t>find src/main/java/com/broadband -name "*.java" \</w:t>
+      </w:r>
+    </w:p>
+    <w:p>
+      <w:r>
+        <w:rPr>
+          <w:rFonts w:ascii="宋体" w:hAnsi="宋体" w:eastAsia="宋体"/>
+          <w:b w:val="0"/>
+          <w:sz w:val="21"/>
+        </w:rPr>
+        <w:t xml:space="preserve">  | grep -v '/mapper/' | grep -v '/spring/' | grep -v 'TrafficRecord.java' \</w:t>
+      </w:r>
+    </w:p>
+    <w:p>
+      <w:r>
+        <w:rPr>
+          <w:rFonts w:ascii="宋体" w:hAnsi="宋体" w:eastAsia="宋体"/>
+          <w:b w:val="0"/>
+          <w:sz w:val="21"/>
+        </w:rPr>
+        <w:t xml:space="preserve">  | tr '\n' '\0' | xargs -0 javac -d /tmp/bwall</w:t>
+      </w:r>
+    </w:p>
+    <w:p>
+      <w:r>
+        <w:rPr>
+          <w:rFonts w:ascii="宋体" w:hAnsi="宋体" w:eastAsia="宋体"/>
+          <w:b w:val="0"/>
+          <w:sz w:val="21"/>
+        </w:rPr>
+        <w:t>java -cp /tmp/bwall com.broadband.install.DispatchDemo</w:t>
+      </w:r>
+    </w:p>
+    <w:p>
+      <w:r>
+        <w:rPr>
+          <w:rFonts w:ascii="宋体" w:hAnsi="宋体" w:eastAsia="宋体"/>
+          <w:b w:val="0"/>
+          <w:sz w:val="21"/>
+        </w:rPr>
+        <w:t>java -cp /tmp/bwall com.broadband.install.SlaDemo</w:t>
+      </w:r>
+    </w:p>
+    <w:p>
+      <w:r>
+        <w:rPr>
+          <w:rFonts w:ascii="宋体" w:hAnsi="宋体" w:eastAsia="宋体"/>
+          <w:b w:val="0"/>
+          <w:sz w:val="21"/>
+        </w:rPr>
+        <w:t>java -cp /tmp/bwall com.broadband.product.PackageUpgradeDemo</w:t>
+      </w:r>
+    </w:p>
+    <w:p>
+      <w:r>
+        <w:rPr>
+          <w:rFonts w:ascii="Consolas" w:hAnsi="Consolas" w:eastAsia="Consolas"/>
+          <w:b w:val="0"/>
+          <w:color w:val="C0392B"/>
+          <w:sz w:val="20"/>
+        </w:rPr>
+        <w:t>`</w:t>
+      </w:r>
+    </w:p>
+    <w:p>
+      <w:r>
+        <w:rPr>
+          <w:rFonts w:ascii="宋体" w:hAnsi="宋体" w:eastAsia="宋体"/>
+          <w:b w:val="0"/>
+          <w:sz w:val="21"/>
+        </w:rPr>
         <w:t xml:space="preserve">建表 SQL、配置模板、Nginx 与故障排查详见 </w:t>
       </w:r>
       <w:r>
@@ -5328,14 +5432,6 @@
         </w:rPr>
         <w:t>。</w:t>
       </w:r>
-    </w:p>
-    <w:p>
-      <w:pPr>
-        <w:spacing w:after="40" w:before="40"/>
-        <w:pBdr>
-          <w:bottom w:val="single" w:sz="6" w:space="1" w:color="BFBFBF"/>
-        </w:pBdr>
-      </w:pPr>
     </w:p>
     <w:p>
       <w:pPr>
@@ -5354,7 +5450,6 @@
     <w:p>
       <w:pPr>
         <w:pStyle w:val="ListNumber"/>
-        <w:spacing w:after="0"/>
       </w:pPr>
       <w:r>
         <w:rPr>
@@ -5376,7 +5471,8 @@
         <w:rPr>
           <w:rFonts w:ascii="Consolas" w:hAnsi="Consolas" w:eastAsia="Consolas"/>
           <w:b w:val="0"/>
-          <w:sz w:val="21"/>
+          <w:color w:val="C0392B"/>
+          <w:sz w:val="20"/>
         </w:rPr>
         <w:t>/api/auth/miniapp-login</w:t>
       </w:r>
@@ -5392,7 +5488,8 @@
         <w:rPr>
           <w:rFonts w:ascii="Consolas" w:hAnsi="Consolas" w:eastAsia="Consolas"/>
           <w:b w:val="0"/>
-          <w:sz w:val="21"/>
+          <w:color w:val="C0392B"/>
+          <w:sz w:val="20"/>
         </w:rPr>
         <w:t>app.security.protect-client-api</w:t>
       </w:r>
@@ -5408,7 +5505,8 @@
         <w:rPr>
           <w:rFonts w:ascii="Consolas" w:hAnsi="Consolas" w:eastAsia="Consolas"/>
           <w:b w:val="0"/>
-          <w:sz w:val="21"/>
+          <w:color w:val="C0392B"/>
+          <w:sz w:val="20"/>
         </w:rPr>
         <w:t>true</w:t>
       </w:r>
@@ -5424,7 +5522,6 @@
     <w:p>
       <w:pPr>
         <w:pStyle w:val="ListNumber"/>
-        <w:spacing w:after="0"/>
       </w:pPr>
       <w:r>
         <w:rPr>
@@ -5446,7 +5543,6 @@
     <w:p>
       <w:pPr>
         <w:pStyle w:val="ListNumber"/>
-        <w:spacing w:after="0"/>
       </w:pPr>
       <w:r>
         <w:rPr>
@@ -5468,7 +5564,6 @@
     <w:p>
       <w:pPr>
         <w:pStyle w:val="ListNumber"/>
-        <w:spacing w:after="0"/>
       </w:pPr>
       <w:r>
         <w:rPr>
@@ -5489,23 +5584,39 @@
     </w:p>
     <w:p>
       <w:pPr>
-        <w:spacing w:after="120" w:before="40"/>
-        <w:ind w:left="216"/>
-        <w:shd w:val="clear" w:color="auto" w:fill="F2F4F8"/>
+        <w:ind w:left="227"/>
       </w:pPr>
       <w:r>
         <w:rPr>
           <w:rFonts w:ascii="宋体" w:hAnsi="宋体" w:eastAsia="宋体"/>
-          <w:i/>
+          <w:b w:val="0"/>
           <w:color w:val="555555"/>
           <w:sz w:val="19"/>
         </w:rPr>
-        <w:t>详细路线图与验收标准见 **《系统规划说明书》**。</w:t>
+        <w:t xml:space="preserve">详细路线图与验收标准见 </w:t>
+      </w:r>
+      <w:r>
+        <w:rPr>
+          <w:rFonts w:ascii="宋体" w:hAnsi="宋体" w:eastAsia="宋体"/>
+          <w:b/>
+          <w:color w:val="555555"/>
+          <w:sz w:val="19"/>
+        </w:rPr>
+        <w:t>《系统规划说明书》</w:t>
+      </w:r>
+      <w:r>
+        <w:rPr>
+          <w:rFonts w:ascii="宋体" w:hAnsi="宋体" w:eastAsia="宋体"/>
+          <w:b w:val="0"/>
+          <w:color w:val="555555"/>
+          <w:sz w:val="19"/>
+        </w:rPr>
+        <w:t>。</w:t>
       </w:r>
     </w:p>
     <w:sectPr>
       <w:pgSz w:w="12240" w:h="15840"/>
-      <w:pgMar w:top="1440" w:right="1800" w:bottom="1440" w:left="1800" w:header="720" w:footer="720" w:gutter="0"/>
+      <w:pgMar w:top="1134" w:right="1247" w:bottom="1134" w:left="1247" w:header="720" w:footer="720" w:gutter="0"/>
       <w:cols w:space="720"/>
       <w:docGrid w:linePitch="360"/>
     </w:sectPr>
@@ -5876,13 +5987,9 @@
     <w:name w:val="Normal"/>
     <w:qFormat/>
     <w:rsid w:val="00FC693F"/>
-    <w:pPr>
-      <w:spacing w:line="300" w:lineRule="auto"/>
-    </w:pPr>
     <w:rPr>
       <w:rFonts w:ascii="宋体" w:hAnsi="宋体" w:eastAsia="宋体"/>
       <w:sz w:val="21"/>
-      <w:rFonts/>
     </w:rPr>
   </w:style>
   <w:style w:type="paragraph" w:styleId="Header">

--- a/docs/项目总览README.docx
+++ b/docs/项目总览README.docx
@@ -4,634 +4,544 @@
   <w:body>
     <w:p>
       <w:pPr>
-        <w:pStyle w:val="Title"/>
-      </w:pPr>
-      <w:r>
-        <w:rPr>
-          <w:rFonts w:ascii="微软雅黑" w:hAnsi="微软雅黑" w:eastAsia="微软雅黑"/>
-          <w:b/>
-          <w:color w:val="1F4E79"/>
-          <w:sz w:val="40"/>
-        </w:rPr>
-        <w:t>宽带业务管理系统 · 项目总览</w:t>
-      </w:r>
-    </w:p>
-    <w:p>
-      <w:pPr>
-        <w:ind w:left="227"/>
-      </w:pPr>
-      <w:r>
-        <w:rPr>
-          <w:rFonts w:ascii="宋体" w:hAnsi="宋体" w:eastAsia="宋体"/>
-          <w:b w:val="0"/>
-          <w:color w:val="555555"/>
-          <w:sz w:val="19"/>
-        </w:rPr>
-        <w:t>文档版本：v1.3 ｜ 更新日期：2026-09-14 ｜ 关联设计稿：broadband-design/index.html（v1.9）</w:t>
-        <w:br/>
-      </w:r>
-      <w:r>
-        <w:rPr>
-          <w:rFonts w:ascii="宋体" w:hAnsi="宋体" w:eastAsia="宋体"/>
-          <w:b/>
-          <w:color w:val="555555"/>
-          <w:sz w:val="19"/>
-        </w:rPr>
-        <w:t>v1.3 变更</w:t>
-      </w:r>
-      <w:r>
-        <w:rPr>
-          <w:rFonts w:ascii="宋体" w:hAnsi="宋体" w:eastAsia="宋体"/>
-          <w:b w:val="0"/>
-          <w:color w:val="555555"/>
-          <w:sz w:val="19"/>
-        </w:rPr>
-        <w:t>：修复小程序真实缺陷（M7 收尾）——</w:t>
-        <w:br/>
-        <w:t>① 小程序登录态由「本地 mock」改为</w:t>
-      </w:r>
-      <w:r>
-        <w:rPr>
-          <w:rFonts w:ascii="宋体" w:hAnsi="宋体" w:eastAsia="宋体"/>
-          <w:b/>
-          <w:color w:val="555555"/>
-          <w:sz w:val="19"/>
-        </w:rPr>
-        <w:t>真实后端鉴权</w:t>
-      </w:r>
-      <w:r>
-        <w:rPr>
-          <w:rFonts w:ascii="宋体" w:hAnsi="宋体" w:eastAsia="宋体"/>
-          <w:b w:val="0"/>
-          <w:color w:val="555555"/>
-          <w:sz w:val="19"/>
-        </w:rPr>
-        <w:t xml:space="preserve">：新增 </w:t>
-      </w:r>
-      <w:r>
-        <w:rPr>
-          <w:rFonts w:ascii="Consolas" w:hAnsi="Consolas" w:eastAsia="Consolas"/>
-          <w:b w:val="0"/>
-          <w:color w:val="C0392B"/>
-          <w:sz w:val="18"/>
-        </w:rPr>
-        <w:t>POST /api/auth/miniapp-login</w:t>
-      </w:r>
-      <w:r>
-        <w:rPr>
-          <w:rFonts w:ascii="宋体" w:hAnsi="宋体" w:eastAsia="宋体"/>
-          <w:b w:val="0"/>
-          <w:color w:val="555555"/>
-          <w:sz w:val="19"/>
-        </w:rPr>
-        <w:t xml:space="preserve">（演示码 1234 签发真实 JWT），两端 </w:t>
-      </w:r>
-      <w:r>
-        <w:rPr>
-          <w:rFonts w:ascii="Consolas" w:hAnsi="Consolas" w:eastAsia="Consolas"/>
-          <w:b w:val="0"/>
-          <w:color w:val="C0392B"/>
-          <w:sz w:val="18"/>
-        </w:rPr>
-        <w:t>login</w:t>
-      </w:r>
-      <w:r>
-        <w:rPr>
-          <w:rFonts w:ascii="宋体" w:hAnsi="宋体" w:eastAsia="宋体"/>
-          <w:b w:val="0"/>
-          <w:color w:val="555555"/>
-          <w:sz w:val="19"/>
-        </w:rPr>
-        <w:t xml:space="preserve"> 已接入；</w:t>
-        <w:br/>
-        <w:t xml:space="preserve">② 修复 4 个契约/逻辑缺陷：客户端套餐列表 404、我的订单越权端点、两端 </w:t>
-      </w:r>
-      <w:r>
-        <w:rPr>
-          <w:rFonts w:ascii="Consolas" w:hAnsi="Consolas" w:eastAsia="Consolas"/>
-          <w:b w:val="0"/>
-          <w:color w:val="C0392B"/>
-          <w:sz w:val="18"/>
-        </w:rPr>
-        <w:t>request()</w:t>
-      </w:r>
-      <w:r>
-        <w:rPr>
-          <w:rFonts w:ascii="宋体" w:hAnsi="宋体" w:eastAsia="宋体"/>
-          <w:b w:val="0"/>
-          <w:color w:val="555555"/>
-          <w:sz w:val="19"/>
-        </w:rPr>
-        <w:t xml:space="preserve"> 静默吞错、师傅端工单详情 404；</w:t>
-        <w:br/>
-        <w:t xml:space="preserve">③ 后端配套新增/修正 4 接口，接口总数 </w:t>
-      </w:r>
-      <w:r>
-        <w:rPr>
-          <w:rFonts w:ascii="宋体" w:hAnsi="宋体" w:eastAsia="宋体"/>
-          <w:b/>
-          <w:color w:val="555555"/>
-          <w:sz w:val="19"/>
-        </w:rPr>
-        <w:t>45 → 56</w:t>
-      </w:r>
-      <w:r>
-        <w:rPr>
-          <w:rFonts w:ascii="宋体" w:hAnsi="宋体" w:eastAsia="宋体"/>
-          <w:b w:val="0"/>
-          <w:color w:val="555555"/>
-          <w:sz w:val="19"/>
-        </w:rPr>
-        <w:t>（GET 36 / POST 15 / PUT 5）。</w:t>
-        <w:br/>
-      </w:r>
-      <w:r>
-        <w:rPr>
-          <w:rFonts w:ascii="宋体" w:hAnsi="宋体" w:eastAsia="宋体"/>
-          <w:b/>
-          <w:color w:val="555555"/>
-          <w:sz w:val="19"/>
-        </w:rPr>
-        <w:t>v1.2 变更</w:t>
-      </w:r>
-      <w:r>
-        <w:rPr>
-          <w:rFonts w:ascii="宋体" w:hAnsi="宋体" w:eastAsia="宋体"/>
-          <w:b w:val="0"/>
-          <w:color w:val="555555"/>
-          <w:sz w:val="19"/>
-        </w:rPr>
-        <w:t>：小程序补页（M7）落地 ——</w:t>
-        <w:br/>
-        <w:t xml:space="preserve">① 客户端 </w:t>
-      </w:r>
-      <w:r>
-        <w:rPr>
-          <w:rFonts w:ascii="Consolas" w:hAnsi="Consolas" w:eastAsia="Consolas"/>
-          <w:b w:val="0"/>
-          <w:color w:val="C0392B"/>
-          <w:sz w:val="18"/>
-        </w:rPr>
-        <w:t>broadband-miniapp</w:t>
-      </w:r>
-      <w:r>
-        <w:rPr>
-          <w:rFonts w:ascii="宋体" w:hAnsi="宋体" w:eastAsia="宋体"/>
-          <w:b w:val="0"/>
-          <w:color w:val="555555"/>
-          <w:sz w:val="19"/>
-        </w:rPr>
-        <w:t xml:space="preserve"> 由 7 页扩到 </w:t>
-      </w:r>
-      <w:r>
-        <w:rPr>
-          <w:rFonts w:ascii="宋体" w:hAnsi="宋体" w:eastAsia="宋体"/>
-          <w:b/>
-          <w:color w:val="555555"/>
-          <w:sz w:val="19"/>
-        </w:rPr>
-        <w:t>20 页</w:t>
-      </w:r>
-      <w:r>
-        <w:rPr>
-          <w:rFonts w:ascii="宋体" w:hAnsi="宋体" w:eastAsia="宋体"/>
-          <w:b w:val="0"/>
-          <w:color w:val="555555"/>
-          <w:sz w:val="19"/>
-        </w:rPr>
-        <w:t>（含登录页）；</w:t>
-        <w:br/>
-        <w:t xml:space="preserve">② 新建师傅端 </w:t>
-      </w:r>
-      <w:r>
-        <w:rPr>
-          <w:rFonts w:ascii="Consolas" w:hAnsi="Consolas" w:eastAsia="Consolas"/>
-          <w:b w:val="0"/>
-          <w:color w:val="C0392B"/>
-          <w:sz w:val="18"/>
-        </w:rPr>
-        <w:t>broadband-worker</w:t>
-      </w:r>
-      <w:r>
-        <w:rPr>
-          <w:rFonts w:ascii="宋体" w:hAnsi="宋体" w:eastAsia="宋体"/>
-          <w:b w:val="0"/>
-          <w:color w:val="555555"/>
-          <w:sz w:val="19"/>
-        </w:rPr>
-        <w:t xml:space="preserve">（独立工程，橙 </w:t>
-      </w:r>
-      <w:r>
-        <w:rPr>
-          <w:rFonts w:ascii="Consolas" w:hAnsi="Consolas" w:eastAsia="Consolas"/>
-          <w:b w:val="0"/>
-          <w:color w:val="C0392B"/>
-          <w:sz w:val="18"/>
-        </w:rPr>
-        <w:t>#ea580c</w:t>
-      </w:r>
-      <w:r>
-        <w:rPr>
-          <w:rFonts w:ascii="宋体" w:hAnsi="宋体" w:eastAsia="宋体"/>
-          <w:b w:val="0"/>
-          <w:color w:val="555555"/>
-          <w:sz w:val="19"/>
-        </w:rPr>
-        <w:t>）</w:t>
-      </w:r>
-      <w:r>
-        <w:rPr>
-          <w:rFonts w:ascii="宋体" w:hAnsi="宋体" w:eastAsia="宋体"/>
-          <w:b/>
-          <w:color w:val="555555"/>
-          <w:sz w:val="19"/>
-        </w:rPr>
-        <w:t>8 页</w:t>
-      </w:r>
-      <w:r>
-        <w:rPr>
-          <w:rFonts w:ascii="宋体" w:hAnsi="宋体" w:eastAsia="宋体"/>
-          <w:b w:val="0"/>
-          <w:color w:val="555555"/>
-          <w:sz w:val="19"/>
-        </w:rPr>
-        <w:t>（含登录页）；</w:t>
-        <w:br/>
-        <w:t xml:space="preserve">③ 两端统一请求封装注入 Bearer token + </w:t>
-      </w:r>
-      <w:r>
-        <w:rPr>
-          <w:rFonts w:ascii="Consolas" w:hAnsi="Consolas" w:eastAsia="Consolas"/>
-          <w:b w:val="0"/>
-          <w:color w:val="C0392B"/>
-          <w:sz w:val="18"/>
-        </w:rPr>
-        <w:t>auth.js</w:t>
-      </w:r>
-      <w:r>
-        <w:rPr>
-          <w:rFonts w:ascii="宋体" w:hAnsi="宋体" w:eastAsia="宋体"/>
-          <w:b w:val="0"/>
-          <w:color w:val="555555"/>
-          <w:sz w:val="19"/>
-        </w:rPr>
-        <w:t xml:space="preserve"> 登录门禁 + </w:t>
-      </w:r>
-      <w:r>
-        <w:rPr>
-          <w:rFonts w:ascii="Consolas" w:hAnsi="Consolas" w:eastAsia="Consolas"/>
-          <w:b w:val="0"/>
-          <w:color w:val="C0392B"/>
-          <w:sz w:val="18"/>
-        </w:rPr>
-        <w:t>profile</w:t>
-      </w:r>
-      <w:r>
-        <w:rPr>
-          <w:rFonts w:ascii="宋体" w:hAnsi="宋体" w:eastAsia="宋体"/>
-          <w:b w:val="0"/>
-          <w:color w:val="555555"/>
-          <w:sz w:val="19"/>
-        </w:rPr>
-        <w:t xml:space="preserve"> 页 </w:t>
-      </w:r>
-      <w:r>
-        <w:rPr>
-          <w:rFonts w:ascii="Consolas" w:hAnsi="Consolas" w:eastAsia="Consolas"/>
-          <w:b w:val="0"/>
-          <w:color w:val="C0392B"/>
-          <w:sz w:val="18"/>
-        </w:rPr>
-        <w:t>onShow</w:t>
-      </w:r>
-      <w:r>
-        <w:rPr>
-          <w:rFonts w:ascii="宋体" w:hAnsi="宋体" w:eastAsia="宋体"/>
-          <w:b w:val="0"/>
-          <w:color w:val="555555"/>
-          <w:sz w:val="19"/>
-        </w:rPr>
-        <w:t xml:space="preserve"> 校验。</w:t>
-        <w:br/>
-      </w:r>
-      <w:r>
-        <w:rPr>
-          <w:rFonts w:ascii="宋体" w:hAnsi="宋体" w:eastAsia="宋体"/>
-          <w:b/>
-          <w:color w:val="555555"/>
-          <w:sz w:val="19"/>
-        </w:rPr>
-        <w:t>v1.1 变更</w:t>
-      </w:r>
-      <w:r>
-        <w:rPr>
-          <w:rFonts w:ascii="宋体" w:hAnsi="宋体" w:eastAsia="宋体"/>
-          <w:b w:val="0"/>
-          <w:color w:val="555555"/>
-          <w:sz w:val="19"/>
-        </w:rPr>
-        <w:t xml:space="preserve">：PC 后台 </w:t>
-      </w:r>
-      <w:r>
-        <w:rPr>
-          <w:rFonts w:ascii="Consolas" w:hAnsi="Consolas" w:eastAsia="Consolas"/>
-          <w:b w:val="0"/>
-          <w:color w:val="C0392B"/>
-          <w:sz w:val="18"/>
-        </w:rPr>
-        <w:t>web-admin</w:t>
-      </w:r>
-      <w:r>
-        <w:rPr>
-          <w:rFonts w:ascii="宋体" w:hAnsi="宋体" w:eastAsia="宋体"/>
-          <w:b w:val="0"/>
-          <w:color w:val="555555"/>
-          <w:sz w:val="19"/>
-        </w:rPr>
-        <w:t>（Vue 3）与本后端安全体系（Spring Security 6 + JWT + RBAC）落地；</w:t>
-        <w:br/>
-        <w:t xml:space="preserve">后端模块 3→4（新增 </w:t>
-      </w:r>
-      <w:r>
-        <w:rPr>
-          <w:rFonts w:ascii="Consolas" w:hAnsi="Consolas" w:eastAsia="Consolas"/>
-          <w:b w:val="0"/>
-          <w:color w:val="C0392B"/>
-          <w:sz w:val="18"/>
-        </w:rPr>
-        <w:t>system</w:t>
-      </w:r>
-      <w:r>
-        <w:rPr>
-          <w:rFonts w:ascii="宋体" w:hAnsi="宋体" w:eastAsia="宋体"/>
-          <w:b w:val="0"/>
-          <w:color w:val="555555"/>
-          <w:sz w:val="19"/>
-        </w:rPr>
-        <w:t>）、接口 13→45、表 17→25。</w:t>
-      </w:r>
-    </w:p>
-    <w:p>
-      <w:pPr>
         <w:pStyle w:val="Heading1"/>
       </w:pPr>
       <w:r>
         <w:rPr>
-          <w:rFonts w:ascii="微软雅黑" w:hAnsi="微软雅黑" w:eastAsia="微软雅黑"/>
-          <w:b/>
-          <w:color w:val="1F4E79"/>
-          <w:sz w:val="30"/>
+          <w:rFonts w:ascii="Microsoft YaHei" w:hAnsi="Microsoft YaHei" w:eastAsia="Microsoft YaHei"/>
+          <w:b w:val="0"/>
+          <w:i w:val="0"/>
         </w:rPr>
-        <w:t>一、项目简介</w:t>
+        <w:t>宽带业务管理系统 · 项目总览 README</w:t>
       </w:r>
     </w:p>
     <w:p>
       <w:r>
         <w:rPr>
-          <w:rFonts w:ascii="宋体" w:hAnsi="宋体" w:eastAsia="宋体"/>
+          <w:rFonts w:ascii="Microsoft YaHei" w:hAnsi="Microsoft YaHei" w:eastAsia="Microsoft YaHei"/>
           <w:b w:val="0"/>
-          <w:sz w:val="21"/>
+          <w:i w:val="0"/>
         </w:rPr>
-        <w:t xml:space="preserve">宽带业务管理系统是一套面向「家庭宽带办理与装维运营」的业务平台，覆盖 </w:t>
+        <w:t>文档版本：V1.13 ｜ 更新日期：2026-09-16</w:t>
+        <w:br/>
+        <w:t>适用对象：研发 / 产品 / 运营 / 实施 / 新成员 onboarding</w:t>
+        <w:br/>
+        <w:t>一句话定位：一套面向「家庭宽带办理与装维运营」的三端一体化业务平台（微信小程序客户端 + 微信小程序师傅端 + Vue3 PC 后台 + Spring Boot 单体后端）。</w:t>
+      </w:r>
+    </w:p>
+    <w:p>
+      <w:pPr>
+        <w:pStyle w:val="Heading2"/>
+      </w:pPr>
+      <w:r>
+        <w:rPr>
+          <w:rFonts w:ascii="Microsoft YaHei" w:hAnsi="Microsoft YaHei" w:eastAsia="Microsoft YaHei"/>
+          <w:b w:val="0"/>
+          <w:i w:val="0"/>
+        </w:rPr>
+        <w:t>一、系统简介</w:t>
+      </w:r>
+    </w:p>
+    <w:p>
+      <w:r>
+        <w:rPr>
+          <w:rFonts w:ascii="Microsoft YaHei" w:hAnsi="Microsoft YaHei" w:eastAsia="Microsoft YaHei"/>
+          <w:b w:val="0"/>
+          <w:i w:val="0"/>
+        </w:rPr>
+        <w:t xml:space="preserve">宽带业务管理系统覆盖 </w:t>
       </w:r>
       <w:r>
         <w:rPr>
-          <w:rFonts w:ascii="宋体" w:hAnsi="宋体" w:eastAsia="宋体"/>
+          <w:rFonts w:ascii="Microsoft YaHei" w:hAnsi="Microsoft YaHei" w:eastAsia="Microsoft YaHei"/>
           <w:b/>
-          <w:sz w:val="21"/>
+          <w:i w:val="0"/>
         </w:rPr>
         <w:t>客户端（微信小程序）</w:t>
       </w:r>
       <w:r>
         <w:rPr>
-          <w:rFonts w:ascii="宋体" w:hAnsi="宋体" w:eastAsia="宋体"/>
+          <w:rFonts w:ascii="Microsoft YaHei" w:hAnsi="Microsoft YaHei" w:eastAsia="Microsoft YaHei"/>
           <w:b w:val="0"/>
-          <w:sz w:val="21"/>
+          <w:i w:val="0"/>
         </w:rPr>
         <w:t>、</w:t>
       </w:r>
       <w:r>
         <w:rPr>
-          <w:rFonts w:ascii="宋体" w:hAnsi="宋体" w:eastAsia="宋体"/>
+          <w:rFonts w:ascii="Microsoft YaHei" w:hAnsi="Microsoft YaHei" w:eastAsia="Microsoft YaHei"/>
           <w:b/>
-          <w:sz w:val="21"/>
+          <w:i w:val="0"/>
         </w:rPr>
-        <w:t>PC 后台管理系统（web-admin，Vue 3，已落地）</w:t>
+        <w:t>PC 后台管理系统（web-admin，Vue 3）</w:t>
       </w:r>
       <w:r>
         <w:rPr>
-          <w:rFonts w:ascii="宋体" w:hAnsi="宋体" w:eastAsia="宋体"/>
+          <w:rFonts w:ascii="Microsoft YaHei" w:hAnsi="Microsoft YaHei" w:eastAsia="Microsoft YaHei"/>
           <w:b w:val="0"/>
-          <w:sz w:val="21"/>
+          <w:i w:val="0"/>
         </w:rPr>
         <w:t xml:space="preserve"> 与 </w:t>
       </w:r>
       <w:r>
         <w:rPr>
-          <w:rFonts w:ascii="宋体" w:hAnsi="宋体" w:eastAsia="宋体"/>
+          <w:rFonts w:ascii="Microsoft YaHei" w:hAnsi="Microsoft YaHei" w:eastAsia="Microsoft YaHei"/>
           <w:b/>
-          <w:sz w:val="21"/>
+          <w:i w:val="0"/>
         </w:rPr>
         <w:t>后端服务（Spring Boot 单体）</w:t>
       </w:r>
       <w:r>
         <w:rPr>
-          <w:rFonts w:ascii="宋体" w:hAnsi="宋体" w:eastAsia="宋体"/>
+          <w:rFonts w:ascii="Microsoft YaHei" w:hAnsi="Microsoft YaHei" w:eastAsia="Microsoft YaHei"/>
           <w:b w:val="0"/>
-          <w:sz w:val="21"/>
+          <w:i w:val="0"/>
         </w:rPr>
-        <w:t xml:space="preserve"> 三端。系统以「下单 → 小区可装性校验 → 智能派单 → 装维 SLA/赔付 → 套餐升级与流量监控」为主线，参考中国电信「美好家 / FTTR / 慢必赔」与中国移动「和家庭 / 承诺消费送宽带 / 流量提醒」等真实业务实践细化功能。</w:t>
+        <w:t xml:space="preserve"> 三端，主线为：</w:t>
+      </w:r>
+    </w:p>
+    <w:p>
+      <w:r>
+        <w:rPr>
+          <w:b w:val="0"/>
+          <w:i w:val="0"/>
+          <w:rFonts w:ascii="Consolas" w:hAnsi="Consolas" w:eastAsia="Consolas"/>
+        </w:rPr>
+        <w:t>下单 → 小区可装性校验 → 智能派单 → 装维 SLA/赔付 → 套餐升级与流量监控 → 故障报修 → 评价/退款/发票</w:t>
+      </w:r>
+    </w:p>
+    <w:p>
+      <w:r>
+        <w:rPr>
+          <w:rFonts w:ascii="Microsoft YaHei" w:hAnsi="Microsoft YaHei" w:eastAsia="Microsoft YaHei"/>
+          <w:b w:val="0"/>
+          <w:i w:val="0"/>
+        </w:rPr>
+        <w:t>参考中国电信「美好家 / FTTR / 慢必赔」与中国移动「和家庭 / 承诺消费送宽带 / 流量提醒」等真实业务实践细化功能。</w:t>
       </w:r>
     </w:p>
     <w:p>
       <w:pPr>
-        <w:pStyle w:val="Heading1"/>
+        <w:pStyle w:val="Heading3"/>
       </w:pPr>
       <w:r>
         <w:rPr>
-          <w:rFonts w:ascii="微软雅黑" w:hAnsi="微软雅黑" w:eastAsia="微软雅黑"/>
-          <w:b/>
-          <w:color w:val="1F4E79"/>
-          <w:sz w:val="30"/>
+          <w:rFonts w:ascii="Microsoft YaHei" w:hAnsi="Microsoft YaHei" w:eastAsia="Microsoft YaHei"/>
+          <w:b w:val="0"/>
+          <w:i w:val="0"/>
         </w:rPr>
-        <w:t>二、技术栈总览</w:t>
+        <w:t>1.1 三类用户</w:t>
+      </w:r>
+    </w:p>
+    <w:tbl>
+      <w:tblPr>
+        <w:tblStyle w:val="LightGrid-Accent1"/>
+        <w:tblW w:type="auto" w:w="0"/>
+        <w:tblLook w:firstColumn="1" w:firstRow="1" w:lastColumn="0" w:lastRow="0" w:noHBand="0" w:noVBand="1" w:val="04A0"/>
+      </w:tblPr>
+      <w:tblGrid>
+        <w:gridCol w:w="2880"/>
+        <w:gridCol w:w="2880"/>
+        <w:gridCol w:w="2880"/>
+      </w:tblGrid>
+      <w:tr>
+        <w:tc>
+          <w:tcPr>
+            <w:tcW w:type="dxa" w:w="2880"/>
+          </w:tcPr>
+          <w:p>
+            <w:r/>
+            <w:r>
+              <w:rPr>
+                <w:rFonts w:ascii="Microsoft YaHei" w:hAnsi="Microsoft YaHei" w:eastAsia="Microsoft YaHei"/>
+                <w:b/>
+              </w:rPr>
+              <w:t>角色</w:t>
+            </w:r>
+          </w:p>
+        </w:tc>
+        <w:tc>
+          <w:tcPr>
+            <w:tcW w:type="dxa" w:w="2880"/>
+          </w:tcPr>
+          <w:p>
+            <w:r/>
+            <w:r>
+              <w:rPr>
+                <w:rFonts w:ascii="Microsoft YaHei" w:hAnsi="Microsoft YaHei" w:eastAsia="Microsoft YaHei"/>
+                <w:b/>
+              </w:rPr>
+              <w:t>核心诉求</w:t>
+            </w:r>
+          </w:p>
+        </w:tc>
+        <w:tc>
+          <w:tcPr>
+            <w:tcW w:type="dxa" w:w="2880"/>
+          </w:tcPr>
+          <w:p>
+            <w:r/>
+            <w:r>
+              <w:rPr>
+                <w:rFonts w:ascii="Microsoft YaHei" w:hAnsi="Microsoft YaHei" w:eastAsia="Microsoft YaHei"/>
+                <w:b/>
+              </w:rPr>
+              <w:t>端载体</w:t>
+            </w:r>
+          </w:p>
+        </w:tc>
+      </w:tr>
+      <w:tr>
+        <w:tc>
+          <w:tcPr>
+            <w:tcW w:type="dxa" w:w="2880"/>
+          </w:tcPr>
+          <w:p>
+            <w:r/>
+            <w:r>
+              <w:rPr>
+                <w:rFonts w:ascii="Microsoft YaHei" w:hAnsi="Microsoft YaHei" w:eastAsia="Microsoft YaHei"/>
+              </w:rPr>
+              <w:t>终端客户（C 端）</w:t>
+            </w:r>
+          </w:p>
+        </w:tc>
+        <w:tc>
+          <w:tcPr>
+            <w:tcW w:type="dxa" w:w="2880"/>
+          </w:tcPr>
+          <w:p>
+            <w:r/>
+            <w:r>
+              <w:rPr>
+                <w:rFonts w:ascii="Microsoft YaHei" w:hAnsi="Microsoft YaHei" w:eastAsia="Microsoft YaHei"/>
+              </w:rPr>
+              <w:t>查覆盖、下单、升档、报修、评价、账单</w:t>
+            </w:r>
+          </w:p>
+        </w:tc>
+        <w:tc>
+          <w:tcPr>
+            <w:tcW w:type="dxa" w:w="2880"/>
+          </w:tcPr>
+          <w:p>
+            <w:r/>
+            <w:r>
+              <w:rPr>
+                <w:rFonts w:ascii="Microsoft YaHei" w:hAnsi="Microsoft YaHei" w:eastAsia="Microsoft YaHei"/>
+              </w:rPr>
+              <w:t>微信小程序客户端（蓝 #2563eb）</w:t>
+            </w:r>
+          </w:p>
+        </w:tc>
+      </w:tr>
+      <w:tr>
+        <w:tc>
+          <w:tcPr>
+            <w:tcW w:type="dxa" w:w="2880"/>
+          </w:tcPr>
+          <w:p>
+            <w:r/>
+            <w:r>
+              <w:rPr>
+                <w:rFonts w:ascii="Microsoft YaHei" w:hAnsi="Microsoft YaHei" w:eastAsia="Microsoft YaHei"/>
+              </w:rPr>
+              <w:t>安装师傅</w:t>
+            </w:r>
+          </w:p>
+        </w:tc>
+        <w:tc>
+          <w:tcPr>
+            <w:tcW w:type="dxa" w:w="2880"/>
+          </w:tcPr>
+          <w:p>
+            <w:r/>
+            <w:r>
+              <w:rPr>
+                <w:rFonts w:ascii="Microsoft YaHei" w:hAnsi="Microsoft YaHei" w:eastAsia="Microsoft YaHei"/>
+              </w:rPr>
+              <w:t>接单、施工、完工、测速、报修处理</w:t>
+            </w:r>
+          </w:p>
+        </w:tc>
+        <w:tc>
+          <w:tcPr>
+            <w:tcW w:type="dxa" w:w="2880"/>
+          </w:tcPr>
+          <w:p>
+            <w:r/>
+            <w:r>
+              <w:rPr>
+                <w:rFonts w:ascii="Microsoft YaHei" w:hAnsi="Microsoft YaHei" w:eastAsia="Microsoft YaHei"/>
+              </w:rPr>
+              <w:t>微信小程序师傅端（橙 #ea580c）</w:t>
+            </w:r>
+          </w:p>
+        </w:tc>
+      </w:tr>
+      <w:tr>
+        <w:tc>
+          <w:tcPr>
+            <w:tcW w:type="dxa" w:w="2880"/>
+          </w:tcPr>
+          <w:p>
+            <w:r/>
+            <w:r>
+              <w:rPr>
+                <w:rFonts w:ascii="Microsoft YaHei" w:hAnsi="Microsoft YaHei" w:eastAsia="Microsoft YaHei"/>
+              </w:rPr>
+              <w:t>运营 / 客服 / 财务</w:t>
+            </w:r>
+          </w:p>
+        </w:tc>
+        <w:tc>
+          <w:tcPr>
+            <w:tcW w:type="dxa" w:w="2880"/>
+          </w:tcPr>
+          <w:p>
+            <w:r/>
+            <w:r>
+              <w:rPr>
+                <w:rFonts w:ascii="Microsoft YaHei" w:hAnsi="Microsoft YaHei" w:eastAsia="Microsoft YaHei"/>
+              </w:rPr>
+              <w:t>订单/客户/套餐/派单/SLA/财务/权限</w:t>
+            </w:r>
+          </w:p>
+        </w:tc>
+        <w:tc>
+          <w:tcPr>
+            <w:tcW w:type="dxa" w:w="2880"/>
+          </w:tcPr>
+          <w:p>
+            <w:r/>
+            <w:r>
+              <w:rPr>
+                <w:rFonts w:ascii="Microsoft YaHei" w:hAnsi="Microsoft YaHei" w:eastAsia="Microsoft YaHei"/>
+              </w:rPr>
+              <w:t>PC 管理后台 web-admin（靛 #4f46e5）</w:t>
+            </w:r>
+          </w:p>
+        </w:tc>
+      </w:tr>
+    </w:tbl>
+    <w:p/>
+    <w:p>
+      <w:pPr>
+        <w:pStyle w:val="Heading2"/>
+      </w:pPr>
+      <w:r>
+        <w:rPr>
+          <w:rFonts w:ascii="Microsoft YaHei" w:hAnsi="Microsoft YaHei" w:eastAsia="Microsoft YaHei"/>
+          <w:b w:val="0"/>
+          <w:i w:val="0"/>
+        </w:rPr>
+        <w:t>二、架构决策（已锁定）</w:t>
       </w:r>
     </w:p>
     <w:p>
       <w:pPr>
-        <w:ind w:left="227"/>
+        <w:pStyle w:val="ListBullet"/>
       </w:pPr>
       <w:r>
         <w:rPr>
-          <w:rFonts w:ascii="宋体" w:hAnsi="宋体" w:eastAsia="宋体"/>
+          <w:rFonts w:ascii="Microsoft YaHei" w:hAnsi="Microsoft YaHei" w:eastAsia="Microsoft YaHei"/>
           <w:b/>
-          <w:color w:val="555555"/>
-          <w:sz w:val="19"/>
-        </w:rPr>
-        <w:t>架构决策（已锁定）</w:t>
-      </w:r>
-      <w:r>
-        <w:rPr>
-          <w:rFonts w:ascii="宋体" w:hAnsi="宋体" w:eastAsia="宋体"/>
-          <w:b w:val="0"/>
-          <w:color w:val="555555"/>
-          <w:sz w:val="19"/>
-        </w:rPr>
-        <w:t xml:space="preserve">：采用 </w:t>
-      </w:r>
-      <w:r>
-        <w:rPr>
-          <w:rFonts w:ascii="宋体" w:hAnsi="宋体" w:eastAsia="宋体"/>
-          <w:b/>
-          <w:color w:val="555555"/>
-          <w:sz w:val="19"/>
+          <w:i w:val="0"/>
         </w:rPr>
         <w:t>单体架构</w:t>
       </w:r>
       <w:r>
         <w:rPr>
-          <w:rFonts w:ascii="宋体" w:hAnsi="宋体" w:eastAsia="宋体"/>
+          <w:rFonts w:ascii="Microsoft YaHei" w:hAnsi="Microsoft YaHei" w:eastAsia="Microsoft YaHei"/>
           <w:b w:val="0"/>
-          <w:color w:val="555555"/>
-          <w:sz w:val="19"/>
+          <w:i w:val="0"/>
         </w:rPr>
-        <w:t xml:space="preserve"> —— 后端为 </w:t>
+        <w:t>：后端为单一 Spring Boot 应用，</w:t>
       </w:r>
       <w:r>
         <w:rPr>
-          <w:rFonts w:ascii="宋体" w:hAnsi="宋体" w:eastAsia="宋体"/>
+          <w:rFonts w:ascii="Microsoft YaHei" w:hAnsi="Microsoft YaHei" w:eastAsia="Microsoft YaHei"/>
           <w:b/>
-          <w:color w:val="555555"/>
-          <w:sz w:val="19"/>
-        </w:rPr>
-        <w:t>单一 Spring Boot 应用</w:t>
-      </w:r>
-      <w:r>
-        <w:rPr>
-          <w:rFonts w:ascii="宋体" w:hAnsi="宋体" w:eastAsia="宋体"/>
-          <w:b w:val="0"/>
-          <w:color w:val="555555"/>
-          <w:sz w:val="19"/>
-        </w:rPr>
-        <w:t>，</w:t>
-      </w:r>
-      <w:r>
-        <w:rPr>
-          <w:rFonts w:ascii="宋体" w:hAnsi="宋体" w:eastAsia="宋体"/>
-          <w:b/>
-          <w:color w:val="555555"/>
-          <w:sz w:val="19"/>
+          <w:i w:val="0"/>
         </w:rPr>
         <w:t>不引入 Spring Cloud / 微服务 / 服务注册发现 / 分布式网关</w:t>
       </w:r>
       <w:r>
         <w:rPr>
-          <w:rFonts w:ascii="宋体" w:hAnsi="宋体" w:eastAsia="宋体"/>
+          <w:rFonts w:ascii="Microsoft YaHei" w:hAnsi="Microsoft YaHei" w:eastAsia="Microsoft YaHei"/>
           <w:b w:val="0"/>
-          <w:color w:val="555555"/>
-          <w:sz w:val="19"/>
+          <w:i w:val="0"/>
         </w:rPr>
-        <w:t xml:space="preserve">；前端 PC 后台为 </w:t>
+        <w:t>。</w:t>
+      </w:r>
+    </w:p>
+    <w:p>
+      <w:pPr>
+        <w:pStyle w:val="ListBullet"/>
+      </w:pPr>
+      <w:r>
+        <w:rPr>
+          <w:rFonts w:ascii="Microsoft YaHei" w:hAnsi="Microsoft YaHei" w:eastAsia="Microsoft YaHei"/>
+          <w:b/>
+          <w:i w:val="0"/>
+        </w:rPr>
+        <w:t>前端形态</w:t>
       </w:r>
       <w:r>
         <w:rPr>
-          <w:rFonts w:ascii="宋体" w:hAnsi="宋体" w:eastAsia="宋体"/>
-          <w:b/>
-          <w:color w:val="555555"/>
-          <w:sz w:val="19"/>
+          <w:rFonts w:ascii="Microsoft YaHei" w:hAnsi="Microsoft YaHei" w:eastAsia="Microsoft YaHei"/>
+          <w:b w:val="0"/>
+          <w:i w:val="0"/>
         </w:rPr>
-        <w:t>Vue 3 单页应用</w:t>
+        <w:t xml:space="preserve">：PC 后台为 Vue 3 单页应用，经 Nginx 反向代理直连后端 </w:t>
       </w:r>
       <w:r>
         <w:rPr>
-          <w:rFonts w:ascii="宋体" w:hAnsi="宋体" w:eastAsia="宋体"/>
           <w:b w:val="0"/>
-          <w:color w:val="555555"/>
-          <w:sz w:val="19"/>
-        </w:rPr>
-        <w:t xml:space="preserve">，经 Nginx 反向代理直连后端 </w:t>
-      </w:r>
-      <w:r>
-        <w:rPr>
+          <w:i w:val="0"/>
           <w:rFonts w:ascii="Consolas" w:hAnsi="Consolas" w:eastAsia="Consolas"/>
-          <w:b w:val="0"/>
-          <w:color w:val="C0392B"/>
-          <w:sz w:val="18"/>
         </w:rPr>
         <w:t>:8082</w:t>
       </w:r>
       <w:r>
         <w:rPr>
-          <w:rFonts w:ascii="宋体" w:hAnsi="宋体" w:eastAsia="宋体"/>
+          <w:rFonts w:ascii="Microsoft YaHei" w:hAnsi="Microsoft YaHei" w:eastAsia="Microsoft YaHei"/>
           <w:b w:val="0"/>
-          <w:color w:val="555555"/>
-          <w:sz w:val="19"/>
+          <w:i w:val="0"/>
         </w:rPr>
-        <w:t xml:space="preserve">。后端业务模块 </w:t>
+        <w:t>。</w:t>
+      </w:r>
+    </w:p>
+    <w:p>
+      <w:pPr>
+        <w:pStyle w:val="ListBullet"/>
+      </w:pPr>
+      <w:r>
+        <w:rPr>
+          <w:rFonts w:ascii="Microsoft YaHei" w:hAnsi="Microsoft YaHei" w:eastAsia="Microsoft YaHei"/>
+          <w:b/>
+          <w:i w:val="0"/>
+        </w:rPr>
+        <w:t>模块上限</w:t>
       </w:r>
       <w:r>
         <w:rPr>
-          <w:rFonts w:ascii="宋体" w:hAnsi="宋体" w:eastAsia="宋体"/>
+          <w:rFonts w:ascii="Microsoft YaHei" w:hAnsi="Microsoft YaHei" w:eastAsia="Microsoft YaHei"/>
+          <w:b w:val="0"/>
+          <w:i w:val="0"/>
+        </w:rPr>
+        <w:t>：后端业务模块上限 5 个，当前 4 个（community / install / product / system）。</w:t>
+      </w:r>
+    </w:p>
+    <w:p>
+      <w:pPr>
+        <w:pStyle w:val="ListBullet"/>
+      </w:pPr>
+      <w:r>
+        <w:rPr>
+          <w:rFonts w:ascii="Microsoft YaHei" w:hAnsi="Microsoft YaHei" w:eastAsia="Microsoft YaHei"/>
           <w:b/>
-          <w:color w:val="555555"/>
-          <w:sz w:val="19"/>
+          <w:i w:val="0"/>
         </w:rPr>
-        <w:t>上限 5 个</w:t>
+        <w:t>配置策略</w:t>
       </w:r>
       <w:r>
         <w:rPr>
-          <w:rFonts w:ascii="宋体" w:hAnsi="宋体" w:eastAsia="宋体"/>
+          <w:rFonts w:ascii="Microsoft YaHei" w:hAnsi="Microsoft YaHei" w:eastAsia="Microsoft YaHei"/>
           <w:b w:val="0"/>
-          <w:color w:val="555555"/>
-          <w:sz w:val="19"/>
+          <w:i w:val="0"/>
         </w:rPr>
-        <w:t>（当前 4 个：community / install / product / system）。配置优先使用 Spring Boot 原生（</w:t>
+        <w:t>：优先使用 Spring Boot 原生（</w:t>
       </w:r>
       <w:r>
         <w:rPr>
+          <w:b w:val="0"/>
+          <w:i w:val="0"/>
           <w:rFonts w:ascii="Consolas" w:hAnsi="Consolas" w:eastAsia="Consolas"/>
-          <w:b w:val="0"/>
-          <w:color w:val="C0392B"/>
-          <w:sz w:val="18"/>
         </w:rPr>
         <w:t>application.yml</w:t>
       </w:r>
       <w:r>
         <w:rPr>
-          <w:rFonts w:ascii="宋体" w:hAnsi="宋体" w:eastAsia="宋体"/>
+          <w:rFonts w:ascii="Microsoft YaHei" w:hAnsi="Microsoft YaHei" w:eastAsia="Microsoft YaHei"/>
           <w:b w:val="0"/>
-          <w:color w:val="555555"/>
-          <w:sz w:val="19"/>
+          <w:i w:val="0"/>
         </w:rPr>
         <w:t xml:space="preserve"> + 环境变量），外部配置中心（含 Apollo）暂不引入。</w:t>
       </w:r>
     </w:p>
+    <w:p>
+      <w:pPr>
+        <w:pStyle w:val="ListBullet"/>
+      </w:pPr>
+      <w:r>
+        <w:rPr>
+          <w:rFonts w:ascii="Microsoft YaHei" w:hAnsi="Microsoft YaHei" w:eastAsia="Microsoft YaHei"/>
+          <w:b/>
+          <w:i w:val="0"/>
+        </w:rPr>
+        <w:t>安全</w:t>
+      </w:r>
+      <w:r>
+        <w:rPr>
+          <w:rFonts w:ascii="Microsoft YaHei" w:hAnsi="Microsoft YaHei" w:eastAsia="Microsoft YaHei"/>
+          <w:b w:val="0"/>
+          <w:i w:val="0"/>
+        </w:rPr>
+        <w:t>：自研 HS256 JWT（零三方依赖）+ Spring Security 6（</w:t>
+      </w:r>
+      <w:r>
+        <w:rPr>
+          <w:b w:val="0"/>
+          <w:i w:val="0"/>
+          <w:rFonts w:ascii="Consolas" w:hAnsi="Consolas" w:eastAsia="Consolas"/>
+        </w:rPr>
+        <w:t>STATELESS</w:t>
+      </w:r>
+      <w:r>
+        <w:rPr>
+          <w:rFonts w:ascii="Microsoft YaHei" w:hAnsi="Microsoft YaHei" w:eastAsia="Microsoft YaHei"/>
+          <w:b w:val="0"/>
+          <w:i w:val="0"/>
+        </w:rPr>
+        <w:t>）+ RBAC。</w:t>
+      </w:r>
+    </w:p>
+    <w:p>
+      <w:pPr>
+        <w:pStyle w:val="Heading2"/>
+      </w:pPr>
+      <w:r>
+        <w:rPr>
+          <w:rFonts w:ascii="Microsoft YaHei" w:hAnsi="Microsoft YaHei" w:eastAsia="Microsoft YaHei"/>
+          <w:b w:val="0"/>
+          <w:i w:val="0"/>
+        </w:rPr>
+        <w:t>三、技术栈总览</w:t>
+      </w:r>
+    </w:p>
     <w:tbl>
       <w:tblPr>
-        <w:tblStyle w:val="TableGrid"/>
+        <w:tblStyle w:val="LightGrid-Accent1"/>
         <w:tblW w:type="auto" w:w="0"/>
-        <w:jc w:val="center"/>
         <w:tblLook w:firstColumn="1" w:firstRow="1" w:lastColumn="0" w:lastRow="0" w:noHBand="0" w:noVBand="1" w:val="04A0"/>
       </w:tblPr>
       <w:tblGrid>
-        <w:gridCol w:w="3249"/>
-        <w:gridCol w:w="3249"/>
-        <w:gridCol w:w="3249"/>
+        <w:gridCol w:w="2880"/>
+        <w:gridCol w:w="2880"/>
+        <w:gridCol w:w="2880"/>
       </w:tblGrid>
       <w:tr>
         <w:tc>
           <w:tcPr>
-            <w:tcW w:type="dxa" w:w="3249"/>
-            <w:shd w:val="clear" w:color="auto" w:fill="1F4E79"/>
+            <w:tcW w:type="dxa" w:w="2880"/>
           </w:tcPr>
           <w:p>
             <w:r/>
             <w:r>
               <w:rPr>
-                <w:rFonts w:ascii="微软雅黑" w:hAnsi="微软雅黑" w:eastAsia="微软雅黑"/>
+                <w:rFonts w:ascii="Microsoft YaHei" w:hAnsi="Microsoft YaHei" w:eastAsia="Microsoft YaHei"/>
                 <w:b/>
-                <w:color w:val="FFFFFF"/>
-                <w:sz w:val="19"/>
               </w:rPr>
               <w:t>端</w:t>
             </w:r>
@@ -639,17 +549,14 @@
         </w:tc>
         <w:tc>
           <w:tcPr>
-            <w:tcW w:type="dxa" w:w="3249"/>
-            <w:shd w:val="clear" w:color="auto" w:fill="1F4E79"/>
+            <w:tcW w:type="dxa" w:w="2880"/>
           </w:tcPr>
           <w:p>
             <w:r/>
             <w:r>
               <w:rPr>
-                <w:rFonts w:ascii="微软雅黑" w:hAnsi="微软雅黑" w:eastAsia="微软雅黑"/>
+                <w:rFonts w:ascii="Microsoft YaHei" w:hAnsi="Microsoft YaHei" w:eastAsia="Microsoft YaHei"/>
                 <w:b/>
-                <w:color w:val="FFFFFF"/>
-                <w:sz w:val="19"/>
               </w:rPr>
               <w:t>技术选型</w:t>
             </w:r>
@@ -657,17 +564,14 @@
         </w:tc>
         <w:tc>
           <w:tcPr>
-            <w:tcW w:type="dxa" w:w="3249"/>
-            <w:shd w:val="clear" w:color="auto" w:fill="1F4E79"/>
+            <w:tcW w:type="dxa" w:w="2880"/>
           </w:tcPr>
           <w:p>
             <w:r/>
             <w:r>
               <w:rPr>
-                <w:rFonts w:ascii="微软雅黑" w:hAnsi="微软雅黑" w:eastAsia="微软雅黑"/>
+                <w:rFonts w:ascii="Microsoft YaHei" w:hAnsi="Microsoft YaHei" w:eastAsia="Microsoft YaHei"/>
                 <w:b/>
-                <w:color w:val="FFFFFF"/>
-                <w:sz w:val="19"/>
               </w:rPr>
               <w:t>状态</w:t>
             </w:r>
@@ -677,15 +581,13 @@
       <w:tr>
         <w:tc>
           <w:tcPr>
-            <w:tcW w:type="dxa" w:w="3249"/>
+            <w:tcW w:type="dxa" w:w="2880"/>
           </w:tcPr>
           <w:p>
             <w:r/>
             <w:r>
               <w:rPr>
-                <w:rFonts w:ascii="宋体" w:hAnsi="宋体" w:eastAsia="宋体"/>
-                <w:b w:val="0"/>
-                <w:sz w:val="19"/>
+                <w:rFonts w:ascii="Microsoft YaHei" w:hAnsi="Microsoft YaHei" w:eastAsia="Microsoft YaHei"/>
               </w:rPr>
               <w:t>微信小程序（客户端 / 师傅端）</w:t>
             </w:r>
@@ -693,15 +595,13 @@
         </w:tc>
         <w:tc>
           <w:tcPr>
-            <w:tcW w:type="dxa" w:w="3249"/>
+            <w:tcW w:type="dxa" w:w="2880"/>
           </w:tcPr>
           <w:p>
             <w:r/>
             <w:r>
               <w:rPr>
-                <w:rFonts w:ascii="宋体" w:hAnsi="宋体" w:eastAsia="宋体"/>
-                <w:b w:val="0"/>
-                <w:sz w:val="19"/>
+                <w:rFonts w:ascii="Microsoft YaHei" w:hAnsi="Microsoft YaHei" w:eastAsia="Microsoft YaHei"/>
               </w:rPr>
               <w:t>微信原生框架（WXML / WXSS / JS / app.json），utils/api.js 请求封装</w:t>
             </w:r>
@@ -709,17 +609,15 @@
         </w:tc>
         <w:tc>
           <w:tcPr>
-            <w:tcW w:type="dxa" w:w="3249"/>
+            <w:tcW w:type="dxa" w:w="2880"/>
           </w:tcPr>
           <w:p>
             <w:r/>
             <w:r>
               <w:rPr>
-                <w:rFonts w:ascii="宋体" w:hAnsi="宋体" w:eastAsia="宋体"/>
-                <w:b w:val="0"/>
-                <w:sz w:val="19"/>
+                <w:rFonts w:ascii="Microsoft YaHei" w:hAnsi="Microsoft YaHei" w:eastAsia="Microsoft YaHei"/>
               </w:rPr>
-              <w:t>✅ 客户端 20 页（含登录态）+ 师傅端 8 页（两独立工程）</w:t>
+              <w:t>✅ 客户端 15 页 + 师傅端 8 页（两独立工程）</w:t>
             </w:r>
           </w:p>
         </w:tc>
@@ -727,16 +625,13 @@
       <w:tr>
         <w:tc>
           <w:tcPr>
-            <w:tcW w:type="dxa" w:w="3249"/>
-            <w:shd w:val="clear" w:color="auto" w:fill="F2F6FA"/>
+            <w:tcW w:type="dxa" w:w="2880"/>
           </w:tcPr>
           <w:p>
             <w:r/>
             <w:r>
               <w:rPr>
-                <w:rFonts w:ascii="宋体" w:hAnsi="宋体" w:eastAsia="宋体"/>
-                <w:b w:val="0"/>
-                <w:sz w:val="19"/>
+                <w:rFonts w:ascii="Microsoft YaHei" w:hAnsi="Microsoft YaHei" w:eastAsia="Microsoft YaHei"/>
               </w:rPr>
               <w:t>PC 后台（web-admin）</w:t>
             </w:r>
@@ -744,35 +639,29 @@
         </w:tc>
         <w:tc>
           <w:tcPr>
-            <w:tcW w:type="dxa" w:w="3249"/>
-            <w:shd w:val="clear" w:color="auto" w:fill="F2F6FA"/>
+            <w:tcW w:type="dxa" w:w="2880"/>
           </w:tcPr>
           <w:p>
             <w:r/>
             <w:r>
               <w:rPr>
-                <w:rFonts w:ascii="宋体" w:hAnsi="宋体" w:eastAsia="宋体"/>
-                <w:b w:val="0"/>
-                <w:sz w:val="19"/>
+                <w:rFonts w:ascii="Microsoft YaHei" w:hAnsi="Microsoft YaHei" w:eastAsia="Microsoft YaHei"/>
               </w:rPr>
-              <w:t>Vue 3 + Element Plus（按需引入）+ Pinia + Vue Router + Vite</w:t>
+              <w:t>Vue 3.5 + Element Plus（按需）+ Pinia + Vue Router + Vite 5</w:t>
             </w:r>
           </w:p>
         </w:tc>
         <w:tc>
           <w:tcPr>
-            <w:tcW w:type="dxa" w:w="3249"/>
-            <w:shd w:val="clear" w:color="auto" w:fill="F2F6FA"/>
+            <w:tcW w:type="dxa" w:w="2880"/>
           </w:tcPr>
           <w:p>
             <w:r/>
             <w:r>
               <w:rPr>
-                <w:rFonts w:ascii="宋体" w:hAnsi="宋体" w:eastAsia="宋体"/>
-                <w:b w:val="0"/>
-                <w:sz w:val="19"/>
+                <w:rFonts w:ascii="Microsoft YaHei" w:hAnsi="Microsoft YaHei" w:eastAsia="Microsoft YaHei"/>
               </w:rPr>
-              <w:t>✅ 已落地（22 业务页 / 22 路由）</w:t>
+              <w:t>✅ 已落地（28 .vue / 23 路由）</w:t>
             </w:r>
           </w:p>
         </w:tc>
@@ -780,15 +669,13 @@
       <w:tr>
         <w:tc>
           <w:tcPr>
-            <w:tcW w:type="dxa" w:w="3249"/>
+            <w:tcW w:type="dxa" w:w="2880"/>
           </w:tcPr>
           <w:p>
             <w:r/>
             <w:r>
               <w:rPr>
-                <w:rFonts w:ascii="宋体" w:hAnsi="宋体" w:eastAsia="宋体"/>
-                <w:b w:val="0"/>
-                <w:sz w:val="19"/>
+                <w:rFonts w:ascii="Microsoft YaHei" w:hAnsi="Microsoft YaHei" w:eastAsia="Microsoft YaHei"/>
               </w:rPr>
               <w:t>后端服务</w:t>
             </w:r>
@@ -796,33 +683,29 @@
         </w:tc>
         <w:tc>
           <w:tcPr>
-            <w:tcW w:type="dxa" w:w="3249"/>
+            <w:tcW w:type="dxa" w:w="2880"/>
           </w:tcPr>
           <w:p>
             <w:r/>
             <w:r>
               <w:rPr>
-                <w:rFonts w:ascii="宋体" w:hAnsi="宋体" w:eastAsia="宋体"/>
-                <w:b w:val="0"/>
-                <w:sz w:val="19"/>
+                <w:rFonts w:ascii="Microsoft YaHei" w:hAnsi="Microsoft YaHei" w:eastAsia="Microsoft YaHei"/>
               </w:rPr>
-              <w:t>Spring Boot 3.2.1 + MyBatis-Plus（boot3 starter）+ JDK 21 + Maven，单体应用，端口 8082</w:t>
+              <w:t>Spring Boot 3.2.1 + MyBatis-Plus（boot3）+ JDK 21 + Maven，单体，端口 8082</w:t>
             </w:r>
           </w:p>
         </w:tc>
         <w:tc>
           <w:tcPr>
-            <w:tcW w:type="dxa" w:w="3249"/>
+            <w:tcW w:type="dxa" w:w="2880"/>
           </w:tcPr>
           <w:p>
             <w:r/>
             <w:r>
               <w:rPr>
-                <w:rFonts w:ascii="宋体" w:hAnsi="宋体" w:eastAsia="宋体"/>
-                <w:b w:val="0"/>
-                <w:sz w:val="19"/>
+                <w:rFonts w:ascii="Microsoft YaHei" w:hAnsi="Microsoft YaHei" w:eastAsia="Microsoft YaHei"/>
               </w:rPr>
-              <w:t>✅ 4 模块 / 56 接口</w:t>
+              <w:t>✅ 4 模块 / 62+ 接口（含 V1.13 报修）</w:t>
             </w:r>
           </w:p>
         </w:tc>
@@ -830,16 +713,13 @@
       <w:tr>
         <w:tc>
           <w:tcPr>
-            <w:tcW w:type="dxa" w:w="3249"/>
-            <w:shd w:val="clear" w:color="auto" w:fill="F2F6FA"/>
+            <w:tcW w:type="dxa" w:w="2880"/>
           </w:tcPr>
           <w:p>
             <w:r/>
             <w:r>
               <w:rPr>
-                <w:rFonts w:ascii="宋体" w:hAnsi="宋体" w:eastAsia="宋体"/>
-                <w:b w:val="0"/>
-                <w:sz w:val="19"/>
+                <w:rFonts w:ascii="Microsoft YaHei" w:hAnsi="Microsoft YaHei" w:eastAsia="Microsoft YaHei"/>
               </w:rPr>
               <w:t>数据库</w:t>
             </w:r>
@@ -847,33 +727,27 @@
         </w:tc>
         <w:tc>
           <w:tcPr>
-            <w:tcW w:type="dxa" w:w="3249"/>
-            <w:shd w:val="clear" w:color="auto" w:fill="F2F6FA"/>
+            <w:tcW w:type="dxa" w:w="2880"/>
           </w:tcPr>
           <w:p>
             <w:r/>
             <w:r>
               <w:rPr>
-                <w:rFonts w:ascii="宋体" w:hAnsi="宋体" w:eastAsia="宋体"/>
-                <w:b w:val="0"/>
-                <w:sz w:val="19"/>
+                <w:rFonts w:ascii="Microsoft YaHei" w:hAnsi="Microsoft YaHei" w:eastAsia="Microsoft YaHei"/>
               </w:rPr>
-              <w:t>MySQL 8.4（25 张表 + 幂等初始化脚本，启动自动建表）</w:t>
+              <w:t>MySQL 8.4（31 张表 + 幂等初始化脚本，启动自动建表）</w:t>
             </w:r>
           </w:p>
         </w:tc>
         <w:tc>
           <w:tcPr>
-            <w:tcW w:type="dxa" w:w="3249"/>
-            <w:shd w:val="clear" w:color="auto" w:fill="F2F6FA"/>
+            <w:tcW w:type="dxa" w:w="2880"/>
           </w:tcPr>
           <w:p>
             <w:r/>
             <w:r>
               <w:rPr>
-                <w:rFonts w:ascii="宋体" w:hAnsi="宋体" w:eastAsia="宋体"/>
-                <w:b w:val="0"/>
-                <w:sz w:val="19"/>
+                <w:rFonts w:ascii="Microsoft YaHei" w:hAnsi="Microsoft YaHei" w:eastAsia="Microsoft YaHei"/>
               </w:rPr>
               <w:t>✅ 已接入</w:t>
             </w:r>
@@ -883,15 +757,13 @@
       <w:tr>
         <w:tc>
           <w:tcPr>
-            <w:tcW w:type="dxa" w:w="3249"/>
+            <w:tcW w:type="dxa" w:w="2880"/>
           </w:tcPr>
           <w:p>
             <w:r/>
             <w:r>
               <w:rPr>
-                <w:rFonts w:ascii="宋体" w:hAnsi="宋体" w:eastAsia="宋体"/>
-                <w:b w:val="0"/>
-                <w:sz w:val="19"/>
+                <w:rFonts w:ascii="Microsoft YaHei" w:hAnsi="Microsoft YaHei" w:eastAsia="Microsoft YaHei"/>
               </w:rPr>
               <w:t>权限</w:t>
             </w:r>
@@ -899,33 +771,29 @@
         </w:tc>
         <w:tc>
           <w:tcPr>
-            <w:tcW w:type="dxa" w:w="3249"/>
+            <w:tcW w:type="dxa" w:w="2880"/>
           </w:tcPr>
           <w:p>
             <w:r/>
             <w:r>
               <w:rPr>
-                <w:rFonts w:ascii="宋体" w:hAnsi="宋体" w:eastAsia="宋体"/>
-                <w:b w:val="0"/>
-                <w:sz w:val="19"/>
+                <w:rFonts w:ascii="Microsoft YaHei" w:hAnsi="Microsoft YaHei" w:eastAsia="Microsoft YaHei"/>
               </w:rPr>
-              <w:t>Spring Security 6 + 自研 JWT（HS256，零三方依赖）+ RBAC</w:t>
+              <w:t>Spring Security 6 + 自研 JWT（HS256）+ RBAC</w:t>
             </w:r>
           </w:p>
         </w:tc>
         <w:tc>
           <w:tcPr>
-            <w:tcW w:type="dxa" w:w="3249"/>
+            <w:tcW w:type="dxa" w:w="2880"/>
           </w:tcPr>
           <w:p>
             <w:r/>
             <w:r>
               <w:rPr>
-                <w:rFonts w:ascii="宋体" w:hAnsi="宋体" w:eastAsia="宋体"/>
-                <w:b w:val="0"/>
-                <w:sz w:val="19"/>
+                <w:rFonts w:ascii="Microsoft YaHei" w:hAnsi="Microsoft YaHei" w:eastAsia="Microsoft YaHei"/>
               </w:rPr>
-              <w:t>✅ 已落地（5 角色 / 21 权限码）</w:t>
+              <w:t>✅ 5 角色 / 21 权限码 / 26 菜单</w:t>
             </w:r>
           </w:p>
         </w:tc>
@@ -933,16 +801,57 @@
       <w:tr>
         <w:tc>
           <w:tcPr>
-            <w:tcW w:type="dxa" w:w="3249"/>
-            <w:shd w:val="clear" w:color="auto" w:fill="F2F6FA"/>
+            <w:tcW w:type="dxa" w:w="2880"/>
           </w:tcPr>
           <w:p>
             <w:r/>
             <w:r>
               <w:rPr>
-                <w:rFonts w:ascii="宋体" w:hAnsi="宋体" w:eastAsia="宋体"/>
-                <w:b w:val="0"/>
-                <w:sz w:val="19"/>
+                <w:rFonts w:ascii="Microsoft YaHei" w:hAnsi="Microsoft YaHei" w:eastAsia="Microsoft YaHei"/>
+              </w:rPr>
+              <w:t>监控</w:t>
+            </w:r>
+          </w:p>
+        </w:tc>
+        <w:tc>
+          <w:tcPr>
+            <w:tcW w:type="dxa" w:w="2880"/>
+          </w:tcPr>
+          <w:p>
+            <w:r/>
+            <w:r>
+              <w:rPr>
+                <w:rFonts w:ascii="Microsoft YaHei" w:hAnsi="Microsoft YaHei" w:eastAsia="Microsoft YaHei"/>
+              </w:rPr>
+              <w:t>Actuator + Micrometer-Prometheus</w:t>
+            </w:r>
+          </w:p>
+        </w:tc>
+        <w:tc>
+          <w:tcPr>
+            <w:tcW w:type="dxa" w:w="2880"/>
+          </w:tcPr>
+          <w:p>
+            <w:r/>
+            <w:r>
+              <w:rPr>
+                <w:rFonts w:ascii="Microsoft YaHei" w:hAnsi="Microsoft YaHei" w:eastAsia="Microsoft YaHei"/>
+              </w:rPr>
+              <w:t>✅ /actuator/prometheus 已开放</w:t>
+            </w:r>
+          </w:p>
+        </w:tc>
+      </w:tr>
+      <w:tr>
+        <w:tc>
+          <w:tcPr>
+            <w:tcW w:type="dxa" w:w="2880"/>
+          </w:tcPr>
+          <w:p>
+            <w:r/>
+            <w:r>
+              <w:rPr>
+                <w:rFonts w:ascii="Microsoft YaHei" w:hAnsi="Microsoft YaHei" w:eastAsia="Microsoft YaHei"/>
               </w:rPr>
               <w:t>配置</w:t>
             </w:r>
@@ -950,33 +859,27 @@
         </w:tc>
         <w:tc>
           <w:tcPr>
-            <w:tcW w:type="dxa" w:w="3249"/>
-            <w:shd w:val="clear" w:color="auto" w:fill="F2F6FA"/>
+            <w:tcW w:type="dxa" w:w="2880"/>
           </w:tcPr>
           <w:p>
             <w:r/>
             <w:r>
               <w:rPr>
-                <w:rFonts w:ascii="宋体" w:hAnsi="宋体" w:eastAsia="宋体"/>
-                <w:b w:val="0"/>
-                <w:sz w:val="19"/>
+                <w:rFonts w:ascii="Microsoft YaHei" w:hAnsi="Microsoft YaHei" w:eastAsia="Microsoft YaHei"/>
               </w:rPr>
-              <w:t>Spring Boot 原生（application.yml + 环境变量）</w:t>
+              <w:t>Spring Boot 原生（yml + 环境变量）</w:t>
             </w:r>
           </w:p>
         </w:tc>
         <w:tc>
           <w:tcPr>
-            <w:tcW w:type="dxa" w:w="3249"/>
-            <w:shd w:val="clear" w:color="auto" w:fill="F2F6FA"/>
+            <w:tcW w:type="dxa" w:w="2880"/>
           </w:tcPr>
           <w:p>
             <w:r/>
             <w:r>
               <w:rPr>
-                <w:rFonts w:ascii="宋体" w:hAnsi="宋体" w:eastAsia="宋体"/>
-                <w:b w:val="0"/>
-                <w:sz w:val="19"/>
+                <w:rFonts w:ascii="Microsoft YaHei" w:hAnsi="Microsoft YaHei" w:eastAsia="Microsoft YaHei"/>
               </w:rPr>
               <w:t>✅ 采用</w:t>
             </w:r>
@@ -986,333 +889,29 @@
     </w:tbl>
     <w:p/>
     <w:p>
-      <w:pPr>
-        <w:pStyle w:val="Heading1"/>
-      </w:pPr>
       <w:r>
         <w:rPr>
-          <w:rFonts w:ascii="微软雅黑" w:hAnsi="微软雅黑" w:eastAsia="微软雅黑"/>
-          <w:b/>
-          <w:color w:val="1F4E79"/>
-          <w:sz w:val="30"/>
+          <w:rFonts w:ascii="Microsoft YaHei" w:hAnsi="Microsoft YaHei" w:eastAsia="Microsoft YaHei"/>
+          <w:b w:val="0"/>
+          <w:i w:val="0"/>
         </w:rPr>
-        <w:t>三、目录结构</w:t>
+        <w:t xml:space="preserve">接口数口径：规划基线 62 个，V1.11 交易闭环后扩展为 80+（含退款/发票/评价回填），V1.13 故障报修新增 </w:t>
       </w:r>
-    </w:p>
-    <w:p>
       <w:r>
         <w:rPr>
+          <w:b w:val="0"/>
+          <w:i w:val="0"/>
           <w:rFonts w:ascii="Consolas" w:hAnsi="Consolas" w:eastAsia="Consolas"/>
-          <w:b w:val="0"/>
-          <w:color w:val="C0392B"/>
-          <w:sz w:val="20"/>
         </w:rPr>
-        <w:t>`</w:t>
+        <w:t>repair/*</w:t>
       </w:r>
-    </w:p>
-    <w:p>
       <w:r>
         <w:rPr>
-          <w:rFonts w:ascii="宋体" w:hAnsi="宋体" w:eastAsia="宋体"/>
+          <w:rFonts w:ascii="Microsoft YaHei" w:hAnsi="Microsoft YaHei" w:eastAsia="Microsoft YaHei"/>
           <w:b w:val="0"/>
-          <w:sz w:val="21"/>
+          <w:i w:val="0"/>
         </w:rPr>
-        <w:t>宽带业务管理系统/</w:t>
-      </w:r>
-    </w:p>
-    <w:p>
-      <w:r>
-        <w:rPr>
-          <w:rFonts w:ascii="宋体" w:hAnsi="宋体" w:eastAsia="宋体"/>
-          <w:b w:val="0"/>
-          <w:sz w:val="21"/>
-        </w:rPr>
-        <w:t>├── broadband-design/index.html   # 功能页面设计稿（HTML 线框，v1.9）</w:t>
-      </w:r>
-    </w:p>
-    <w:p>
-      <w:r>
-        <w:rPr>
-          <w:rFonts w:ascii="宋体" w:hAnsi="宋体" w:eastAsia="宋体"/>
-          <w:b w:val="0"/>
-          <w:sz w:val="21"/>
-        </w:rPr>
-        <w:t>├── broadband-miniapp/            # 微信小程序客户端（蓝 #2563eb，20 页 + 登录态）</w:t>
-      </w:r>
-    </w:p>
-    <w:p>
-      <w:r>
-        <w:rPr>
-          <w:rFonts w:ascii="宋体" w:hAnsi="宋体" w:eastAsia="宋体"/>
-          <w:b w:val="0"/>
-          <w:sz w:val="21"/>
-        </w:rPr>
-        <w:t>│   ├── app.js / app.json / app.wxss</w:t>
-      </w:r>
-    </w:p>
-    <w:p>
-      <w:r>
-        <w:rPr>
-          <w:rFonts w:ascii="宋体" w:hAnsi="宋体" w:eastAsia="宋体"/>
-          <w:b w:val="0"/>
-          <w:sz w:val="21"/>
-        </w:rPr>
-        <w:t>│   ├── utils/api.js · auth.js    # 接口封装（Bearer 注入）+ 登录态校验</w:t>
-      </w:r>
-    </w:p>
-    <w:p>
-      <w:r>
-        <w:rPr>
-          <w:rFonts w:ascii="宋体" w:hAnsi="宋体" w:eastAsia="宋体"/>
-          <w:b w:val="0"/>
-          <w:sz w:val="21"/>
-        </w:rPr>
-        <w:t>│   └── pages/                    # 20 个页面（见第四节）</w:t>
-      </w:r>
-    </w:p>
-    <w:p>
-      <w:r>
-        <w:rPr>
-          <w:rFonts w:ascii="宋体" w:hAnsi="宋体" w:eastAsia="宋体"/>
-          <w:b w:val="0"/>
-          <w:sz w:val="21"/>
-        </w:rPr>
-        <w:t>├── broadband-worker/             # ★ 安装师傅端小程序（橙 #ea580c，8 页 + 登录态，独立工程）</w:t>
-      </w:r>
-    </w:p>
-    <w:p>
-      <w:r>
-        <w:rPr>
-          <w:rFonts w:ascii="宋体" w:hAnsi="宋体" w:eastAsia="宋体"/>
-          <w:b w:val="0"/>
-          <w:sz w:val="21"/>
-        </w:rPr>
-        <w:t>│   ├── app.js / app.json / app.wxss / project.config.json / sitemap.json</w:t>
-      </w:r>
-    </w:p>
-    <w:p>
-      <w:r>
-        <w:rPr>
-          <w:rFonts w:ascii="宋体" w:hAnsi="宋体" w:eastAsia="宋体"/>
-          <w:b w:val="0"/>
-          <w:sz w:val="21"/>
-        </w:rPr>
-        <w:t>│   ├── utils/api.js · auth.js    # 师傅端请求封装（Bearer 注入）</w:t>
-      </w:r>
-    </w:p>
-    <w:p>
-      <w:r>
-        <w:rPr>
-          <w:rFonts w:ascii="宋体" w:hAnsi="宋体" w:eastAsia="宋体"/>
-          <w:b w:val="0"/>
-          <w:sz w:val="21"/>
-        </w:rPr>
-        <w:t>│   └── pages/                    # 8 个页面（见第四节）</w:t>
-      </w:r>
-    </w:p>
-    <w:p>
-      <w:r>
-        <w:rPr>
-          <w:rFonts w:ascii="宋体" w:hAnsi="宋体" w:eastAsia="宋体"/>
-          <w:b w:val="0"/>
-          <w:sz w:val="21"/>
-        </w:rPr>
-        <w:t>├── web-admin/                    # ★ PC 运营后台（Vue 3 单页应用）</w:t>
-      </w:r>
-    </w:p>
-    <w:p>
-      <w:r>
-        <w:rPr>
-          <w:rFonts w:ascii="宋体" w:hAnsi="宋体" w:eastAsia="宋体"/>
-          <w:b w:val="0"/>
-          <w:sz w:val="21"/>
-        </w:rPr>
-        <w:t>│   ├── vite.config.js            # 按需引入 Element Plus + /api 代理到 :8082</w:t>
-      </w:r>
-    </w:p>
-    <w:p>
-      <w:r>
-        <w:rPr>
-          <w:rFonts w:ascii="宋体" w:hAnsi="宋体" w:eastAsia="宋体"/>
-          <w:b w:val="0"/>
-          <w:sz w:val="21"/>
-        </w:rPr>
-        <w:t>│   ├── .env.development / .env.production</w:t>
-      </w:r>
-    </w:p>
-    <w:p>
-      <w:r>
-        <w:rPr>
-          <w:rFonts w:ascii="宋体" w:hAnsi="宋体" w:eastAsia="宋体"/>
-          <w:b w:val="0"/>
-          <w:sz w:val="21"/>
-        </w:rPr>
-        <w:t>│   └── src/</w:t>
-      </w:r>
-    </w:p>
-    <w:p>
-      <w:r>
-        <w:rPr>
-          <w:rFonts w:ascii="宋体" w:hAnsi="宋体" w:eastAsia="宋体"/>
-          <w:b w:val="0"/>
-          <w:sz w:val="21"/>
-        </w:rPr>
-        <w:t>│       ├── api/                  # request.js（token 注入 + 401 处理）+ auth/business/system</w:t>
-      </w:r>
-    </w:p>
-    <w:p>
-      <w:r>
-        <w:rPr>
-          <w:rFonts w:ascii="宋体" w:hAnsi="宋体" w:eastAsia="宋体"/>
-          <w:b w:val="0"/>
-          <w:sz w:val="21"/>
-        </w:rPr>
-        <w:t>│       ├── layout/               # 侧边栏（后端菜单树驱动）/ 顶栏 / 面包屑</w:t>
-      </w:r>
-    </w:p>
-    <w:p>
-      <w:r>
-        <w:rPr>
-          <w:rFonts w:ascii="宋体" w:hAnsi="宋体" w:eastAsia="宋体"/>
-          <w:b w:val="0"/>
-          <w:sz w:val="21"/>
-        </w:rPr>
-        <w:t>│       ├── router/               # routes.js（22 条路由，meta.perm 与后端权限码同源）</w:t>
-      </w:r>
-    </w:p>
-    <w:p>
-      <w:r>
-        <w:rPr>
-          <w:rFonts w:ascii="宋体" w:hAnsi="宋体" w:eastAsia="宋体"/>
-          <w:b w:val="0"/>
-          <w:sz w:val="21"/>
-        </w:rPr>
-        <w:t>│       ├── store/                # user（token + profile + menus）/ app</w:t>
-      </w:r>
-    </w:p>
-    <w:p>
-      <w:r>
-        <w:rPr>
-          <w:rFonts w:ascii="宋体" w:hAnsi="宋体" w:eastAsia="宋体"/>
-          <w:b w:val="0"/>
-          <w:sz w:val="21"/>
-        </w:rPr>
-        <w:t>│       └── views/                # 25 个 .vue 页面</w:t>
-      </w:r>
-    </w:p>
-    <w:p>
-      <w:r>
-        <w:rPr>
-          <w:rFonts w:ascii="宋体" w:hAnsi="宋体" w:eastAsia="宋体"/>
-          <w:b w:val="0"/>
-          <w:sz w:val="21"/>
-        </w:rPr>
-        <w:t>├── backend/                      # Spring Boot 后端（单体）</w:t>
-      </w:r>
-    </w:p>
-    <w:p>
-      <w:r>
-        <w:rPr>
-          <w:rFonts w:ascii="宋体" w:hAnsi="宋体" w:eastAsia="宋体"/>
-          <w:b w:val="0"/>
-          <w:sz w:val="21"/>
-        </w:rPr>
-        <w:t>│   ├── pom.xml</w:t>
-      </w:r>
-    </w:p>
-    <w:p>
-      <w:r>
-        <w:rPr>
-          <w:rFonts w:ascii="宋体" w:hAnsi="宋体" w:eastAsia="宋体"/>
-          <w:b w:val="0"/>
-          <w:sz w:val="21"/>
-        </w:rPr>
-        <w:t>│   ├── src/main/java/com/broadband/</w:t>
-      </w:r>
-    </w:p>
-    <w:p>
-      <w:r>
-        <w:rPr>
-          <w:rFonts w:ascii="宋体" w:hAnsi="宋体" w:eastAsia="宋体"/>
-          <w:b w:val="0"/>
-          <w:sz w:val="21"/>
-        </w:rPr>
-        <w:t>│   │   ├── community/  install/  product/  system/   # 4 个业务模块 + common 公共层</w:t>
-      </w:r>
-    </w:p>
-    <w:p>
-      <w:r>
-        <w:rPr>
-          <w:rFonts w:ascii="宋体" w:hAnsi="宋体" w:eastAsia="宋体"/>
-          <w:b w:val="0"/>
-          <w:sz w:val="21"/>
-        </w:rPr>
-        <w:t>│   ├── src/main/resources/</w:t>
-      </w:r>
-    </w:p>
-    <w:p>
-      <w:r>
-        <w:rPr>
-          <w:rFonts w:ascii="宋体" w:hAnsi="宋体" w:eastAsia="宋体"/>
-          <w:b w:val="0"/>
-          <w:sz w:val="21"/>
-        </w:rPr>
-        <w:t>│   │   ├── application.yml        # 数据源/端口（环境变量注入，密码不落盘）</w:t>
-      </w:r>
-    </w:p>
-    <w:p>
-      <w:r>
-        <w:rPr>
-          <w:rFonts w:ascii="宋体" w:hAnsi="宋体" w:eastAsia="宋体"/>
-          <w:b w:val="0"/>
-          <w:sz w:val="21"/>
-        </w:rPr>
-        <w:t>│   │   └── db/schema.sql + data.sql  # 25 张表（幂等，启动自动执行）</w:t>
-      </w:r>
-    </w:p>
-    <w:p>
-      <w:r>
-        <w:rPr>
-          <w:rFonts w:ascii="宋体" w:hAnsi="宋体" w:eastAsia="宋体"/>
-          <w:b w:val="0"/>
-          <w:sz w:val="21"/>
-        </w:rPr>
-        <w:t>│   └── README.md / SLA.md / PKG_TRAFFIC.md / RBAC.md   # 模块级说明</w:t>
-      </w:r>
-    </w:p>
-    <w:p>
-      <w:r>
-        <w:rPr>
-          <w:rFonts w:ascii="宋体" w:hAnsi="宋体" w:eastAsia="宋体"/>
-          <w:b w:val="0"/>
-          <w:sz w:val="21"/>
-        </w:rPr>
-        <w:t>└── docs/                         # 本目录：4 份说明书 + 本总览</w:t>
-      </w:r>
-    </w:p>
-    <w:p>
-      <w:r>
-        <w:rPr>
-          <w:rFonts w:ascii="Consolas" w:hAnsi="Consolas" w:eastAsia="Consolas"/>
-          <w:b w:val="0"/>
-          <w:color w:val="C0392B"/>
-          <w:sz w:val="20"/>
-        </w:rPr>
-        <w:t>`</w:t>
-      </w:r>
-    </w:p>
-    <w:p>
-      <w:pPr>
-        <w:pStyle w:val="Heading1"/>
-      </w:pPr>
-      <w:r>
-        <w:rPr>
-          <w:rFonts w:ascii="微软雅黑" w:hAnsi="微软雅黑" w:eastAsia="微软雅黑"/>
-          <w:b/>
-          <w:color w:val="1F4E79"/>
-          <w:sz w:val="30"/>
-        </w:rPr>
-        <w:t>四、三端说明</w:t>
+        <w:t xml:space="preserve"> 与字典/配置后台。</w:t>
       </w:r>
     </w:p>
     <w:p>
@@ -1321,118 +920,140 @@
       </w:pPr>
       <w:r>
         <w:rPr>
-          <w:rFonts w:ascii="微软雅黑" w:hAnsi="微软雅黑" w:eastAsia="微软雅黑"/>
-          <w:b/>
-          <w:color w:val="1F4E79"/>
-          <w:sz w:val="25"/>
+          <w:rFonts w:ascii="Microsoft YaHei" w:hAnsi="Microsoft YaHei" w:eastAsia="Microsoft YaHei"/>
+          <w:b w:val="0"/>
+          <w:i w:val="0"/>
         </w:rPr>
-        <w:t>4.1 微信小程序（客户端）— 20 个页面</w:t>
+        <w:t>四、目录结构</w:t>
+      </w:r>
+    </w:p>
+    <w:p>
+      <w:r>
+        <w:rPr>
+          <w:b w:val="0"/>
+          <w:i w:val="0"/>
+          <w:rFonts w:ascii="Consolas" w:hAnsi="Consolas" w:eastAsia="Consolas"/>
+        </w:rPr>
+        <w:t>宽带业务管理系统/</w:t>
+        <w:br/>
+        <w:t>├── broadband-miniapp/            # 微信小程序客户端（蓝 #2563eb，15 页 + 登录态）</w:t>
+        <w:br/>
+        <w:t>│   ├── app.js / app.json / app.wxss</w:t>
+        <w:br/>
+        <w:t>│   ├── utils/api.js · auth.js    # 接口封装（Bearer 注入）+ 登录态校验</w:t>
+        <w:br/>
+        <w:t>│   └── pages/                    # 首页/服务/套餐/订单/我的/报修 等</w:t>
+        <w:br/>
+        <w:t>├── broadband-worker/             # 安装师傅端小程序（橙 #ea580c，8 页，独立工程）</w:t>
+        <w:br/>
+        <w:t>│   ├── utils/api.js · auth.js</w:t>
+        <w:br/>
+        <w:t>│   └── pages/                    # 首页/工单/完工/排班/路线 等</w:t>
+        <w:br/>
+        <w:t>├── web-admin/                    # PC 运营后台（Vue 3 单页应用）</w:t>
+        <w:br/>
+        <w:t>│   ├── vite.config.js            # Element Plus 按需 + /api 代理到 :8082</w:t>
+        <w:br/>
+        <w:t>│   └── src/{api,layout,router,store,views}</w:t>
+        <w:br/>
+        <w:t>├── backend/                      # Spring Boot 后端（单体，:8082）</w:t>
+        <w:br/>
+        <w:t>│   ├── pom.xml</w:t>
+        <w:br/>
+        <w:t>│   ├── src/main/java/com/broadband/{community,install,product,system,common}</w:t>
+        <w:br/>
+        <w:t>│   ├── src/main/resources/{application.yml, db/schema.sql, db/data.sql}</w:t>
+        <w:br/>
+        <w:t>│   └── README.md / SLA.md / PKG_TRAFFIC.md / RBAC.md</w:t>
+        <w:br/>
+        <w:t>├── broadband-design/             # 设计稿 HTML</w:t>
+        <w:br/>
+        <w:t>├── scripts/                      # loop_test.py / k6-load-test.js / prometheus/</w:t>
+        <w:br/>
+        <w:t>└── docs/                        # 本文档所在</w:t>
+        <w:br/>
       </w:r>
     </w:p>
     <w:p>
       <w:pPr>
-        <w:ind w:left="227"/>
+        <w:pStyle w:val="Heading2"/>
       </w:pPr>
       <w:r>
         <w:rPr>
-          <w:rFonts w:ascii="Consolas" w:hAnsi="Consolas" w:eastAsia="Consolas"/>
+          <w:rFonts w:ascii="Microsoft YaHei" w:hAnsi="Microsoft YaHei" w:eastAsia="Microsoft YaHei"/>
           <w:b w:val="0"/>
-          <w:color w:val="C0392B"/>
-          <w:sz w:val="18"/>
+          <w:i w:val="0"/>
         </w:rPr>
-        <w:t>broadband-miniapp/</w:t>
+        <w:t>五、功能模块清单</w:t>
       </w:r>
+    </w:p>
+    <w:p>
+      <w:pPr>
+        <w:pStyle w:val="Heading3"/>
+      </w:pPr>
       <w:r>
         <w:rPr>
-          <w:rFonts w:ascii="宋体" w:hAnsi="宋体" w:eastAsia="宋体"/>
+          <w:rFonts w:ascii="Microsoft YaHei" w:hAnsi="Microsoft YaHei" w:eastAsia="Microsoft YaHei"/>
           <w:b w:val="0"/>
-          <w:color w:val="555555"/>
-          <w:sz w:val="19"/>
+          <w:i w:val="0"/>
         </w:rPr>
-        <w:t xml:space="preserve">，蓝 </w:t>
-      </w:r>
-      <w:r>
-        <w:rPr>
-          <w:rFonts w:ascii="Consolas" w:hAnsi="Consolas" w:eastAsia="Consolas"/>
-          <w:b w:val="0"/>
-          <w:color w:val="C0392B"/>
-          <w:sz w:val="18"/>
-        </w:rPr>
-        <w:t>#2563eb</w:t>
-      </w:r>
-      <w:r>
-        <w:rPr>
-          <w:rFonts w:ascii="宋体" w:hAnsi="宋体" w:eastAsia="宋体"/>
-          <w:b w:val="0"/>
-          <w:color w:val="555555"/>
-          <w:sz w:val="19"/>
-        </w:rPr>
-        <w:t>，微信原生。设计稿规划的 20 页</w:t>
-      </w:r>
-      <w:r>
-        <w:rPr>
-          <w:rFonts w:ascii="宋体" w:hAnsi="宋体" w:eastAsia="宋体"/>
-          <w:b/>
-          <w:color w:val="555555"/>
-          <w:sz w:val="19"/>
-        </w:rPr>
-        <w:t>已全部落页</w:t>
-      </w:r>
-      <w:r>
-        <w:rPr>
-          <w:rFonts w:ascii="宋体" w:hAnsi="宋体" w:eastAsia="宋体"/>
-          <w:b w:val="0"/>
-          <w:color w:val="555555"/>
-          <w:sz w:val="19"/>
-        </w:rPr>
-        <w:t>，并接入登录态骨架。</w:t>
+        <w:t>5.1 后端服务模块（4 个业务模块 + common 公共层）</w:t>
       </w:r>
     </w:p>
     <w:tbl>
       <w:tblPr>
-        <w:tblStyle w:val="TableGrid"/>
+        <w:tblStyle w:val="LightGrid-Accent1"/>
         <w:tblW w:type="auto" w:w="0"/>
-        <w:jc w:val="center"/>
         <w:tblLook w:firstColumn="1" w:firstRow="1" w:lastColumn="0" w:lastRow="0" w:noHBand="0" w:noVBand="1" w:val="04A0"/>
       </w:tblPr>
       <w:tblGrid>
-        <w:gridCol w:w="4873"/>
-        <w:gridCol w:w="4873"/>
+        <w:gridCol w:w="2880"/>
+        <w:gridCol w:w="2880"/>
+        <w:gridCol w:w="2880"/>
       </w:tblGrid>
       <w:tr>
         <w:tc>
           <w:tcPr>
-            <w:tcW w:type="dxa" w:w="4873"/>
-            <w:shd w:val="clear" w:color="auto" w:fill="1F4E79"/>
+            <w:tcW w:type="dxa" w:w="2880"/>
           </w:tcPr>
           <w:p>
             <w:r/>
             <w:r>
               <w:rPr>
-                <w:rFonts w:ascii="微软雅黑" w:hAnsi="微软雅黑" w:eastAsia="微软雅黑"/>
+                <w:rFonts w:ascii="Microsoft YaHei" w:hAnsi="Microsoft YaHei" w:eastAsia="Microsoft YaHei"/>
                 <w:b/>
-                <w:color w:val="FFFFFF"/>
-                <w:sz w:val="19"/>
               </w:rPr>
-              <w:t>分组</w:t>
+              <w:t>模块</w:t>
             </w:r>
           </w:p>
         </w:tc>
         <w:tc>
           <w:tcPr>
-            <w:tcW w:type="dxa" w:w="4873"/>
-            <w:shd w:val="clear" w:color="auto" w:fill="1F4E79"/>
+            <w:tcW w:type="dxa" w:w="2880"/>
           </w:tcPr>
           <w:p>
             <w:r/>
             <w:r>
               <w:rPr>
-                <w:rFonts w:ascii="微软雅黑" w:hAnsi="微软雅黑" w:eastAsia="微软雅黑"/>
+                <w:rFonts w:ascii="Microsoft YaHei" w:hAnsi="Microsoft YaHei" w:eastAsia="Microsoft YaHei"/>
                 <w:b/>
-                <w:color w:val="FFFFFF"/>
-                <w:sz w:val="19"/>
               </w:rPr>
-              <w:t>页面</w:t>
+              <w:t>职责</w:t>
+            </w:r>
+          </w:p>
+        </w:tc>
+        <w:tc>
+          <w:tcPr>
+            <w:tcW w:type="dxa" w:w="2880"/>
+          </w:tcPr>
+          <w:p>
+            <w:r/>
+            <w:r>
+              <w:rPr>
+                <w:rFonts w:ascii="Microsoft YaHei" w:hAnsi="Microsoft YaHei" w:eastAsia="Microsoft YaHei"/>
+                <w:b/>
+              </w:rPr>
+              <w:t>关键能力</w:t>
             </w:r>
           </w:p>
         </w:tc>
@@ -1440,110 +1061,43 @@
       <w:tr>
         <w:tc>
           <w:tcPr>
-            <w:tcW w:type="dxa" w:w="4873"/>
+            <w:tcW w:type="dxa" w:w="2880"/>
           </w:tcPr>
           <w:p>
             <w:r/>
             <w:r>
               <w:rPr>
-                <w:rFonts w:ascii="宋体" w:hAnsi="宋体" w:eastAsia="宋体"/>
-                <w:b w:val="0"/>
-                <w:sz w:val="19"/>
+                <w:rFonts w:ascii="Microsoft YaHei" w:hAnsi="Microsoft YaHei" w:eastAsia="Microsoft YaHei"/>
               </w:rPr>
-              <w:t>核心</w:t>
+              <w:t>community</w:t>
             </w:r>
           </w:p>
         </w:tc>
         <w:tc>
           <w:tcPr>
-            <w:tcW w:type="dxa" w:w="4873"/>
+            <w:tcW w:type="dxa" w:w="2880"/>
           </w:tcPr>
           <w:p>
             <w:r/>
             <w:r>
               <w:rPr>
-                <w:rFonts w:ascii="宋体" w:hAnsi="宋体" w:eastAsia="宋体"/>
-                <w:b w:val="0"/>
-                <w:sz w:val="19"/>
+                <w:rFonts w:ascii="Microsoft YaHei" w:hAnsi="Microsoft YaHei" w:eastAsia="Microsoft YaHei"/>
               </w:rPr>
-              <w:t xml:space="preserve">首页 </w:t>
+              <w:t>小区覆盖、需求登记</w:t>
             </w:r>
+          </w:p>
+        </w:tc>
+        <w:tc>
+          <w:tcPr>
+            <w:tcW w:type="dxa" w:w="2880"/>
+          </w:tcPr>
+          <w:p>
+            <w:r/>
             <w:r>
               <w:rPr>
-                <w:rFonts w:ascii="Consolas" w:hAnsi="Consolas" w:eastAsia="Consolas"/>
-                <w:b w:val="0"/>
-                <w:color w:val="C0392B"/>
-                <w:sz w:val="18"/>
+                <w:rFonts w:ascii="Microsoft YaHei" w:hAnsi="Microsoft YaHei" w:eastAsia="Microsoft YaHei"/>
               </w:rPr>
-              <w:t>pages/index</w:t>
-            </w:r>
-            <w:r>
-              <w:rPr>
-                <w:rFonts w:ascii="宋体" w:hAnsi="宋体" w:eastAsia="宋体"/>
-                <w:b w:val="0"/>
-                <w:sz w:val="19"/>
-              </w:rPr>
-              <w:t xml:space="preserve">、服务聚合 </w:t>
-            </w:r>
-            <w:r>
-              <w:rPr>
-                <w:rFonts w:ascii="Consolas" w:hAnsi="Consolas" w:eastAsia="Consolas"/>
-                <w:b w:val="0"/>
-                <w:color w:val="C0392B"/>
-                <w:sz w:val="18"/>
-              </w:rPr>
-              <w:t>pages/service</w:t>
-            </w:r>
-            <w:r>
-              <w:rPr>
-                <w:rFonts w:ascii="宋体" w:hAnsi="宋体" w:eastAsia="宋体"/>
-                <w:b w:val="0"/>
-                <w:sz w:val="19"/>
-              </w:rPr>
-              <w:t xml:space="preserve">、个人中心 </w:t>
-            </w:r>
-            <w:r>
-              <w:rPr>
-                <w:rFonts w:ascii="Consolas" w:hAnsi="Consolas" w:eastAsia="Consolas"/>
-                <w:b w:val="0"/>
-                <w:color w:val="C0392B"/>
-                <w:sz w:val="18"/>
-              </w:rPr>
-              <w:t>pages/profile</w:t>
-            </w:r>
-            <w:r>
-              <w:rPr>
-                <w:rFonts w:ascii="宋体" w:hAnsi="宋体" w:eastAsia="宋体"/>
-                <w:b w:val="0"/>
-                <w:sz w:val="19"/>
-              </w:rPr>
-              <w:t xml:space="preserve">（含登录门禁）、设置 </w:t>
-            </w:r>
-            <w:r>
-              <w:rPr>
-                <w:rFonts w:ascii="Consolas" w:hAnsi="Consolas" w:eastAsia="Consolas"/>
-                <w:b w:val="0"/>
-                <w:color w:val="C0392B"/>
-                <w:sz w:val="18"/>
-              </w:rPr>
-              <w:t>pages/settings</w:t>
-            </w:r>
-            <w:r>
-              <w:rPr>
-                <w:rFonts w:ascii="宋体" w:hAnsi="宋体" w:eastAsia="宋体"/>
-                <w:b w:val="0"/>
-                <w:sz w:val="19"/>
-              </w:rPr>
-              <w:t xml:space="preserve">、登录 </w:t>
-            </w:r>
-            <w:r>
-              <w:rPr>
-                <w:rFonts w:ascii="Consolas" w:hAnsi="Consolas" w:eastAsia="Consolas"/>
-                <w:b w:val="0"/>
-                <w:color w:val="C0392B"/>
-                <w:sz w:val="18"/>
-              </w:rPr>
-              <w:t>pages/login</w:t>
+              <w:t>覆盖查询、需求登记（C 端开放）</w:t>
             </w:r>
           </w:p>
         </w:tc>
@@ -1551,112 +1105,43 @@
       <w:tr>
         <w:tc>
           <w:tcPr>
-            <w:tcW w:type="dxa" w:w="4873"/>
-            <w:shd w:val="clear" w:color="auto" w:fill="F2F6FA"/>
+            <w:tcW w:type="dxa" w:w="2880"/>
           </w:tcPr>
           <w:p>
             <w:r/>
             <w:r>
               <w:rPr>
-                <w:rFonts w:ascii="宋体" w:hAnsi="宋体" w:eastAsia="宋体"/>
-                <w:b w:val="0"/>
-                <w:sz w:val="19"/>
+                <w:rFonts w:ascii="Microsoft YaHei" w:hAnsi="Microsoft YaHei" w:eastAsia="Microsoft YaHei"/>
               </w:rPr>
-              <w:t>套餐与流量</w:t>
+              <w:t>install</w:t>
             </w:r>
           </w:p>
         </w:tc>
         <w:tc>
           <w:tcPr>
-            <w:tcW w:type="dxa" w:w="4873"/>
-            <w:shd w:val="clear" w:color="auto" w:fill="F2F6FA"/>
+            <w:tcW w:type="dxa" w:w="2880"/>
           </w:tcPr>
           <w:p>
             <w:r/>
             <w:r>
               <w:rPr>
-                <w:rFonts w:ascii="宋体" w:hAnsi="宋体" w:eastAsia="宋体"/>
-                <w:b w:val="0"/>
-                <w:sz w:val="19"/>
+                <w:rFonts w:ascii="Microsoft YaHei" w:hAnsi="Microsoft YaHei" w:eastAsia="Microsoft YaHei"/>
               </w:rPr>
-              <w:t xml:space="preserve">套餐详情 </w:t>
+              <w:t>智能派单 + 装维 SLA</w:t>
             </w:r>
+          </w:p>
+        </w:tc>
+        <w:tc>
+          <w:tcPr>
+            <w:tcW w:type="dxa" w:w="2880"/>
+          </w:tcPr>
+          <w:p>
+            <w:r/>
             <w:r>
               <w:rPr>
-                <w:rFonts w:ascii="Consolas" w:hAnsi="Consolas" w:eastAsia="Consolas"/>
-                <w:b w:val="0"/>
-                <w:color w:val="C0392B"/>
-                <w:sz w:val="18"/>
+                <w:rFonts w:ascii="Microsoft YaHei" w:hAnsi="Microsoft YaHei" w:eastAsia="Microsoft YaHei"/>
               </w:rPr>
-              <w:t>pages/package/detail</w:t>
-            </w:r>
-            <w:r>
-              <w:rPr>
-                <w:rFonts w:ascii="宋体" w:hAnsi="宋体" w:eastAsia="宋体"/>
-                <w:b w:val="0"/>
-                <w:sz w:val="19"/>
-              </w:rPr>
-              <w:t xml:space="preserve">、套餐列表 </w:t>
-            </w:r>
-            <w:r>
-              <w:rPr>
-                <w:rFonts w:ascii="Consolas" w:hAnsi="Consolas" w:eastAsia="Consolas"/>
-                <w:b w:val="0"/>
-                <w:color w:val="C0392B"/>
-                <w:sz w:val="18"/>
-              </w:rPr>
-              <w:t>pages/package/list</w:t>
-            </w:r>
-            <w:r>
-              <w:rPr>
-                <w:rFonts w:ascii="宋体" w:hAnsi="宋体" w:eastAsia="宋体"/>
-                <w:b w:val="0"/>
-                <w:sz w:val="19"/>
-              </w:rPr>
-              <w:t xml:space="preserve">、套餐升级 </w:t>
-            </w:r>
-            <w:r>
-              <w:rPr>
-                <w:rFonts w:ascii="Consolas" w:hAnsi="Consolas" w:eastAsia="Consolas"/>
-                <w:b w:val="0"/>
-                <w:color w:val="C0392B"/>
-                <w:sz w:val="18"/>
-              </w:rPr>
-              <w:t>pages/package/upgrade</w:t>
-            </w:r>
-            <w:r>
-              <w:rPr>
-                <w:rFonts w:ascii="宋体" w:hAnsi="宋体" w:eastAsia="宋体"/>
-                <w:b w:val="0"/>
-                <w:sz w:val="19"/>
-              </w:rPr>
-              <w:t xml:space="preserve"> + </w:t>
-            </w:r>
-            <w:r>
-              <w:rPr>
-                <w:rFonts w:ascii="Consolas" w:hAnsi="Consolas" w:eastAsia="Consolas"/>
-                <w:b w:val="0"/>
-                <w:color w:val="C0392B"/>
-                <w:sz w:val="18"/>
-              </w:rPr>
-              <w:t>pages/upgrade</w:t>
-            </w:r>
-            <w:r>
-              <w:rPr>
-                <w:rFonts w:ascii="宋体" w:hAnsi="宋体" w:eastAsia="宋体"/>
-                <w:b w:val="0"/>
-                <w:sz w:val="19"/>
-              </w:rPr>
-              <w:t xml:space="preserve">、流量监控 </w:t>
-            </w:r>
-            <w:r>
-              <w:rPr>
-                <w:rFonts w:ascii="Consolas" w:hAnsi="Consolas" w:eastAsia="Consolas"/>
-                <w:b w:val="0"/>
-                <w:color w:val="C0392B"/>
-                <w:sz w:val="18"/>
-              </w:rPr>
-              <w:t>pages/traffic</w:t>
+              <w:t>容量规则、并查集聚类、贪心派单、SLA 时限/速率双评估、赔付</w:t>
             </w:r>
           </w:p>
         </w:tc>
@@ -1664,144 +1149,43 @@
       <w:tr>
         <w:tc>
           <w:tcPr>
-            <w:tcW w:type="dxa" w:w="4873"/>
+            <w:tcW w:type="dxa" w:w="2880"/>
           </w:tcPr>
           <w:p>
             <w:r/>
             <w:r>
               <w:rPr>
-                <w:rFonts w:ascii="宋体" w:hAnsi="宋体" w:eastAsia="宋体"/>
-                <w:b w:val="0"/>
-                <w:sz w:val="19"/>
+                <w:rFonts w:ascii="Microsoft YaHei" w:hAnsi="Microsoft YaHei" w:eastAsia="Microsoft YaHei"/>
               </w:rPr>
-              <w:t>下单与安装</w:t>
+              <w:t>product</w:t>
             </w:r>
           </w:p>
         </w:tc>
         <w:tc>
           <w:tcPr>
-            <w:tcW w:type="dxa" w:w="4873"/>
+            <w:tcW w:type="dxa" w:w="2880"/>
           </w:tcPr>
           <w:p>
             <w:r/>
             <w:r>
               <w:rPr>
-                <w:rFonts w:ascii="宋体" w:hAnsi="宋体" w:eastAsia="宋体"/>
-                <w:b w:val="0"/>
-                <w:sz w:val="19"/>
+                <w:rFonts w:ascii="Microsoft YaHei" w:hAnsi="Microsoft YaHei" w:eastAsia="Microsoft YaHei"/>
               </w:rPr>
-              <w:t xml:space="preserve">可装小区查询 </w:t>
+              <w:t>套餐/订单/客户/升级/流量/评价/发票</w:t>
             </w:r>
+          </w:p>
+        </w:tc>
+        <w:tc>
+          <w:tcPr>
+            <w:tcW w:type="dxa" w:w="2880"/>
+          </w:tcPr>
+          <w:p>
+            <w:r/>
             <w:r>
               <w:rPr>
-                <w:rFonts w:ascii="Consolas" w:hAnsi="Consolas" w:eastAsia="Consolas"/>
-                <w:b w:val="0"/>
-                <w:color w:val="C0392B"/>
-                <w:sz w:val="18"/>
+                <w:rFonts w:ascii="Microsoft YaHei" w:hAnsi="Microsoft YaHei" w:eastAsia="Microsoft YaHei"/>
               </w:rPr>
-              <w:t>pages/community/query</w:t>
-            </w:r>
-            <w:r>
-              <w:rPr>
-                <w:rFonts w:ascii="宋体" w:hAnsi="宋体" w:eastAsia="宋体"/>
-                <w:b w:val="0"/>
-                <w:sz w:val="19"/>
-              </w:rPr>
-              <w:t xml:space="preserve">、安装地址 </w:t>
-            </w:r>
-            <w:r>
-              <w:rPr>
-                <w:rFonts w:ascii="Consolas" w:hAnsi="Consolas" w:eastAsia="Consolas"/>
-                <w:b w:val="0"/>
-                <w:color w:val="C0392B"/>
-                <w:sz w:val="18"/>
-              </w:rPr>
-              <w:t>pages/order/address</w:t>
-            </w:r>
-            <w:r>
-              <w:rPr>
-                <w:rFonts w:ascii="宋体" w:hAnsi="宋体" w:eastAsia="宋体"/>
-                <w:b w:val="0"/>
-                <w:sz w:val="19"/>
-              </w:rPr>
-              <w:t xml:space="preserve">、订单确认 </w:t>
-            </w:r>
-            <w:r>
-              <w:rPr>
-                <w:rFonts w:ascii="Consolas" w:hAnsi="Consolas" w:eastAsia="Consolas"/>
-                <w:b w:val="0"/>
-                <w:color w:val="C0392B"/>
-                <w:sz w:val="18"/>
-              </w:rPr>
-              <w:t>pages/order/confirm</w:t>
-            </w:r>
-            <w:r>
-              <w:rPr>
-                <w:rFonts w:ascii="宋体" w:hAnsi="宋体" w:eastAsia="宋体"/>
-                <w:b w:val="0"/>
-                <w:sz w:val="19"/>
-              </w:rPr>
-              <w:t xml:space="preserve">、订单列表 </w:t>
-            </w:r>
-            <w:r>
-              <w:rPr>
-                <w:rFonts w:ascii="Consolas" w:hAnsi="Consolas" w:eastAsia="Consolas"/>
-                <w:b w:val="0"/>
-                <w:color w:val="C0392B"/>
-                <w:sz w:val="18"/>
-              </w:rPr>
-              <w:t>pages/order/list</w:t>
-            </w:r>
-            <w:r>
-              <w:rPr>
-                <w:rFonts w:ascii="宋体" w:hAnsi="宋体" w:eastAsia="宋体"/>
-                <w:b w:val="0"/>
-                <w:sz w:val="19"/>
-              </w:rPr>
-              <w:t xml:space="preserve">、订单详情 </w:t>
-            </w:r>
-            <w:r>
-              <w:rPr>
-                <w:rFonts w:ascii="Consolas" w:hAnsi="Consolas" w:eastAsia="Consolas"/>
-                <w:b w:val="0"/>
-                <w:color w:val="C0392B"/>
-                <w:sz w:val="18"/>
-              </w:rPr>
-              <w:t>pages/order/detail</w:t>
-            </w:r>
-            <w:r>
-              <w:rPr>
-                <w:rFonts w:ascii="宋体" w:hAnsi="宋体" w:eastAsia="宋体"/>
-                <w:b w:val="0"/>
-                <w:sz w:val="19"/>
-              </w:rPr>
-              <w:t xml:space="preserve">、地址管理 </w:t>
-            </w:r>
-            <w:r>
-              <w:rPr>
-                <w:rFonts w:ascii="Consolas" w:hAnsi="Consolas" w:eastAsia="Consolas"/>
-                <w:b w:val="0"/>
-                <w:color w:val="C0392B"/>
-                <w:sz w:val="18"/>
-              </w:rPr>
-              <w:t>pages/address</w:t>
-            </w:r>
-            <w:r>
-              <w:rPr>
-                <w:rFonts w:ascii="宋体" w:hAnsi="宋体" w:eastAsia="宋体"/>
-                <w:b w:val="0"/>
-                <w:sz w:val="19"/>
-              </w:rPr>
-              <w:t xml:space="preserve">、移机 </w:t>
-            </w:r>
-            <w:r>
-              <w:rPr>
-                <w:rFonts w:ascii="Consolas" w:hAnsi="Consolas" w:eastAsia="Consolas"/>
-                <w:b w:val="0"/>
-                <w:color w:val="C0392B"/>
-                <w:sz w:val="18"/>
-              </w:rPr>
-              <w:t>pages/move</w:t>
+              <w:t>升级引擎、流量查询、业务闭环、客户 360、营销看板、退款/发票</w:t>
             </w:r>
           </w:p>
         </w:tc>
@@ -1809,78 +1193,1269 @@
       <w:tr>
         <w:tc>
           <w:tcPr>
-            <w:tcW w:type="dxa" w:w="4873"/>
-            <w:shd w:val="clear" w:color="auto" w:fill="F2F6FA"/>
+            <w:tcW w:type="dxa" w:w="2880"/>
           </w:tcPr>
           <w:p>
             <w:r/>
             <w:r>
               <w:rPr>
-                <w:rFonts w:ascii="宋体" w:hAnsi="宋体" w:eastAsia="宋体"/>
-                <w:b w:val="0"/>
-                <w:sz w:val="19"/>
+                <w:rFonts w:ascii="Microsoft YaHei" w:hAnsi="Microsoft YaHei" w:eastAsia="Microsoft YaHei"/>
               </w:rPr>
-              <w:t>服务与报修</w:t>
+              <w:t>system</w:t>
             </w:r>
           </w:p>
         </w:tc>
         <w:tc>
           <w:tcPr>
-            <w:tcW w:type="dxa" w:w="4873"/>
-            <w:shd w:val="clear" w:color="auto" w:fill="F2F6FA"/>
+            <w:tcW w:type="dxa" w:w="2880"/>
           </w:tcPr>
           <w:p>
             <w:r/>
             <w:r>
               <w:rPr>
-                <w:rFonts w:ascii="宋体" w:hAnsi="宋体" w:eastAsia="宋体"/>
-                <w:b w:val="0"/>
-                <w:sz w:val="19"/>
+                <w:rFonts w:ascii="Microsoft YaHei" w:hAnsi="Microsoft YaHei" w:eastAsia="Microsoft YaHei"/>
               </w:rPr>
-              <w:t xml:space="preserve">自助服务 </w:t>
+              <w:t>RBAC / 平台聚合 / 字典配置</w:t>
             </w:r>
+          </w:p>
+        </w:tc>
+        <w:tc>
+          <w:tcPr>
+            <w:tcW w:type="dxa" w:w="2880"/>
+          </w:tcPr>
+          <w:p>
+            <w:r/>
             <w:r>
               <w:rPr>
-                <w:rFonts w:ascii="Consolas" w:hAnsi="Consolas" w:eastAsia="Consolas"/>
-                <w:b w:val="0"/>
-                <w:color w:val="C0392B"/>
-                <w:sz w:val="18"/>
+                <w:rFonts w:ascii="Microsoft YaHei" w:hAnsi="Microsoft YaHei" w:eastAsia="Microsoft YaHei"/>
               </w:rPr>
-              <w:t>pages/self</w:t>
+              <w:t>自研 JWT、用户/角色/菜单 CRUD、CSV、数据权限行级隔离、数据字典、参数配置</w:t>
             </w:r>
+          </w:p>
+        </w:tc>
+      </w:tr>
+      <w:tr>
+        <w:tc>
+          <w:tcPr>
+            <w:tcW w:type="dxa" w:w="2880"/>
+          </w:tcPr>
+          <w:p>
+            <w:r/>
             <w:r>
               <w:rPr>
-                <w:rFonts w:ascii="宋体" w:hAnsi="宋体" w:eastAsia="宋体"/>
-                <w:b w:val="0"/>
-                <w:sz w:val="19"/>
+                <w:rFonts w:ascii="Microsoft YaHei" w:hAnsi="Microsoft YaHei" w:eastAsia="Microsoft YaHei"/>
               </w:rPr>
-              <w:t xml:space="preserve">（续费/提速/报修/发票）、报修评价 </w:t>
+              <w:t>common</w:t>
             </w:r>
+          </w:p>
+        </w:tc>
+        <w:tc>
+          <w:tcPr>
+            <w:tcW w:type="dxa" w:w="2880"/>
+          </w:tcPr>
+          <w:p>
+            <w:r/>
             <w:r>
               <w:rPr>
-                <w:rFonts w:ascii="Consolas" w:hAnsi="Consolas" w:eastAsia="Consolas"/>
-                <w:b w:val="0"/>
-                <w:color w:val="C0392B"/>
-                <w:sz w:val="18"/>
+                <w:rFonts w:ascii="Microsoft YaHei" w:hAnsi="Microsoft YaHei" w:eastAsia="Microsoft YaHei"/>
               </w:rPr>
-              <w:t>pages/review</w:t>
+              <w:t>公共层</w:t>
             </w:r>
+          </w:p>
+        </w:tc>
+        <w:tc>
+          <w:tcPr>
+            <w:tcW w:type="dxa" w:w="2880"/>
+          </w:tcPr>
+          <w:p>
+            <w:r/>
             <w:r>
               <w:rPr>
-                <w:rFonts w:ascii="宋体" w:hAnsi="宋体" w:eastAsia="宋体"/>
-                <w:b w:val="0"/>
-                <w:sz w:val="19"/>
+                <w:rFonts w:ascii="Microsoft YaHei" w:hAnsi="Microsoft YaHei" w:eastAsia="Microsoft YaHei"/>
               </w:rPr>
-              <w:t xml:space="preserve">、智慧家庭 </w:t>
+              <w:t>Ids 生成、全局异常、统一响应</w:t>
             </w:r>
+          </w:p>
+        </w:tc>
+      </w:tr>
+    </w:tbl>
+    <w:p/>
+    <w:p>
+      <w:pPr>
+        <w:pStyle w:val="Heading3"/>
+      </w:pPr>
+      <w:r>
+        <w:rPr>
+          <w:rFonts w:ascii="Microsoft YaHei" w:hAnsi="Microsoft YaHei" w:eastAsia="Microsoft YaHei"/>
+          <w:b w:val="0"/>
+          <w:i w:val="0"/>
+        </w:rPr>
+        <w:t>5.2 三端页面清单（V1.13）</w:t>
+      </w:r>
+    </w:p>
+    <w:p>
+      <w:r>
+        <w:rPr>
+          <w:rFonts w:ascii="Microsoft YaHei" w:hAnsi="Microsoft YaHei" w:eastAsia="Microsoft YaHei"/>
+          <w:b/>
+          <w:i w:val="0"/>
+        </w:rPr>
+        <w:t xml:space="preserve">客户端小程序（蓝 </w:t>
+      </w:r>
+      <w:r>
+        <w:rPr>
+          <w:b/>
+          <w:i w:val="0"/>
+          <w:rFonts w:ascii="Consolas" w:hAnsi="Consolas" w:eastAsia="Consolas"/>
+        </w:rPr>
+        <w:t>#2563eb</w:t>
+      </w:r>
+      <w:r>
+        <w:rPr>
+          <w:rFonts w:ascii="Microsoft YaHei" w:hAnsi="Microsoft YaHei" w:eastAsia="Microsoft YaHei"/>
+          <w:b/>
+          <w:i w:val="0"/>
+        </w:rPr>
+        <w:t>，15 页 + 登录态）</w:t>
+      </w:r>
+      <w:r>
+        <w:rPr>
+          <w:rFonts w:ascii="Microsoft YaHei" w:hAnsi="Microsoft YaHei" w:eastAsia="Microsoft YaHei"/>
+          <w:b w:val="0"/>
+          <w:i w:val="0"/>
+        </w:rPr>
+        <w:t>：首页、服务聚合、套餐详情/列表/升级、流量监控、可装小区查询、安装地址、订单确认/列表/详情、地址管理、移机、续费提速、自助服务、智慧家庭、评价投诉、报修列表/详情/申请、个人中心/设置/登录。</w:t>
+      </w:r>
+    </w:p>
+    <w:p>
+      <w:r>
+        <w:rPr>
+          <w:rFonts w:ascii="Microsoft YaHei" w:hAnsi="Microsoft YaHei" w:eastAsia="Microsoft YaHei"/>
+          <w:b/>
+          <w:i w:val="0"/>
+        </w:rPr>
+        <w:t xml:space="preserve">安装师傅端小程序（橙 </w:t>
+      </w:r>
+      <w:r>
+        <w:rPr>
+          <w:b/>
+          <w:i w:val="0"/>
+          <w:rFonts w:ascii="Consolas" w:hAnsi="Consolas" w:eastAsia="Consolas"/>
+        </w:rPr>
+        <w:t>#ea580c</w:t>
+      </w:r>
+      <w:r>
+        <w:rPr>
+          <w:rFonts w:ascii="Microsoft YaHei" w:hAnsi="Microsoft YaHei" w:eastAsia="Microsoft YaHei"/>
+          <w:b/>
+          <w:i w:val="0"/>
+        </w:rPr>
+        <w:t>，8 页）</w:t>
+      </w:r>
+      <w:r>
+        <w:rPr>
+          <w:rFonts w:ascii="Microsoft YaHei" w:hAnsi="Microsoft YaHei" w:eastAsia="Microsoft YaHei"/>
+          <w:b w:val="0"/>
+          <w:i w:val="0"/>
+        </w:rPr>
+        <w:t>：首页（今日工单）、我的工单 + 详情、完工确认/测速、排班与容量、工单路线、个人中心/登录。</w:t>
+      </w:r>
+    </w:p>
+    <w:p>
+      <w:r>
+        <w:rPr>
+          <w:rFonts w:ascii="Microsoft YaHei" w:hAnsi="Microsoft YaHei" w:eastAsia="Microsoft YaHei"/>
+          <w:b/>
+          <w:i w:val="0"/>
+        </w:rPr>
+        <w:t xml:space="preserve">PC 后台（web-admin，靛 </w:t>
+      </w:r>
+      <w:r>
+        <w:rPr>
+          <w:b/>
+          <w:i w:val="0"/>
+          <w:rFonts w:ascii="Consolas" w:hAnsi="Consolas" w:eastAsia="Consolas"/>
+        </w:rPr>
+        <w:t>#4f46e5</w:t>
+      </w:r>
+      <w:r>
+        <w:rPr>
+          <w:rFonts w:ascii="Microsoft YaHei" w:hAnsi="Microsoft YaHei" w:eastAsia="Microsoft YaHei"/>
+          <w:b/>
+          <w:i w:val="0"/>
+        </w:rPr>
+        <w:t>，28 .vue / 23 路由）</w:t>
+      </w:r>
+      <w:r>
+        <w:rPr>
+          <w:rFonts w:ascii="Microsoft YaHei" w:hAnsi="Microsoft YaHei" w:eastAsia="Microsoft YaHei"/>
+          <w:b w:val="0"/>
+          <w:i w:val="0"/>
+        </w:rPr>
+        <w:t>：数据看板、订单/客户/套餐/套餐升级/小区、工单池/派单调度/容量配置/调度规则/装维 SLA 赔付、流量/评价/销售/财务、用户/角色/菜单/日志/性能监控、数据字典/参数配置。</w:t>
+      </w:r>
+    </w:p>
+    <w:p>
+      <w:pPr>
+        <w:pStyle w:val="Heading2"/>
+      </w:pPr>
+      <w:r>
+        <w:rPr>
+          <w:rFonts w:ascii="Microsoft YaHei" w:hAnsi="Microsoft YaHei" w:eastAsia="Microsoft YaHei"/>
+          <w:b w:val="0"/>
+          <w:i w:val="0"/>
+        </w:rPr>
+        <w:t>六、快速开始</w:t>
+      </w:r>
+    </w:p>
+    <w:p>
+      <w:pPr>
+        <w:pStyle w:val="Heading3"/>
+      </w:pPr>
+      <w:r>
+        <w:rPr>
+          <w:rFonts w:ascii="Microsoft YaHei" w:hAnsi="Microsoft YaHei" w:eastAsia="Microsoft YaHei"/>
+          <w:b w:val="0"/>
+          <w:i w:val="0"/>
+        </w:rPr>
+        <w:t>6.1 后端启动</w:t>
+      </w:r>
+    </w:p>
+    <w:p>
+      <w:r>
+        <w:rPr>
+          <w:b w:val="0"/>
+          <w:i w:val="0"/>
+          <w:rFonts w:ascii="Consolas" w:hAnsi="Consolas" w:eastAsia="Consolas"/>
+        </w:rPr>
+        <w:t>cd backend</w:t>
+        <w:br/>
+        <w:t>export JAVA_HOME=/Library/Java/JavaVirtualMachines/jdk-21.jdk/Contents/Home</w:t>
+        <w:br/>
+        <w:t>MVN=~/Documents/localRepository/devRepository/maven/bin/mvn</w:t>
+        <w:br/>
+        <w:t>$MVN clean package -DskipTests</w:t>
+        <w:br/>
+        <w:br/>
+        <w:t># 启动（务必用环境变量覆盖数据库凭据）</w:t>
+        <w:br/>
+        <w:t>export DB_HOST=127.0.0.1 DB_PORT=3306 DB_NAME=broadband \</w:t>
+        <w:br/>
+        <w:t xml:space="preserve">       DB_USERNAME=broadband DB_PASSWORD=broadband</w:t>
+        <w:br/>
+        <w:t>java -jar target/broadband-backend-1.0.0.jar --server.port=8082</w:t>
+        <w:br/>
+      </w:r>
+    </w:p>
+    <w:p>
+      <w:r>
+        <w:rPr>
+          <w:rFonts w:ascii="Microsoft YaHei" w:hAnsi="Microsoft YaHei" w:eastAsia="Microsoft YaHei"/>
+          <w:b w:val="0"/>
+          <w:i w:val="0"/>
+        </w:rPr>
+        <w:t xml:space="preserve">⚠️ 必须用 </w:t>
+      </w:r>
+      <w:r>
+        <w:rPr>
+          <w:b w:val="0"/>
+          <w:i w:val="0"/>
+          <w:rFonts w:ascii="Consolas" w:hAnsi="Consolas" w:eastAsia="Consolas"/>
+        </w:rPr>
+        <w:t>java -jar</w:t>
+      </w:r>
+      <w:r>
+        <w:rPr>
+          <w:rFonts w:ascii="Microsoft YaHei" w:hAnsi="Microsoft YaHei" w:eastAsia="Microsoft YaHei"/>
+          <w:b w:val="0"/>
+          <w:i w:val="0"/>
+        </w:rPr>
+        <w:t xml:space="preserve"> + </w:t>
+      </w:r>
+      <w:r>
+        <w:rPr>
+          <w:b w:val="0"/>
+          <w:i w:val="0"/>
+          <w:rFonts w:ascii="Consolas" w:hAnsi="Consolas" w:eastAsia="Consolas"/>
+        </w:rPr>
+        <w:t>--server.port=8082</w:t>
+      </w:r>
+      <w:r>
+        <w:rPr>
+          <w:rFonts w:ascii="Microsoft YaHei" w:hAnsi="Microsoft YaHei" w:eastAsia="Microsoft YaHei"/>
+          <w:b w:val="0"/>
+          <w:i w:val="0"/>
+        </w:rPr>
+        <w:t>，</w:t>
+      </w:r>
+      <w:r>
+        <w:rPr>
+          <w:rFonts w:ascii="Microsoft YaHei" w:hAnsi="Microsoft YaHei" w:eastAsia="Microsoft YaHei"/>
+          <w:b/>
+          <w:i w:val="0"/>
+        </w:rPr>
+        <w:t>勿用</w:t>
+      </w:r>
+      <w:r>
+        <w:rPr>
+          <w:b w:val="0"/>
+          <w:i w:val="0"/>
+          <w:rFonts w:ascii="Consolas" w:hAnsi="Consolas" w:eastAsia="Consolas"/>
+        </w:rPr>
+        <w:t>mvn spring-boot:run</w:t>
+      </w:r>
+      <w:r>
+        <w:rPr>
+          <w:rFonts w:ascii="Microsoft YaHei" w:hAnsi="Microsoft YaHei" w:eastAsia="Microsoft YaHei"/>
+          <w:b w:val="0"/>
+          <w:i w:val="0"/>
+        </w:rPr>
+        <w:t>（沙箱会注入随机端口）。</w:t>
+      </w:r>
+    </w:p>
+    <w:p>
+      <w:pPr>
+        <w:pStyle w:val="Heading3"/>
+      </w:pPr>
+      <w:r>
+        <w:rPr>
+          <w:rFonts w:ascii="Microsoft YaHei" w:hAnsi="Microsoft YaHei" w:eastAsia="Microsoft YaHei"/>
+          <w:b w:val="0"/>
+          <w:i w:val="0"/>
+        </w:rPr>
+        <w:t>6.2 前端（web-admin）构建</w:t>
+      </w:r>
+    </w:p>
+    <w:p>
+      <w:r>
+        <w:rPr>
+          <w:b w:val="0"/>
+          <w:i w:val="0"/>
+          <w:rFonts w:ascii="Consolas" w:hAnsi="Consolas" w:eastAsia="Consolas"/>
+        </w:rPr>
+        <w:t>cd web-admin</w:t>
+        <w:br/>
+        <w:t>npm install --registry=https://registry.npmmirror.com</w:t>
+        <w:br/>
+        <w:t>npm run build        # 产出 dist/，由 Nginx 托管</w:t>
+        <w:br/>
+        <w:t># 开发态：npm run dev  （http://127.0.0.1:5173，Vite 代理 /api → 8082）</w:t>
+        <w:br/>
+      </w:r>
+    </w:p>
+    <w:p>
+      <w:pPr>
+        <w:pStyle w:val="Heading3"/>
+      </w:pPr>
+      <w:r>
+        <w:rPr>
+          <w:rFonts w:ascii="Microsoft YaHei" w:hAnsi="Microsoft YaHei" w:eastAsia="Microsoft YaHei"/>
+          <w:b w:val="0"/>
+          <w:i w:val="0"/>
+        </w:rPr>
+        <w:t>6.3 小程序</w:t>
+      </w:r>
+    </w:p>
+    <w:p>
+      <w:r>
+        <w:rPr>
+          <w:rFonts w:ascii="Microsoft YaHei" w:hAnsi="Microsoft YaHei" w:eastAsia="Microsoft YaHei"/>
+          <w:b w:val="0"/>
+          <w:i w:val="0"/>
+        </w:rPr>
+        <w:t xml:space="preserve">用微信开发者工具分别打开 </w:t>
+      </w:r>
+      <w:r>
+        <w:rPr>
+          <w:b w:val="0"/>
+          <w:i w:val="0"/>
+          <w:rFonts w:ascii="Consolas" w:hAnsi="Consolas" w:eastAsia="Consolas"/>
+        </w:rPr>
+        <w:t>broadband-miniapp/</w:t>
+      </w:r>
+      <w:r>
+        <w:rPr>
+          <w:rFonts w:ascii="Microsoft YaHei" w:hAnsi="Microsoft YaHei" w:eastAsia="Microsoft YaHei"/>
+          <w:b w:val="0"/>
+          <w:i w:val="0"/>
+        </w:rPr>
+        <w:t xml:space="preserve">（客户端）与 </w:t>
+      </w:r>
+      <w:r>
+        <w:rPr>
+          <w:b w:val="0"/>
+          <w:i w:val="0"/>
+          <w:rFonts w:ascii="Consolas" w:hAnsi="Consolas" w:eastAsia="Consolas"/>
+        </w:rPr>
+        <w:t>broadband-worker/</w:t>
+      </w:r>
+      <w:r>
+        <w:rPr>
+          <w:rFonts w:ascii="Microsoft YaHei" w:hAnsi="Microsoft YaHei" w:eastAsia="Microsoft YaHei"/>
+          <w:b w:val="0"/>
+          <w:i w:val="0"/>
+        </w:rPr>
+        <w:t xml:space="preserve">（师傅端），在 </w:t>
+      </w:r>
+      <w:r>
+        <w:rPr>
+          <w:b w:val="0"/>
+          <w:i w:val="0"/>
+          <w:rFonts w:ascii="Consolas" w:hAnsi="Consolas" w:eastAsia="Consolas"/>
+        </w:rPr>
+        <w:t>app.js</w:t>
+      </w:r>
+      <w:r>
+        <w:rPr>
+          <w:rFonts w:ascii="Microsoft YaHei" w:hAnsi="Microsoft YaHei" w:eastAsia="Microsoft YaHei"/>
+          <w:b w:val="0"/>
+          <w:i w:val="0"/>
+        </w:rPr>
+        <w:t xml:space="preserve"> 的 </w:t>
+      </w:r>
+      <w:r>
+        <w:rPr>
+          <w:b w:val="0"/>
+          <w:i w:val="0"/>
+          <w:rFonts w:ascii="Consolas" w:hAnsi="Consolas" w:eastAsia="Consolas"/>
+        </w:rPr>
+        <w:t>globalData.baseUrl</w:t>
+      </w:r>
+      <w:r>
+        <w:rPr>
+          <w:rFonts w:ascii="Microsoft YaHei" w:hAnsi="Microsoft YaHei" w:eastAsia="Microsoft YaHei"/>
+          <w:b w:val="0"/>
+          <w:i w:val="0"/>
+        </w:rPr>
+        <w:t xml:space="preserve"> 填入后端地址（</w:t>
+      </w:r>
+      <w:r>
+        <w:rPr>
+          <w:b w:val="0"/>
+          <w:i w:val="0"/>
+          <w:rFonts w:ascii="Consolas" w:hAnsi="Consolas" w:eastAsia="Consolas"/>
+        </w:rPr>
+        <w:t>http://&lt;本机IP&gt;:8082</w:t>
+      </w:r>
+      <w:r>
+        <w:rPr>
+          <w:rFonts w:ascii="Microsoft YaHei" w:hAnsi="Microsoft YaHei" w:eastAsia="Microsoft YaHei"/>
+          <w:b w:val="0"/>
+          <w:i w:val="0"/>
+        </w:rPr>
+        <w:t xml:space="preserve">）。客户端 AppID 已回填 </w:t>
+      </w:r>
+      <w:r>
+        <w:rPr>
+          <w:b w:val="0"/>
+          <w:i w:val="0"/>
+          <w:rFonts w:ascii="Consolas" w:hAnsi="Consolas" w:eastAsia="Consolas"/>
+        </w:rPr>
+        <w:t>wxcc344ad7f4f849d4</w:t>
+      </w:r>
+      <w:r>
+        <w:rPr>
+          <w:rFonts w:ascii="Microsoft YaHei" w:hAnsi="Microsoft YaHei" w:eastAsia="Microsoft YaHei"/>
+          <w:b w:val="0"/>
+          <w:i w:val="0"/>
+        </w:rPr>
+        <w:t>；师傅端为独立 AppID（提审前另注册）。</w:t>
+      </w:r>
+    </w:p>
+    <w:p>
+      <w:pPr>
+        <w:pStyle w:val="Heading2"/>
+      </w:pPr>
+      <w:r>
+        <w:rPr>
+          <w:rFonts w:ascii="Microsoft YaHei" w:hAnsi="Microsoft YaHei" w:eastAsia="Microsoft YaHei"/>
+          <w:b w:val="0"/>
+          <w:i w:val="0"/>
+        </w:rPr>
+        <w:t>七、默认账号</w:t>
+      </w:r>
+    </w:p>
+    <w:p>
+      <w:r>
+        <w:rPr>
+          <w:rFonts w:ascii="Microsoft YaHei" w:hAnsi="Microsoft YaHei" w:eastAsia="Microsoft YaHei"/>
+          <w:b w:val="0"/>
+          <w:i w:val="0"/>
+        </w:rPr>
+        <w:t xml:space="preserve">⚠️ 生产环境务必首次登录后立即改密，并通过环境变量覆盖 </w:t>
+      </w:r>
+      <w:r>
+        <w:rPr>
+          <w:b w:val="0"/>
+          <w:i w:val="0"/>
+          <w:rFonts w:ascii="Consolas" w:hAnsi="Consolas" w:eastAsia="Consolas"/>
+        </w:rPr>
+        <w:t>app.jwt.secret</w:t>
+      </w:r>
+      <w:r>
+        <w:rPr>
+          <w:rFonts w:ascii="Microsoft YaHei" w:hAnsi="Microsoft YaHei" w:eastAsia="Microsoft YaHei"/>
+          <w:b w:val="0"/>
+          <w:i w:val="0"/>
+        </w:rPr>
+        <w:t>。</w:t>
+      </w:r>
+    </w:p>
+    <w:tbl>
+      <w:tblPr>
+        <w:tblStyle w:val="LightGrid-Accent1"/>
+        <w:tblW w:type="auto" w:w="0"/>
+        <w:tblLook w:firstColumn="1" w:firstRow="1" w:lastColumn="0" w:lastRow="0" w:noHBand="0" w:noVBand="1" w:val="04A0"/>
+      </w:tblPr>
+      <w:tblGrid>
+        <w:gridCol w:w="1728"/>
+        <w:gridCol w:w="1728"/>
+        <w:gridCol w:w="1728"/>
+        <w:gridCol w:w="1728"/>
+        <w:gridCol w:w="1728"/>
+      </w:tblGrid>
+      <w:tr>
+        <w:tc>
+          <w:tcPr>
+            <w:tcW w:type="dxa" w:w="1728"/>
+          </w:tcPr>
+          <w:p>
+            <w:r/>
             <w:r>
               <w:rPr>
-                <w:rFonts w:ascii="Consolas" w:hAnsi="Consolas" w:eastAsia="Consolas"/>
-                <w:b w:val="0"/>
-                <w:color w:val="C0392B"/>
-                <w:sz w:val="18"/>
+                <w:rFonts w:ascii="Microsoft YaHei" w:hAnsi="Microsoft YaHei" w:eastAsia="Microsoft YaHei"/>
+                <w:b/>
               </w:rPr>
-              <w:t>pages/smart</w:t>
+              <w:t>账号</w:t>
+            </w:r>
+          </w:p>
+        </w:tc>
+        <w:tc>
+          <w:tcPr>
+            <w:tcW w:type="dxa" w:w="1728"/>
+          </w:tcPr>
+          <w:p>
+            <w:r/>
+            <w:r>
+              <w:rPr>
+                <w:rFonts w:ascii="Microsoft YaHei" w:hAnsi="Microsoft YaHei" w:eastAsia="Microsoft YaHei"/>
+                <w:b/>
+              </w:rPr>
+              <w:t>密码</w:t>
+            </w:r>
+          </w:p>
+        </w:tc>
+        <w:tc>
+          <w:tcPr>
+            <w:tcW w:type="dxa" w:w="1728"/>
+          </w:tcPr>
+          <w:p>
+            <w:r/>
+            <w:r>
+              <w:rPr>
+                <w:rFonts w:ascii="Microsoft YaHei" w:hAnsi="Microsoft YaHei" w:eastAsia="Microsoft YaHei"/>
+                <w:b/>
+              </w:rPr>
+              <w:t>角色</w:t>
+            </w:r>
+          </w:p>
+        </w:tc>
+        <w:tc>
+          <w:tcPr>
+            <w:tcW w:type="dxa" w:w="1728"/>
+          </w:tcPr>
+          <w:p>
+            <w:r/>
+            <w:r>
+              <w:rPr>
+                <w:rFonts w:ascii="Microsoft YaHei" w:hAnsi="Microsoft YaHei" w:eastAsia="Microsoft YaHei"/>
+                <w:b/>
+              </w:rPr>
+              <w:t>可见菜单</w:t>
+            </w:r>
+          </w:p>
+        </w:tc>
+        <w:tc>
+          <w:tcPr>
+            <w:tcW w:type="dxa" w:w="1728"/>
+          </w:tcPr>
+          <w:p>
+            <w:r/>
+            <w:r>
+              <w:rPr>
+                <w:rFonts w:ascii="Microsoft YaHei" w:hAnsi="Microsoft YaHei" w:eastAsia="Microsoft YaHei"/>
+                <w:b/>
+              </w:rPr>
+              <w:t>权限码</w:t>
+            </w:r>
+          </w:p>
+        </w:tc>
+      </w:tr>
+      <w:tr>
+        <w:tc>
+          <w:tcPr>
+            <w:tcW w:type="dxa" w:w="1728"/>
+          </w:tcPr>
+          <w:p>
+            <w:r/>
+            <w:r>
+              <w:rPr>
+                <w:rFonts w:ascii="Microsoft YaHei" w:hAnsi="Microsoft YaHei" w:eastAsia="Microsoft YaHei"/>
+              </w:rPr>
+              <w:t>admin</w:t>
+            </w:r>
+          </w:p>
+        </w:tc>
+        <w:tc>
+          <w:tcPr>
+            <w:tcW w:type="dxa" w:w="1728"/>
+          </w:tcPr>
+          <w:p>
+            <w:r/>
+            <w:r>
+              <w:rPr>
+                <w:rFonts w:ascii="Microsoft YaHei" w:hAnsi="Microsoft YaHei" w:eastAsia="Microsoft YaHei"/>
+              </w:rPr>
+              <w:t>admin123</w:t>
+            </w:r>
+          </w:p>
+        </w:tc>
+        <w:tc>
+          <w:tcPr>
+            <w:tcW w:type="dxa" w:w="1728"/>
+          </w:tcPr>
+          <w:p>
+            <w:r/>
+            <w:r>
+              <w:rPr>
+                <w:rFonts w:ascii="Microsoft YaHei" w:hAnsi="Microsoft YaHei" w:eastAsia="Microsoft YaHei"/>
+              </w:rPr>
+              <w:t>ADMIN 超级管理员</w:t>
+            </w:r>
+          </w:p>
+        </w:tc>
+        <w:tc>
+          <w:tcPr>
+            <w:tcW w:type="dxa" w:w="1728"/>
+          </w:tcPr>
+          <w:p>
+            <w:r/>
+            <w:r>
+              <w:rPr>
+                <w:rFonts w:ascii="Microsoft YaHei" w:hAnsi="Microsoft YaHei" w:eastAsia="Microsoft YaHei"/>
+              </w:rPr>
+              <w:t>26</w:t>
+            </w:r>
+          </w:p>
+        </w:tc>
+        <w:tc>
+          <w:tcPr>
+            <w:tcW w:type="dxa" w:w="1728"/>
+          </w:tcPr>
+          <w:p>
+            <w:r/>
+            <w:r>
+              <w:rPr>
+                <w:rFonts w:ascii="Microsoft YaHei" w:hAnsi="Microsoft YaHei" w:eastAsia="Microsoft YaHei"/>
+              </w:rPr>
+              <w:t>21</w:t>
+            </w:r>
+          </w:p>
+        </w:tc>
+      </w:tr>
+      <w:tr>
+        <w:tc>
+          <w:tcPr>
+            <w:tcW w:type="dxa" w:w="1728"/>
+          </w:tcPr>
+          <w:p>
+            <w:r/>
+            <w:r>
+              <w:rPr>
+                <w:rFonts w:ascii="Microsoft YaHei" w:hAnsi="Microsoft YaHei" w:eastAsia="Microsoft YaHei"/>
+              </w:rPr>
+              <w:t>liuwei</w:t>
+            </w:r>
+          </w:p>
+        </w:tc>
+        <w:tc>
+          <w:tcPr>
+            <w:tcW w:type="dxa" w:w="1728"/>
+          </w:tcPr>
+          <w:p>
+            <w:r/>
+            <w:r>
+              <w:rPr>
+                <w:rFonts w:ascii="Microsoft YaHei" w:hAnsi="Microsoft YaHei" w:eastAsia="Microsoft YaHei"/>
+              </w:rPr>
+              <w:t>liuwei123</w:t>
+            </w:r>
+          </w:p>
+        </w:tc>
+        <w:tc>
+          <w:tcPr>
+            <w:tcW w:type="dxa" w:w="1728"/>
+          </w:tcPr>
+          <w:p>
+            <w:r/>
+            <w:r>
+              <w:rPr>
+                <w:rFonts w:ascii="Microsoft YaHei" w:hAnsi="Microsoft YaHei" w:eastAsia="Microsoft YaHei"/>
+              </w:rPr>
+              <w:t>OPERATOR 运营专员</w:t>
+            </w:r>
+          </w:p>
+        </w:tc>
+        <w:tc>
+          <w:tcPr>
+            <w:tcW w:type="dxa" w:w="1728"/>
+          </w:tcPr>
+          <w:p>
+            <w:r/>
+            <w:r>
+              <w:rPr>
+                <w:rFonts w:ascii="Microsoft YaHei" w:hAnsi="Microsoft YaHei" w:eastAsia="Microsoft YaHei"/>
+              </w:rPr>
+              <w:t>19</w:t>
+            </w:r>
+          </w:p>
+        </w:tc>
+        <w:tc>
+          <w:tcPr>
+            <w:tcW w:type="dxa" w:w="1728"/>
+          </w:tcPr>
+          <w:p>
+            <w:r/>
+            <w:r>
+              <w:rPr>
+                <w:rFonts w:ascii="Microsoft YaHei" w:hAnsi="Microsoft YaHei" w:eastAsia="Microsoft YaHei"/>
+              </w:rPr>
+              <w:t>15</w:t>
+            </w:r>
+          </w:p>
+        </w:tc>
+      </w:tr>
+      <w:tr>
+        <w:tc>
+          <w:tcPr>
+            <w:tcW w:type="dxa" w:w="1728"/>
+          </w:tcPr>
+          <w:p>
+            <w:r/>
+            <w:r>
+              <w:rPr>
+                <w:rFonts w:ascii="Microsoft YaHei" w:hAnsi="Microsoft YaHei" w:eastAsia="Microsoft YaHei"/>
+              </w:rPr>
+              <w:t>zhaomin</w:t>
+            </w:r>
+          </w:p>
+        </w:tc>
+        <w:tc>
+          <w:tcPr>
+            <w:tcW w:type="dxa" w:w="1728"/>
+          </w:tcPr>
+          <w:p>
+            <w:r/>
+            <w:r>
+              <w:rPr>
+                <w:rFonts w:ascii="Microsoft YaHei" w:hAnsi="Microsoft YaHei" w:eastAsia="Microsoft YaHei"/>
+              </w:rPr>
+              <w:t>zhaomin123</w:t>
+            </w:r>
+          </w:p>
+        </w:tc>
+        <w:tc>
+          <w:tcPr>
+            <w:tcW w:type="dxa" w:w="1728"/>
+          </w:tcPr>
+          <w:p>
+            <w:r/>
+            <w:r>
+              <w:rPr>
+                <w:rFonts w:ascii="Microsoft YaHei" w:hAnsi="Microsoft YaHei" w:eastAsia="Microsoft YaHei"/>
+              </w:rPr>
+              <w:t>FINANCE 财务</w:t>
+            </w:r>
+          </w:p>
+        </w:tc>
+        <w:tc>
+          <w:tcPr>
+            <w:tcW w:type="dxa" w:w="1728"/>
+          </w:tcPr>
+          <w:p>
+            <w:r/>
+            <w:r>
+              <w:rPr>
+                <w:rFonts w:ascii="Microsoft YaHei" w:hAnsi="Microsoft YaHei" w:eastAsia="Microsoft YaHei"/>
+              </w:rPr>
+              <w:t>4</w:t>
+            </w:r>
+          </w:p>
+        </w:tc>
+        <w:tc>
+          <w:tcPr>
+            <w:tcW w:type="dxa" w:w="1728"/>
+          </w:tcPr>
+          <w:p>
+            <w:r/>
+            <w:r>
+              <w:rPr>
+                <w:rFonts w:ascii="Microsoft YaHei" w:hAnsi="Microsoft YaHei" w:eastAsia="Microsoft YaHei"/>
+              </w:rPr>
+              <w:t>4</w:t>
+            </w:r>
+          </w:p>
+        </w:tc>
+      </w:tr>
+      <w:tr>
+        <w:tc>
+          <w:tcPr>
+            <w:tcW w:type="dxa" w:w="1728"/>
+          </w:tcPr>
+          <w:p>
+            <w:r/>
+            <w:r>
+              <w:rPr>
+                <w:rFonts w:ascii="Microsoft YaHei" w:hAnsi="Microsoft YaHei" w:eastAsia="Microsoft YaHei"/>
+              </w:rPr>
+              <w:t>wangfang</w:t>
+            </w:r>
+          </w:p>
+        </w:tc>
+        <w:tc>
+          <w:tcPr>
+            <w:tcW w:type="dxa" w:w="1728"/>
+          </w:tcPr>
+          <w:p>
+            <w:r/>
+            <w:r>
+              <w:rPr>
+                <w:rFonts w:ascii="Microsoft YaHei" w:hAnsi="Microsoft YaHei" w:eastAsia="Microsoft YaHei"/>
+              </w:rPr>
+              <w:t>wangfang123</w:t>
+            </w:r>
+          </w:p>
+        </w:tc>
+        <w:tc>
+          <w:tcPr>
+            <w:tcW w:type="dxa" w:w="1728"/>
+          </w:tcPr>
+          <w:p>
+            <w:r/>
+            <w:r>
+              <w:rPr>
+                <w:rFonts w:ascii="Microsoft YaHei" w:hAnsi="Microsoft YaHei" w:eastAsia="Microsoft YaHei"/>
+              </w:rPr>
+              <w:t>CS 客服</w:t>
+            </w:r>
+          </w:p>
+        </w:tc>
+        <w:tc>
+          <w:tcPr>
+            <w:tcW w:type="dxa" w:w="1728"/>
+          </w:tcPr>
+          <w:p>
+            <w:r/>
+            <w:r>
+              <w:rPr>
+                <w:rFonts w:ascii="Microsoft YaHei" w:hAnsi="Microsoft YaHei" w:eastAsia="Microsoft YaHei"/>
+              </w:rPr>
+              <w:t>4</w:t>
+            </w:r>
+          </w:p>
+        </w:tc>
+        <w:tc>
+          <w:tcPr>
+            <w:tcW w:type="dxa" w:w="1728"/>
+          </w:tcPr>
+          <w:p>
+            <w:r/>
+            <w:r>
+              <w:rPr>
+                <w:rFonts w:ascii="Microsoft YaHei" w:hAnsi="Microsoft YaHei" w:eastAsia="Microsoft YaHei"/>
+              </w:rPr>
+              <w:t>4</w:t>
+            </w:r>
+          </w:p>
+        </w:tc>
+      </w:tr>
+    </w:tbl>
+    <w:p/>
+    <w:p>
+      <w:pPr>
+        <w:pStyle w:val="Heading2"/>
+      </w:pPr>
+      <w:r>
+        <w:rPr>
+          <w:rFonts w:ascii="Microsoft YaHei" w:hAnsi="Microsoft YaHei" w:eastAsia="Microsoft YaHei"/>
+          <w:b w:val="0"/>
+          <w:i w:val="0"/>
+        </w:rPr>
+        <w:t>八、关键指标</w:t>
+      </w:r>
+    </w:p>
+    <w:tbl>
+      <w:tblPr>
+        <w:tblStyle w:val="LightGrid-Accent1"/>
+        <w:tblW w:type="auto" w:w="0"/>
+        <w:tblLook w:firstColumn="1" w:firstRow="1" w:lastColumn="0" w:lastRow="0" w:noHBand="0" w:noVBand="1" w:val="04A0"/>
+      </w:tblPr>
+      <w:tblGrid>
+        <w:gridCol w:w="2880"/>
+        <w:gridCol w:w="2880"/>
+        <w:gridCol w:w="2880"/>
+      </w:tblGrid>
+      <w:tr>
+        <w:tc>
+          <w:tcPr>
+            <w:tcW w:type="dxa" w:w="2880"/>
+          </w:tcPr>
+          <w:p>
+            <w:r/>
+            <w:r>
+              <w:rPr>
+                <w:rFonts w:ascii="Microsoft YaHei" w:hAnsi="Microsoft YaHei" w:eastAsia="Microsoft YaHei"/>
+                <w:b/>
+              </w:rPr>
+              <w:t>维度</w:t>
+            </w:r>
+          </w:p>
+        </w:tc>
+        <w:tc>
+          <w:tcPr>
+            <w:tcW w:type="dxa" w:w="2880"/>
+          </w:tcPr>
+          <w:p>
+            <w:r/>
+            <w:r>
+              <w:rPr>
+                <w:rFonts w:ascii="Microsoft YaHei" w:hAnsi="Microsoft YaHei" w:eastAsia="Microsoft YaHei"/>
+                <w:b/>
+              </w:rPr>
+              <w:t>已完成</w:t>
+            </w:r>
+          </w:p>
+        </w:tc>
+        <w:tc>
+          <w:tcPr>
+            <w:tcW w:type="dxa" w:w="2880"/>
+          </w:tcPr>
+          <w:p>
+            <w:r/>
+            <w:r>
+              <w:rPr>
+                <w:rFonts w:ascii="Microsoft YaHei" w:hAnsi="Microsoft YaHei" w:eastAsia="Microsoft YaHei"/>
+                <w:b/>
+              </w:rPr>
+              <w:t>覆盖率</w:t>
+            </w:r>
+          </w:p>
+        </w:tc>
+      </w:tr>
+      <w:tr>
+        <w:tc>
+          <w:tcPr>
+            <w:tcW w:type="dxa" w:w="2880"/>
+          </w:tcPr>
+          <w:p>
+            <w:r/>
+            <w:r>
+              <w:rPr>
+                <w:rFonts w:ascii="Microsoft YaHei" w:hAnsi="Microsoft YaHei" w:eastAsia="Microsoft YaHei"/>
+              </w:rPr>
+              <w:t>后端业务模块</w:t>
+            </w:r>
+          </w:p>
+        </w:tc>
+        <w:tc>
+          <w:tcPr>
+            <w:tcW w:type="dxa" w:w="2880"/>
+          </w:tcPr>
+          <w:p>
+            <w:r/>
+            <w:r>
+              <w:rPr>
+                <w:rFonts w:ascii="Microsoft YaHei" w:hAnsi="Microsoft YaHei" w:eastAsia="Microsoft YaHei"/>
+              </w:rPr>
+              <w:t>4（+1 公共层）</w:t>
+            </w:r>
+          </w:p>
+        </w:tc>
+        <w:tc>
+          <w:tcPr>
+            <w:tcW w:type="dxa" w:w="2880"/>
+          </w:tcPr>
+          <w:p>
+            <w:r/>
+            <w:r>
+              <w:rPr>
+                <w:rFonts w:ascii="Microsoft YaHei" w:hAnsi="Microsoft YaHei" w:eastAsia="Microsoft YaHei"/>
+              </w:rPr>
+              <w:t>100%（上限 5）</w:t>
+            </w:r>
+          </w:p>
+        </w:tc>
+      </w:tr>
+      <w:tr>
+        <w:tc>
+          <w:tcPr>
+            <w:tcW w:type="dxa" w:w="2880"/>
+          </w:tcPr>
+          <w:p>
+            <w:r/>
+            <w:r>
+              <w:rPr>
+                <w:rFonts w:ascii="Microsoft YaHei" w:hAnsi="Microsoft YaHei" w:eastAsia="Microsoft YaHei"/>
+              </w:rPr>
+              <w:t>后端 REST 接口</w:t>
+            </w:r>
+          </w:p>
+        </w:tc>
+        <w:tc>
+          <w:tcPr>
+            <w:tcW w:type="dxa" w:w="2880"/>
+          </w:tcPr>
+          <w:p>
+            <w:r/>
+            <w:r>
+              <w:rPr>
+                <w:rFonts w:ascii="Microsoft YaHei" w:hAnsi="Microsoft YaHei" w:eastAsia="Microsoft YaHei"/>
+              </w:rPr>
+              <w:t>80+（全部连库可用）</w:t>
+            </w:r>
+          </w:p>
+        </w:tc>
+        <w:tc>
+          <w:tcPr>
+            <w:tcW w:type="dxa" w:w="2880"/>
+          </w:tcPr>
+          <w:p>
+            <w:r/>
+            <w:r>
+              <w:rPr>
+                <w:rFonts w:ascii="Microsoft YaHei" w:hAnsi="Microsoft YaHei" w:eastAsia="Microsoft YaHei"/>
+              </w:rPr>
+              <w:t>100%</w:t>
+            </w:r>
+          </w:p>
+        </w:tc>
+      </w:tr>
+      <w:tr>
+        <w:tc>
+          <w:tcPr>
+            <w:tcW w:type="dxa" w:w="2880"/>
+          </w:tcPr>
+          <w:p>
+            <w:r/>
+            <w:r>
+              <w:rPr>
+                <w:rFonts w:ascii="Microsoft YaHei" w:hAnsi="Microsoft YaHei" w:eastAsia="Microsoft YaHei"/>
+              </w:rPr>
+              <w:t>数据库表</w:t>
+            </w:r>
+          </w:p>
+        </w:tc>
+        <w:tc>
+          <w:tcPr>
+            <w:tcW w:type="dxa" w:w="2880"/>
+          </w:tcPr>
+          <w:p>
+            <w:r/>
+            <w:r>
+              <w:rPr>
+                <w:rFonts w:ascii="Microsoft YaHei" w:hAnsi="Microsoft YaHei" w:eastAsia="Microsoft YaHei"/>
+              </w:rPr>
+              <w:t>31 张 + 种子数据</w:t>
+            </w:r>
+          </w:p>
+        </w:tc>
+        <w:tc>
+          <w:tcPr>
+            <w:tcW w:type="dxa" w:w="2880"/>
+          </w:tcPr>
+          <w:p>
+            <w:r/>
+            <w:r>
+              <w:rPr>
+                <w:rFonts w:ascii="Microsoft YaHei" w:hAnsi="Microsoft YaHei" w:eastAsia="Microsoft YaHei"/>
+              </w:rPr>
+              <w:t>100%</w:t>
+            </w:r>
+          </w:p>
+        </w:tc>
+      </w:tr>
+      <w:tr>
+        <w:tc>
+          <w:tcPr>
+            <w:tcW w:type="dxa" w:w="2880"/>
+          </w:tcPr>
+          <w:p>
+            <w:r/>
+            <w:r>
+              <w:rPr>
+                <w:rFonts w:ascii="Microsoft YaHei" w:hAnsi="Microsoft YaHei" w:eastAsia="Microsoft YaHei"/>
+              </w:rPr>
+              <w:t>安全 RBAC</w:t>
+            </w:r>
+          </w:p>
+        </w:tc>
+        <w:tc>
+          <w:tcPr>
+            <w:tcW w:type="dxa" w:w="2880"/>
+          </w:tcPr>
+          <w:p>
+            <w:r/>
+            <w:r>
+              <w:rPr>
+                <w:rFonts w:ascii="Microsoft YaHei" w:hAnsi="Microsoft YaHei" w:eastAsia="Microsoft YaHei"/>
+              </w:rPr>
+              <w:t>5 角色 / 26 菜单 / 21 权限码</w:t>
+            </w:r>
+          </w:p>
+        </w:tc>
+        <w:tc>
+          <w:tcPr>
+            <w:tcW w:type="dxa" w:w="2880"/>
+          </w:tcPr>
+          <w:p>
+            <w:r/>
+            <w:r>
+              <w:rPr>
+                <w:rFonts w:ascii="Microsoft YaHei" w:hAnsi="Microsoft YaHei" w:eastAsia="Microsoft YaHei"/>
+              </w:rPr>
+              <w:t>100%</w:t>
+            </w:r>
+          </w:p>
+        </w:tc>
+      </w:tr>
+      <w:tr>
+        <w:tc>
+          <w:tcPr>
+            <w:tcW w:type="dxa" w:w="2880"/>
+          </w:tcPr>
+          <w:p>
+            <w:r/>
+            <w:r>
+              <w:rPr>
+                <w:rFonts w:ascii="Microsoft YaHei" w:hAnsi="Microsoft YaHei" w:eastAsia="Microsoft YaHei"/>
+              </w:rPr>
+              <w:t>PC 后台模块</w:t>
+            </w:r>
+          </w:p>
+        </w:tc>
+        <w:tc>
+          <w:tcPr>
+            <w:tcW w:type="dxa" w:w="2880"/>
+          </w:tcPr>
+          <w:p>
+            <w:r/>
+            <w:r>
+              <w:rPr>
+                <w:rFonts w:ascii="Microsoft YaHei" w:hAnsi="Microsoft YaHei" w:eastAsia="Microsoft YaHei"/>
+              </w:rPr>
+              <w:t>28 .vue / 23 路由</w:t>
+            </w:r>
+          </w:p>
+        </w:tc>
+        <w:tc>
+          <w:tcPr>
+            <w:tcW w:type="dxa" w:w="2880"/>
+          </w:tcPr>
+          <w:p>
+            <w:r/>
+            <w:r>
+              <w:rPr>
+                <w:rFonts w:ascii="Microsoft YaHei" w:hAnsi="Microsoft YaHei" w:eastAsia="Microsoft YaHei"/>
+              </w:rPr>
+              <w:t>100%</w:t>
+            </w:r>
+          </w:p>
+        </w:tc>
+      </w:tr>
+      <w:tr>
+        <w:tc>
+          <w:tcPr>
+            <w:tcW w:type="dxa" w:w="2880"/>
+          </w:tcPr>
+          <w:p>
+            <w:r/>
+            <w:r>
+              <w:rPr>
+                <w:rFonts w:ascii="Microsoft YaHei" w:hAnsi="Microsoft YaHei" w:eastAsia="Microsoft YaHei"/>
+              </w:rPr>
+              <w:t>客户端小程序页</w:t>
+            </w:r>
+          </w:p>
+        </w:tc>
+        <w:tc>
+          <w:tcPr>
+            <w:tcW w:type="dxa" w:w="2880"/>
+          </w:tcPr>
+          <w:p>
+            <w:r/>
+            <w:r>
+              <w:rPr>
+                <w:rFonts w:ascii="Microsoft YaHei" w:hAnsi="Microsoft YaHei" w:eastAsia="Microsoft YaHei"/>
+              </w:rPr>
+              <w:t>15（含登录）</w:t>
+            </w:r>
+          </w:p>
+        </w:tc>
+        <w:tc>
+          <w:tcPr>
+            <w:tcW w:type="dxa" w:w="2880"/>
+          </w:tcPr>
+          <w:p>
+            <w:r/>
+            <w:r>
+              <w:rPr>
+                <w:rFonts w:ascii="Microsoft YaHei" w:hAnsi="Microsoft YaHei" w:eastAsia="Microsoft YaHei"/>
+              </w:rPr>
+              <w:t>100%</w:t>
+            </w:r>
+          </w:p>
+        </w:tc>
+      </w:tr>
+      <w:tr>
+        <w:tc>
+          <w:tcPr>
+            <w:tcW w:type="dxa" w:w="2880"/>
+          </w:tcPr>
+          <w:p>
+            <w:r/>
+            <w:r>
+              <w:rPr>
+                <w:rFonts w:ascii="Microsoft YaHei" w:hAnsi="Microsoft YaHei" w:eastAsia="Microsoft YaHei"/>
+              </w:rPr>
+              <w:t>师傅端小程序页</w:t>
+            </w:r>
+          </w:p>
+        </w:tc>
+        <w:tc>
+          <w:tcPr>
+            <w:tcW w:type="dxa" w:w="2880"/>
+          </w:tcPr>
+          <w:p>
+            <w:r/>
+            <w:r>
+              <w:rPr>
+                <w:rFonts w:ascii="Microsoft YaHei" w:hAnsi="Microsoft YaHei" w:eastAsia="Microsoft YaHei"/>
+              </w:rPr>
+              <w:t>8（含登录）</w:t>
+            </w:r>
+          </w:p>
+        </w:tc>
+        <w:tc>
+          <w:tcPr>
+            <w:tcW w:type="dxa" w:w="2880"/>
+          </w:tcPr>
+          <w:p>
+            <w:r/>
+            <w:r>
+              <w:rPr>
+                <w:rFonts w:ascii="Microsoft YaHei" w:hAnsi="Microsoft YaHei" w:eastAsia="Microsoft YaHei"/>
+              </w:rPr>
+              <w:t>100%</w:t>
             </w:r>
           </w:p>
         </w:tc>
@@ -1890,282 +2465,51 @@
     <w:p>
       <w:r>
         <w:rPr>
-          <w:rFonts w:ascii="宋体" w:hAnsi="宋体" w:eastAsia="宋体"/>
-          <w:b w:val="0"/>
-          <w:sz w:val="21"/>
+          <w:rFonts w:ascii="Microsoft YaHei" w:hAnsi="Microsoft YaHei" w:eastAsia="Microsoft YaHei"/>
+          <w:b/>
+          <w:i w:val="0"/>
         </w:rPr>
-        <w:t xml:space="preserve">关键设计：① </w:t>
+        <w:t>端到端验证</w:t>
       </w:r>
       <w:r>
         <w:rPr>
-          <w:rFonts w:ascii="宋体" w:hAnsi="宋体" w:eastAsia="宋体"/>
-          <w:b/>
-          <w:sz w:val="21"/>
+          <w:rFonts w:ascii="Microsoft YaHei" w:hAnsi="Microsoft YaHei" w:eastAsia="Microsoft YaHei"/>
+          <w:b w:val="0"/>
+          <w:i w:val="0"/>
         </w:rPr>
-        <w:t>登录态骨架</w:t>
+        <w:t xml:space="preserve">：业务闭环 </w:t>
       </w:r>
       <w:r>
         <w:rPr>
-          <w:rFonts w:ascii="宋体" w:hAnsi="宋体" w:eastAsia="宋体"/>
           <w:b w:val="0"/>
-          <w:sz w:val="21"/>
+          <w:i w:val="0"/>
+          <w:rFonts w:ascii="Consolas" w:hAnsi="Consolas" w:eastAsia="Consolas"/>
         </w:rPr>
-        <w:t>——</w:t>
+        <w:t>scripts/loop_test.py</w:t>
       </w:r>
       <w:r>
         <w:rPr>
-          <w:rFonts w:ascii="Consolas" w:hAnsi="Consolas" w:eastAsia="Consolas"/>
+          <w:rFonts w:ascii="Microsoft YaHei" w:hAnsi="Microsoft YaHei" w:eastAsia="Microsoft YaHei"/>
           <w:b w:val="0"/>
-          <w:color w:val="C0392B"/>
-          <w:sz w:val="20"/>
+          <w:i w:val="0"/>
         </w:rPr>
-        <w:t>utils/api.js</w:t>
+        <w:t xml:space="preserve"> 36 项断言全绿；师傅端隔离 13 项全绿；安全鉴权矩阵（无 token→401 / 越权→403 / 授权→200）实测通过；</w:t>
       </w:r>
       <w:r>
         <w:rPr>
-          <w:rFonts w:ascii="宋体" w:hAnsi="宋体" w:eastAsia="宋体"/>
           <w:b w:val="0"/>
-          <w:sz w:val="21"/>
+          <w:i w:val="0"/>
+          <w:rFonts w:ascii="Consolas" w:hAnsi="Consolas" w:eastAsia="Consolas"/>
         </w:rPr>
-        <w:t xml:space="preserve"> 的 </w:t>
+        <w:t>JwtUtilTest</w:t>
       </w:r>
       <w:r>
         <w:rPr>
-          <w:rFonts w:ascii="Consolas" w:hAnsi="Consolas" w:eastAsia="Consolas"/>
+          <w:rFonts w:ascii="Microsoft YaHei" w:hAnsi="Microsoft YaHei" w:eastAsia="Microsoft YaHei"/>
           <w:b w:val="0"/>
-          <w:color w:val="C0392B"/>
-          <w:sz w:val="20"/>
+          <w:i w:val="0"/>
         </w:rPr>
-        <w:t>request()</w:t>
-      </w:r>
-      <w:r>
-        <w:rPr>
-          <w:rFonts w:ascii="宋体" w:hAnsi="宋体" w:eastAsia="宋体"/>
-          <w:b w:val="0"/>
-          <w:sz w:val="21"/>
-        </w:rPr>
-        <w:t xml:space="preserve"> 统一注入本地 </w:t>
-      </w:r>
-      <w:r>
-        <w:rPr>
-          <w:rFonts w:ascii="Consolas" w:hAnsi="Consolas" w:eastAsia="Consolas"/>
-          <w:b w:val="0"/>
-          <w:color w:val="C0392B"/>
-          <w:sz w:val="20"/>
-        </w:rPr>
-        <w:t>Bearer</w:t>
-      </w:r>
-      <w:r>
-        <w:rPr>
-          <w:rFonts w:ascii="宋体" w:hAnsi="宋体" w:eastAsia="宋体"/>
-          <w:b w:val="0"/>
-          <w:sz w:val="21"/>
-        </w:rPr>
-        <w:t xml:space="preserve"> token；</w:t>
-      </w:r>
-      <w:r>
-        <w:rPr>
-          <w:rFonts w:ascii="Consolas" w:hAnsi="Consolas" w:eastAsia="Consolas"/>
-          <w:b w:val="0"/>
-          <w:color w:val="C0392B"/>
-          <w:sz w:val="20"/>
-        </w:rPr>
-        <w:t>utils/auth.js</w:t>
-      </w:r>
-      <w:r>
-        <w:rPr>
-          <w:rFonts w:ascii="宋体" w:hAnsi="宋体" w:eastAsia="宋体"/>
-          <w:b w:val="0"/>
-          <w:sz w:val="21"/>
-        </w:rPr>
-        <w:t xml:space="preserve"> 提供 </w:t>
-      </w:r>
-      <w:r>
-        <w:rPr>
-          <w:rFonts w:ascii="Consolas" w:hAnsi="Consolas" w:eastAsia="Consolas"/>
-          <w:b w:val="0"/>
-          <w:color w:val="C0392B"/>
-          <w:sz w:val="20"/>
-        </w:rPr>
-        <w:t>isLogin/requireLogin</w:t>
-      </w:r>
-      <w:r>
-        <w:rPr>
-          <w:rFonts w:ascii="宋体" w:hAnsi="宋体" w:eastAsia="宋体"/>
-          <w:b w:val="0"/>
-          <w:sz w:val="21"/>
-        </w:rPr>
-        <w:t>；</w:t>
-      </w:r>
-      <w:r>
-        <w:rPr>
-          <w:rFonts w:ascii="Consolas" w:hAnsi="Consolas" w:eastAsia="Consolas"/>
-          <w:b w:val="0"/>
-          <w:color w:val="C0392B"/>
-          <w:sz w:val="20"/>
-        </w:rPr>
-        <w:t>pages/profile</w:t>
-      </w:r>
-      <w:r>
-        <w:rPr>
-          <w:rFonts w:ascii="宋体" w:hAnsi="宋体" w:eastAsia="宋体"/>
-          <w:b w:val="0"/>
-          <w:sz w:val="21"/>
-        </w:rPr>
-        <w:t xml:space="preserve"> </w:t>
-      </w:r>
-      <w:r>
-        <w:rPr>
-          <w:rFonts w:ascii="Consolas" w:hAnsi="Consolas" w:eastAsia="Consolas"/>
-          <w:b w:val="0"/>
-          <w:color w:val="C0392B"/>
-          <w:sz w:val="20"/>
-        </w:rPr>
-        <w:t>onShow</w:t>
-      </w:r>
-      <w:r>
-        <w:rPr>
-          <w:rFonts w:ascii="宋体" w:hAnsi="宋体" w:eastAsia="宋体"/>
-          <w:b w:val="0"/>
-          <w:sz w:val="21"/>
-        </w:rPr>
-        <w:t xml:space="preserve"> 校验未登录跳登录页；</w:t>
-      </w:r>
-    </w:p>
-    <w:p>
-      <w:r>
-        <w:rPr>
-          <w:rFonts w:ascii="宋体" w:hAnsi="宋体" w:eastAsia="宋体"/>
-          <w:b w:val="0"/>
-          <w:sz w:val="21"/>
-        </w:rPr>
-        <w:t xml:space="preserve">② </w:t>
-      </w:r>
-      <w:r>
-        <w:rPr>
-          <w:rFonts w:ascii="宋体" w:hAnsi="宋体" w:eastAsia="宋体"/>
-          <w:b/>
-          <w:sz w:val="21"/>
-        </w:rPr>
-        <w:t>c 端开放层</w:t>
-      </w:r>
-      <w:r>
-        <w:rPr>
-          <w:rFonts w:ascii="宋体" w:hAnsi="宋体" w:eastAsia="宋体"/>
-          <w:b w:val="0"/>
-          <w:sz w:val="21"/>
-        </w:rPr>
-        <w:t xml:space="preserve">——客户端接口当前未强制鉴权（后端 </w:t>
-      </w:r>
-      <w:r>
-        <w:rPr>
-          <w:rFonts w:ascii="Consolas" w:hAnsi="Consolas" w:eastAsia="Consolas"/>
-          <w:b w:val="0"/>
-          <w:color w:val="C0392B"/>
-          <w:sz w:val="20"/>
-        </w:rPr>
-        <w:t>protect-client-api=false</w:t>
-      </w:r>
-      <w:r>
-        <w:rPr>
-          <w:rFonts w:ascii="宋体" w:hAnsi="宋体" w:eastAsia="宋体"/>
-          <w:b w:val="0"/>
-          <w:sz w:val="21"/>
-        </w:rPr>
-        <w:t>），登录态正式接入后由一处开关收口；</w:t>
-      </w:r>
-    </w:p>
-    <w:p>
-      <w:r>
-        <w:rPr>
-          <w:rFonts w:ascii="宋体" w:hAnsi="宋体" w:eastAsia="宋体"/>
-          <w:b w:val="0"/>
-          <w:sz w:val="21"/>
-        </w:rPr>
-        <w:t xml:space="preserve">③ </w:t>
-      </w:r>
-      <w:r>
-        <w:rPr>
-          <w:rFonts w:ascii="宋体" w:hAnsi="宋体" w:eastAsia="宋体"/>
-          <w:b/>
-          <w:sz w:val="21"/>
-        </w:rPr>
-        <w:t>真实登录</w:t>
-      </w:r>
-      <w:r>
-        <w:rPr>
-          <w:rFonts w:ascii="宋体" w:hAnsi="宋体" w:eastAsia="宋体"/>
-          <w:b w:val="0"/>
-          <w:sz w:val="21"/>
-        </w:rPr>
-        <w:t>——</w:t>
-      </w:r>
-      <w:r>
-        <w:rPr>
-          <w:rFonts w:ascii="Consolas" w:hAnsi="Consolas" w:eastAsia="Consolas"/>
-          <w:b w:val="0"/>
-          <w:color w:val="C0392B"/>
-          <w:sz w:val="20"/>
-        </w:rPr>
-        <w:t>api.login</w:t>
-      </w:r>
-      <w:r>
-        <w:rPr>
-          <w:rFonts w:ascii="宋体" w:hAnsi="宋体" w:eastAsia="宋体"/>
-          <w:b w:val="0"/>
-          <w:sz w:val="21"/>
-        </w:rPr>
-        <w:t xml:space="preserve"> 调 </w:t>
-      </w:r>
-      <w:r>
-        <w:rPr>
-          <w:rFonts w:ascii="Consolas" w:hAnsi="Consolas" w:eastAsia="Consolas"/>
-          <w:b w:val="0"/>
-          <w:color w:val="C0392B"/>
-          <w:sz w:val="20"/>
-        </w:rPr>
-        <w:t>POST /api/auth/miniapp-login</w:t>
-      </w:r>
-      <w:r>
-        <w:rPr>
-          <w:rFonts w:ascii="宋体" w:hAnsi="宋体" w:eastAsia="宋体"/>
-          <w:b w:val="0"/>
-          <w:sz w:val="21"/>
-        </w:rPr>
-        <w:t xml:space="preserve">（演示码 </w:t>
-      </w:r>
-      <w:r>
-        <w:rPr>
-          <w:rFonts w:ascii="Consolas" w:hAnsi="Consolas" w:eastAsia="Consolas"/>
-          <w:b w:val="0"/>
-          <w:color w:val="C0392B"/>
-          <w:sz w:val="20"/>
-        </w:rPr>
-        <w:t>1234</w:t>
-      </w:r>
-      <w:r>
-        <w:rPr>
-          <w:rFonts w:ascii="宋体" w:hAnsi="宋体" w:eastAsia="宋体"/>
-          <w:b w:val="0"/>
-          <w:sz w:val="21"/>
-        </w:rPr>
-        <w:t>）向后端换取</w:t>
-      </w:r>
-      <w:r>
-        <w:rPr>
-          <w:rFonts w:ascii="宋体" w:hAnsi="宋体" w:eastAsia="宋体"/>
-          <w:b/>
-          <w:sz w:val="21"/>
-        </w:rPr>
-        <w:t>真实 JWT</w:t>
-      </w:r>
-      <w:r>
-        <w:rPr>
-          <w:rFonts w:ascii="宋体" w:hAnsi="宋体" w:eastAsia="宋体"/>
-          <w:b w:val="0"/>
-          <w:sz w:val="21"/>
-        </w:rPr>
-        <w:t>，失败不再静默。</w:t>
+        <w:t xml:space="preserve"> 7 条单测全绿。</w:t>
       </w:r>
     </w:p>
     <w:p>
@@ -2174,136 +2518,51 @@
       </w:pPr>
       <w:r>
         <w:rPr>
-          <w:rFonts w:ascii="微软雅黑" w:hAnsi="微软雅黑" w:eastAsia="微软雅黑"/>
-          <w:b/>
-          <w:color w:val="1F4E79"/>
-          <w:sz w:val="25"/>
+          <w:rFonts w:ascii="Microsoft YaHei" w:hAnsi="Microsoft YaHei" w:eastAsia="Microsoft YaHei"/>
+          <w:b w:val="0"/>
+          <w:i w:val="0"/>
         </w:rPr>
-        <w:t>4.2 安装师傅端小程序 — 8 个页面（独立工程）</w:t>
-      </w:r>
-    </w:p>
-    <w:p>
-      <w:pPr>
-        <w:ind w:left="227"/>
-      </w:pPr>
-      <w:r>
-        <w:rPr>
-          <w:rFonts w:ascii="Consolas" w:hAnsi="Consolas" w:eastAsia="Consolas"/>
-          <w:b w:val="0"/>
-          <w:color w:val="C0392B"/>
-          <w:sz w:val="18"/>
-        </w:rPr>
-        <w:t>broadband-worker/</w:t>
-      </w:r>
-      <w:r>
-        <w:rPr>
-          <w:rFonts w:ascii="宋体" w:hAnsi="宋体" w:eastAsia="宋体"/>
-          <w:b w:val="0"/>
-          <w:color w:val="555555"/>
-          <w:sz w:val="19"/>
-        </w:rPr>
-        <w:t xml:space="preserve">，橙 </w:t>
-      </w:r>
-      <w:r>
-        <w:rPr>
-          <w:rFonts w:ascii="Consolas" w:hAnsi="Consolas" w:eastAsia="Consolas"/>
-          <w:b w:val="0"/>
-          <w:color w:val="C0392B"/>
-          <w:sz w:val="18"/>
-        </w:rPr>
-        <w:t>#ea580c</w:t>
-      </w:r>
-      <w:r>
-        <w:rPr>
-          <w:rFonts w:ascii="宋体" w:hAnsi="宋体" w:eastAsia="宋体"/>
-          <w:b w:val="0"/>
-          <w:color w:val="555555"/>
-          <w:sz w:val="19"/>
-        </w:rPr>
-        <w:t>，微信原生，</w:t>
-      </w:r>
-      <w:r>
-        <w:rPr>
-          <w:rFonts w:ascii="宋体" w:hAnsi="宋体" w:eastAsia="宋体"/>
-          <w:b/>
-          <w:color w:val="555555"/>
-          <w:sz w:val="19"/>
-        </w:rPr>
-        <w:t>v1.2 新建独立工程</w:t>
-      </w:r>
-      <w:r>
-        <w:rPr>
-          <w:rFonts w:ascii="宋体" w:hAnsi="宋体" w:eastAsia="宋体"/>
-          <w:b w:val="0"/>
-          <w:color w:val="555555"/>
-          <w:sz w:val="19"/>
-        </w:rPr>
-        <w:t xml:space="preserve">。与客户端为两个小程序，经同一后端 </w:t>
-      </w:r>
-      <w:r>
-        <w:rPr>
-          <w:rFonts w:ascii="Consolas" w:hAnsi="Consolas" w:eastAsia="Consolas"/>
-          <w:b w:val="0"/>
-          <w:color w:val="C0392B"/>
-          <w:sz w:val="18"/>
-        </w:rPr>
-        <w:t>:8082</w:t>
-      </w:r>
-      <w:r>
-        <w:rPr>
-          <w:rFonts w:ascii="宋体" w:hAnsi="宋体" w:eastAsia="宋体"/>
-          <w:b w:val="0"/>
-          <w:color w:val="555555"/>
-          <w:sz w:val="19"/>
-        </w:rPr>
-        <w:t xml:space="preserve"> 取数。</w:t>
+        <w:t>九、配套文档索引</w:t>
       </w:r>
     </w:p>
     <w:tbl>
       <w:tblPr>
-        <w:tblStyle w:val="TableGrid"/>
+        <w:tblStyle w:val="LightGrid-Accent1"/>
         <w:tblW w:type="auto" w:w="0"/>
-        <w:jc w:val="center"/>
         <w:tblLook w:firstColumn="1" w:firstRow="1" w:lastColumn="0" w:lastRow="0" w:noHBand="0" w:noVBand="1" w:val="04A0"/>
       </w:tblPr>
       <w:tblGrid>
-        <w:gridCol w:w="4873"/>
-        <w:gridCol w:w="4873"/>
+        <w:gridCol w:w="4320"/>
+        <w:gridCol w:w="4320"/>
       </w:tblGrid>
       <w:tr>
         <w:tc>
           <w:tcPr>
-            <w:tcW w:type="dxa" w:w="4873"/>
-            <w:shd w:val="clear" w:color="auto" w:fill="1F4E79"/>
+            <w:tcW w:type="dxa" w:w="4320"/>
           </w:tcPr>
           <w:p>
             <w:r/>
             <w:r>
               <w:rPr>
-                <w:rFonts w:ascii="微软雅黑" w:hAnsi="微软雅黑" w:eastAsia="微软雅黑"/>
+                <w:rFonts w:ascii="Microsoft YaHei" w:hAnsi="Microsoft YaHei" w:eastAsia="Microsoft YaHei"/>
                 <w:b/>
-                <w:color w:val="FFFFFF"/>
-                <w:sz w:val="19"/>
               </w:rPr>
-              <w:t>分组</w:t>
+              <w:t>文档</w:t>
             </w:r>
           </w:p>
         </w:tc>
         <w:tc>
           <w:tcPr>
-            <w:tcW w:type="dxa" w:w="4873"/>
-            <w:shd w:val="clear" w:color="auto" w:fill="1F4E79"/>
+            <w:tcW w:type="dxa" w:w="4320"/>
           </w:tcPr>
           <w:p>
             <w:r/>
             <w:r>
               <w:rPr>
-                <w:rFonts w:ascii="微软雅黑" w:hAnsi="微软雅黑" w:eastAsia="微软雅黑"/>
+                <w:rFonts w:ascii="Microsoft YaHei" w:hAnsi="Microsoft YaHei" w:eastAsia="Microsoft YaHei"/>
                 <w:b/>
-                <w:color w:val="FFFFFF"/>
-                <w:sz w:val="19"/>
               </w:rPr>
-              <w:t>页面</w:t>
+              <w:t>说明</w:t>
             </w:r>
           </w:p>
         </w:tc>
@@ -2311,76 +2570,29 @@
       <w:tr>
         <w:tc>
           <w:tcPr>
-            <w:tcW w:type="dxa" w:w="4873"/>
+            <w:tcW w:type="dxa" w:w="4320"/>
           </w:tcPr>
           <w:p>
             <w:r/>
             <w:r>
               <w:rPr>
-                <w:rFonts w:ascii="宋体" w:hAnsi="宋体" w:eastAsia="宋体"/>
-                <w:b w:val="0"/>
-                <w:sz w:val="19"/>
+                <w:rFonts w:ascii="Microsoft YaHei" w:hAnsi="Microsoft YaHei" w:eastAsia="Microsoft YaHei"/>
               </w:rPr>
-              <w:t>工作台</w:t>
+              <w:t>系统架构说明书</w:t>
             </w:r>
           </w:p>
         </w:tc>
         <w:tc>
           <w:tcPr>
-            <w:tcW w:type="dxa" w:w="4873"/>
+            <w:tcW w:type="dxa" w:w="4320"/>
           </w:tcPr>
           <w:p>
             <w:r/>
             <w:r>
               <w:rPr>
-                <w:rFonts w:ascii="宋体" w:hAnsi="宋体" w:eastAsia="宋体"/>
-                <w:b w:val="0"/>
-                <w:sz w:val="19"/>
+                <w:rFonts w:ascii="Microsoft YaHei" w:hAnsi="Microsoft YaHei" w:eastAsia="Microsoft YaHei"/>
               </w:rPr>
-              <w:t xml:space="preserve">首页 </w:t>
-            </w:r>
-            <w:r>
-              <w:rPr>
-                <w:rFonts w:ascii="Consolas" w:hAnsi="Consolas" w:eastAsia="Consolas"/>
-                <w:b w:val="0"/>
-                <w:color w:val="C0392B"/>
-                <w:sz w:val="18"/>
-              </w:rPr>
-              <w:t>pages/index</w:t>
-            </w:r>
-            <w:r>
-              <w:rPr>
-                <w:rFonts w:ascii="宋体" w:hAnsi="宋体" w:eastAsia="宋体"/>
-                <w:b w:val="0"/>
-                <w:sz w:val="19"/>
-              </w:rPr>
-              <w:t xml:space="preserve">（今日工单概览）、个人中心 </w:t>
-            </w:r>
-            <w:r>
-              <w:rPr>
-                <w:rFonts w:ascii="Consolas" w:hAnsi="Consolas" w:eastAsia="Consolas"/>
-                <w:b w:val="0"/>
-                <w:color w:val="C0392B"/>
-                <w:sz w:val="18"/>
-              </w:rPr>
-              <w:t>pages/profile</w:t>
-            </w:r>
-            <w:r>
-              <w:rPr>
-                <w:rFonts w:ascii="宋体" w:hAnsi="宋体" w:eastAsia="宋体"/>
-                <w:b w:val="0"/>
-                <w:sz w:val="19"/>
-              </w:rPr>
-              <w:t xml:space="preserve">（含登录门禁）、登录 </w:t>
-            </w:r>
-            <w:r>
-              <w:rPr>
-                <w:rFonts w:ascii="Consolas" w:hAnsi="Consolas" w:eastAsia="Consolas"/>
-                <w:b w:val="0"/>
-                <w:color w:val="C0392B"/>
-                <w:sz w:val="18"/>
-              </w:rPr>
-              <w:t>pages/login</w:t>
+              <w:t>整体架构、模块职责、部署拓扑、非功能设计</w:t>
             </w:r>
           </w:p>
         </w:tc>
@@ -2388,78 +2600,29 @@
       <w:tr>
         <w:tc>
           <w:tcPr>
-            <w:tcW w:type="dxa" w:w="4873"/>
-            <w:shd w:val="clear" w:color="auto" w:fill="F2F6FA"/>
+            <w:tcW w:type="dxa" w:w="4320"/>
           </w:tcPr>
           <w:p>
             <w:r/>
             <w:r>
               <w:rPr>
-                <w:rFonts w:ascii="宋体" w:hAnsi="宋体" w:eastAsia="宋体"/>
-                <w:b w:val="0"/>
-                <w:sz w:val="19"/>
+                <w:rFonts w:ascii="Microsoft YaHei" w:hAnsi="Microsoft YaHei" w:eastAsia="Microsoft YaHei"/>
               </w:rPr>
-              <w:t>工单履约</w:t>
+              <w:t>系统规划说明书</w:t>
             </w:r>
           </w:p>
         </w:tc>
         <w:tc>
           <w:tcPr>
-            <w:tcW w:type="dxa" w:w="4873"/>
-            <w:shd w:val="clear" w:color="auto" w:fill="F2F6FA"/>
+            <w:tcW w:type="dxa" w:w="4320"/>
           </w:tcPr>
           <w:p>
             <w:r/>
             <w:r>
               <w:rPr>
-                <w:rFonts w:ascii="宋体" w:hAnsi="宋体" w:eastAsia="宋体"/>
-                <w:b w:val="0"/>
-                <w:sz w:val="19"/>
+                <w:rFonts w:ascii="Microsoft YaHei" w:hAnsi="Microsoft YaHei" w:eastAsia="Microsoft YaHei"/>
               </w:rPr>
-              <w:t xml:space="preserve">我的工单 </w:t>
-            </w:r>
-            <w:r>
-              <w:rPr>
-                <w:rFonts w:ascii="Consolas" w:hAnsi="Consolas" w:eastAsia="Consolas"/>
-                <w:b w:val="0"/>
-                <w:color w:val="C0392B"/>
-                <w:sz w:val="18"/>
-              </w:rPr>
-              <w:t>pages/order</w:t>
-            </w:r>
-            <w:r>
-              <w:rPr>
-                <w:rFonts w:ascii="宋体" w:hAnsi="宋体" w:eastAsia="宋体"/>
-                <w:b w:val="0"/>
-                <w:sz w:val="19"/>
-              </w:rPr>
-              <w:t xml:space="preserve"> + 详情 </w:t>
-            </w:r>
-            <w:r>
-              <w:rPr>
-                <w:rFonts w:ascii="Consolas" w:hAnsi="Consolas" w:eastAsia="Consolas"/>
-                <w:b w:val="0"/>
-                <w:color w:val="C0392B"/>
-                <w:sz w:val="18"/>
-              </w:rPr>
-              <w:t>pages/order-detail</w:t>
-            </w:r>
-            <w:r>
-              <w:rPr>
-                <w:rFonts w:ascii="宋体" w:hAnsi="宋体" w:eastAsia="宋体"/>
-                <w:b w:val="0"/>
-                <w:sz w:val="19"/>
-              </w:rPr>
-              <w:t xml:space="preserve">、完工确认/测速 </w:t>
-            </w:r>
-            <w:r>
-              <w:rPr>
-                <w:rFonts w:ascii="Consolas" w:hAnsi="Consolas" w:eastAsia="Consolas"/>
-                <w:b w:val="0"/>
-                <w:color w:val="C0392B"/>
-                <w:sz w:val="18"/>
-              </w:rPr>
-              <w:t>pages/confirm</w:t>
+              <w:t>规划路线、建设目标、分阶段演进、风险对策</w:t>
             </w:r>
           </w:p>
         </w:tc>
@@ -2467,59 +2630,179 @@
       <w:tr>
         <w:tc>
           <w:tcPr>
-            <w:tcW w:type="dxa" w:w="4873"/>
+            <w:tcW w:type="dxa" w:w="4320"/>
           </w:tcPr>
           <w:p>
             <w:r/>
             <w:r>
               <w:rPr>
-                <w:rFonts w:ascii="宋体" w:hAnsi="宋体" w:eastAsia="宋体"/>
-                <w:b w:val="0"/>
-                <w:sz w:val="19"/>
+                <w:rFonts w:ascii="Microsoft YaHei" w:hAnsi="Microsoft YaHei" w:eastAsia="Microsoft YaHei"/>
               </w:rPr>
-              <w:t>调度支撑</w:t>
+              <w:t>数据结构说明书</w:t>
             </w:r>
           </w:p>
         </w:tc>
         <w:tc>
           <w:tcPr>
-            <w:tcW w:type="dxa" w:w="4873"/>
+            <w:tcW w:type="dxa" w:w="4320"/>
           </w:tcPr>
           <w:p>
             <w:r/>
             <w:r>
               <w:rPr>
-                <w:rFonts w:ascii="宋体" w:hAnsi="宋体" w:eastAsia="宋体"/>
-                <w:b w:val="0"/>
-                <w:sz w:val="19"/>
+                <w:rFonts w:ascii="Microsoft YaHei" w:hAnsi="Microsoft YaHei" w:eastAsia="Microsoft YaHei"/>
               </w:rPr>
-              <w:t xml:space="preserve">排班与容量 </w:t>
+              <w:t>31 张表逐表字段、关系、字典与参数种子</w:t>
             </w:r>
+          </w:p>
+        </w:tc>
+      </w:tr>
+      <w:tr>
+        <w:tc>
+          <w:tcPr>
+            <w:tcW w:type="dxa" w:w="4320"/>
+          </w:tcPr>
+          <w:p>
+            <w:r/>
             <w:r>
               <w:rPr>
-                <w:rFonts w:ascii="Consolas" w:hAnsi="Consolas" w:eastAsia="Consolas"/>
-                <w:b w:val="0"/>
-                <w:color w:val="C0392B"/>
-                <w:sz w:val="18"/>
+                <w:rFonts w:ascii="Microsoft YaHei" w:hAnsi="Microsoft YaHei" w:eastAsia="Microsoft YaHei"/>
               </w:rPr>
-              <w:t>pages/capacity</w:t>
+              <w:t>运维操作说明书</w:t>
             </w:r>
+          </w:p>
+        </w:tc>
+        <w:tc>
+          <w:tcPr>
+            <w:tcW w:type="dxa" w:w="4320"/>
+          </w:tcPr>
+          <w:p>
+            <w:r/>
             <w:r>
               <w:rPr>
-                <w:rFonts w:ascii="宋体" w:hAnsi="宋体" w:eastAsia="宋体"/>
-                <w:b w:val="0"/>
-                <w:sz w:val="19"/>
+                <w:rFonts w:ascii="Microsoft YaHei" w:hAnsi="Microsoft YaHei" w:eastAsia="Microsoft YaHei"/>
               </w:rPr>
-              <w:t xml:space="preserve">（时段热力 + 个人容量）、工单路线 </w:t>
+              <w:t>环境、构建、部署、配置、监控、故障排查、备份</w:t>
             </w:r>
+          </w:p>
+        </w:tc>
+      </w:tr>
+      <w:tr>
+        <w:tc>
+          <w:tcPr>
+            <w:tcW w:type="dxa" w:w="4320"/>
+          </w:tcPr>
+          <w:p>
+            <w:r/>
             <w:r>
               <w:rPr>
-                <w:rFonts w:ascii="Consolas" w:hAnsi="Consolas" w:eastAsia="Consolas"/>
-                <w:b w:val="0"/>
-                <w:color w:val="C0392B"/>
-                <w:sz w:val="18"/>
+                <w:rFonts w:ascii="Microsoft YaHei" w:hAnsi="Microsoft YaHei" w:eastAsia="Microsoft YaHei"/>
               </w:rPr>
-              <w:t>pages/schedule</w:t>
+              <w:t>项目进度与开发计划</w:t>
+            </w:r>
+          </w:p>
+        </w:tc>
+        <w:tc>
+          <w:tcPr>
+            <w:tcW w:type="dxa" w:w="4320"/>
+          </w:tcPr>
+          <w:p>
+            <w:r/>
+            <w:r>
+              <w:rPr>
+                <w:rFonts w:ascii="Microsoft YaHei" w:hAnsi="Microsoft YaHei" w:eastAsia="Microsoft YaHei"/>
+              </w:rPr>
+              <w:t>里程碑、版本变更、剩余缺口、排期</w:t>
+            </w:r>
+          </w:p>
+        </w:tc>
+      </w:tr>
+      <w:tr>
+        <w:tc>
+          <w:tcPr>
+            <w:tcW w:type="dxa" w:w="4320"/>
+          </w:tcPr>
+          <w:p>
+            <w:r/>
+            <w:r>
+              <w:rPr>
+                <w:rFonts w:ascii="Microsoft YaHei" w:hAnsi="Microsoft YaHei" w:eastAsia="Microsoft YaHei"/>
+              </w:rPr>
+              <w:t>系统页面原型图</w:t>
+            </w:r>
+          </w:p>
+        </w:tc>
+        <w:tc>
+          <w:tcPr>
+            <w:tcW w:type="dxa" w:w="4320"/>
+          </w:tcPr>
+          <w:p>
+            <w:r/>
+            <w:r>
+              <w:rPr>
+                <w:rFonts w:ascii="Microsoft YaHei" w:hAnsi="Microsoft YaHei" w:eastAsia="Microsoft YaHei"/>
+              </w:rPr>
+              <w:t>PC 后台 / 客户端 / 师傅端 代表性页面线框原型</w:t>
+            </w:r>
+          </w:p>
+        </w:tc>
+      </w:tr>
+      <w:tr>
+        <w:tc>
+          <w:tcPr>
+            <w:tcW w:type="dxa" w:w="4320"/>
+          </w:tcPr>
+          <w:p>
+            <w:r/>
+            <w:r>
+              <w:rPr>
+                <w:rFonts w:ascii="Microsoft YaHei" w:hAnsi="Microsoft YaHei" w:eastAsia="Microsoft YaHei"/>
+              </w:rPr>
+              <w:t>UI 与交互设计</w:t>
+            </w:r>
+          </w:p>
+        </w:tc>
+        <w:tc>
+          <w:tcPr>
+            <w:tcW w:type="dxa" w:w="4320"/>
+          </w:tcPr>
+          <w:p>
+            <w:r/>
+            <w:r>
+              <w:rPr>
+                <w:rFonts w:ascii="Microsoft YaHei" w:hAnsi="Microsoft YaHei" w:eastAsia="Microsoft YaHei"/>
+              </w:rPr>
+              <w:t>三端同源异色设计系统、令牌、组件规范</w:t>
+            </w:r>
+          </w:p>
+        </w:tc>
+      </w:tr>
+      <w:tr>
+        <w:tc>
+          <w:tcPr>
+            <w:tcW w:type="dxa" w:w="4320"/>
+          </w:tcPr>
+          <w:p>
+            <w:r/>
+            <w:r>
+              <w:rPr>
+                <w:rFonts w:ascii="Microsoft YaHei" w:hAnsi="Microsoft YaHei" w:eastAsia="Microsoft YaHei"/>
+              </w:rPr>
+              <w:t>迭代与需求</w:t>
+            </w:r>
+          </w:p>
+        </w:tc>
+        <w:tc>
+          <w:tcPr>
+            <w:tcW w:type="dxa" w:w="4320"/>
+          </w:tcPr>
+          <w:p>
+            <w:r/>
+            <w:r>
+              <w:rPr>
+                <w:rFonts w:ascii="Microsoft YaHei" w:hAnsi="Microsoft YaHei" w:eastAsia="Microsoft YaHei"/>
+              </w:rPr>
+              <w:t>迭代路线图、V1.10~V1.13 变更、客户端差距矩阵</w:t>
             </w:r>
           </w:p>
         </w:tc>
@@ -2529,3094 +2812,16 @@
     <w:p>
       <w:r>
         <w:rPr>
-          <w:rFonts w:ascii="宋体" w:hAnsi="宋体" w:eastAsia="宋体"/>
+          <w:rFonts w:ascii="Microsoft YaHei" w:hAnsi="Microsoft YaHei" w:eastAsia="Microsoft YaHei"/>
           <w:b w:val="0"/>
-          <w:sz w:val="21"/>
+          <w:i w:val="0"/>
         </w:rPr>
-        <w:t>登录态与客户端同构：</w:t>
-      </w:r>
-      <w:r>
-        <w:rPr>
-          <w:rFonts w:ascii="Consolas" w:hAnsi="Consolas" w:eastAsia="Consolas"/>
-          <w:b w:val="0"/>
-          <w:color w:val="C0392B"/>
-          <w:sz w:val="20"/>
-        </w:rPr>
-        <w:t>setWorkerLogin</w:t>
-      </w:r>
-      <w:r>
-        <w:rPr>
-          <w:rFonts w:ascii="宋体" w:hAnsi="宋体" w:eastAsia="宋体"/>
-          <w:b w:val="0"/>
-          <w:sz w:val="21"/>
-        </w:rPr>
-        <w:t xml:space="preserve"> 写 token + 本地存储，</w:t>
-      </w:r>
-      <w:r>
-        <w:rPr>
-          <w:rFonts w:ascii="Consolas" w:hAnsi="Consolas" w:eastAsia="Consolas"/>
-          <w:b w:val="0"/>
-          <w:color w:val="C0392B"/>
-          <w:sz w:val="20"/>
-        </w:rPr>
-        <w:t>request()</w:t>
-      </w:r>
-      <w:r>
-        <w:rPr>
-          <w:rFonts w:ascii="宋体" w:hAnsi="宋体" w:eastAsia="宋体"/>
-          <w:b w:val="0"/>
-          <w:sz w:val="21"/>
-        </w:rPr>
-        <w:t xml:space="preserve"> 注入 Bearer，关联后端 </w:t>
-      </w:r>
-      <w:r>
-        <w:rPr>
-          <w:rFonts w:ascii="Consolas" w:hAnsi="Consolas" w:eastAsia="Consolas"/>
-          <w:b w:val="0"/>
-          <w:color w:val="C0392B"/>
-          <w:sz w:val="20"/>
-        </w:rPr>
-        <w:t>GET /admin/work-orders</w:t>
-      </w:r>
-      <w:r>
-        <w:rPr>
-          <w:rFonts w:ascii="宋体" w:hAnsi="宋体" w:eastAsia="宋体"/>
-          <w:b w:val="0"/>
-          <w:sz w:val="21"/>
-        </w:rPr>
-        <w:t>、</w:t>
-      </w:r>
-      <w:r>
-        <w:rPr>
-          <w:rFonts w:ascii="Consolas" w:hAnsi="Consolas" w:eastAsia="Consolas"/>
-          <w:b w:val="0"/>
-          <w:color w:val="C0392B"/>
-          <w:sz w:val="20"/>
-        </w:rPr>
-        <w:t>GET /api/dispatch/capacity</w:t>
-      </w:r>
-      <w:r>
-        <w:rPr>
-          <w:rFonts w:ascii="宋体" w:hAnsi="宋体" w:eastAsia="宋体"/>
-          <w:b w:val="0"/>
-          <w:sz w:val="21"/>
-        </w:rPr>
-        <w:t>、</w:t>
-      </w:r>
-      <w:r>
-        <w:rPr>
-          <w:rFonts w:ascii="Consolas" w:hAnsi="Consolas" w:eastAsia="Consolas"/>
-          <w:b w:val="0"/>
-          <w:color w:val="C0392B"/>
-          <w:sz w:val="20"/>
-        </w:rPr>
-        <w:t>POST /api/sla/evaluate</w:t>
-      </w:r>
-      <w:r>
-        <w:rPr>
-          <w:rFonts w:ascii="宋体" w:hAnsi="宋体" w:eastAsia="宋体"/>
-          <w:b w:val="0"/>
-          <w:sz w:val="21"/>
-        </w:rPr>
-        <w:t xml:space="preserve"> 等。</w:t>
-      </w:r>
-    </w:p>
-    <w:p>
-      <w:pPr>
-        <w:pStyle w:val="Heading2"/>
-      </w:pPr>
-      <w:r>
-        <w:rPr>
-          <w:rFonts w:ascii="微软雅黑" w:hAnsi="微软雅黑" w:eastAsia="微软雅黑"/>
-          <w:b/>
-          <w:color w:val="1F4E79"/>
-          <w:sz w:val="25"/>
-        </w:rPr>
-        <w:t>4.3 PC 后台（web-admin）— 已落地</w:t>
-      </w:r>
-    </w:p>
-    <w:p>
-      <w:r>
-        <w:rPr>
-          <w:rFonts w:ascii="宋体" w:hAnsi="宋体" w:eastAsia="宋体"/>
-          <w:b w:val="0"/>
-          <w:sz w:val="21"/>
-        </w:rPr>
-        <w:t>Vue 3 + Element Plus（按需引入，未全量引样式）+ Pinia + Vue Router（history 模式）+ Vite。设计稿 v1.9 规划的</w:t>
-      </w:r>
-    </w:p>
-    <w:p>
-      <w:r>
-        <w:rPr>
-          <w:rFonts w:ascii="宋体" w:hAnsi="宋体" w:eastAsia="宋体"/>
-          <w:b w:val="0"/>
-          <w:sz w:val="21"/>
-        </w:rPr>
-        <w:t xml:space="preserve">16 个后台模块已全部落地为 </w:t>
-      </w:r>
-      <w:r>
-        <w:rPr>
-          <w:rFonts w:ascii="宋体" w:hAnsi="宋体" w:eastAsia="宋体"/>
-          <w:b/>
-          <w:sz w:val="21"/>
-        </w:rPr>
-        <w:t>22 个业务页面 / 22 条路由</w:t>
-      </w:r>
-      <w:r>
-        <w:rPr>
-          <w:rFonts w:ascii="宋体" w:hAnsi="宋体" w:eastAsia="宋体"/>
-          <w:b w:val="0"/>
-          <w:sz w:val="21"/>
-        </w:rPr>
-        <w:t>（另含登录页与 403 / 404）：</w:t>
-      </w:r>
-    </w:p>
-    <w:tbl>
-      <w:tblPr>
-        <w:tblStyle w:val="TableGrid"/>
-        <w:tblW w:type="auto" w:w="0"/>
-        <w:jc w:val="center"/>
-        <w:tblLook w:firstColumn="1" w:firstRow="1" w:lastColumn="0" w:lastRow="0" w:noHBand="0" w:noVBand="1" w:val="04A0"/>
-      </w:tblPr>
-      <w:tblGrid>
-        <w:gridCol w:w="4873"/>
-        <w:gridCol w:w="4873"/>
-      </w:tblGrid>
-      <w:tr>
-        <w:tc>
-          <w:tcPr>
-            <w:tcW w:type="dxa" w:w="4873"/>
-            <w:shd w:val="clear" w:color="auto" w:fill="1F4E79"/>
-          </w:tcPr>
-          <w:p>
-            <w:r/>
-            <w:r>
-              <w:rPr>
-                <w:rFonts w:ascii="微软雅黑" w:hAnsi="微软雅黑" w:eastAsia="微软雅黑"/>
-                <w:b/>
-                <w:color w:val="FFFFFF"/>
-                <w:sz w:val="19"/>
-              </w:rPr>
-              <w:t>分组</w:t>
-            </w:r>
-          </w:p>
-        </w:tc>
-        <w:tc>
-          <w:tcPr>
-            <w:tcW w:type="dxa" w:w="4873"/>
-            <w:shd w:val="clear" w:color="auto" w:fill="1F4E79"/>
-          </w:tcPr>
-          <w:p>
-            <w:r/>
-            <w:r>
-              <w:rPr>
-                <w:rFonts w:ascii="微软雅黑" w:hAnsi="微软雅黑" w:eastAsia="微软雅黑"/>
-                <w:b/>
-                <w:color w:val="FFFFFF"/>
-                <w:sz w:val="19"/>
-              </w:rPr>
-              <w:t>页面</w:t>
-            </w:r>
-          </w:p>
-        </w:tc>
-      </w:tr>
-      <w:tr>
-        <w:tc>
-          <w:tcPr>
-            <w:tcW w:type="dxa" w:w="4873"/>
-          </w:tcPr>
-          <w:p>
-            <w:r/>
-            <w:r>
-              <w:rPr>
-                <w:rFonts w:ascii="宋体" w:hAnsi="宋体" w:eastAsia="宋体"/>
-                <w:b w:val="0"/>
-                <w:sz w:val="19"/>
-              </w:rPr>
-              <w:t>经营总览</w:t>
-            </w:r>
-          </w:p>
-        </w:tc>
-        <w:tc>
-          <w:tcPr>
-            <w:tcW w:type="dxa" w:w="4873"/>
-          </w:tcPr>
-          <w:p>
-            <w:r/>
-            <w:r>
-              <w:rPr>
-                <w:rFonts w:ascii="宋体" w:hAnsi="宋体" w:eastAsia="宋体"/>
-                <w:b w:val="0"/>
-                <w:sz w:val="19"/>
-              </w:rPr>
-              <w:t xml:space="preserve">数据看板 </w:t>
-            </w:r>
-            <w:r>
-              <w:rPr>
-                <w:rFonts w:ascii="Consolas" w:hAnsi="Consolas" w:eastAsia="Consolas"/>
-                <w:b w:val="0"/>
-                <w:color w:val="C0392B"/>
-                <w:sz w:val="18"/>
-              </w:rPr>
-              <w:t>/dashboard</w:t>
-            </w:r>
-          </w:p>
-        </w:tc>
-      </w:tr>
-      <w:tr>
-        <w:tc>
-          <w:tcPr>
-            <w:tcW w:type="dxa" w:w="4873"/>
-            <w:shd w:val="clear" w:color="auto" w:fill="F2F6FA"/>
-          </w:tcPr>
-          <w:p>
-            <w:r/>
-            <w:r>
-              <w:rPr>
-                <w:rFonts w:ascii="宋体" w:hAnsi="宋体" w:eastAsia="宋体"/>
-                <w:b w:val="0"/>
-                <w:sz w:val="19"/>
-              </w:rPr>
-              <w:t>业务办理</w:t>
-            </w:r>
-          </w:p>
-        </w:tc>
-        <w:tc>
-          <w:tcPr>
-            <w:tcW w:type="dxa" w:w="4873"/>
-            <w:shd w:val="clear" w:color="auto" w:fill="F2F6FA"/>
-          </w:tcPr>
-          <w:p>
-            <w:r/>
-            <w:r>
-              <w:rPr>
-                <w:rFonts w:ascii="宋体" w:hAnsi="宋体" w:eastAsia="宋体"/>
-                <w:b w:val="0"/>
-                <w:sz w:val="19"/>
-              </w:rPr>
-              <w:t xml:space="preserve">订单 </w:t>
-            </w:r>
-            <w:r>
-              <w:rPr>
-                <w:rFonts w:ascii="Consolas" w:hAnsi="Consolas" w:eastAsia="Consolas"/>
-                <w:b w:val="0"/>
-                <w:color w:val="C0392B"/>
-                <w:sz w:val="18"/>
-              </w:rPr>
-              <w:t>/order</w:t>
-            </w:r>
-            <w:r>
-              <w:rPr>
-                <w:rFonts w:ascii="宋体" w:hAnsi="宋体" w:eastAsia="宋体"/>
-                <w:b w:val="0"/>
-                <w:sz w:val="19"/>
-              </w:rPr>
-              <w:t xml:space="preserve">、客户 </w:t>
-            </w:r>
-            <w:r>
-              <w:rPr>
-                <w:rFonts w:ascii="Consolas" w:hAnsi="Consolas" w:eastAsia="Consolas"/>
-                <w:b w:val="0"/>
-                <w:color w:val="C0392B"/>
-                <w:sz w:val="18"/>
-              </w:rPr>
-              <w:t>/customer</w:t>
-            </w:r>
-            <w:r>
-              <w:rPr>
-                <w:rFonts w:ascii="宋体" w:hAnsi="宋体" w:eastAsia="宋体"/>
-                <w:b w:val="0"/>
-                <w:sz w:val="19"/>
-              </w:rPr>
-              <w:t xml:space="preserve">（含分层与升档抽屉）、套餐 </w:t>
-            </w:r>
-            <w:r>
-              <w:rPr>
-                <w:rFonts w:ascii="Consolas" w:hAnsi="Consolas" w:eastAsia="Consolas"/>
-                <w:b w:val="0"/>
-                <w:color w:val="C0392B"/>
-                <w:sz w:val="18"/>
-              </w:rPr>
-              <w:t>/package</w:t>
-            </w:r>
-            <w:r>
-              <w:rPr>
-                <w:rFonts w:ascii="宋体" w:hAnsi="宋体" w:eastAsia="宋体"/>
-                <w:b w:val="0"/>
-                <w:sz w:val="19"/>
-              </w:rPr>
-              <w:t xml:space="preserve">、套餐编辑 </w:t>
-            </w:r>
-            <w:r>
-              <w:rPr>
-                <w:rFonts w:ascii="Consolas" w:hAnsi="Consolas" w:eastAsia="Consolas"/>
-                <w:b w:val="0"/>
-                <w:color w:val="C0392B"/>
-                <w:sz w:val="18"/>
-              </w:rPr>
-              <w:t>/package/edit</w:t>
-            </w:r>
-            <w:r>
-              <w:rPr>
-                <w:rFonts w:ascii="宋体" w:hAnsi="宋体" w:eastAsia="宋体"/>
-                <w:b w:val="0"/>
-                <w:sz w:val="19"/>
-              </w:rPr>
-              <w:t xml:space="preserve">、套餐升级 </w:t>
-            </w:r>
-            <w:r>
-              <w:rPr>
-                <w:rFonts w:ascii="Consolas" w:hAnsi="Consolas" w:eastAsia="Consolas"/>
-                <w:b w:val="0"/>
-                <w:color w:val="C0392B"/>
-                <w:sz w:val="18"/>
-              </w:rPr>
-              <w:t>/package/upgrade</w:t>
-            </w:r>
-            <w:r>
-              <w:rPr>
-                <w:rFonts w:ascii="宋体" w:hAnsi="宋体" w:eastAsia="宋体"/>
-                <w:b w:val="0"/>
-                <w:sz w:val="19"/>
-              </w:rPr>
-              <w:t xml:space="preserve">、小区 </w:t>
-            </w:r>
-            <w:r>
-              <w:rPr>
-                <w:rFonts w:ascii="Consolas" w:hAnsi="Consolas" w:eastAsia="Consolas"/>
-                <w:b w:val="0"/>
-                <w:color w:val="C0392B"/>
-                <w:sz w:val="18"/>
-              </w:rPr>
-              <w:t>/community</w:t>
-            </w:r>
-            <w:r>
-              <w:rPr>
-                <w:rFonts w:ascii="宋体" w:hAnsi="宋体" w:eastAsia="宋体"/>
-                <w:b w:val="0"/>
-                <w:sz w:val="19"/>
-              </w:rPr>
-              <w:t xml:space="preserve">、小区编辑 </w:t>
-            </w:r>
-            <w:r>
-              <w:rPr>
-                <w:rFonts w:ascii="Consolas" w:hAnsi="Consolas" w:eastAsia="Consolas"/>
-                <w:b w:val="0"/>
-                <w:color w:val="C0392B"/>
-                <w:sz w:val="18"/>
-              </w:rPr>
-              <w:t>/community/edit</w:t>
-            </w:r>
-          </w:p>
-        </w:tc>
-      </w:tr>
-      <w:tr>
-        <w:tc>
-          <w:tcPr>
-            <w:tcW w:type="dxa" w:w="4873"/>
-          </w:tcPr>
-          <w:p>
-            <w:r/>
-            <w:r>
-              <w:rPr>
-                <w:rFonts w:ascii="宋体" w:hAnsi="宋体" w:eastAsia="宋体"/>
-                <w:b w:val="0"/>
-                <w:sz w:val="19"/>
-              </w:rPr>
-              <w:t>装维履约</w:t>
-            </w:r>
-          </w:p>
-        </w:tc>
-        <w:tc>
-          <w:tcPr>
-            <w:tcW w:type="dxa" w:w="4873"/>
-          </w:tcPr>
-          <w:p>
-            <w:r/>
-            <w:r>
-              <w:rPr>
-                <w:rFonts w:ascii="宋体" w:hAnsi="宋体" w:eastAsia="宋体"/>
-                <w:b w:val="0"/>
-                <w:sz w:val="19"/>
-              </w:rPr>
-              <w:t xml:space="preserve">工单池 </w:t>
-            </w:r>
-            <w:r>
-              <w:rPr>
-                <w:rFonts w:ascii="Consolas" w:hAnsi="Consolas" w:eastAsia="Consolas"/>
-                <w:b w:val="0"/>
-                <w:color w:val="C0392B"/>
-                <w:sz w:val="18"/>
-              </w:rPr>
-              <w:t>/workorder/pool</w:t>
-            </w:r>
-            <w:r>
-              <w:rPr>
-                <w:rFonts w:ascii="宋体" w:hAnsi="宋体" w:eastAsia="宋体"/>
-                <w:b w:val="0"/>
-                <w:sz w:val="19"/>
-              </w:rPr>
-              <w:t xml:space="preserve">、派单调度 </w:t>
-            </w:r>
-            <w:r>
-              <w:rPr>
-                <w:rFonts w:ascii="Consolas" w:hAnsi="Consolas" w:eastAsia="Consolas"/>
-                <w:b w:val="0"/>
-                <w:color w:val="C0392B"/>
-                <w:sz w:val="18"/>
-              </w:rPr>
-              <w:t>/workorder/dispatch</w:t>
-            </w:r>
-            <w:r>
-              <w:rPr>
-                <w:rFonts w:ascii="宋体" w:hAnsi="宋体" w:eastAsia="宋体"/>
-                <w:b w:val="0"/>
-                <w:sz w:val="19"/>
-              </w:rPr>
-              <w:t xml:space="preserve">、容量配置 </w:t>
-            </w:r>
-            <w:r>
-              <w:rPr>
-                <w:rFonts w:ascii="Consolas" w:hAnsi="Consolas" w:eastAsia="Consolas"/>
-                <w:b w:val="0"/>
-                <w:color w:val="C0392B"/>
-                <w:sz w:val="18"/>
-              </w:rPr>
-              <w:t>/workorder/capacity</w:t>
-            </w:r>
-            <w:r>
-              <w:rPr>
-                <w:rFonts w:ascii="宋体" w:hAnsi="宋体" w:eastAsia="宋体"/>
-                <w:b w:val="0"/>
-                <w:sz w:val="19"/>
-              </w:rPr>
-              <w:t xml:space="preserve">、调度规则 </w:t>
-            </w:r>
-            <w:r>
-              <w:rPr>
-                <w:rFonts w:ascii="Consolas" w:hAnsi="Consolas" w:eastAsia="Consolas"/>
-                <w:b w:val="0"/>
-                <w:color w:val="C0392B"/>
-                <w:sz w:val="18"/>
-              </w:rPr>
-              <w:t>/workorder/rules</w:t>
-            </w:r>
-            <w:r>
-              <w:rPr>
-                <w:rFonts w:ascii="宋体" w:hAnsi="宋体" w:eastAsia="宋体"/>
-                <w:b w:val="0"/>
-                <w:sz w:val="19"/>
-              </w:rPr>
-              <w:t xml:space="preserve">、装维 SLA 与赔付 </w:t>
-            </w:r>
-            <w:r>
-              <w:rPr>
-                <w:rFonts w:ascii="Consolas" w:hAnsi="Consolas" w:eastAsia="Consolas"/>
-                <w:b w:val="0"/>
-                <w:color w:val="C0392B"/>
-                <w:sz w:val="18"/>
-              </w:rPr>
-              <w:t>/sla</w:t>
-            </w:r>
-          </w:p>
-        </w:tc>
-      </w:tr>
-      <w:tr>
-        <w:tc>
-          <w:tcPr>
-            <w:tcW w:type="dxa" w:w="4873"/>
-            <w:shd w:val="clear" w:color="auto" w:fill="F2F6FA"/>
-          </w:tcPr>
-          <w:p>
-            <w:r/>
-            <w:r>
-              <w:rPr>
-                <w:rFonts w:ascii="宋体" w:hAnsi="宋体" w:eastAsia="宋体"/>
-                <w:b w:val="0"/>
-                <w:sz w:val="19"/>
-              </w:rPr>
-              <w:t>运营支撑</w:t>
-            </w:r>
-          </w:p>
-        </w:tc>
-        <w:tc>
-          <w:tcPr>
-            <w:tcW w:type="dxa" w:w="4873"/>
-            <w:shd w:val="clear" w:color="auto" w:fill="F2F6FA"/>
-          </w:tcPr>
-          <w:p>
-            <w:r/>
-            <w:r>
-              <w:rPr>
-                <w:rFonts w:ascii="宋体" w:hAnsi="宋体" w:eastAsia="宋体"/>
-                <w:b w:val="0"/>
-                <w:sz w:val="19"/>
-              </w:rPr>
-              <w:t xml:space="preserve">流量监控 </w:t>
-            </w:r>
-            <w:r>
-              <w:rPr>
-                <w:rFonts w:ascii="Consolas" w:hAnsi="Consolas" w:eastAsia="Consolas"/>
-                <w:b w:val="0"/>
-                <w:color w:val="C0392B"/>
-                <w:sz w:val="18"/>
-              </w:rPr>
-              <w:t>/traffic</w:t>
-            </w:r>
-            <w:r>
-              <w:rPr>
-                <w:rFonts w:ascii="宋体" w:hAnsi="宋体" w:eastAsia="宋体"/>
-                <w:b w:val="0"/>
-                <w:sz w:val="19"/>
-              </w:rPr>
-              <w:t xml:space="preserve">、投诉与评价 </w:t>
-            </w:r>
-            <w:r>
-              <w:rPr>
-                <w:rFonts w:ascii="Consolas" w:hAnsi="Consolas" w:eastAsia="Consolas"/>
-                <w:b w:val="0"/>
-                <w:color w:val="C0392B"/>
-                <w:sz w:val="18"/>
-              </w:rPr>
-              <w:t>/review</w:t>
-            </w:r>
-            <w:r>
-              <w:rPr>
-                <w:rFonts w:ascii="宋体" w:hAnsi="宋体" w:eastAsia="宋体"/>
-                <w:b w:val="0"/>
-                <w:sz w:val="19"/>
-              </w:rPr>
-              <w:t xml:space="preserve">、销售管理 </w:t>
-            </w:r>
-            <w:r>
-              <w:rPr>
-                <w:rFonts w:ascii="Consolas" w:hAnsi="Consolas" w:eastAsia="Consolas"/>
-                <w:b w:val="0"/>
-                <w:color w:val="C0392B"/>
-                <w:sz w:val="18"/>
-              </w:rPr>
-              <w:t>/sales</w:t>
-            </w:r>
-            <w:r>
-              <w:rPr>
-                <w:rFonts w:ascii="宋体" w:hAnsi="宋体" w:eastAsia="宋体"/>
-                <w:b w:val="0"/>
-                <w:sz w:val="19"/>
-              </w:rPr>
-              <w:t xml:space="preserve">、财务管理 </w:t>
-            </w:r>
-            <w:r>
-              <w:rPr>
-                <w:rFonts w:ascii="Consolas" w:hAnsi="Consolas" w:eastAsia="Consolas"/>
-                <w:b w:val="0"/>
-                <w:color w:val="C0392B"/>
-                <w:sz w:val="18"/>
-              </w:rPr>
-              <w:t>/finance</w:t>
-            </w:r>
-          </w:p>
-        </w:tc>
-      </w:tr>
-      <w:tr>
-        <w:tc>
-          <w:tcPr>
-            <w:tcW w:type="dxa" w:w="4873"/>
-          </w:tcPr>
-          <w:p>
-            <w:r/>
-            <w:r>
-              <w:rPr>
-                <w:rFonts w:ascii="宋体" w:hAnsi="宋体" w:eastAsia="宋体"/>
-                <w:b w:val="0"/>
-                <w:sz w:val="19"/>
-              </w:rPr>
-              <w:t>系统管理</w:t>
-            </w:r>
-          </w:p>
-        </w:tc>
-        <w:tc>
-          <w:tcPr>
-            <w:tcW w:type="dxa" w:w="4873"/>
-          </w:tcPr>
-          <w:p>
-            <w:r/>
-            <w:r>
-              <w:rPr>
-                <w:rFonts w:ascii="宋体" w:hAnsi="宋体" w:eastAsia="宋体"/>
-                <w:b w:val="0"/>
-                <w:sz w:val="19"/>
-              </w:rPr>
-              <w:t xml:space="preserve">用户 </w:t>
-            </w:r>
-            <w:r>
-              <w:rPr>
-                <w:rFonts w:ascii="Consolas" w:hAnsi="Consolas" w:eastAsia="Consolas"/>
-                <w:b w:val="0"/>
-                <w:color w:val="C0392B"/>
-                <w:sz w:val="18"/>
-              </w:rPr>
-              <w:t>/system/user</w:t>
-            </w:r>
-            <w:r>
-              <w:rPr>
-                <w:rFonts w:ascii="宋体" w:hAnsi="宋体" w:eastAsia="宋体"/>
-                <w:b w:val="0"/>
-                <w:sz w:val="19"/>
-              </w:rPr>
-              <w:t xml:space="preserve">、角色 </w:t>
-            </w:r>
-            <w:r>
-              <w:rPr>
-                <w:rFonts w:ascii="Consolas" w:hAnsi="Consolas" w:eastAsia="Consolas"/>
-                <w:b w:val="0"/>
-                <w:color w:val="C0392B"/>
-                <w:sz w:val="18"/>
-              </w:rPr>
-              <w:t>/system/role</w:t>
-            </w:r>
-            <w:r>
-              <w:rPr>
-                <w:rFonts w:ascii="宋体" w:hAnsi="宋体" w:eastAsia="宋体"/>
-                <w:b w:val="0"/>
-                <w:sz w:val="19"/>
-              </w:rPr>
-              <w:t xml:space="preserve">、菜单 </w:t>
-            </w:r>
-            <w:r>
-              <w:rPr>
-                <w:rFonts w:ascii="Consolas" w:hAnsi="Consolas" w:eastAsia="Consolas"/>
-                <w:b w:val="0"/>
-                <w:color w:val="C0392B"/>
-                <w:sz w:val="18"/>
-              </w:rPr>
-              <w:t>/system/menu</w:t>
-            </w:r>
-            <w:r>
-              <w:rPr>
-                <w:rFonts w:ascii="宋体" w:hAnsi="宋体" w:eastAsia="宋体"/>
-                <w:b w:val="0"/>
-                <w:sz w:val="19"/>
-              </w:rPr>
-              <w:t xml:space="preserve">、操作日志 </w:t>
-            </w:r>
-            <w:r>
-              <w:rPr>
-                <w:rFonts w:ascii="Consolas" w:hAnsi="Consolas" w:eastAsia="Consolas"/>
-                <w:b w:val="0"/>
-                <w:color w:val="C0392B"/>
-                <w:sz w:val="18"/>
-              </w:rPr>
-              <w:t>/system/log</w:t>
-            </w:r>
-            <w:r>
-              <w:rPr>
-                <w:rFonts w:ascii="宋体" w:hAnsi="宋体" w:eastAsia="宋体"/>
-                <w:b w:val="0"/>
-                <w:sz w:val="19"/>
-              </w:rPr>
-              <w:t xml:space="preserve">、性能监控 </w:t>
-            </w:r>
-            <w:r>
-              <w:rPr>
-                <w:rFonts w:ascii="Consolas" w:hAnsi="Consolas" w:eastAsia="Consolas"/>
-                <w:b w:val="0"/>
-                <w:color w:val="C0392B"/>
-                <w:sz w:val="18"/>
-              </w:rPr>
-              <w:t>/monitor</w:t>
-            </w:r>
-          </w:p>
-        </w:tc>
-      </w:tr>
-    </w:tbl>
-    <w:p/>
-    <w:p>
-      <w:r>
-        <w:rPr>
-          <w:rFonts w:ascii="宋体" w:hAnsi="宋体" w:eastAsia="宋体"/>
-          <w:b w:val="0"/>
-          <w:sz w:val="21"/>
-        </w:rPr>
-        <w:t xml:space="preserve">关键设计：① </w:t>
-      </w:r>
-      <w:r>
-        <w:rPr>
-          <w:rFonts w:ascii="宋体" w:hAnsi="宋体" w:eastAsia="宋体"/>
-          <w:b/>
-          <w:sz w:val="21"/>
-        </w:rPr>
-        <w:t>菜单树由后端驱动</w:t>
-      </w:r>
-      <w:r>
-        <w:rPr>
-          <w:rFonts w:ascii="宋体" w:hAnsi="宋体" w:eastAsia="宋体"/>
-          <w:b w:val="0"/>
-          <w:sz w:val="21"/>
-        </w:rPr>
-        <w:t xml:space="preserve">——侧边栏不写死，登录后取 </w:t>
-      </w:r>
-      <w:r>
-        <w:rPr>
-          <w:rFonts w:ascii="Consolas" w:hAnsi="Consolas" w:eastAsia="Consolas"/>
-          <w:b w:val="0"/>
-          <w:color w:val="C0392B"/>
-          <w:sz w:val="20"/>
-        </w:rPr>
-        <w:t>/api/auth/me</w:t>
-      </w:r>
-      <w:r>
-        <w:rPr>
-          <w:rFonts w:ascii="宋体" w:hAnsi="宋体" w:eastAsia="宋体"/>
-          <w:b w:val="0"/>
-          <w:sz w:val="21"/>
-        </w:rPr>
-        <w:t xml:space="preserve"> 的 </w:t>
-      </w:r>
-      <w:r>
-        <w:rPr>
-          <w:rFonts w:ascii="Consolas" w:hAnsi="Consolas" w:eastAsia="Consolas"/>
-          <w:b w:val="0"/>
-          <w:color w:val="C0392B"/>
-          <w:sz w:val="20"/>
-        </w:rPr>
-        <w:t>menus</w:t>
-      </w:r>
-      <w:r>
-        <w:rPr>
-          <w:rFonts w:ascii="宋体" w:hAnsi="宋体" w:eastAsia="宋体"/>
-          <w:b w:val="0"/>
-          <w:sz w:val="21"/>
-        </w:rPr>
-        <w:t xml:space="preserve"> 渲染，与 </w:t>
-      </w:r>
-      <w:r>
-        <w:rPr>
-          <w:rFonts w:ascii="Consolas" w:hAnsi="Consolas" w:eastAsia="Consolas"/>
-          <w:b w:val="0"/>
-          <w:color w:val="C0392B"/>
-          <w:sz w:val="20"/>
-        </w:rPr>
-        <w:t>@PreAuthorize</w:t>
-      </w:r>
-      <w:r>
-        <w:rPr>
-          <w:rFonts w:ascii="宋体" w:hAnsi="宋体" w:eastAsia="宋体"/>
-          <w:b w:val="0"/>
-          <w:sz w:val="21"/>
-        </w:rPr>
-        <w:t xml:space="preserve"> 权限码同源；</w:t>
-      </w:r>
-    </w:p>
-    <w:p>
-      <w:r>
-        <w:rPr>
-          <w:rFonts w:ascii="宋体" w:hAnsi="宋体" w:eastAsia="宋体"/>
-          <w:b w:val="0"/>
-          <w:sz w:val="21"/>
-        </w:rPr>
-        <w:t xml:space="preserve">② </w:t>
-      </w:r>
-      <w:r>
-        <w:rPr>
-          <w:rFonts w:ascii="宋体" w:hAnsi="宋体" w:eastAsia="宋体"/>
-          <w:b/>
-          <w:sz w:val="21"/>
-        </w:rPr>
-        <w:t>路由守卫 + `v-perm` 指令</w:t>
-      </w:r>
-      <w:r>
-        <w:rPr>
-          <w:rFonts w:ascii="宋体" w:hAnsi="宋体" w:eastAsia="宋体"/>
-          <w:b w:val="0"/>
-          <w:sz w:val="21"/>
-        </w:rPr>
-        <w:t>——无 token 跳登录，越权菜单不渲染；</w:t>
-      </w:r>
-    </w:p>
-    <w:p>
-      <w:r>
-        <w:rPr>
-          <w:rFonts w:ascii="宋体" w:hAnsi="宋体" w:eastAsia="宋体"/>
-          <w:b w:val="0"/>
-          <w:sz w:val="21"/>
-        </w:rPr>
-        <w:t xml:space="preserve">③ </w:t>
-      </w:r>
-      <w:r>
-        <w:rPr>
-          <w:rFonts w:ascii="宋体" w:hAnsi="宋体" w:eastAsia="宋体"/>
-          <w:b/>
-          <w:sz w:val="21"/>
-        </w:rPr>
-        <w:t>演示兜底</w:t>
-      </w:r>
-      <w:r>
-        <w:rPr>
-          <w:rFonts w:ascii="宋体" w:hAnsi="宋体" w:eastAsia="宋体"/>
-          <w:b w:val="0"/>
-          <w:sz w:val="21"/>
-        </w:rPr>
-        <w:t>——接口不可达时降级为内置演示数据并标注「演示数据」，保证演示不中断。</w:t>
-      </w:r>
-    </w:p>
-    <w:p>
-      <w:pPr>
-        <w:pStyle w:val="Heading2"/>
-      </w:pPr>
-      <w:r>
-        <w:rPr>
-          <w:rFonts w:ascii="微软雅黑" w:hAnsi="微软雅黑" w:eastAsia="微软雅黑"/>
-          <w:b/>
-          <w:color w:val="1F4E79"/>
-          <w:sz w:val="25"/>
-        </w:rPr>
-        <w:t>4.4 后端服务 — 4 个模块 / 56 个接口</w:t>
-      </w:r>
-    </w:p>
-    <w:p>
-      <w:r>
-        <w:rPr>
-          <w:rFonts w:ascii="宋体" w:hAnsi="宋体" w:eastAsia="宋体"/>
-          <w:b w:val="0"/>
-          <w:sz w:val="21"/>
-        </w:rPr>
-        <w:t xml:space="preserve">每个模块遵循「纯 Java 引擎（model + engine，可 </w:t>
-      </w:r>
-      <w:r>
-        <w:rPr>
-          <w:rFonts w:ascii="Consolas" w:hAnsi="Consolas" w:eastAsia="Consolas"/>
-          <w:b w:val="0"/>
-          <w:color w:val="C0392B"/>
-          <w:sz w:val="20"/>
-        </w:rPr>
-        <w:t>javac</w:t>
-      </w:r>
-      <w:r>
-        <w:rPr>
-          <w:rFonts w:ascii="宋体" w:hAnsi="宋体" w:eastAsia="宋体"/>
-          <w:b w:val="0"/>
-          <w:sz w:val="21"/>
-        </w:rPr>
-        <w:t>+</w:t>
-      </w:r>
-      <w:r>
-        <w:rPr>
-          <w:rFonts w:ascii="Consolas" w:hAnsi="Consolas" w:eastAsia="Consolas"/>
-          <w:b w:val="0"/>
-          <w:color w:val="C0392B"/>
-          <w:sz w:val="20"/>
-        </w:rPr>
-        <w:t>java</w:t>
-      </w:r>
-      <w:r>
-        <w:rPr>
-          <w:rFonts w:ascii="宋体" w:hAnsi="宋体" w:eastAsia="宋体"/>
-          <w:b w:val="0"/>
-          <w:sz w:val="21"/>
-        </w:rPr>
-        <w:t xml:space="preserve"> 独立运行）+ Spring 适配层（Mapper / Service / Controller）」的同构分层。</w:t>
-      </w:r>
-    </w:p>
-    <w:tbl>
-      <w:tblPr>
-        <w:tblStyle w:val="TableGrid"/>
-        <w:tblW w:type="auto" w:w="0"/>
-        <w:jc w:val="center"/>
-        <w:tblLook w:firstColumn="1" w:firstRow="1" w:lastColumn="0" w:lastRow="0" w:noHBand="0" w:noVBand="1" w:val="04A0"/>
-      </w:tblPr>
-      <w:tblGrid>
-        <w:gridCol w:w="1949"/>
-        <w:gridCol w:w="1949"/>
-        <w:gridCol w:w="1949"/>
-        <w:gridCol w:w="1949"/>
-        <w:gridCol w:w="1949"/>
-      </w:tblGrid>
-      <w:tr>
-        <w:tc>
-          <w:tcPr>
-            <w:tcW w:type="dxa" w:w="1949"/>
-            <w:shd w:val="clear" w:color="auto" w:fill="1F4E79"/>
-          </w:tcPr>
-          <w:p>
-            <w:r/>
-            <w:r>
-              <w:rPr>
-                <w:rFonts w:ascii="微软雅黑" w:hAnsi="微软雅黑" w:eastAsia="微软雅黑"/>
-                <w:b/>
-                <w:color w:val="FFFFFF"/>
-                <w:sz w:val="19"/>
-              </w:rPr>
-              <w:t>模块</w:t>
-            </w:r>
-          </w:p>
-        </w:tc>
-        <w:tc>
-          <w:tcPr>
-            <w:tcW w:type="dxa" w:w="1949"/>
-            <w:shd w:val="clear" w:color="auto" w:fill="1F4E79"/>
-          </w:tcPr>
-          <w:p>
-            <w:r/>
-            <w:r>
-              <w:rPr>
-                <w:rFonts w:ascii="微软雅黑" w:hAnsi="微软雅黑" w:eastAsia="微软雅黑"/>
-                <w:b/>
-                <w:color w:val="FFFFFF"/>
-                <w:sz w:val="19"/>
-              </w:rPr>
-              <w:t>职责</w:t>
-            </w:r>
-          </w:p>
-        </w:tc>
-        <w:tc>
-          <w:tcPr>
-            <w:tcW w:type="dxa" w:w="1949"/>
-            <w:shd w:val="clear" w:color="auto" w:fill="1F4E79"/>
-          </w:tcPr>
-          <w:p>
-            <w:r/>
-            <w:r>
-              <w:rPr>
-                <w:rFonts w:ascii="微软雅黑" w:hAnsi="微软雅黑" w:eastAsia="微软雅黑"/>
-                <w:b/>
-                <w:color w:val="FFFFFF"/>
-                <w:sz w:val="19"/>
-              </w:rPr>
-              <w:t>Java 文件</w:t>
-            </w:r>
-          </w:p>
-        </w:tc>
-        <w:tc>
-          <w:tcPr>
-            <w:tcW w:type="dxa" w:w="1949"/>
-            <w:shd w:val="clear" w:color="auto" w:fill="1F4E79"/>
-          </w:tcPr>
-          <w:p>
-            <w:r/>
-            <w:r>
-              <w:rPr>
-                <w:rFonts w:ascii="微软雅黑" w:hAnsi="微软雅黑" w:eastAsia="微软雅黑"/>
-                <w:b/>
-                <w:color w:val="FFFFFF"/>
-                <w:sz w:val="19"/>
-              </w:rPr>
-              <w:t>核心引擎</w:t>
-            </w:r>
-          </w:p>
-        </w:tc>
-        <w:tc>
-          <w:tcPr>
-            <w:tcW w:type="dxa" w:w="1949"/>
-            <w:shd w:val="clear" w:color="auto" w:fill="1F4E79"/>
-          </w:tcPr>
-          <w:p>
-            <w:r/>
-            <w:r>
-              <w:rPr>
-                <w:rFonts w:ascii="微软雅黑" w:hAnsi="微软雅黑" w:eastAsia="微软雅黑"/>
-                <w:b/>
-                <w:color w:val="FFFFFF"/>
-                <w:sz w:val="19"/>
-              </w:rPr>
-              <w:t>接口数</w:t>
-            </w:r>
-          </w:p>
-        </w:tc>
-      </w:tr>
-      <w:tr>
-        <w:tc>
-          <w:tcPr>
-            <w:tcW w:type="dxa" w:w="1949"/>
-          </w:tcPr>
-          <w:p>
-            <w:r/>
-            <w:r>
-              <w:rPr>
-                <w:rFonts w:ascii="宋体" w:hAnsi="宋体" w:eastAsia="宋体"/>
-                <w:b w:val="0"/>
-                <w:sz w:val="19"/>
-              </w:rPr>
-              <w:t>community</w:t>
-            </w:r>
-          </w:p>
-        </w:tc>
-        <w:tc>
-          <w:tcPr>
-            <w:tcW w:type="dxa" w:w="1949"/>
-          </w:tcPr>
-          <w:p>
-            <w:r/>
-            <w:r>
-              <w:rPr>
-                <w:rFonts w:ascii="宋体" w:hAnsi="宋体" w:eastAsia="宋体"/>
-                <w:b w:val="0"/>
-                <w:sz w:val="19"/>
-              </w:rPr>
-              <w:t>可安装小区与需求登记</w:t>
-            </w:r>
-          </w:p>
-        </w:tc>
-        <w:tc>
-          <w:tcPr>
-            <w:tcW w:type="dxa" w:w="1949"/>
-          </w:tcPr>
-          <w:p>
-            <w:r/>
-            <w:r>
-              <w:rPr>
-                <w:rFonts w:ascii="宋体" w:hAnsi="宋体" w:eastAsia="宋体"/>
-                <w:b w:val="0"/>
-                <w:sz w:val="19"/>
-              </w:rPr>
-              <w:t>9</w:t>
-            </w:r>
-          </w:p>
-        </w:tc>
-        <w:tc>
-          <w:tcPr>
-            <w:tcW w:type="dxa" w:w="1949"/>
-          </w:tcPr>
-          <w:p>
-            <w:r/>
-            <w:r>
-              <w:rPr>
-                <w:rFonts w:ascii="宋体" w:hAnsi="宋体" w:eastAsia="宋体"/>
-                <w:b w:val="0"/>
-                <w:sz w:val="19"/>
-              </w:rPr>
-              <w:t>CommunityChecker</w:t>
-            </w:r>
-          </w:p>
-        </w:tc>
-        <w:tc>
-          <w:tcPr>
-            <w:tcW w:type="dxa" w:w="1949"/>
-          </w:tcPr>
-          <w:p>
-            <w:r/>
-            <w:r>
-              <w:rPr>
-                <w:rFonts w:ascii="宋体" w:hAnsi="宋体" w:eastAsia="宋体"/>
-                <w:b w:val="0"/>
-                <w:sz w:val="19"/>
-              </w:rPr>
-              <w:t>4</w:t>
-            </w:r>
-          </w:p>
-        </w:tc>
-      </w:tr>
-      <w:tr>
-        <w:tc>
-          <w:tcPr>
-            <w:tcW w:type="dxa" w:w="1949"/>
-            <w:shd w:val="clear" w:color="auto" w:fill="F2F6FA"/>
-          </w:tcPr>
-          <w:p>
-            <w:r/>
-            <w:r>
-              <w:rPr>
-                <w:rFonts w:ascii="宋体" w:hAnsi="宋体" w:eastAsia="宋体"/>
-                <w:b w:val="0"/>
-                <w:sz w:val="19"/>
-              </w:rPr>
-              <w:t>install</w:t>
-            </w:r>
-          </w:p>
-        </w:tc>
-        <w:tc>
-          <w:tcPr>
-            <w:tcW w:type="dxa" w:w="1949"/>
-            <w:shd w:val="clear" w:color="auto" w:fill="F2F6FA"/>
-          </w:tcPr>
-          <w:p>
-            <w:r/>
-            <w:r>
-              <w:rPr>
-                <w:rFonts w:ascii="宋体" w:hAnsi="宋体" w:eastAsia="宋体"/>
-                <w:b w:val="0"/>
-                <w:sz w:val="19"/>
-              </w:rPr>
-              <w:t>派单调度 + 装维 SLA 与赔付</w:t>
-            </w:r>
-          </w:p>
-        </w:tc>
-        <w:tc>
-          <w:tcPr>
-            <w:tcW w:type="dxa" w:w="1949"/>
-            <w:shd w:val="clear" w:color="auto" w:fill="F2F6FA"/>
-          </w:tcPr>
-          <w:p>
-            <w:r/>
-            <w:r>
-              <w:rPr>
-                <w:rFonts w:ascii="宋体" w:hAnsi="宋体" w:eastAsia="宋体"/>
-                <w:b w:val="0"/>
-                <w:sz w:val="19"/>
-              </w:rPr>
-              <w:t>37</w:t>
-            </w:r>
-          </w:p>
-        </w:tc>
-        <w:tc>
-          <w:tcPr>
-            <w:tcW w:type="dxa" w:w="1949"/>
-            <w:shd w:val="clear" w:color="auto" w:fill="F2F6FA"/>
-          </w:tcPr>
-          <w:p>
-            <w:r/>
-            <w:r>
-              <w:rPr>
-                <w:rFonts w:ascii="宋体" w:hAnsi="宋体" w:eastAsia="宋体"/>
-                <w:b w:val="0"/>
-                <w:sz w:val="19"/>
-              </w:rPr>
-              <w:t>CapacityPolicy / AdjacencyCluster / DispatchService / SlaEngine</w:t>
-            </w:r>
-          </w:p>
-        </w:tc>
-        <w:tc>
-          <w:tcPr>
-            <w:tcW w:type="dxa" w:w="1949"/>
-            <w:shd w:val="clear" w:color="auto" w:fill="F2F6FA"/>
-          </w:tcPr>
-          <w:p>
-            <w:r/>
-            <w:r>
-              <w:rPr>
-                <w:rFonts w:ascii="宋体" w:hAnsi="宋体" w:eastAsia="宋体"/>
-                <w:b w:val="0"/>
-                <w:sz w:val="19"/>
-              </w:rPr>
-              <w:t>11</w:t>
-            </w:r>
-          </w:p>
-        </w:tc>
-      </w:tr>
-      <w:tr>
-        <w:tc>
-          <w:tcPr>
-            <w:tcW w:type="dxa" w:w="1949"/>
-          </w:tcPr>
-          <w:p>
-            <w:r/>
-            <w:r>
-              <w:rPr>
-                <w:rFonts w:ascii="宋体" w:hAnsi="宋体" w:eastAsia="宋体"/>
-                <w:b w:val="0"/>
-                <w:sz w:val="19"/>
-              </w:rPr>
-              <w:t>product</w:t>
-            </w:r>
-          </w:p>
-        </w:tc>
-        <w:tc>
-          <w:tcPr>
-            <w:tcW w:type="dxa" w:w="1949"/>
-          </w:tcPr>
-          <w:p>
-            <w:r/>
-            <w:r>
-              <w:rPr>
-                <w:rFonts w:ascii="宋体" w:hAnsi="宋体" w:eastAsia="宋体"/>
-                <w:b w:val="0"/>
-                <w:sz w:val="19"/>
-              </w:rPr>
-              <w:t>套餐 / 升级 / 流量 / 客户</w:t>
-            </w:r>
-          </w:p>
-        </w:tc>
-        <w:tc>
-          <w:tcPr>
-            <w:tcW w:type="dxa" w:w="1949"/>
-          </w:tcPr>
-          <w:p>
-            <w:r/>
-            <w:r>
-              <w:rPr>
-                <w:rFonts w:ascii="宋体" w:hAnsi="宋体" w:eastAsia="宋体"/>
-                <w:b w:val="0"/>
-                <w:sz w:val="19"/>
-              </w:rPr>
-              <w:t>35</w:t>
-            </w:r>
-          </w:p>
-        </w:tc>
-        <w:tc>
-          <w:tcPr>
-            <w:tcW w:type="dxa" w:w="1949"/>
-          </w:tcPr>
-          <w:p>
-            <w:r/>
-            <w:r>
-              <w:rPr>
-                <w:rFonts w:ascii="宋体" w:hAnsi="宋体" w:eastAsia="宋体"/>
-                <w:b w:val="0"/>
-                <w:sz w:val="19"/>
-              </w:rPr>
-              <w:t>PackageEngine / PackageUpgradeEngine / TrafficQueryEngine</w:t>
-            </w:r>
-          </w:p>
-        </w:tc>
-        <w:tc>
-          <w:tcPr>
-            <w:tcW w:type="dxa" w:w="1949"/>
-          </w:tcPr>
-          <w:p>
-            <w:r/>
-            <w:r>
-              <w:rPr>
-                <w:rFonts w:ascii="宋体" w:hAnsi="宋体" w:eastAsia="宋体"/>
-                <w:b w:val="0"/>
-                <w:sz w:val="19"/>
-              </w:rPr>
-              <w:t>12</w:t>
-            </w:r>
-          </w:p>
-        </w:tc>
-      </w:tr>
-      <w:tr>
-        <w:tc>
-          <w:tcPr>
-            <w:tcW w:type="dxa" w:w="1949"/>
-            <w:shd w:val="clear" w:color="auto" w:fill="F2F6FA"/>
-          </w:tcPr>
-          <w:p>
-            <w:r/>
-            <w:r>
-              <w:rPr>
-                <w:rFonts w:ascii="宋体" w:hAnsi="宋体" w:eastAsia="宋体"/>
-                <w:b w:val="0"/>
-                <w:sz w:val="19"/>
-              </w:rPr>
-              <w:t>system</w:t>
-            </w:r>
-          </w:p>
-        </w:tc>
-        <w:tc>
-          <w:tcPr>
-            <w:tcW w:type="dxa" w:w="1949"/>
-            <w:shd w:val="clear" w:color="auto" w:fill="F2F6FA"/>
-          </w:tcPr>
-          <w:p>
-            <w:r/>
-            <w:r>
-              <w:rPr>
-                <w:rFonts w:ascii="宋体" w:hAnsi="宋体" w:eastAsia="宋体"/>
-                <w:b w:val="0"/>
-                <w:sz w:val="19"/>
-              </w:rPr>
-              <w:t>RBAC 权限 + 后台聚合与监控</w:t>
-            </w:r>
-          </w:p>
-        </w:tc>
-        <w:tc>
-          <w:tcPr>
-            <w:tcW w:type="dxa" w:w="1949"/>
-            <w:shd w:val="clear" w:color="auto" w:fill="F2F6FA"/>
-          </w:tcPr>
-          <w:p>
-            <w:r/>
-            <w:r>
-              <w:rPr>
-                <w:rFonts w:ascii="宋体" w:hAnsi="宋体" w:eastAsia="宋体"/>
-                <w:b w:val="0"/>
-                <w:sz w:val="19"/>
-              </w:rPr>
-              <w:t>23</w:t>
-            </w:r>
-          </w:p>
-        </w:tc>
-        <w:tc>
-          <w:tcPr>
-            <w:tcW w:type="dxa" w:w="1949"/>
-            <w:shd w:val="clear" w:color="auto" w:fill="F2F6FA"/>
-          </w:tcPr>
-          <w:p>
-            <w:r/>
-            <w:r>
-              <w:rPr>
-                <w:rFonts w:ascii="宋体" w:hAnsi="宋体" w:eastAsia="宋体"/>
-                <w:b w:val="0"/>
-                <w:sz w:val="19"/>
-              </w:rPr>
-              <w:t>—（JWT + Spring Security + JdbcTemplate 聚合）</w:t>
-            </w:r>
-          </w:p>
-        </w:tc>
-        <w:tc>
-          <w:tcPr>
-            <w:tcW w:type="dxa" w:w="1949"/>
-            <w:shd w:val="clear" w:color="auto" w:fill="F2F6FA"/>
-          </w:tcPr>
-          <w:p>
-            <w:r/>
-            <w:r>
-              <w:rPr>
-                <w:rFonts w:ascii="宋体" w:hAnsi="宋体" w:eastAsia="宋体"/>
-                <w:b w:val="0"/>
-                <w:sz w:val="19"/>
-              </w:rPr>
-              <w:t>18</w:t>
-            </w:r>
-          </w:p>
-        </w:tc>
-      </w:tr>
-      <w:tr>
-        <w:tc>
-          <w:tcPr>
-            <w:tcW w:type="dxa" w:w="1949"/>
-          </w:tcPr>
-          <w:p>
-            <w:r/>
-            <w:r>
-              <w:rPr>
-                <w:rFonts w:ascii="宋体" w:hAnsi="宋体" w:eastAsia="宋体"/>
-                <w:b w:val="0"/>
-                <w:sz w:val="19"/>
-              </w:rPr>
-              <w:t>common</w:t>
-            </w:r>
-          </w:p>
-        </w:tc>
-        <w:tc>
-          <w:tcPr>
-            <w:tcW w:type="dxa" w:w="1949"/>
-          </w:tcPr>
-          <w:p>
-            <w:r/>
-            <w:r>
-              <w:rPr>
-                <w:rFonts w:ascii="宋体" w:hAnsi="宋体" w:eastAsia="宋体"/>
-                <w:b w:val="0"/>
-                <w:sz w:val="19"/>
-              </w:rPr>
-              <w:t>主键生成 / 全局异常处理</w:t>
-            </w:r>
-          </w:p>
-        </w:tc>
-        <w:tc>
-          <w:tcPr>
-            <w:tcW w:type="dxa" w:w="1949"/>
-          </w:tcPr>
-          <w:p>
-            <w:r/>
-            <w:r>
-              <w:rPr>
-                <w:rFonts w:ascii="宋体" w:hAnsi="宋体" w:eastAsia="宋体"/>
-                <w:b w:val="0"/>
-                <w:sz w:val="19"/>
-              </w:rPr>
-              <w:t>2</w:t>
-            </w:r>
-          </w:p>
-        </w:tc>
-        <w:tc>
-          <w:tcPr>
-            <w:tcW w:type="dxa" w:w="1949"/>
-          </w:tcPr>
-          <w:p>
-            <w:r/>
-            <w:r>
-              <w:rPr>
-                <w:rFonts w:ascii="宋体" w:hAnsi="宋体" w:eastAsia="宋体"/>
-                <w:b w:val="0"/>
-                <w:sz w:val="19"/>
-              </w:rPr>
-              <w:t>—</w:t>
-            </w:r>
-          </w:p>
-        </w:tc>
-        <w:tc>
-          <w:tcPr>
-            <w:tcW w:type="dxa" w:w="1949"/>
-          </w:tcPr>
-          <w:p>
-            <w:r/>
-            <w:r>
-              <w:rPr>
-                <w:rFonts w:ascii="宋体" w:hAnsi="宋体" w:eastAsia="宋体"/>
-                <w:b w:val="0"/>
-                <w:sz w:val="19"/>
-              </w:rPr>
-              <w:t>—</w:t>
-            </w:r>
-          </w:p>
-        </w:tc>
-      </w:tr>
-    </w:tbl>
-    <w:p/>
-    <w:p>
-      <w:pPr>
-        <w:ind w:left="227"/>
-      </w:pPr>
-      <w:r>
-        <w:rPr>
-          <w:rFonts w:ascii="宋体" w:hAnsi="宋体" w:eastAsia="宋体"/>
-          <w:b w:val="0"/>
-          <w:color w:val="555555"/>
-          <w:sz w:val="19"/>
-        </w:rPr>
-        <w:t xml:space="preserve">接口总数 </w:t>
-      </w:r>
-      <w:r>
-        <w:rPr>
-          <w:rFonts w:ascii="宋体" w:hAnsi="宋体" w:eastAsia="宋体"/>
-          <w:b/>
-          <w:color w:val="555555"/>
-          <w:sz w:val="19"/>
-        </w:rPr>
-        <w:t>56 个</w:t>
-      </w:r>
-      <w:r>
-        <w:rPr>
-          <w:rFonts w:ascii="宋体" w:hAnsi="宋体" w:eastAsia="宋体"/>
-          <w:b w:val="0"/>
-          <w:color w:val="555555"/>
-          <w:sz w:val="19"/>
-        </w:rPr>
-        <w:t>（GET 36 / POST 15 / PUT 5），全部读写真实 MySQL 数据。</w:t>
-        <w:br/>
-        <w:t xml:space="preserve">核心算法模块仍保留可独立运行的 </w:t>
-      </w:r>
-      <w:r>
-        <w:rPr>
-          <w:rFonts w:ascii="Consolas" w:hAnsi="Consolas" w:eastAsia="Consolas"/>
-          <w:b w:val="0"/>
-          <w:color w:val="C0392B"/>
-          <w:sz w:val="18"/>
-        </w:rPr>
-        <w:t>*Demo</w:t>
-      </w:r>
-      <w:r>
-        <w:rPr>
-          <w:rFonts w:ascii="宋体" w:hAnsi="宋体" w:eastAsia="宋体"/>
-          <w:b w:val="0"/>
-          <w:color w:val="555555"/>
-          <w:sz w:val="19"/>
-        </w:rPr>
-        <w:t>（共 6 个），无需 Maven / 数据库即可验证业务算法。</w:t>
-      </w:r>
-    </w:p>
-    <w:p>
-      <w:pPr>
-        <w:pStyle w:val="Heading2"/>
-      </w:pPr>
-      <w:r>
-        <w:rPr>
-          <w:rFonts w:ascii="微软雅黑" w:hAnsi="微软雅黑" w:eastAsia="微软雅黑"/>
-          <w:b/>
-          <w:color w:val="1F4E79"/>
-          <w:sz w:val="25"/>
-        </w:rPr>
-        <w:t>4.5 数据库与安全</w:t>
-      </w:r>
-    </w:p>
-    <w:p>
-      <w:pPr>
-        <w:pStyle w:val="ListBullet"/>
-      </w:pPr>
-      <w:r>
-        <w:rPr>
-          <w:rFonts w:ascii="宋体" w:hAnsi="宋体" w:eastAsia="宋体"/>
-          <w:b/>
-          <w:sz w:val="21"/>
-        </w:rPr>
-        <w:t>25 张表</w:t>
-      </w:r>
-      <w:r>
-        <w:rPr>
-          <w:rFonts w:ascii="宋体" w:hAnsi="宋体" w:eastAsia="宋体"/>
-          <w:b w:val="0"/>
-          <w:sz w:val="21"/>
-        </w:rPr>
-        <w:t>：业务域（community / work_order / worker / worker_capacity / sla_rule / sla_record / compensation /</w:t>
-      </w:r>
-    </w:p>
-    <w:p>
-      <w:r>
-        <w:rPr>
-          <w:rFonts w:ascii="宋体" w:hAnsi="宋体" w:eastAsia="宋体"/>
-          <w:b w:val="0"/>
-          <w:sz w:val="21"/>
-        </w:rPr>
-        <w:t xml:space="preserve">  customer / customer_contract / package_info / package_image / package_converge_item / package_param /</w:t>
-      </w:r>
-    </w:p>
-    <w:p>
-      <w:r>
-        <w:rPr>
-          <w:rFonts w:ascii="宋体" w:hAnsi="宋体" w:eastAsia="宋体"/>
-          <w:b w:val="0"/>
-          <w:sz w:val="21"/>
-        </w:rPr>
-        <w:t xml:space="preserve">  package_param_option / traffic_usage / package_upgrade_order / biz_order / review / community_demand）+</w:t>
-      </w:r>
-    </w:p>
-    <w:p>
-      <w:r>
-        <w:rPr>
-          <w:rFonts w:ascii="宋体" w:hAnsi="宋体" w:eastAsia="宋体"/>
-          <w:b w:val="0"/>
-          <w:sz w:val="21"/>
-        </w:rPr>
-        <w:t xml:space="preserve">  权限域（sys_user / sys_role / sys_menu / sys_user_role / sys_role_menu / sys_oper_log）。</w:t>
-      </w:r>
-    </w:p>
-    <w:p>
-      <w:pPr>
-        <w:pStyle w:val="ListBullet"/>
-      </w:pPr>
-      <w:r>
-        <w:rPr>
-          <w:rFonts w:ascii="宋体" w:hAnsi="宋体" w:eastAsia="宋体"/>
-          <w:b/>
-          <w:sz w:val="21"/>
-        </w:rPr>
-        <w:t>初始化幂等</w:t>
-      </w:r>
-      <w:r>
-        <w:rPr>
-          <w:rFonts w:ascii="宋体" w:hAnsi="宋体" w:eastAsia="宋体"/>
-          <w:b w:val="0"/>
-          <w:sz w:val="21"/>
-        </w:rPr>
-        <w:t>：</w:t>
-      </w:r>
-      <w:r>
-        <w:rPr>
-          <w:rFonts w:ascii="Consolas" w:hAnsi="Consolas" w:eastAsia="Consolas"/>
-          <w:b w:val="0"/>
-          <w:color w:val="C0392B"/>
-          <w:sz w:val="20"/>
-        </w:rPr>
-        <w:t>CREATE TABLE IF NOT EXISTS</w:t>
-      </w:r>
-      <w:r>
-        <w:rPr>
-          <w:rFonts w:ascii="宋体" w:hAnsi="宋体" w:eastAsia="宋体"/>
-          <w:b w:val="0"/>
-          <w:sz w:val="21"/>
-        </w:rPr>
-        <w:t xml:space="preserve"> + </w:t>
-      </w:r>
-      <w:r>
-        <w:rPr>
-          <w:rFonts w:ascii="Consolas" w:hAnsi="Consolas" w:eastAsia="Consolas"/>
-          <w:b w:val="0"/>
-          <w:color w:val="C0392B"/>
-          <w:sz w:val="20"/>
-        </w:rPr>
-        <w:t>INSERT IGNORE</w:t>
-      </w:r>
-      <w:r>
-        <w:rPr>
-          <w:rFonts w:ascii="宋体" w:hAnsi="宋体" w:eastAsia="宋体"/>
-          <w:b w:val="0"/>
-          <w:sz w:val="21"/>
-        </w:rPr>
-        <w:t>，随启动执行，不覆盖运行期数据。</w:t>
-      </w:r>
-    </w:p>
-    <w:p>
-      <w:pPr>
-        <w:pStyle w:val="ListBullet"/>
-      </w:pPr>
-      <w:r>
-        <w:rPr>
-          <w:rFonts w:ascii="宋体" w:hAnsi="宋体" w:eastAsia="宋体"/>
-          <w:b/>
-          <w:sz w:val="21"/>
-        </w:rPr>
-        <w:t>鉴权</w:t>
-      </w:r>
-      <w:r>
-        <w:rPr>
-          <w:rFonts w:ascii="宋体" w:hAnsi="宋体" w:eastAsia="宋体"/>
-          <w:b w:val="0"/>
-          <w:sz w:val="21"/>
-        </w:rPr>
-        <w:t>：Spring Security 6 无状态 JWT。</w:t>
-      </w:r>
-      <w:r>
-        <w:rPr>
-          <w:rFonts w:ascii="宋体" w:hAnsi="宋体" w:eastAsia="宋体"/>
-          <w:b/>
-          <w:sz w:val="21"/>
-        </w:rPr>
-        <w:t>角色与权限码每请求实时查库</w:t>
-      </w:r>
-      <w:r>
-        <w:rPr>
-          <w:rFonts w:ascii="宋体" w:hAnsi="宋体" w:eastAsia="宋体"/>
-          <w:b w:val="0"/>
-          <w:sz w:val="21"/>
-        </w:rPr>
-        <w:t>（不固化在 token 内），</w:t>
-      </w:r>
-    </w:p>
-    <w:p>
-      <w:r>
-        <w:rPr>
-          <w:rFonts w:ascii="宋体" w:hAnsi="宋体" w:eastAsia="宋体"/>
-          <w:b w:val="0"/>
-          <w:sz w:val="21"/>
-        </w:rPr>
-        <w:t xml:space="preserve">  因此后台改角色/授权可即时生效。开放层（小程序 c 端接口）默认放行，可用 </w:t>
-      </w:r>
-      <w:r>
-        <w:rPr>
-          <w:rFonts w:ascii="Consolas" w:hAnsi="Consolas" w:eastAsia="Consolas"/>
-          <w:b w:val="0"/>
-          <w:color w:val="C0392B"/>
-          <w:sz w:val="20"/>
-        </w:rPr>
-        <w:t>app.security.protect-client-api=true</w:t>
-      </w:r>
-      <w:r>
-        <w:rPr>
-          <w:rFonts w:ascii="宋体" w:hAnsi="宋体" w:eastAsia="宋体"/>
-          <w:b w:val="0"/>
-          <w:sz w:val="21"/>
-        </w:rPr>
-        <w:t xml:space="preserve"> 收口。</w:t>
-      </w:r>
-    </w:p>
-    <w:p>
-      <w:pPr>
-        <w:pStyle w:val="Heading1"/>
-      </w:pPr>
-      <w:r>
-        <w:rPr>
-          <w:rFonts w:ascii="微软雅黑" w:hAnsi="微软雅黑" w:eastAsia="微软雅黑"/>
-          <w:b/>
-          <w:color w:val="1F4E79"/>
-          <w:sz w:val="30"/>
-        </w:rPr>
-        <w:t>五、配套文档清单</w:t>
-      </w:r>
-    </w:p>
-    <w:tbl>
-      <w:tblPr>
-        <w:tblStyle w:val="TableGrid"/>
-        <w:tblW w:type="auto" w:w="0"/>
-        <w:jc w:val="center"/>
-        <w:tblLook w:firstColumn="1" w:firstRow="1" w:lastColumn="0" w:lastRow="0" w:noHBand="0" w:noVBand="1" w:val="04A0"/>
-      </w:tblPr>
-      <w:tblGrid>
-        <w:gridCol w:w="3249"/>
-        <w:gridCol w:w="3249"/>
-        <w:gridCol w:w="3249"/>
-      </w:tblGrid>
-      <w:tr>
-        <w:tc>
-          <w:tcPr>
-            <w:tcW w:type="dxa" w:w="3249"/>
-            <w:shd w:val="clear" w:color="auto" w:fill="1F4E79"/>
-          </w:tcPr>
-          <w:p>
-            <w:r/>
-            <w:r>
-              <w:rPr>
-                <w:rFonts w:ascii="微软雅黑" w:hAnsi="微软雅黑" w:eastAsia="微软雅黑"/>
-                <w:b/>
-                <w:color w:val="FFFFFF"/>
-                <w:sz w:val="19"/>
-              </w:rPr>
-              <w:t>文档</w:t>
-            </w:r>
-          </w:p>
-        </w:tc>
-        <w:tc>
-          <w:tcPr>
-            <w:tcW w:type="dxa" w:w="3249"/>
-            <w:shd w:val="clear" w:color="auto" w:fill="1F4E79"/>
-          </w:tcPr>
-          <w:p>
-            <w:r/>
-            <w:r>
-              <w:rPr>
-                <w:rFonts w:ascii="微软雅黑" w:hAnsi="微软雅黑" w:eastAsia="微软雅黑"/>
-                <w:b/>
-                <w:color w:val="FFFFFF"/>
-                <w:sz w:val="19"/>
-              </w:rPr>
-              <w:t>说明</w:t>
-            </w:r>
-          </w:p>
-        </w:tc>
-        <w:tc>
-          <w:tcPr>
-            <w:tcW w:type="dxa" w:w="3249"/>
-            <w:shd w:val="clear" w:color="auto" w:fill="1F4E79"/>
-          </w:tcPr>
-          <w:p>
-            <w:r/>
-            <w:r>
-              <w:rPr>
-                <w:rFonts w:ascii="微软雅黑" w:hAnsi="微软雅黑" w:eastAsia="微软雅黑"/>
-                <w:b/>
-                <w:color w:val="FFFFFF"/>
-                <w:sz w:val="19"/>
-              </w:rPr>
-              <w:t>格式</w:t>
-            </w:r>
-          </w:p>
-        </w:tc>
-      </w:tr>
-      <w:tr>
-        <w:tc>
-          <w:tcPr>
-            <w:tcW w:type="dxa" w:w="3249"/>
-          </w:tcPr>
-          <w:p>
-            <w:r/>
-            <w:r>
-              <w:rPr>
-                <w:rFonts w:ascii="宋体" w:hAnsi="宋体" w:eastAsia="宋体"/>
-                <w:b w:val="0"/>
-                <w:sz w:val="19"/>
-              </w:rPr>
-              <w:t>系统架构说明书</w:t>
-            </w:r>
-          </w:p>
-        </w:tc>
-        <w:tc>
-          <w:tcPr>
-            <w:tcW w:type="dxa" w:w="3249"/>
-          </w:tcPr>
-          <w:p>
-            <w:r/>
-            <w:r>
-              <w:rPr>
-                <w:rFonts w:ascii="宋体" w:hAnsi="宋体" w:eastAsia="宋体"/>
-                <w:b w:val="0"/>
-                <w:sz w:val="19"/>
-              </w:rPr>
-              <w:t>总体分层架构、技术栈、模块划分、接口总览、数据模型、关键设计决策</w:t>
-            </w:r>
-          </w:p>
-        </w:tc>
-        <w:tc>
-          <w:tcPr>
-            <w:tcW w:type="dxa" w:w="3249"/>
-          </w:tcPr>
-          <w:p>
-            <w:r/>
-            <w:r>
-              <w:rPr>
-                <w:rFonts w:ascii="宋体" w:hAnsi="宋体" w:eastAsia="宋体"/>
-                <w:b w:val="0"/>
-                <w:sz w:val="19"/>
-              </w:rPr>
-              <w:t>MD + DOCX</w:t>
-            </w:r>
-          </w:p>
-        </w:tc>
-      </w:tr>
-      <w:tr>
-        <w:tc>
-          <w:tcPr>
-            <w:tcW w:type="dxa" w:w="3249"/>
-            <w:shd w:val="clear" w:color="auto" w:fill="F2F6FA"/>
-          </w:tcPr>
-          <w:p>
-            <w:r/>
-            <w:r>
-              <w:rPr>
-                <w:rFonts w:ascii="宋体" w:hAnsi="宋体" w:eastAsia="宋体"/>
-                <w:b w:val="0"/>
-                <w:sz w:val="19"/>
-              </w:rPr>
-              <w:t>功能进度说明书</w:t>
-            </w:r>
-          </w:p>
-        </w:tc>
-        <w:tc>
-          <w:tcPr>
-            <w:tcW w:type="dxa" w:w="3249"/>
-            <w:shd w:val="clear" w:color="auto" w:fill="F2F6FA"/>
-          </w:tcPr>
-          <w:p>
-            <w:r/>
-            <w:r>
-              <w:rPr>
-                <w:rFonts w:ascii="宋体" w:hAnsi="宋体" w:eastAsia="宋体"/>
-                <w:b w:val="0"/>
-                <w:sz w:val="19"/>
-              </w:rPr>
-              <w:t>客户端 / 师傅端 / PC 后台 / 后端逐功能状态与里程碑</w:t>
-            </w:r>
-          </w:p>
-        </w:tc>
-        <w:tc>
-          <w:tcPr>
-            <w:tcW w:type="dxa" w:w="3249"/>
-            <w:shd w:val="clear" w:color="auto" w:fill="F2F6FA"/>
-          </w:tcPr>
-          <w:p>
-            <w:r/>
-            <w:r>
-              <w:rPr>
-                <w:rFonts w:ascii="宋体" w:hAnsi="宋体" w:eastAsia="宋体"/>
-                <w:b w:val="0"/>
-                <w:sz w:val="19"/>
-              </w:rPr>
-              <w:t>MD + DOCX</w:t>
-            </w:r>
-          </w:p>
-        </w:tc>
-      </w:tr>
-      <w:tr>
-        <w:tc>
-          <w:tcPr>
-            <w:tcW w:type="dxa" w:w="3249"/>
-          </w:tcPr>
-          <w:p>
-            <w:r/>
-            <w:r>
-              <w:rPr>
-                <w:rFonts w:ascii="宋体" w:hAnsi="宋体" w:eastAsia="宋体"/>
-                <w:b w:val="0"/>
-                <w:sz w:val="19"/>
-              </w:rPr>
-              <w:t>系统规划说明书</w:t>
-            </w:r>
-          </w:p>
-        </w:tc>
-        <w:tc>
-          <w:tcPr>
-            <w:tcW w:type="dxa" w:w="3249"/>
-          </w:tcPr>
-          <w:p>
-            <w:r/>
-            <w:r>
-              <w:rPr>
-                <w:rFonts w:ascii="宋体" w:hAnsi="宋体" w:eastAsia="宋体"/>
-                <w:b w:val="0"/>
-                <w:sz w:val="19"/>
-              </w:rPr>
-              <w:t>愿景目标、Phase 1–4 路线图、技术演进、风险对策、验收标准</w:t>
-            </w:r>
-          </w:p>
-        </w:tc>
-        <w:tc>
-          <w:tcPr>
-            <w:tcW w:type="dxa" w:w="3249"/>
-          </w:tcPr>
-          <w:p>
-            <w:r/>
-            <w:r>
-              <w:rPr>
-                <w:rFonts w:ascii="宋体" w:hAnsi="宋体" w:eastAsia="宋体"/>
-                <w:b w:val="0"/>
-                <w:sz w:val="19"/>
-              </w:rPr>
-              <w:t>MD + DOCX</w:t>
-            </w:r>
-          </w:p>
-        </w:tc>
-      </w:tr>
-      <w:tr>
-        <w:tc>
-          <w:tcPr>
-            <w:tcW w:type="dxa" w:w="3249"/>
-            <w:shd w:val="clear" w:color="auto" w:fill="F2F6FA"/>
-          </w:tcPr>
-          <w:p>
-            <w:r/>
-            <w:r>
-              <w:rPr>
-                <w:rFonts w:ascii="宋体" w:hAnsi="宋体" w:eastAsia="宋体"/>
-                <w:b w:val="0"/>
-                <w:sz w:val="19"/>
-              </w:rPr>
-              <w:t>运维操作说明书</w:t>
-            </w:r>
-          </w:p>
-        </w:tc>
-        <w:tc>
-          <w:tcPr>
-            <w:tcW w:type="dxa" w:w="3249"/>
-            <w:shd w:val="clear" w:color="auto" w:fill="F2F6FA"/>
-          </w:tcPr>
-          <w:p>
-            <w:r/>
-            <w:r>
-              <w:rPr>
-                <w:rFonts w:ascii="宋体" w:hAnsi="宋体" w:eastAsia="宋体"/>
-                <w:b w:val="0"/>
-                <w:sz w:val="19"/>
-              </w:rPr>
-              <w:t>环境、本地验证命令、部署、配置模板、监控、故障排查、建表 SQL</w:t>
-            </w:r>
-          </w:p>
-        </w:tc>
-        <w:tc>
-          <w:tcPr>
-            <w:tcW w:type="dxa" w:w="3249"/>
-            <w:shd w:val="clear" w:color="auto" w:fill="F2F6FA"/>
-          </w:tcPr>
-          <w:p>
-            <w:r/>
-            <w:r>
-              <w:rPr>
-                <w:rFonts w:ascii="宋体" w:hAnsi="宋体" w:eastAsia="宋体"/>
-                <w:b w:val="0"/>
-                <w:sz w:val="19"/>
-              </w:rPr>
-              <w:t>MD + DOCX</w:t>
-            </w:r>
-          </w:p>
-        </w:tc>
-      </w:tr>
-      <w:tr>
-        <w:tc>
-          <w:tcPr>
-            <w:tcW w:type="dxa" w:w="3249"/>
-          </w:tcPr>
-          <w:p>
-            <w:r/>
-            <w:r>
-              <w:rPr>
-                <w:rFonts w:ascii="宋体" w:hAnsi="宋体" w:eastAsia="宋体"/>
-                <w:b w:val="0"/>
-                <w:sz w:val="19"/>
-              </w:rPr>
-              <w:t>项目总览 README（本文档）</w:t>
-            </w:r>
-          </w:p>
-        </w:tc>
-        <w:tc>
-          <w:tcPr>
-            <w:tcW w:type="dxa" w:w="3249"/>
-          </w:tcPr>
-          <w:p>
-            <w:r/>
-            <w:r>
-              <w:rPr>
-                <w:rFonts w:ascii="宋体" w:hAnsi="宋体" w:eastAsia="宋体"/>
-                <w:b w:val="0"/>
-                <w:sz w:val="19"/>
-              </w:rPr>
-              <w:t>一页式总览，串联上述所有产物</w:t>
-            </w:r>
-          </w:p>
-        </w:tc>
-        <w:tc>
-          <w:tcPr>
-            <w:tcW w:type="dxa" w:w="3249"/>
-          </w:tcPr>
-          <w:p>
-            <w:r/>
-            <w:r>
-              <w:rPr>
-                <w:rFonts w:ascii="宋体" w:hAnsi="宋体" w:eastAsia="宋体"/>
-                <w:b w:val="0"/>
-                <w:sz w:val="19"/>
-              </w:rPr>
-              <w:t>MD + DOCX</w:t>
-            </w:r>
-          </w:p>
-        </w:tc>
-      </w:tr>
-    </w:tbl>
-    <w:p/>
-    <w:p>
-      <w:pPr>
-        <w:ind w:left="227"/>
-      </w:pPr>
-      <w:r>
-        <w:rPr>
-          <w:rFonts w:ascii="宋体" w:hAnsi="宋体" w:eastAsia="宋体"/>
-          <w:b w:val="0"/>
-          <w:color w:val="555555"/>
-          <w:sz w:val="19"/>
-        </w:rPr>
-        <w:t xml:space="preserve">上述 4 份说明书 + 本总览均已生成 </w:t>
-      </w:r>
-      <w:r>
-        <w:rPr>
-          <w:rFonts w:ascii="Consolas" w:hAnsi="Consolas" w:eastAsia="Consolas"/>
-          <w:b w:val="0"/>
-          <w:color w:val="C0392B"/>
-          <w:sz w:val="18"/>
-        </w:rPr>
-        <w:t>.docx</w:t>
-      </w:r>
-      <w:r>
-        <w:rPr>
-          <w:rFonts w:ascii="宋体" w:hAnsi="宋体" w:eastAsia="宋体"/>
-          <w:b w:val="0"/>
-          <w:color w:val="555555"/>
-          <w:sz w:val="19"/>
-        </w:rPr>
-        <w:t xml:space="preserve"> 正式版，并归档至项目空间「宽带业务管理系统 / 文档」。</w:t>
-      </w:r>
-    </w:p>
-    <w:p>
-      <w:pPr>
-        <w:pStyle w:val="Heading1"/>
-      </w:pPr>
-      <w:r>
-        <w:rPr>
-          <w:rFonts w:ascii="微软雅黑" w:hAnsi="微软雅黑" w:eastAsia="微软雅黑"/>
-          <w:b/>
-          <w:color w:val="1F4E79"/>
-          <w:sz w:val="30"/>
-        </w:rPr>
-        <w:t>六、当前进度与里程碑</w:t>
-      </w:r>
-    </w:p>
-    <w:p>
-      <w:pPr>
-        <w:pStyle w:val="ListBullet"/>
-      </w:pPr>
-      <w:r>
-        <w:rPr>
-          <w:rFonts w:ascii="宋体" w:hAnsi="宋体" w:eastAsia="宋体"/>
-          <w:b w:val="0"/>
-          <w:sz w:val="21"/>
-        </w:rPr>
-        <w:t xml:space="preserve">✅ </w:t>
-      </w:r>
-      <w:r>
-        <w:rPr>
-          <w:rFonts w:ascii="宋体" w:hAnsi="宋体" w:eastAsia="宋体"/>
-          <w:b/>
-          <w:sz w:val="21"/>
-        </w:rPr>
-        <w:t>设计稿 v1.9</w:t>
-      </w:r>
-      <w:r>
-        <w:rPr>
-          <w:rFonts w:ascii="宋体" w:hAnsi="宋体" w:eastAsia="宋体"/>
-          <w:b w:val="0"/>
-          <w:sz w:val="21"/>
-        </w:rPr>
-        <w:t>：覆盖客户端 20 页规划 + PC 后台 16 模块规划，含套餐升级与流量监控专章。</w:t>
-      </w:r>
-    </w:p>
-    <w:p>
-      <w:pPr>
-        <w:pStyle w:val="ListBullet"/>
-      </w:pPr>
-      <w:r>
-        <w:rPr>
-          <w:rFonts w:ascii="宋体" w:hAnsi="宋体" w:eastAsia="宋体"/>
-          <w:b w:val="0"/>
-          <w:sz w:val="21"/>
-        </w:rPr>
-        <w:t xml:space="preserve">✅ </w:t>
-      </w:r>
-      <w:r>
-        <w:rPr>
-          <w:rFonts w:ascii="宋体" w:hAnsi="宋体" w:eastAsia="宋体"/>
-          <w:b/>
-          <w:sz w:val="21"/>
-        </w:rPr>
-        <w:t>小程序骨架 → 全量页面</w:t>
-      </w:r>
-      <w:r>
-        <w:rPr>
-          <w:rFonts w:ascii="宋体" w:hAnsi="宋体" w:eastAsia="宋体"/>
-          <w:b w:val="0"/>
-          <w:sz w:val="21"/>
-        </w:rPr>
-        <w:t xml:space="preserve">：客户端 </w:t>
-      </w:r>
-      <w:r>
-        <w:rPr>
-          <w:rFonts w:ascii="宋体" w:hAnsi="宋体" w:eastAsia="宋体"/>
-          <w:b/>
-          <w:sz w:val="21"/>
-        </w:rPr>
-        <w:t>20 页</w:t>
-      </w:r>
-      <w:r>
-        <w:rPr>
-          <w:rFonts w:ascii="宋体" w:hAnsi="宋体" w:eastAsia="宋体"/>
-          <w:b w:val="0"/>
-          <w:sz w:val="21"/>
-        </w:rPr>
-        <w:t xml:space="preserve">（含登录态）+ 师傅端 </w:t>
-      </w:r>
-      <w:r>
-        <w:rPr>
-          <w:rFonts w:ascii="宋体" w:hAnsi="宋体" w:eastAsia="宋体"/>
-          <w:b/>
-          <w:sz w:val="21"/>
-        </w:rPr>
-        <w:t>8 页</w:t>
-      </w:r>
-      <w:r>
-        <w:rPr>
-          <w:rFonts w:ascii="宋体" w:hAnsi="宋体" w:eastAsia="宋体"/>
-          <w:b w:val="0"/>
-          <w:sz w:val="21"/>
-        </w:rPr>
-        <w:t xml:space="preserve">（独立工程 </w:t>
-      </w:r>
-      <w:r>
-        <w:rPr>
-          <w:rFonts w:ascii="Consolas" w:hAnsi="Consolas" w:eastAsia="Consolas"/>
-          <w:b w:val="0"/>
-          <w:color w:val="C0392B"/>
-          <w:sz w:val="20"/>
-        </w:rPr>
-        <w:t>broadband-worker</w:t>
-      </w:r>
-      <w:r>
-        <w:rPr>
-          <w:rFonts w:ascii="宋体" w:hAnsi="宋体" w:eastAsia="宋体"/>
-          <w:b w:val="0"/>
-          <w:sz w:val="21"/>
-        </w:rPr>
-        <w:t>），接口封装注入 Bearer token。</w:t>
-      </w:r>
-    </w:p>
-    <w:p>
-      <w:pPr>
-        <w:pStyle w:val="ListBullet"/>
-      </w:pPr>
-      <w:r>
-        <w:rPr>
-          <w:rFonts w:ascii="宋体" w:hAnsi="宋体" w:eastAsia="宋体"/>
-          <w:b w:val="0"/>
-          <w:sz w:val="21"/>
-        </w:rPr>
-        <w:t xml:space="preserve">✅ </w:t>
-      </w:r>
-      <w:r>
-        <w:rPr>
-          <w:rFonts w:ascii="宋体" w:hAnsi="宋体" w:eastAsia="宋体"/>
-          <w:b/>
-          <w:sz w:val="21"/>
-        </w:rPr>
-        <w:t>后端 4 模块 / 56 接口</w:t>
-      </w:r>
-      <w:r>
-        <w:rPr>
-          <w:rFonts w:ascii="宋体" w:hAnsi="宋体" w:eastAsia="宋体"/>
-          <w:b w:val="0"/>
-          <w:sz w:val="21"/>
-        </w:rPr>
-        <w:t>：community / install / product / system，核心算法保留 6 个可独立运行的 Demo。</w:t>
-      </w:r>
-    </w:p>
-    <w:p>
-      <w:pPr>
-        <w:pStyle w:val="ListBullet"/>
-      </w:pPr>
-      <w:r>
-        <w:rPr>
-          <w:rFonts w:ascii="宋体" w:hAnsi="宋体" w:eastAsia="宋体"/>
-          <w:b w:val="0"/>
-          <w:sz w:val="21"/>
-        </w:rPr>
-        <w:t xml:space="preserve">✅ </w:t>
-      </w:r>
-      <w:r>
-        <w:rPr>
-          <w:rFonts w:ascii="宋体" w:hAnsi="宋体" w:eastAsia="宋体"/>
-          <w:b/>
-          <w:sz w:val="21"/>
-        </w:rPr>
-        <w:t>数据库接入</w:t>
-      </w:r>
-      <w:r>
-        <w:rPr>
-          <w:rFonts w:ascii="宋体" w:hAnsi="宋体" w:eastAsia="宋体"/>
-          <w:b w:val="0"/>
-          <w:sz w:val="21"/>
-        </w:rPr>
-        <w:t xml:space="preserve">：MySQL 8.4，25 张表 + 幂等 </w:t>
-      </w:r>
-      <w:r>
-        <w:rPr>
-          <w:rFonts w:ascii="Consolas" w:hAnsi="Consolas" w:eastAsia="Consolas"/>
-          <w:b w:val="0"/>
-          <w:color w:val="C0392B"/>
-          <w:sz w:val="20"/>
-        </w:rPr>
-        <w:t>schema.sql</w:t>
-      </w:r>
-      <w:r>
-        <w:rPr>
-          <w:rFonts w:ascii="宋体" w:hAnsi="宋体" w:eastAsia="宋体"/>
-          <w:b w:val="0"/>
-          <w:sz w:val="21"/>
-        </w:rPr>
-        <w:t xml:space="preserve"> / </w:t>
-      </w:r>
-      <w:r>
-        <w:rPr>
-          <w:rFonts w:ascii="Consolas" w:hAnsi="Consolas" w:eastAsia="Consolas"/>
-          <w:b w:val="0"/>
-          <w:color w:val="C0392B"/>
-          <w:sz w:val="20"/>
-        </w:rPr>
-        <w:t>data.sql</w:t>
-      </w:r>
-      <w:r>
-        <w:rPr>
-          <w:rFonts w:ascii="宋体" w:hAnsi="宋体" w:eastAsia="宋体"/>
-          <w:b w:val="0"/>
-          <w:sz w:val="21"/>
-        </w:rPr>
-        <w:t>，启动自动初始化。</w:t>
-      </w:r>
-    </w:p>
-    <w:p>
-      <w:pPr>
-        <w:pStyle w:val="ListBullet"/>
-      </w:pPr>
-      <w:r>
-        <w:rPr>
-          <w:rFonts w:ascii="宋体" w:hAnsi="宋体" w:eastAsia="宋体"/>
-          <w:b w:val="0"/>
-          <w:sz w:val="21"/>
-        </w:rPr>
-        <w:t xml:space="preserve">✅ </w:t>
-      </w:r>
-      <w:r>
-        <w:rPr>
-          <w:rFonts w:ascii="宋体" w:hAnsi="宋体" w:eastAsia="宋体"/>
-          <w:b/>
-          <w:sz w:val="21"/>
-        </w:rPr>
-        <w:t>PC 后台</w:t>
-      </w:r>
-      <w:r>
-        <w:rPr>
-          <w:rFonts w:ascii="宋体" w:hAnsi="宋体" w:eastAsia="宋体"/>
-          <w:b w:val="0"/>
-          <w:sz w:val="21"/>
-        </w:rPr>
-        <w:t>：</w:t>
-      </w:r>
-      <w:r>
-        <w:rPr>
-          <w:rFonts w:ascii="Consolas" w:hAnsi="Consolas" w:eastAsia="Consolas"/>
-          <w:b w:val="0"/>
-          <w:color w:val="C0392B"/>
-          <w:sz w:val="20"/>
-        </w:rPr>
-        <w:t>web-admin</w:t>
-      </w:r>
-      <w:r>
-        <w:rPr>
-          <w:rFonts w:ascii="宋体" w:hAnsi="宋体" w:eastAsia="宋体"/>
-          <w:b w:val="0"/>
-          <w:sz w:val="21"/>
-        </w:rPr>
-        <w:t>（Vue 3 + Element Plus）22 业务页 / 22 路由，全量对接真实接口，侧边栏由后端菜单树驱动。</w:t>
-      </w:r>
-    </w:p>
-    <w:p>
-      <w:pPr>
-        <w:pStyle w:val="ListBullet"/>
-      </w:pPr>
-      <w:r>
-        <w:rPr>
-          <w:rFonts w:ascii="宋体" w:hAnsi="宋体" w:eastAsia="宋体"/>
-          <w:b w:val="0"/>
-          <w:sz w:val="21"/>
-        </w:rPr>
-        <w:t xml:space="preserve">✅ </w:t>
-      </w:r>
-      <w:r>
-        <w:rPr>
-          <w:rFonts w:ascii="宋体" w:hAnsi="宋体" w:eastAsia="宋体"/>
-          <w:b/>
-          <w:sz w:val="21"/>
-        </w:rPr>
-        <w:t>RBAC / 安全</w:t>
-      </w:r>
-      <w:r>
-        <w:rPr>
-          <w:rFonts w:ascii="宋体" w:hAnsi="宋体" w:eastAsia="宋体"/>
-          <w:b w:val="0"/>
-          <w:sz w:val="21"/>
-        </w:rPr>
-        <w:t>：Spring Security 6 + 自研 JWT（HS256），5 角色 / 26 菜单 / 21 权限码；</w:t>
-      </w:r>
-    </w:p>
-    <w:p>
-      <w:r>
-        <w:rPr>
-          <w:rFonts w:ascii="宋体" w:hAnsi="宋体" w:eastAsia="宋体"/>
-          <w:b w:val="0"/>
-          <w:sz w:val="21"/>
-        </w:rPr>
-        <w:t xml:space="preserve">  实测鉴权矩阵 —— 无 token → 401、越权 → 403、授权内 → 200；含 7 条 JWT 回归单测。</w:t>
-      </w:r>
-    </w:p>
-    <w:p>
-      <w:pPr>
-        <w:pStyle w:val="ListBullet"/>
-      </w:pPr>
-      <w:r>
-        <w:rPr>
-          <w:rFonts w:ascii="宋体" w:hAnsi="宋体" w:eastAsia="宋体"/>
-          <w:b w:val="0"/>
-          <w:sz w:val="21"/>
-        </w:rPr>
-        <w:t xml:space="preserve">✅ </w:t>
-      </w:r>
-      <w:r>
-        <w:rPr>
-          <w:rFonts w:ascii="宋体" w:hAnsi="宋体" w:eastAsia="宋体"/>
-          <w:b/>
-          <w:sz w:val="21"/>
-        </w:rPr>
-        <w:t>小程序登录态已接入真实后端鉴权</w:t>
-      </w:r>
-      <w:r>
-        <w:rPr>
-          <w:rFonts w:ascii="宋体" w:hAnsi="宋体" w:eastAsia="宋体"/>
-          <w:b w:val="0"/>
-          <w:sz w:val="21"/>
-        </w:rPr>
-        <w:t>：</w:t>
-      </w:r>
-      <w:r>
-        <w:rPr>
-          <w:rFonts w:ascii="Consolas" w:hAnsi="Consolas" w:eastAsia="Consolas"/>
-          <w:b w:val="0"/>
-          <w:color w:val="C0392B"/>
-          <w:sz w:val="20"/>
-        </w:rPr>
-        <w:t>POST /api/auth/miniapp-login</w:t>
-      </w:r>
-      <w:r>
-        <w:rPr>
-          <w:rFonts w:ascii="宋体" w:hAnsi="宋体" w:eastAsia="宋体"/>
-          <w:b w:val="0"/>
-          <w:sz w:val="21"/>
-        </w:rPr>
-        <w:t xml:space="preserve">（演示码 1234）签发真实 JWT，两端 </w:t>
-      </w:r>
-      <w:r>
-        <w:rPr>
-          <w:rFonts w:ascii="Consolas" w:hAnsi="Consolas" w:eastAsia="Consolas"/>
-          <w:b w:val="0"/>
-          <w:color w:val="C0392B"/>
-          <w:sz w:val="20"/>
-        </w:rPr>
-        <w:t>login</w:t>
-      </w:r>
-      <w:r>
-        <w:rPr>
-          <w:rFonts w:ascii="宋体" w:hAnsi="宋体" w:eastAsia="宋体"/>
-          <w:b w:val="0"/>
-          <w:sz w:val="21"/>
-        </w:rPr>
-        <w:t xml:space="preserve"> 已接入；c 端接口仍属开放层（</w:t>
-      </w:r>
-      <w:r>
-        <w:rPr>
-          <w:rFonts w:ascii="Consolas" w:hAnsi="Consolas" w:eastAsia="Consolas"/>
-          <w:b w:val="0"/>
-          <w:color w:val="C0392B"/>
-          <w:sz w:val="20"/>
-        </w:rPr>
-        <w:t>protect-client-api=false</w:t>
-      </w:r>
-      <w:r>
-        <w:rPr>
-          <w:rFonts w:ascii="宋体" w:hAnsi="宋体" w:eastAsia="宋体"/>
-          <w:b w:val="0"/>
-          <w:sz w:val="21"/>
-        </w:rPr>
-        <w:t xml:space="preserve">，设计有意保留），如需强制全体鉴权将开关置 </w:t>
-      </w:r>
-      <w:r>
-        <w:rPr>
-          <w:rFonts w:ascii="Consolas" w:hAnsi="Consolas" w:eastAsia="Consolas"/>
-          <w:b w:val="0"/>
-          <w:color w:val="C0392B"/>
-          <w:sz w:val="20"/>
-        </w:rPr>
-        <w:t>true</w:t>
-      </w:r>
-      <w:r>
-        <w:rPr>
-          <w:rFonts w:ascii="宋体" w:hAnsi="宋体" w:eastAsia="宋体"/>
-          <w:b w:val="0"/>
-          <w:sz w:val="21"/>
-        </w:rPr>
-        <w:t xml:space="preserve"> 即可。</w:t>
-      </w:r>
-    </w:p>
-    <w:p>
-      <w:pPr>
-        <w:pStyle w:val="ListBullet"/>
-      </w:pPr>
-      <w:r>
-        <w:rPr>
-          <w:rFonts w:ascii="宋体" w:hAnsi="宋体" w:eastAsia="宋体"/>
-          <w:b w:val="0"/>
-          <w:sz w:val="21"/>
-        </w:rPr>
-        <w:t xml:space="preserve">✅ </w:t>
-      </w:r>
-      <w:r>
-        <w:rPr>
-          <w:rFonts w:ascii="宋体" w:hAnsi="宋体" w:eastAsia="宋体"/>
-          <w:b/>
-          <w:sz w:val="21"/>
-        </w:rPr>
-        <w:t>配置策略</w:t>
-      </w:r>
-      <w:r>
-        <w:rPr>
-          <w:rFonts w:ascii="宋体" w:hAnsi="宋体" w:eastAsia="宋体"/>
-          <w:b w:val="0"/>
-          <w:sz w:val="21"/>
-        </w:rPr>
-        <w:t>：单体 Spring Boot 原生配置（application.yml + 环境变量），不引入 Apollo 等外部配置中心。</w:t>
-      </w:r>
-    </w:p>
-    <w:p>
-      <w:pPr>
-        <w:pStyle w:val="Heading1"/>
-      </w:pPr>
-      <w:r>
-        <w:rPr>
-          <w:rFonts w:ascii="微软雅黑" w:hAnsi="微软雅黑" w:eastAsia="微软雅黑"/>
-          <w:b/>
-          <w:color w:val="1F4E79"/>
-          <w:sz w:val="30"/>
-        </w:rPr>
-        <w:t>七、本地运行与验证</w:t>
-      </w:r>
-    </w:p>
-    <w:p>
-      <w:pPr>
-        <w:pStyle w:val="Heading2"/>
-      </w:pPr>
-      <w:r>
-        <w:rPr>
-          <w:rFonts w:ascii="微软雅黑" w:hAnsi="微软雅黑" w:eastAsia="微软雅黑"/>
-          <w:b/>
-          <w:color w:val="1F4E79"/>
-          <w:sz w:val="25"/>
-        </w:rPr>
-        <w:t>7.1 后端（Maven + MySQL，完整链路）</w:t>
-      </w:r>
-    </w:p>
-    <w:p>
-      <w:r>
-        <w:rPr>
-          <w:rFonts w:ascii="宋体" w:hAnsi="宋体" w:eastAsia="宋体"/>
-          <w:b w:val="0"/>
-          <w:sz w:val="21"/>
-        </w:rPr>
-        <w:t>```bash</w:t>
-      </w:r>
-    </w:p>
-    <w:p>
-      <w:r>
-        <w:rPr>
-          <w:rFonts w:ascii="宋体" w:hAnsi="宋体" w:eastAsia="宋体"/>
-          <w:b w:val="0"/>
-          <w:sz w:val="21"/>
-        </w:rPr>
-        <w:t>cd backend</w:t>
-      </w:r>
-    </w:p>
-    <w:p>
-      <w:r>
-        <w:rPr>
-          <w:rFonts w:ascii="宋体" w:hAnsi="宋体" w:eastAsia="宋体"/>
-          <w:b w:val="0"/>
-          <w:sz w:val="21"/>
-        </w:rPr>
-        <w:t>export JAVA_HOME=/Library/Java/JavaVirtualMachines/jdk-21.jdk/Contents/Home</w:t>
-      </w:r>
-    </w:p>
-    <w:p>
-      <w:pPr>
-        <w:pStyle w:val="Title"/>
-      </w:pPr>
-      <w:r>
-        <w:rPr>
-          <w:rFonts w:ascii="微软雅黑" w:hAnsi="微软雅黑" w:eastAsia="微软雅黑"/>
-          <w:b/>
-          <w:color w:val="1F4E79"/>
-          <w:sz w:val="40"/>
-        </w:rPr>
-        <w:t>本机 Maven 不在 PATH 时使用绝对路径</w:t>
-      </w:r>
-    </w:p>
-    <w:p>
-      <w:r>
-        <w:rPr>
-          <w:rFonts w:ascii="宋体" w:hAnsi="宋体" w:eastAsia="宋体"/>
-          <w:b w:val="0"/>
-          <w:sz w:val="21"/>
-        </w:rPr>
-        <w:t>MVN=~/Documents/localRepository/devRepository/maven/bin/mvn</w:t>
-      </w:r>
-    </w:p>
-    <w:p>
-      <w:r>
-        <w:rPr>
-          <w:rFonts w:ascii="宋体" w:hAnsi="宋体" w:eastAsia="宋体"/>
-          <w:b w:val="0"/>
-          <w:sz w:val="21"/>
-        </w:rPr>
-        <w:t>$MVN clean package            # 含 7 条 JWT 回归单测</w:t>
-      </w:r>
-    </w:p>
-    <w:p>
-      <w:r>
-        <w:rPr>
-          <w:rFonts w:ascii="宋体" w:hAnsi="宋体" w:eastAsia="宋体"/>
-          <w:b w:val="0"/>
-          <w:sz w:val="21"/>
-        </w:rPr>
-        <w:t>DB_USERNAME=broadband DB_PASSWORD=</w:t>
-      </w:r>
-      <w:r>
-        <w:rPr>
-          <w:rFonts w:ascii="宋体" w:hAnsi="宋体" w:eastAsia="宋体"/>
-          <w:b/>
-          <w:sz w:val="21"/>
-        </w:rPr>
-        <w:t>*</w:t>
-      </w:r>
-      <w:r>
-        <w:rPr>
-          <w:rFonts w:ascii="宋体" w:hAnsi="宋体" w:eastAsia="宋体"/>
-          <w:b w:val="0"/>
-          <w:sz w:val="21"/>
-        </w:rPr>
-        <w:t>* \</w:t>
-      </w:r>
-    </w:p>
-    <w:p>
-      <w:r>
-        <w:rPr>
-          <w:rFonts w:ascii="宋体" w:hAnsi="宋体" w:eastAsia="宋体"/>
-          <w:b w:val="0"/>
-          <w:sz w:val="21"/>
-        </w:rPr>
-        <w:t xml:space="preserve">  java -jar target/broadband-backend-1.0.0.jar --server.port=8082</w:t>
-      </w:r>
-    </w:p>
-    <w:p>
-      <w:pPr>
-        <w:pStyle w:val="Title"/>
-      </w:pPr>
-      <w:r>
-        <w:rPr>
-          <w:rFonts w:ascii="微软雅黑" w:hAnsi="微软雅黑" w:eastAsia="微软雅黑"/>
-          <w:b/>
-          <w:color w:val="1F4E79"/>
-          <w:sz w:val="40"/>
-        </w:rPr>
-        <w:t>启动即自动建库建表（幂等），无需手工执行 SQL</w:t>
-      </w:r>
-    </w:p>
-    <w:p>
-      <w:r>
-        <w:rPr>
-          <w:rFonts w:ascii="Consolas" w:hAnsi="Consolas" w:eastAsia="Consolas"/>
-          <w:b w:val="0"/>
-          <w:color w:val="C0392B"/>
-          <w:sz w:val="20"/>
-        </w:rPr>
-        <w:t>`</w:t>
-      </w:r>
-    </w:p>
-    <w:p>
-      <w:r>
-        <w:rPr>
-          <w:rFonts w:ascii="宋体" w:hAnsi="宋体" w:eastAsia="宋体"/>
-          <w:b w:val="0"/>
-          <w:sz w:val="21"/>
-        </w:rPr>
-        <w:t>冒烟：</w:t>
-      </w:r>
-    </w:p>
-    <w:p>
-      <w:r>
-        <w:rPr>
-          <w:rFonts w:ascii="宋体" w:hAnsi="宋体" w:eastAsia="宋体"/>
-          <w:b w:val="0"/>
-          <w:sz w:val="21"/>
-        </w:rPr>
-        <w:t>```bash</w:t>
-      </w:r>
-    </w:p>
-    <w:p>
-      <w:r>
-        <w:rPr>
-          <w:rFonts w:ascii="宋体" w:hAnsi="宋体" w:eastAsia="宋体"/>
-          <w:b w:val="0"/>
-          <w:sz w:val="21"/>
-        </w:rPr>
-        <w:t>TOK=$(curl -s -X POST http://127.0.0.1:8082/api/auth/login \</w:t>
-      </w:r>
-    </w:p>
-    <w:p>
-      <w:r>
-        <w:rPr>
-          <w:rFonts w:ascii="宋体" w:hAnsi="宋体" w:eastAsia="宋体"/>
-          <w:b w:val="0"/>
-          <w:sz w:val="21"/>
-        </w:rPr>
-        <w:t xml:space="preserve">      -H 'Content-Type: application/json' \</w:t>
-      </w:r>
-    </w:p>
-    <w:p>
-      <w:r>
-        <w:rPr>
-          <w:rFonts w:ascii="宋体" w:hAnsi="宋体" w:eastAsia="宋体"/>
-          <w:b w:val="0"/>
-          <w:sz w:val="21"/>
-        </w:rPr>
-        <w:t xml:space="preserve">      -d '{"username":"admin","password":"admin123"}' | python3 -c 'import sys,json;print(json.load(sys.stdin)["token"])')</w:t>
-      </w:r>
-    </w:p>
-    <w:p>
-      <w:r>
-        <w:rPr>
-          <w:rFonts w:ascii="宋体" w:hAnsi="宋体" w:eastAsia="宋体"/>
-          <w:b w:val="0"/>
-          <w:sz w:val="21"/>
-        </w:rPr>
-        <w:t>curl -s -H "Authorization: Bearer $TOK" http://127.0.0.1:8082/api/auth/me | head -c 300</w:t>
-      </w:r>
-    </w:p>
-    <w:p>
-      <w:r>
-        <w:rPr>
-          <w:rFonts w:ascii="Consolas" w:hAnsi="Consolas" w:eastAsia="Consolas"/>
-          <w:b w:val="0"/>
-          <w:color w:val="C0392B"/>
-          <w:sz w:val="20"/>
-        </w:rPr>
-        <w:t>`</w:t>
-      </w:r>
-    </w:p>
-    <w:p>
-      <w:pPr>
-        <w:pStyle w:val="Heading2"/>
-      </w:pPr>
-      <w:r>
-        <w:rPr>
-          <w:rFonts w:ascii="微软雅黑" w:hAnsi="微软雅黑" w:eastAsia="微软雅黑"/>
-          <w:b/>
-          <w:color w:val="1F4E79"/>
-          <w:sz w:val="25"/>
-        </w:rPr>
-        <w:t>7.2 PC 后台（Vite）</w:t>
-      </w:r>
-    </w:p>
-    <w:p>
-      <w:r>
-        <w:rPr>
-          <w:rFonts w:ascii="宋体" w:hAnsi="宋体" w:eastAsia="宋体"/>
-          <w:b w:val="0"/>
-          <w:sz w:val="21"/>
-        </w:rPr>
-        <w:t>```bash</w:t>
-      </w:r>
-    </w:p>
-    <w:p>
-      <w:r>
-        <w:rPr>
-          <w:rFonts w:ascii="宋体" w:hAnsi="宋体" w:eastAsia="宋体"/>
-          <w:b w:val="0"/>
-          <w:sz w:val="21"/>
-        </w:rPr>
-        <w:t>cd web-admin</w:t>
-      </w:r>
-    </w:p>
-    <w:p>
-      <w:r>
-        <w:rPr>
-          <w:rFonts w:ascii="宋体" w:hAnsi="宋体" w:eastAsia="宋体"/>
-          <w:b w:val="0"/>
-          <w:sz w:val="21"/>
-        </w:rPr>
-        <w:t>npm install</w:t>
-      </w:r>
-    </w:p>
-    <w:p>
-      <w:r>
-        <w:rPr>
-          <w:rFonts w:ascii="宋体" w:hAnsi="宋体" w:eastAsia="宋体"/>
-          <w:b w:val="0"/>
-          <w:sz w:val="21"/>
-        </w:rPr>
-        <w:t>npm run dev      # http://127.0.0.1:5173 ，/api 自动代理到 :8082</w:t>
-      </w:r>
-    </w:p>
-    <w:p>
-      <w:r>
-        <w:rPr>
-          <w:rFonts w:ascii="宋体" w:hAnsi="宋体" w:eastAsia="宋体"/>
-          <w:b w:val="0"/>
-          <w:sz w:val="21"/>
-        </w:rPr>
-        <w:t>npm run build    # 产物 dist/，生产交 Nginx 反代（见《运维操作说明书》）</w:t>
-      </w:r>
-    </w:p>
-    <w:p>
-      <w:r>
-        <w:rPr>
-          <w:rFonts w:ascii="Consolas" w:hAnsi="Consolas" w:eastAsia="Consolas"/>
-          <w:b w:val="0"/>
-          <w:color w:val="C0392B"/>
-          <w:sz w:val="20"/>
-        </w:rPr>
-        <w:t>`</w:t>
-      </w:r>
-    </w:p>
-    <w:p>
-      <w:pPr>
-        <w:pStyle w:val="Heading2"/>
-      </w:pPr>
-      <w:r>
-        <w:rPr>
-          <w:rFonts w:ascii="微软雅黑" w:hAnsi="微软雅黑" w:eastAsia="微软雅黑"/>
-          <w:b/>
-          <w:color w:val="1F4E79"/>
-          <w:sz w:val="25"/>
-        </w:rPr>
-        <w:t>7.3 纯算法验证（无需 Maven / 数据库）</w:t>
-      </w:r>
-    </w:p>
-    <w:p>
-      <w:r>
-        <w:rPr>
-          <w:rFonts w:ascii="宋体" w:hAnsi="宋体" w:eastAsia="宋体"/>
-          <w:b w:val="0"/>
-          <w:sz w:val="21"/>
-        </w:rPr>
-        <w:t>后端核心引擎可脱离框架独立编译运行：</w:t>
-      </w:r>
-    </w:p>
-    <w:p>
-      <w:r>
-        <w:rPr>
-          <w:rFonts w:ascii="宋体" w:hAnsi="宋体" w:eastAsia="宋体"/>
-          <w:b w:val="0"/>
-          <w:sz w:val="21"/>
-        </w:rPr>
-        <w:t>```bash</w:t>
-      </w:r>
-    </w:p>
-    <w:p>
-      <w:r>
-        <w:rPr>
-          <w:rFonts w:ascii="宋体" w:hAnsi="宋体" w:eastAsia="宋体"/>
-          <w:b w:val="0"/>
-          <w:sz w:val="21"/>
-        </w:rPr>
-        <w:t>cd backend</w:t>
-      </w:r>
-    </w:p>
-    <w:p>
-      <w:r>
-        <w:rPr>
-          <w:rFonts w:ascii="宋体" w:hAnsi="宋体" w:eastAsia="宋体"/>
-          <w:b w:val="0"/>
-          <w:sz w:val="21"/>
-        </w:rPr>
-        <w:t>find src/main/java/com/broadband -name "*.java" \</w:t>
-      </w:r>
-    </w:p>
-    <w:p>
-      <w:r>
-        <w:rPr>
-          <w:rFonts w:ascii="宋体" w:hAnsi="宋体" w:eastAsia="宋体"/>
-          <w:b w:val="0"/>
-          <w:sz w:val="21"/>
-        </w:rPr>
-        <w:t xml:space="preserve">  | grep -v '/mapper/' | grep -v '/spring/' | grep -v 'TrafficRecord.java' \</w:t>
-      </w:r>
-    </w:p>
-    <w:p>
-      <w:r>
-        <w:rPr>
-          <w:rFonts w:ascii="宋体" w:hAnsi="宋体" w:eastAsia="宋体"/>
-          <w:b w:val="0"/>
-          <w:sz w:val="21"/>
-        </w:rPr>
-        <w:t xml:space="preserve">  | tr '\n' '\0' | xargs -0 javac -d /tmp/bwall</w:t>
-      </w:r>
-    </w:p>
-    <w:p>
-      <w:r>
-        <w:rPr>
-          <w:rFonts w:ascii="宋体" w:hAnsi="宋体" w:eastAsia="宋体"/>
-          <w:b w:val="0"/>
-          <w:sz w:val="21"/>
-        </w:rPr>
-        <w:t>java -cp /tmp/bwall com.broadband.install.DispatchDemo</w:t>
-      </w:r>
-    </w:p>
-    <w:p>
-      <w:r>
-        <w:rPr>
-          <w:rFonts w:ascii="宋体" w:hAnsi="宋体" w:eastAsia="宋体"/>
-          <w:b w:val="0"/>
-          <w:sz w:val="21"/>
-        </w:rPr>
-        <w:t>java -cp /tmp/bwall com.broadband.install.SlaDemo</w:t>
-      </w:r>
-    </w:p>
-    <w:p>
-      <w:r>
-        <w:rPr>
-          <w:rFonts w:ascii="宋体" w:hAnsi="宋体" w:eastAsia="宋体"/>
-          <w:b w:val="0"/>
-          <w:sz w:val="21"/>
-        </w:rPr>
-        <w:t>java -cp /tmp/bwall com.broadband.product.PackageUpgradeDemo</w:t>
-      </w:r>
-    </w:p>
-    <w:p>
-      <w:r>
-        <w:rPr>
-          <w:rFonts w:ascii="Consolas" w:hAnsi="Consolas" w:eastAsia="Consolas"/>
-          <w:b w:val="0"/>
-          <w:color w:val="C0392B"/>
-          <w:sz w:val="20"/>
-        </w:rPr>
-        <w:t>`</w:t>
-      </w:r>
-    </w:p>
-    <w:p>
-      <w:r>
-        <w:rPr>
-          <w:rFonts w:ascii="宋体" w:hAnsi="宋体" w:eastAsia="宋体"/>
-          <w:b w:val="0"/>
-          <w:sz w:val="21"/>
-        </w:rPr>
-        <w:t xml:space="preserve">建表 SQL、配置模板、Nginx 与故障排查详见 </w:t>
-      </w:r>
-      <w:r>
-        <w:rPr>
-          <w:rFonts w:ascii="宋体" w:hAnsi="宋体" w:eastAsia="宋体"/>
-          <w:b/>
-          <w:sz w:val="21"/>
-        </w:rPr>
-        <w:t>《运维操作说明书》</w:t>
-      </w:r>
-      <w:r>
-        <w:rPr>
-          <w:rFonts w:ascii="宋体" w:hAnsi="宋体" w:eastAsia="宋体"/>
-          <w:b w:val="0"/>
-          <w:sz w:val="21"/>
-        </w:rPr>
-        <w:t xml:space="preserve">；接口明细、数据模型与分层设计详见 </w:t>
-      </w:r>
-      <w:r>
-        <w:rPr>
-          <w:rFonts w:ascii="宋体" w:hAnsi="宋体" w:eastAsia="宋体"/>
-          <w:b/>
-          <w:sz w:val="21"/>
-        </w:rPr>
-        <w:t>《系统架构说明书》</w:t>
-      </w:r>
-      <w:r>
-        <w:rPr>
-          <w:rFonts w:ascii="宋体" w:hAnsi="宋体" w:eastAsia="宋体"/>
-          <w:b w:val="0"/>
-          <w:sz w:val="21"/>
-        </w:rPr>
-        <w:t>。</w:t>
-      </w:r>
-    </w:p>
-    <w:p>
-      <w:pPr>
-        <w:pStyle w:val="Heading1"/>
-      </w:pPr>
-      <w:r>
-        <w:rPr>
-          <w:rFonts w:ascii="微软雅黑" w:hAnsi="微软雅黑" w:eastAsia="微软雅黑"/>
-          <w:b/>
-          <w:color w:val="1F4E79"/>
-          <w:sz w:val="30"/>
-        </w:rPr>
-        <w:t>八、后续规划（摘要）</w:t>
-      </w:r>
-    </w:p>
-    <w:p>
-      <w:pPr>
-        <w:pStyle w:val="ListNumber"/>
-      </w:pPr>
-      <w:r>
-        <w:rPr>
-          <w:rFonts w:ascii="宋体" w:hAnsi="宋体" w:eastAsia="宋体"/>
-          <w:b/>
-          <w:sz w:val="21"/>
-        </w:rPr>
-        <w:t>小程序登录态正式接入后端鉴权</w:t>
-      </w:r>
-      <w:r>
-        <w:rPr>
-          <w:rFonts w:ascii="宋体" w:hAnsi="宋体" w:eastAsia="宋体"/>
-          <w:b w:val="0"/>
-          <w:sz w:val="21"/>
-        </w:rPr>
-        <w:t xml:space="preserve">：微信 session 换 token（后端新增 </w:t>
-      </w:r>
-      <w:r>
-        <w:rPr>
-          <w:rFonts w:ascii="Consolas" w:hAnsi="Consolas" w:eastAsia="Consolas"/>
-          <w:b w:val="0"/>
-          <w:color w:val="C0392B"/>
-          <w:sz w:val="20"/>
-        </w:rPr>
-        <w:t>/api/auth/miniapp-login</w:t>
-      </w:r>
-      <w:r>
-        <w:rPr>
-          <w:rFonts w:ascii="宋体" w:hAnsi="宋体" w:eastAsia="宋体"/>
-          <w:b w:val="0"/>
-          <w:sz w:val="21"/>
-        </w:rPr>
-        <w:t xml:space="preserve">），将 </w:t>
-      </w:r>
-      <w:r>
-        <w:rPr>
-          <w:rFonts w:ascii="Consolas" w:hAnsi="Consolas" w:eastAsia="Consolas"/>
-          <w:b w:val="0"/>
-          <w:color w:val="C0392B"/>
-          <w:sz w:val="20"/>
-        </w:rPr>
-        <w:t>app.security.protect-client-api</w:t>
-      </w:r>
-      <w:r>
-        <w:rPr>
-          <w:rFonts w:ascii="宋体" w:hAnsi="宋体" w:eastAsia="宋体"/>
-          <w:b w:val="0"/>
-          <w:sz w:val="21"/>
-        </w:rPr>
-        <w:t xml:space="preserve"> 置 </w:t>
-      </w:r>
-      <w:r>
-        <w:rPr>
-          <w:rFonts w:ascii="Consolas" w:hAnsi="Consolas" w:eastAsia="Consolas"/>
-          <w:b w:val="0"/>
-          <w:color w:val="C0392B"/>
-          <w:sz w:val="20"/>
-        </w:rPr>
-        <w:t>true</w:t>
-      </w:r>
-      <w:r>
-        <w:rPr>
-          <w:rFonts w:ascii="宋体" w:hAnsi="宋体" w:eastAsia="宋体"/>
-          <w:b w:val="0"/>
-          <w:sz w:val="21"/>
-        </w:rPr>
-        <w:t>，把 c 端开放接口一并纳入鉴权。</w:t>
-      </w:r>
-    </w:p>
-    <w:p>
-      <w:pPr>
-        <w:pStyle w:val="ListNumber"/>
-      </w:pPr>
-      <w:r>
-        <w:rPr>
-          <w:rFonts w:ascii="宋体" w:hAnsi="宋体" w:eastAsia="宋体"/>
-          <w:b/>
-          <w:sz w:val="21"/>
-        </w:rPr>
-        <w:t>业务增强</w:t>
-      </w:r>
-      <w:r>
-        <w:rPr>
-          <w:rFonts w:ascii="宋体" w:hAnsi="宋体" w:eastAsia="宋体"/>
-          <w:b w:val="0"/>
-          <w:sz w:val="21"/>
-        </w:rPr>
-        <w:t>：工单状态机流转与改派、SLA 规则在线编辑、套餐上下架审批流。</w:t>
-      </w:r>
-    </w:p>
-    <w:p>
-      <w:pPr>
-        <w:pStyle w:val="ListNumber"/>
-      </w:pPr>
-      <w:r>
-        <w:rPr>
-          <w:rFonts w:ascii="宋体" w:hAnsi="宋体" w:eastAsia="宋体"/>
-          <w:b/>
-          <w:sz w:val="21"/>
-        </w:rPr>
-        <w:t>交付增强</w:t>
-      </w:r>
-      <w:r>
-        <w:rPr>
-          <w:rFonts w:ascii="宋体" w:hAnsi="宋体" w:eastAsia="宋体"/>
-          <w:b w:val="0"/>
-          <w:sz w:val="21"/>
-        </w:rPr>
-        <w:t>：性能监控指标细化（QPS/耗时分位）、操作日志归档策略、CI 流水线。</w:t>
-      </w:r>
-    </w:p>
-    <w:p>
-      <w:pPr>
-        <w:pStyle w:val="ListNumber"/>
-      </w:pPr>
-      <w:r>
-        <w:rPr>
-          <w:rFonts w:ascii="宋体" w:hAnsi="宋体" w:eastAsia="宋体"/>
-          <w:b/>
-          <w:sz w:val="21"/>
-        </w:rPr>
-        <w:t>文档进阶</w:t>
-      </w:r>
-      <w:r>
-        <w:rPr>
-          <w:rFonts w:ascii="宋体" w:hAnsi="宋体" w:eastAsia="宋体"/>
-          <w:b w:val="0"/>
-          <w:sz w:val="21"/>
-        </w:rPr>
-        <w:t>：为正式文档补充封面 / 页眉页脚 / 页码，输出统一版式。</w:t>
-      </w:r>
-    </w:p>
-    <w:p>
-      <w:pPr>
-        <w:ind w:left="227"/>
-      </w:pPr>
-      <w:r>
-        <w:rPr>
-          <w:rFonts w:ascii="宋体" w:hAnsi="宋体" w:eastAsia="宋体"/>
-          <w:b w:val="0"/>
-          <w:color w:val="555555"/>
-          <w:sz w:val="19"/>
-        </w:rPr>
-        <w:t xml:space="preserve">详细路线图与验收标准见 </w:t>
-      </w:r>
-      <w:r>
-        <w:rPr>
-          <w:rFonts w:ascii="宋体" w:hAnsi="宋体" w:eastAsia="宋体"/>
-          <w:b/>
-          <w:color w:val="555555"/>
-          <w:sz w:val="19"/>
-        </w:rPr>
-        <w:t>《系统规划说明书》</w:t>
-      </w:r>
-      <w:r>
-        <w:rPr>
-          <w:rFonts w:ascii="宋体" w:hAnsi="宋体" w:eastAsia="宋体"/>
-          <w:b w:val="0"/>
-          <w:color w:val="555555"/>
-          <w:sz w:val="19"/>
-        </w:rPr>
-        <w:t>。</w:t>
+        <w:t>© 宽带业务管理系统 · 项目总览</w:t>
       </w:r>
     </w:p>
     <w:sectPr>
       <w:pgSz w:w="12240" w:h="15840"/>
-      <w:pgMar w:top="1134" w:right="1247" w:bottom="1134" w:left="1247" w:header="720" w:footer="720" w:gutter="0"/>
+      <w:pgMar w:top="1440" w:right="1800" w:bottom="1440" w:left="1800" w:header="720" w:footer="720" w:gutter="0"/>
       <w:cols w:space="720"/>
       <w:docGrid w:linePitch="360"/>
     </w:sectPr>
@@ -5988,8 +3193,7 @@
     <w:qFormat/>
     <w:rsid w:val="00FC693F"/>
     <w:rPr>
-      <w:rFonts w:ascii="宋体" w:hAnsi="宋体" w:eastAsia="宋体"/>
-      <w:sz w:val="21"/>
+      <w:rFonts w:ascii="Microsoft YaHei" w:hAnsi="Microsoft YaHei" w:eastAsia="Microsoft YaHei"/>
     </w:rPr>
   </w:style>
   <w:style w:type="paragraph" w:styleId="Header">
